--- a/ContinuationProject/WorkingFolder/DISC DEXPI Symbol Definition Requirements.docx
+++ b/ContinuationProject/WorkingFolder/DISC DEXPI Symbol Definition Requirements.docx
@@ -3684,31 +3684,33 @@
         <w:rPr>
           <w:szCs w:val="22"/>
         </w:rPr>
-        <w:t xml:space="preserve">This document provides the requirements for the </w:t>
+        <w:t xml:space="preserve">This document describes the requirements for DISC DEXPI Profile Symbols as used for </w:t>
       </w:r>
       <w:r>
         <w:rPr>
           <w:szCs w:val="22"/>
         </w:rPr>
-        <w:t>DISC</w:t>
+        <w:t xml:space="preserve">the creation of symbols is the engineering tools used to the create the P&amp;ID and resultant DEXPI file and for </w:t>
       </w:r>
       <w:r>
         <w:rPr>
           <w:szCs w:val="22"/>
         </w:rPr>
-        <w:t xml:space="preserve"> DEXPI project transfer of the P&amp;ID between intelligent engineering systems using the DEXPI </w:t>
-      </w:r>
+        <w:t xml:space="preserve">verification of </w:t>
+      </w:r>
+      <w:proofErr w:type="spellStart"/>
       <w:r>
         <w:rPr>
           <w:szCs w:val="22"/>
         </w:rPr>
-        <w:t>2.0</w:t>
-      </w:r>
+        <w:t>of</w:t>
+      </w:r>
+      <w:proofErr w:type="spellEnd"/>
       <w:r>
         <w:rPr>
           <w:szCs w:val="22"/>
         </w:rPr>
-        <w:t xml:space="preserve"> standard.</w:t>
+        <w:t xml:space="preserve"> these files.</w:t>
       </w:r>
     </w:p>
     <w:p>
@@ -4446,9 +4448,9 @@
           <w:bCs w:val="0"/>
         </w:rPr>
       </w:pPr>
-      <w:bookmarkStart w:id="33" w:name="OLE_LINK1"/>
-      <w:bookmarkStart w:id="34" w:name="OLE_LINK2"/>
-      <w:bookmarkStart w:id="35" w:name="_Toc211258259"/>
+      <w:bookmarkStart w:id="33" w:name="_Toc211258259"/>
+      <w:bookmarkStart w:id="34" w:name="OLE_LINK1"/>
+      <w:bookmarkStart w:id="35" w:name="OLE_LINK2"/>
       <w:r>
         <w:rPr>
           <w:rStyle w:val="Strong"/>
@@ -4457,10 +4459,10 @@
         </w:rPr>
         <w:t>Overview</w:t>
       </w:r>
-      <w:bookmarkEnd w:id="35"/>
-    </w:p>
-    <w:bookmarkEnd w:id="33"/>
+      <w:bookmarkEnd w:id="33"/>
+    </w:p>
     <w:bookmarkEnd w:id="34"/>
+    <w:bookmarkEnd w:id="35"/>
     <w:p>
       <w:pPr>
         <w:rPr>
@@ -4508,13 +4510,13 @@
         <w:rPr>
           <w:szCs w:val="22"/>
         </w:rPr>
-        <w:t xml:space="preserve"> DEXPI project the content of the P&amp;ID has been broken down into the groups shown in the figure below; requirements regarding the transfer of each group are detailed in the sections below with a focus on the C01 example</w:t>
+        <w:t xml:space="preserve"> DEXPI project the content of the P&amp;ID </w:t>
       </w:r>
       <w:r>
         <w:rPr>
           <w:szCs w:val="22"/>
         </w:rPr>
-        <w:t xml:space="preserve"> as redrafted by Aibel</w:t>
+        <w:t>has been transcribed into a digital information model DEXPI through the detailed use of symbol definitions and their mapping, either directly or through the use of project criteria to DEXPI class types or subtypes</w:t>
       </w:r>
       <w:r>
         <w:rPr>
@@ -4528,21 +4530,17 @@
         <w:pStyle w:val="Heading1"/>
       </w:pPr>
       <w:bookmarkStart w:id="36" w:name="_Toc211258260"/>
-      <w:proofErr w:type="spellStart"/>
-      <w:r>
-        <w:t>DrawIO</w:t>
-      </w:r>
-      <w:proofErr w:type="spellEnd"/>
-      <w:r>
-        <w:t xml:space="preserve"> symbol definition and </w:t>
-      </w:r>
-      <w:proofErr w:type="spellStart"/>
-      <w:r>
-        <w:t>svg</w:t>
-      </w:r>
-      <w:proofErr w:type="spellEnd"/>
-      <w:r>
-        <w:t xml:space="preserve"> export plugin</w:t>
+      <w:r>
+        <w:t>DISC DEXPI Profile S</w:t>
+      </w:r>
+      <w:r>
+        <w:t xml:space="preserve">ymbol </w:t>
+      </w:r>
+      <w:r>
+        <w:t>D</w:t>
+      </w:r>
+      <w:r>
+        <w:t>efinition</w:t>
       </w:r>
       <w:bookmarkEnd w:id="36"/>
     </w:p>
@@ -4557,625 +4555,1224 @@
       <w:bookmarkEnd w:id="37"/>
     </w:p>
     <w:p>
-      <w:hyperlink r:id="rId15" w:history="1">
-        <w:proofErr w:type="spellStart"/>
-        <w:r>
-          <w:rPr>
-            <w:rStyle w:val="Hyperlink"/>
-          </w:rPr>
-          <w:t>DrawIO</w:t>
-        </w:r>
-        <w:proofErr w:type="spellEnd"/>
-      </w:hyperlink>
-      <w:r>
-        <w:t xml:space="preserve"> (transitioning to diagrams.net) is an </w:t>
-      </w:r>
-      <w:hyperlink r:id="rId16" w:history="1">
-        <w:r>
-          <w:rPr>
-            <w:rStyle w:val="Hyperlink"/>
-          </w:rPr>
-          <w:t>open source</w:t>
-        </w:r>
-      </w:hyperlink>
-      <w:r>
-        <w:t xml:space="preserve"> technology for building diagramming applications. The application has been chosen to produce the symbols used within the DISC DEXPI project.</w:t>
-      </w:r>
-    </w:p>
-    <w:p>
-      <w:r>
-        <w:t xml:space="preserve">In addition to the functionality provided as-is by the product it was also necessary to build an additional plug-in to provide bulk export of </w:t>
-      </w:r>
-      <w:proofErr w:type="spellStart"/>
-      <w:r>
-        <w:t>svg</w:t>
-      </w:r>
-      <w:proofErr w:type="spellEnd"/>
-      <w:r>
-        <w:t xml:space="preserve"> files with support for layers and dimensioning of the symbol.</w:t>
-      </w:r>
-    </w:p>
-    <w:p>
-      <w:r>
-        <w:t xml:space="preserve">The plug-in has been developed by </w:t>
-      </w:r>
-      <w:hyperlink r:id="rId17" w:history="1">
-        <w:proofErr w:type="spellStart"/>
-        <w:r>
-          <w:rPr>
-            <w:rStyle w:val="Hyperlink"/>
-          </w:rPr>
-          <w:t>pnb</w:t>
-        </w:r>
-        <w:proofErr w:type="spellEnd"/>
-        <w:r>
-          <w:rPr>
-            <w:rStyle w:val="Hyperlink"/>
-          </w:rPr>
-          <w:t xml:space="preserve"> plants &amp; bytes GmbH</w:t>
-        </w:r>
-      </w:hyperlink>
-      <w:r>
-        <w:t xml:space="preserve"> for Equinor </w:t>
-      </w:r>
-    </w:p>
-    <w:p>
-      <w:r>
-        <w:t>This document describes:</w:t>
-      </w:r>
-    </w:p>
-    <w:p>
-      <w:pPr>
-        <w:pStyle w:val="ListParagraph"/>
+      <w:pPr>
+        <w:rPr>
+          <w:lang w:val="en-US"/>
+        </w:rPr>
+      </w:pPr>
+      <w:r>
+        <w:rPr>
+          <w:lang w:val="en-US"/>
+        </w:rPr>
+        <w:t>A Profile/Symbol defines:</w:t>
+      </w:r>
+    </w:p>
+    <w:p>
+      <w:pPr>
+        <w:rPr>
+          <w:lang w:val="en-US"/>
+        </w:rPr>
+      </w:pPr>
+      <w:r>
+        <w:rPr>
+          <w:lang w:val="en-US"/>
+        </w:rPr>
+        <w:t>- The graphical appearance of a symbol</w:t>
+      </w:r>
+    </w:p>
+    <w:p>
+      <w:pPr>
+        <w:rPr>
+          <w:lang w:val="en-US"/>
+        </w:rPr>
+      </w:pPr>
+      <w:r>
+        <w:rPr>
+          <w:lang w:val="en-US"/>
+        </w:rPr>
+        <w:t>- Its symbol variants and variant-selection rules</w:t>
+      </w:r>
+    </w:p>
+    <w:p>
+      <w:pPr>
+        <w:rPr>
+          <w:lang w:val="en-US"/>
+        </w:rPr>
+      </w:pPr>
+      <w:r>
+        <w:rPr>
+          <w:lang w:val="en-US"/>
+        </w:rPr>
+        <w:t>- The node positions allowed for connections</w:t>
+      </w:r>
+    </w:p>
+    <w:p>
+      <w:pPr>
+        <w:rPr>
+          <w:lang w:val="en-US"/>
+        </w:rPr>
+      </w:pPr>
+      <w:r>
+        <w:rPr>
+          <w:lang w:val="en-US"/>
+        </w:rPr>
+        <w:t>- The label templates and their placement</w:t>
+      </w:r>
+    </w:p>
+    <w:p>
+      <w:pPr>
+        <w:rPr>
+          <w:lang w:val="en-US"/>
+        </w:rPr>
+      </w:pPr>
+      <w:r>
+        <w:rPr>
+          <w:lang w:val="en-US"/>
+        </w:rPr>
+        <w:t>- The rules for rotation and mirroring</w:t>
+      </w:r>
+    </w:p>
+    <w:p>
+      <w:pPr>
+        <w:rPr>
+          <w:lang w:val="en-US"/>
+        </w:rPr>
+      </w:pPr>
+      <w:r>
+        <w:rPr>
+          <w:lang w:val="en-US"/>
+        </w:rPr>
+        <w:t>- The mapping between symbols and DEXPI class elements</w:t>
+      </w:r>
+    </w:p>
+    <w:p>
+      <w:pPr>
+        <w:rPr>
+          <w:lang w:val="en-US"/>
+        </w:rPr>
+      </w:pPr>
+      <w:r>
+        <w:rPr>
+          <w:lang w:val="en-US"/>
+        </w:rPr>
+        <w:t>These requirements are used when validating a DEXPI file to ensure that:</w:t>
+      </w:r>
+    </w:p>
+    <w:p>
+      <w:pPr>
+        <w:rPr>
+          <w:lang w:val="en-US"/>
+        </w:rPr>
+      </w:pPr>
+      <w:r>
+        <w:rPr>
+          <w:lang w:val="en-US"/>
+        </w:rPr>
+        <w:t>1. The instantiated symbol matches the intended class element.</w:t>
+      </w:r>
+    </w:p>
+    <w:p>
+      <w:pPr>
+        <w:rPr>
+          <w:lang w:val="en-US"/>
+        </w:rPr>
+      </w:pPr>
+      <w:r>
+        <w:rPr>
+          <w:lang w:val="en-US"/>
+        </w:rPr>
+        <w:t>2. The symbol variant selected in the drawing corresponds to the attribute/value condition in the DEXPI data.</w:t>
+      </w:r>
+    </w:p>
+    <w:p>
+      <w:pPr>
+        <w:rPr>
+          <w:lang w:val="en-US"/>
+        </w:rPr>
+      </w:pPr>
+      <w:r>
+        <w:rPr>
+          <w:lang w:val="en-US"/>
+        </w:rPr>
+        <w:t>3. The node connections comply with the declared node position types and min/max constraints.</w:t>
+      </w:r>
+    </w:p>
+    <w:p>
+      <w:pPr>
+        <w:rPr>
+          <w:lang w:val="en-US"/>
+        </w:rPr>
+      </w:pPr>
+      <w:r>
+        <w:rPr>
+          <w:lang w:val="en-US"/>
+        </w:rPr>
+        <w:lastRenderedPageBreak/>
+        <w:t>4. The labels shown in the drawing follow the specified positions and attribute references.</w:t>
+      </w:r>
+    </w:p>
+    <w:p>
+      <w:pPr>
+        <w:pStyle w:val="Heading1"/>
+      </w:pPr>
+      <w:r>
+        <w:t>Symbol Definition and Identity Requirements</w:t>
+      </w:r>
+    </w:p>
+    <w:p>
+      <w:r>
+        <w:t>The symbol definition applied within the DISC DEXPI project provides the details needed to ensure that the CAD vendors can create each symbol using defined dimensions along with specified origin and connection point ordinates.</w:t>
+      </w:r>
+    </w:p>
+    <w:p>
+      <w:pPr>
         <w:numPr>
           <w:ilvl w:val="0"/>
-          <w:numId w:val="32"/>
+          <w:numId w:val="19"/>
         </w:numPr>
-        <w:spacing w:before="0"/>
-      </w:pPr>
-      <w:r>
-        <w:t>The structure of the symbol definition with reference to use of layers, special symbols and property values</w:t>
-      </w:r>
-    </w:p>
-    <w:p>
-      <w:pPr>
-        <w:pStyle w:val="ListParagraph"/>
+        <w:rPr>
+          <w:b/>
+          <w:bCs/>
+          <w:lang w:val="en-US"/>
+        </w:rPr>
+      </w:pPr>
+      <w:r>
+        <w:rPr>
+          <w:b/>
+          <w:bCs/>
+          <w:lang w:val="en-US"/>
+        </w:rPr>
+        <w:t>2.1 Unique Symbol Reference</w:t>
+      </w:r>
+    </w:p>
+    <w:p>
+      <w:pPr>
+        <w:rPr>
+          <w:lang w:val="en-US"/>
+        </w:rPr>
+      </w:pPr>
+      <w:r>
+        <w:rPr>
+          <w:lang w:val="en-US"/>
+        </w:rPr>
+        <w:t>Each symbol must define a unique:</w:t>
+      </w:r>
+      <w:r>
+        <w:rPr>
+          <w:lang w:val="en-US"/>
+        </w:rPr>
+        <w:br/>
+      </w:r>
+    </w:p>
+    <w:p>
+      <w:pPr>
+        <w:rPr>
+          <w:lang w:val="en-US"/>
+        </w:rPr>
+      </w:pPr>
+      <w:r>
+        <w:rPr>
+          <w:lang w:val="en-US"/>
+        </w:rPr>
+        <w:t>Symbol name (Object/@name at Profile/Symbol level)</w:t>
+      </w:r>
+    </w:p>
+    <w:p>
+      <w:pPr>
+        <w:rPr>
+          <w:lang w:val="en-US"/>
+        </w:rPr>
+      </w:pPr>
+      <w:proofErr w:type="spellStart"/>
+      <w:r>
+        <w:rPr>
+          <w:lang w:val="en-US"/>
+        </w:rPr>
+        <w:t>SymbolVariant</w:t>
+      </w:r>
+      <w:proofErr w:type="spellEnd"/>
+      <w:r>
+        <w:rPr>
+          <w:lang w:val="en-US"/>
+        </w:rPr>
+        <w:t xml:space="preserve"> name (Object/@name under Variants)</w:t>
+      </w:r>
+    </w:p>
+    <w:p>
+      <w:pPr>
+        <w:rPr>
+          <w:lang w:val="en-US"/>
+        </w:rPr>
+      </w:pPr>
+      <w:r>
+        <w:rPr>
+          <w:lang w:val="en-US"/>
+        </w:rPr>
+        <w:t>These must be unique within the profile namespace and serve as the reference for validation.</w:t>
+      </w:r>
+    </w:p>
+    <w:p>
+      <w:pPr>
         <w:numPr>
           <w:ilvl w:val="0"/>
-          <w:numId w:val="32"/>
+          <w:numId w:val="19"/>
         </w:numPr>
-        <w:spacing w:before="0"/>
-      </w:pPr>
-      <w:r>
-        <w:t xml:space="preserve">How to install the plug-in </w:t>
-      </w:r>
-    </w:p>
-    <w:p>
-      <w:pPr>
-        <w:pStyle w:val="ListParagraph"/>
+        <w:rPr>
+          <w:b/>
+          <w:bCs/>
+          <w:lang w:val="en-US"/>
+        </w:rPr>
+      </w:pPr>
+      <w:r>
+        <w:rPr>
+          <w:b/>
+          <w:bCs/>
+          <w:lang w:val="en-US"/>
+        </w:rPr>
+        <w:t xml:space="preserve">2.2 </w:t>
+      </w:r>
+      <w:proofErr w:type="spellStart"/>
+      <w:r>
+        <w:rPr>
+          <w:b/>
+          <w:bCs/>
+          <w:lang w:val="en-US"/>
+        </w:rPr>
+        <w:t>MetaData</w:t>
+      </w:r>
+      <w:proofErr w:type="spellEnd"/>
+      <w:r>
+        <w:rPr>
+          <w:b/>
+          <w:bCs/>
+          <w:lang w:val="en-US"/>
+        </w:rPr>
+        <w:t xml:space="preserve"> Usage Requirement</w:t>
+      </w:r>
+    </w:p>
+    <w:p>
+      <w:pPr>
+        <w:rPr>
+          <w:lang w:val="en-US"/>
+        </w:rPr>
+      </w:pPr>
+      <w:r>
+        <w:rPr>
+          <w:lang w:val="en-US"/>
+        </w:rPr>
+        <w:t>A symbol must specify the intended DEXPI class element through the property Data property="</w:t>
+      </w:r>
+      <w:proofErr w:type="spellStart"/>
+      <w:r>
+        <w:rPr>
+          <w:lang w:val="en-US"/>
+        </w:rPr>
+        <w:t>MetaData</w:t>
+      </w:r>
+      <w:proofErr w:type="spellEnd"/>
+      <w:r>
+        <w:rPr>
+          <w:lang w:val="en-US"/>
+        </w:rPr>
+        <w:t>/usage". Validation uses this to ensure that a P&amp;ID symbol instance is linked to a DEXPI element of a compatible class.</w:t>
+      </w:r>
+    </w:p>
+    <w:p>
+      <w:pPr>
         <w:numPr>
           <w:ilvl w:val="0"/>
-          <w:numId w:val="32"/>
+          <w:numId w:val="19"/>
         </w:numPr>
-        <w:spacing w:before="0"/>
-      </w:pPr>
-      <w:r>
-        <w:t xml:space="preserve">The configuration settings for the plug-in. </w:t>
-      </w:r>
-    </w:p>
-    <w:p>
-      <w:pPr>
-        <w:pStyle w:val="Heading1"/>
-      </w:pPr>
-      <w:bookmarkStart w:id="38" w:name="_Toc211258262"/>
-      <w:proofErr w:type="spellStart"/>
-      <w:r>
-        <w:t>DrawIO</w:t>
-      </w:r>
-      <w:proofErr w:type="spellEnd"/>
-      <w:r>
-        <w:t xml:space="preserve"> symbol definition</w:t>
-      </w:r>
-      <w:bookmarkEnd w:id="38"/>
-    </w:p>
-    <w:p>
-      <w:r>
-        <w:t>The symbol definition applied within the DISC DEXPI project provides the details needed to ensure that the CAD vendors can create each symbol using defined dimensions along with specified origin and connection point ordinates.</w:t>
-      </w:r>
-    </w:p>
-    <w:p>
-      <w:pPr>
-        <w:pStyle w:val="Heading2"/>
-      </w:pPr>
-      <w:bookmarkStart w:id="39" w:name="_Toc211258263"/>
-      <w:r>
-        <w:t>Layer definition</w:t>
-      </w:r>
-      <w:bookmarkEnd w:id="39"/>
-    </w:p>
-    <w:p>
-      <w:r>
-        <w:t xml:space="preserve">Each symbol is drafted with the following layers. Layers can be turn on/off as required to view the information pertaining to that layer. The case sensitive layer name is used within the configuration of the </w:t>
-      </w:r>
-      <w:proofErr w:type="spellStart"/>
-      <w:r>
-        <w:t>svg</w:t>
-      </w:r>
-      <w:proofErr w:type="spellEnd"/>
-      <w:r>
-        <w:t xml:space="preserve"> export plug-in to define which layer information shall be exported within the given export file. (Ref: </w:t>
-      </w:r>
-      <w:r>
-        <w:fldChar w:fldCharType="begin"/>
-      </w:r>
-      <w:r>
-        <w:instrText xml:space="preserve"> REF _Ref133925291 \h </w:instrText>
-      </w:r>
-      <w:r>
-        <w:fldChar w:fldCharType="separate"/>
-      </w:r>
-      <w:r>
-        <w:t>Configuration Options</w:t>
-      </w:r>
-      <w:r>
-        <w:fldChar w:fldCharType="end"/>
-      </w:r>
-      <w:r>
-        <w:t>)</w:t>
-      </w:r>
-    </w:p>
-    <w:p>
-      <w:pPr>
-        <w:pStyle w:val="ListParagraph"/>
+        <w:rPr>
+          <w:b/>
+          <w:bCs/>
+          <w:lang w:val="en-US"/>
+        </w:rPr>
+      </w:pPr>
+      <w:r>
+        <w:rPr>
+          <w:b/>
+          <w:bCs/>
+          <w:lang w:val="en-US"/>
+        </w:rPr>
+        <w:t>3. Origo and Coordinate System Requirements</w:t>
+      </w:r>
+    </w:p>
+    <w:p>
+      <w:pPr>
         <w:numPr>
           <w:ilvl w:val="0"/>
-          <w:numId w:val="31"/>
+          <w:numId w:val="19"/>
         </w:numPr>
-        <w:spacing w:before="0"/>
-      </w:pPr>
-      <w:r>
-        <w:t>Symbol</w:t>
-      </w:r>
-      <w:r>
-        <w:tab/>
-      </w:r>
-      <w:r>
-        <w:tab/>
-        <w:t>- the ‘raw’ symbol that will be drafted in the 2D CAD tool</w:t>
-      </w:r>
-    </w:p>
-    <w:p>
-      <w:pPr>
-        <w:pStyle w:val="ListParagraph"/>
+        <w:rPr>
+          <w:b/>
+          <w:bCs/>
+          <w:lang w:val="en-US"/>
+        </w:rPr>
+      </w:pPr>
+      <w:r>
+        <w:rPr>
+          <w:b/>
+          <w:bCs/>
+          <w:lang w:val="en-US"/>
+        </w:rPr>
+        <w:t>3.1 Symbol Origo</w:t>
+      </w:r>
+    </w:p>
+    <w:p>
+      <w:pPr>
+        <w:rPr>
+          <w:lang w:val="en-US"/>
+        </w:rPr>
+      </w:pPr>
+      <w:r>
+        <w:rPr>
+          <w:lang w:val="en-US"/>
+        </w:rPr>
+        <w:t>The origo is defined as the (0,0) coordinate of the symbol coordinate system. All graphical primitives, node positions, and label positions must be defined relative to (0,0). Validation verifies that the instantiated symbol is geometrically consistent when translated/scaled into drawing coordinates.</w:t>
+      </w:r>
+    </w:p>
+    <w:p>
+      <w:pPr>
         <w:numPr>
           <w:ilvl w:val="0"/>
-          <w:numId w:val="31"/>
+          <w:numId w:val="19"/>
         </w:numPr>
-        <w:spacing w:before="0"/>
-      </w:pPr>
-      <w:r>
-        <w:t>Origo</w:t>
-      </w:r>
-      <w:r>
-        <w:tab/>
-      </w:r>
-      <w:r>
-        <w:tab/>
-        <w:t>- red circle designating the origin point of the symbol</w:t>
-      </w:r>
-    </w:p>
-    <w:p>
-      <w:pPr>
-        <w:pStyle w:val="ListParagraph"/>
+        <w:rPr>
+          <w:b/>
+          <w:bCs/>
+          <w:lang w:val="en-US"/>
+        </w:rPr>
+      </w:pPr>
+      <w:r>
+        <w:rPr>
+          <w:b/>
+          <w:bCs/>
+          <w:lang w:val="en-US"/>
+        </w:rPr>
+        <w:t>3.2 Bounding Box</w:t>
+      </w:r>
+    </w:p>
+    <w:p>
+      <w:pPr>
+        <w:rPr>
+          <w:lang w:val="en-US"/>
+        </w:rPr>
+      </w:pPr>
+      <w:r>
+        <w:rPr>
+          <w:lang w:val="en-US"/>
+        </w:rPr>
+        <w:t xml:space="preserve">Each variant must declare </w:t>
+      </w:r>
+      <w:proofErr w:type="spellStart"/>
+      <w:r>
+        <w:rPr>
+          <w:lang w:val="en-US"/>
+        </w:rPr>
+        <w:t>MinX</w:t>
+      </w:r>
+      <w:proofErr w:type="spellEnd"/>
+      <w:r>
+        <w:rPr>
+          <w:lang w:val="en-US"/>
+        </w:rPr>
+        <w:t xml:space="preserve">, </w:t>
+      </w:r>
+      <w:proofErr w:type="spellStart"/>
+      <w:r>
+        <w:rPr>
+          <w:lang w:val="en-US"/>
+        </w:rPr>
+        <w:t>MaxX</w:t>
+      </w:r>
+      <w:proofErr w:type="spellEnd"/>
+      <w:r>
+        <w:rPr>
+          <w:lang w:val="en-US"/>
+        </w:rPr>
+        <w:t xml:space="preserve">, </w:t>
+      </w:r>
+      <w:proofErr w:type="spellStart"/>
+      <w:r>
+        <w:rPr>
+          <w:lang w:val="en-US"/>
+        </w:rPr>
+        <w:t>MinY</w:t>
+      </w:r>
+      <w:proofErr w:type="spellEnd"/>
+      <w:r>
+        <w:rPr>
+          <w:lang w:val="en-US"/>
+        </w:rPr>
+        <w:t>, and MaxY. These values define the graphical bounds for collision detection and layout verification.</w:t>
+      </w:r>
+    </w:p>
+    <w:p>
+      <w:pPr>
         <w:numPr>
           <w:ilvl w:val="0"/>
-          <w:numId w:val="31"/>
+          <w:numId w:val="19"/>
         </w:numPr>
-        <w:spacing w:before="0"/>
-      </w:pPr>
-      <w:r>
-        <w:t>Label</w:t>
-      </w:r>
-      <w:r>
-        <w:tab/>
-      </w:r>
-      <w:r>
-        <w:tab/>
-        <w:t>- general label placement and lookup code for attributes within the label</w:t>
-      </w:r>
-    </w:p>
-    <w:p>
-      <w:pPr>
-        <w:pStyle w:val="ListParagraph"/>
+        <w:rPr>
+          <w:b/>
+          <w:bCs/>
+          <w:lang w:val="en-US"/>
+        </w:rPr>
+      </w:pPr>
+      <w:r>
+        <w:rPr>
+          <w:b/>
+          <w:bCs/>
+          <w:lang w:val="en-US"/>
+        </w:rPr>
+        <w:t>4. Symbol Variant Requirements</w:t>
+      </w:r>
+    </w:p>
+    <w:p>
+      <w:pPr>
         <w:numPr>
           <w:ilvl w:val="0"/>
-          <w:numId w:val="31"/>
+          <w:numId w:val="19"/>
         </w:numPr>
-        <w:spacing w:before="0"/>
-      </w:pPr>
-      <w:r>
-        <w:t>Connection</w:t>
-      </w:r>
-      <w:r>
-        <w:tab/>
-        <w:t>- green circles designating key connection points for the symbol</w:t>
-      </w:r>
-    </w:p>
-    <w:p>
-      <w:pPr>
-        <w:pStyle w:val="ListParagraph"/>
+        <w:rPr>
+          <w:b/>
+          <w:bCs/>
+          <w:lang w:val="en-US"/>
+        </w:rPr>
+      </w:pPr>
+      <w:r>
+        <w:rPr>
+          <w:b/>
+          <w:bCs/>
+          <w:lang w:val="en-US"/>
+        </w:rPr>
+        <w:t>4.1 Base Variant</w:t>
+      </w:r>
+    </w:p>
+    <w:p>
+      <w:pPr>
+        <w:rPr>
+          <w:lang w:val="en-US"/>
+        </w:rPr>
+      </w:pPr>
+      <w:r>
+        <w:rPr>
+          <w:lang w:val="en-US"/>
+        </w:rPr>
+        <w:lastRenderedPageBreak/>
+        <w:t>At least one variant must be unconditional (no Condition property). This is the default representation.</w:t>
+      </w:r>
+    </w:p>
+    <w:p>
+      <w:pPr>
         <w:numPr>
           <w:ilvl w:val="0"/>
-          <w:numId w:val="31"/>
+          <w:numId w:val="19"/>
         </w:numPr>
-        <w:spacing w:before="0"/>
-      </w:pPr>
-      <w:r>
-        <w:t xml:space="preserve">Option </w:t>
-      </w:r>
-      <w:r>
-        <w:rPr>
-          <w:i/>
-          <w:iCs/>
-        </w:rPr>
-        <w:t>#</w:t>
-      </w:r>
-      <w:r>
-        <w:t> </w:t>
-      </w:r>
-      <w:r>
-        <w:tab/>
-        <w:t>- ** optional layer(s) e.g., Option1 &amp; Option2 displaying the symbol for different attribute settings (example: PV003A has 3 variants based on open/close settings)</w:t>
-      </w:r>
-    </w:p>
-    <w:p>
-      <w:pPr>
-        <w:pStyle w:val="Heading2"/>
-      </w:pPr>
-      <w:bookmarkStart w:id="40" w:name="_Toc211258264"/>
-      <w:r>
-        <w:t>‘Special’ symbol definition</w:t>
-      </w:r>
-      <w:bookmarkEnd w:id="40"/>
-    </w:p>
-    <w:p>
-      <w:r>
-        <w:t xml:space="preserve">The DISC DEXPI symbol legend uses special coloured circle symbols to identify origin and connection points: the centre of the circle provides the exact </w:t>
-      </w:r>
-      <w:proofErr w:type="spellStart"/>
-      <w:proofErr w:type="gramStart"/>
-      <w:r>
-        <w:t>x,y</w:t>
-      </w:r>
-      <w:proofErr w:type="spellEnd"/>
-      <w:proofErr w:type="gramEnd"/>
-      <w:r>
-        <w:t xml:space="preserve"> ordinates of the origin / connection point. The use of coloured circles allows for both human and </w:t>
-      </w:r>
-      <w:proofErr w:type="gramStart"/>
-      <w:r>
-        <w:t>machine readable</w:t>
-      </w:r>
-      <w:proofErr w:type="gramEnd"/>
-      <w:r>
-        <w:t xml:space="preserve"> interpretation of this important information.</w:t>
-      </w:r>
-    </w:p>
-    <w:p>
-      <w:r>
-        <w:rPr>
-          <w:rStyle w:val="Strong"/>
-        </w:rPr>
-        <w:lastRenderedPageBreak/>
-        <w:t>Origin (origo):</w:t>
-      </w:r>
-      <w:r>
-        <w:t xml:space="preserve"> Identified by red (RGB: 255,0,0    Hex: </w:t>
-      </w:r>
-      <w:r>
-        <w:t>#ff0000</w:t>
-      </w:r>
-      <w:r>
-        <w:t>) circle</w:t>
-      </w:r>
-    </w:p>
-    <w:p>
-      <w:r>
-        <w:rPr>
-          <w:rStyle w:val="Strong"/>
-        </w:rPr>
-        <w:t>Connection Points:</w:t>
-      </w:r>
-      <w:r>
-        <w:t xml:space="preserve"> Identified by green (RGB: 0, 255,0    Hex: #</w:t>
-      </w:r>
-      <w:r>
-        <w:t>00FF00</w:t>
-      </w:r>
-      <w:r>
-        <w:t>) circle</w:t>
-      </w:r>
-    </w:p>
-    <w:p>
-      <w:pPr>
-        <w:pStyle w:val="Heading2"/>
-      </w:pPr>
-      <w:bookmarkStart w:id="41" w:name="_Toc211258265"/>
-      <w:r>
-        <w:t>Property definition</w:t>
-      </w:r>
-      <w:bookmarkEnd w:id="41"/>
-    </w:p>
-    <w:p>
-      <w:pPr>
-        <w:pStyle w:val="Heading3"/>
-      </w:pPr>
-      <w:bookmarkStart w:id="42" w:name="_Toc211258266"/>
-      <w:r>
-        <w:t>Dimension:</w:t>
-      </w:r>
-      <w:bookmarkEnd w:id="42"/>
-    </w:p>
-    <w:p>
-      <w:r>
-        <w:t xml:space="preserve">Each symbol must be specified with a primary width and height dimension line. Properties of these lines are used within the </w:t>
-      </w:r>
-      <w:proofErr w:type="spellStart"/>
-      <w:r>
-        <w:t>svg</w:t>
-      </w:r>
-      <w:proofErr w:type="spellEnd"/>
-      <w:r>
-        <w:t xml:space="preserve"> export plugin to </w:t>
-      </w:r>
-      <w:proofErr w:type="spellStart"/>
-      <w:r>
-        <w:t>redimension</w:t>
-      </w:r>
-      <w:proofErr w:type="spellEnd"/>
-      <w:r>
-        <w:t xml:space="preserve"> the exported symbol to the correct size and add dimension lines to the output file via settings in the export configuration. </w:t>
-      </w:r>
-    </w:p>
-    <w:p>
-      <w:r>
-        <w:rPr>
-          <w:noProof/>
-        </w:rPr>
-        <w:drawing>
-          <wp:anchor distT="0" distB="0" distL="114300" distR="114300" simplePos="0" relativeHeight="251660290" behindDoc="0" locked="0" layoutInCell="1" allowOverlap="1" wp14:anchorId="0D192F67" wp14:editId="1A3C44CF">
-            <wp:simplePos x="0" y="0"/>
-            <wp:positionH relativeFrom="column">
-              <wp:align>left</wp:align>
-            </wp:positionH>
-            <wp:positionV relativeFrom="paragraph">
-              <wp:posOffset>8141970</wp:posOffset>
-            </wp:positionV>
-            <wp:extent cx="1526875" cy="1285050"/>
-            <wp:effectExtent l="0" t="0" r="0" b="0"/>
-            <wp:wrapThrough wrapText="bothSides">
-              <wp:wrapPolygon edited="0">
-                <wp:start x="0" y="0"/>
-                <wp:lineTo x="0" y="21141"/>
-                <wp:lineTo x="21295" y="21141"/>
-                <wp:lineTo x="21295" y="0"/>
-                <wp:lineTo x="0" y="0"/>
-              </wp:wrapPolygon>
-            </wp:wrapThrough>
-            <wp:docPr id="1610614658" name="Picture 1" descr="A screenshot of a computer&#10;&#10;Description automatically generated"/>
-            <wp:cNvGraphicFramePr>
-              <a:graphicFrameLocks xmlns:a="http://schemas.openxmlformats.org/drawingml/2006/main" noChangeAspect="1"/>
-            </wp:cNvGraphicFramePr>
-            <a:graphic xmlns:a="http://schemas.openxmlformats.org/drawingml/2006/main">
-              <a:graphicData uri="http://schemas.openxmlformats.org/drawingml/2006/picture">
-                <pic:pic xmlns:pic="http://schemas.openxmlformats.org/drawingml/2006/picture">
-                  <pic:nvPicPr>
-                    <pic:cNvPr id="1610614658" name="Picture 1" descr="A screenshot of a computer&#10;&#10;Description automatically generated"/>
-                    <pic:cNvPicPr/>
-                  </pic:nvPicPr>
-                  <pic:blipFill>
-                    <a:blip r:embed="rId18" cstate="print">
-                      <a:extLst>
-                        <a:ext uri="{28A0092B-C50C-407E-A947-70E740481C1C}">
-                          <a14:useLocalDpi xmlns:a14="http://schemas.microsoft.com/office/drawing/2010/main" val="0"/>
-                        </a:ext>
-                      </a:extLst>
-                    </a:blip>
-                    <a:stretch>
-                      <a:fillRect/>
-                    </a:stretch>
-                  </pic:blipFill>
-                  <pic:spPr>
-                    <a:xfrm>
-                      <a:off x="0" y="0"/>
-                      <a:ext cx="1536191" cy="1292891"/>
-                    </a:xfrm>
-                    <a:prstGeom prst="rect">
-                      <a:avLst/>
-                    </a:prstGeom>
-                  </pic:spPr>
-                </pic:pic>
-              </a:graphicData>
-            </a:graphic>
-            <wp14:sizeRelH relativeFrom="page">
-              <wp14:pctWidth>0</wp14:pctWidth>
-            </wp14:sizeRelH>
-            <wp14:sizeRelV relativeFrom="page">
-              <wp14:pctHeight>0</wp14:pctHeight>
-            </wp14:sizeRelV>
-          </wp:anchor>
-        </w:drawing>
-      </w:r>
-      <w:r>
-        <w:t>The dimension properties must be added to the Symbol layer.</w:t>
-      </w:r>
-    </w:p>
-    <w:p>
-      <w:r>
-        <w:rPr>
-          <w:rStyle w:val="Strong"/>
-        </w:rPr>
-        <w:t xml:space="preserve">Width: </w:t>
-      </w:r>
-      <w:r>
-        <w:rPr>
-          <w:rStyle w:val="Strong"/>
-        </w:rPr>
-        <w:tab/>
-      </w:r>
-      <w:r>
-        <w:t>indicates primary width dimension as a numeric value</w:t>
-      </w:r>
-    </w:p>
-    <w:p>
-      <w:pPr>
-        <w:rPr>
-          <w:rStyle w:val="Strong"/>
-        </w:rPr>
-      </w:pPr>
-      <w:r>
         <w:rPr>
           <w:b/>
           <w:bCs/>
-        </w:rPr>
-        <w:t xml:space="preserve">Height: </w:t>
-      </w:r>
+          <w:lang w:val="en-US"/>
+        </w:rPr>
+      </w:pPr>
       <w:r>
         <w:rPr>
           <w:b/>
           <w:bCs/>
-        </w:rPr>
-        <w:tab/>
-      </w:r>
-      <w:r>
-        <w:t>indicates primary height dimension as a numeric value</w:t>
-      </w:r>
-    </w:p>
-    <w:p>
-      <w:r>
-        <w:rPr>
-          <w:rStyle w:val="Strong"/>
-        </w:rPr>
-        <w:t xml:space="preserve">UoM: </w:t>
-      </w:r>
-      <w:r>
-        <w:rPr>
-          <w:rStyle w:val="Strong"/>
-        </w:rPr>
-        <w:tab/>
-      </w:r>
-      <w:r>
-        <w:t>Unit of Measure – currently only mm is supported.</w:t>
-      </w:r>
-    </w:p>
-    <w:p/>
-    <w:p>
-      <w:pPr>
-        <w:pStyle w:val="Heading3"/>
-      </w:pPr>
-      <w:bookmarkStart w:id="43" w:name="_Toc211258267"/>
-      <w:r>
-        <w:t>Connection Point:</w:t>
-      </w:r>
-      <w:bookmarkEnd w:id="43"/>
-    </w:p>
-    <w:p>
-      <w:r>
-        <w:t>Connection point symbols are defined with the following properties to aid with validation of the DEXPI file and for use in other applications where dynamic connection lines are used.</w:t>
-      </w:r>
-    </w:p>
-    <w:p>
-      <w:pPr>
-        <w:rPr>
-          <w:rStyle w:val="Strong"/>
-          <w:b w:val="0"/>
-          <w:bCs w:val="0"/>
+          <w:lang w:val="en-US"/>
+        </w:rPr>
+        <w:t>4.2 Conditional Variants</w:t>
+      </w:r>
+    </w:p>
+    <w:p>
+      <w:pPr>
+        <w:rPr>
+          <w:lang w:val="en-US"/>
+        </w:rPr>
+      </w:pPr>
+      <w:r>
+        <w:rPr>
+          <w:lang w:val="en-US"/>
+        </w:rPr>
+        <w:t>Each conditional symbol variant must declare a Condition with an attribute/value pair, e.g.:</w:t>
+      </w:r>
+      <w:r>
+        <w:rPr>
+          <w:lang w:val="en-US"/>
+        </w:rPr>
+        <w:br/>
+      </w:r>
+      <w:proofErr w:type="spellStart"/>
+      <w:r>
+        <w:rPr>
+          <w:lang w:val="en-US"/>
+        </w:rPr>
+        <w:t>ValvePosition</w:t>
+      </w:r>
+      <w:proofErr w:type="spellEnd"/>
+      <w:r>
+        <w:rPr>
+          <w:lang w:val="en-US"/>
+        </w:rPr>
+        <w:t xml:space="preserve"> = '1NCStraight'</w:t>
+      </w:r>
+      <w:r>
+        <w:rPr>
+          <w:lang w:val="en-US"/>
+        </w:rPr>
+        <w:br/>
+      </w:r>
+      <w:r>
+        <w:rPr>
+          <w:lang w:val="en-US"/>
+        </w:rPr>
+        <w:br/>
+        <w:t>Validation must ensure that the associated DEXPI class element contains the attribute with the matching value. Variant numbers (</w:t>
+      </w:r>
+      <w:proofErr w:type="spellStart"/>
+      <w:r>
+        <w:rPr>
+          <w:lang w:val="en-US"/>
+        </w:rPr>
+        <w:t>VariantNumber</w:t>
+      </w:r>
+      <w:proofErr w:type="spellEnd"/>
+      <w:r>
+        <w:rPr>
+          <w:lang w:val="en-US"/>
+        </w:rPr>
+        <w:t>) must be unique and used for ordering but are not used in validation.</w:t>
+      </w:r>
+    </w:p>
+    <w:p>
+      <w:pPr>
+        <w:numPr>
+          <w:ilvl w:val="0"/>
+          <w:numId w:val="19"/>
+        </w:numPr>
+        <w:rPr>
+          <w:b/>
+          <w:bCs/>
+          <w:lang w:val="en-US"/>
+        </w:rPr>
+      </w:pPr>
+      <w:r>
+        <w:rPr>
+          <w:b/>
+          <w:bCs/>
+          <w:lang w:val="en-US"/>
+        </w:rPr>
+        <w:t>4.3 Variant Selection Logic</w:t>
+      </w:r>
+    </w:p>
+    <w:p>
+      <w:pPr>
+        <w:rPr>
+          <w:lang w:val="en-US"/>
+        </w:rPr>
+      </w:pPr>
+      <w:r>
+        <w:rPr>
+          <w:lang w:val="en-US"/>
+        </w:rPr>
+        <w:t>During validation:</w:t>
+      </w:r>
+      <w:r>
+        <w:rPr>
+          <w:lang w:val="en-US"/>
+        </w:rPr>
+        <w:br/>
+        <w:t>1. The DEXPI element’s attributes are evaluated.</w:t>
+      </w:r>
+      <w:r>
+        <w:rPr>
+          <w:lang w:val="en-US"/>
+        </w:rPr>
+        <w:br/>
+        <w:t>2. The first variant whose Condition evaluates to true is selected.</w:t>
+      </w:r>
+      <w:r>
+        <w:rPr>
+          <w:lang w:val="en-US"/>
+        </w:rPr>
+        <w:br/>
+        <w:t>3. If no conditioned variant applies, the base variant is used.</w:t>
+      </w:r>
+      <w:r>
+        <w:rPr>
+          <w:lang w:val="en-US"/>
+        </w:rPr>
+        <w:br/>
+        <w:t xml:space="preserve">4. The DEXPI file’s chosen </w:t>
+      </w:r>
+      <w:proofErr w:type="spellStart"/>
+      <w:r>
+        <w:rPr>
+          <w:lang w:val="en-US"/>
+        </w:rPr>
+        <w:t>SymbolVariant</w:t>
+      </w:r>
+      <w:proofErr w:type="spellEnd"/>
+      <w:r>
+        <w:rPr>
+          <w:lang w:val="en-US"/>
+        </w:rPr>
+        <w:t xml:space="preserve"> must match the symbol reference stored in the drawing.</w:t>
+      </w:r>
+      <w:r>
+        <w:rPr>
+          <w:lang w:val="en-US"/>
+        </w:rPr>
+        <w:br/>
+      </w:r>
+      <w:r>
+        <w:rPr>
+          <w:lang w:val="en-US"/>
+        </w:rPr>
+        <w:br/>
+        <w:t>Failure to match produces a variant mismatch validation error.</w:t>
+      </w:r>
+    </w:p>
+    <w:p>
+      <w:pPr>
+        <w:numPr>
+          <w:ilvl w:val="0"/>
+          <w:numId w:val="19"/>
+        </w:numPr>
+        <w:rPr>
+          <w:b/>
+          <w:bCs/>
+          <w:lang w:val="en-US"/>
+        </w:rPr>
+      </w:pPr>
+      <w:r>
+        <w:rPr>
+          <w:b/>
+          <w:bCs/>
+          <w:lang w:val="en-US"/>
+        </w:rPr>
+        <w:t>5. Graphical Representation Requirements</w:t>
+      </w:r>
+    </w:p>
+    <w:p>
+      <w:pPr>
+        <w:numPr>
+          <w:ilvl w:val="0"/>
+          <w:numId w:val="19"/>
+        </w:numPr>
+        <w:rPr>
+          <w:b/>
+          <w:bCs/>
+          <w:lang w:val="en-US"/>
+        </w:rPr>
+      </w:pPr>
+      <w:r>
+        <w:rPr>
+          <w:b/>
+          <w:bCs/>
+          <w:lang w:val="en-US"/>
+        </w:rPr>
+        <w:t>5.1 Primitive Elements</w:t>
+      </w:r>
+    </w:p>
+    <w:p>
+      <w:pPr>
+        <w:rPr>
+          <w:lang w:val="en-US"/>
+        </w:rPr>
+      </w:pPr>
+      <w:r>
+        <w:rPr>
+          <w:lang w:val="en-US"/>
+        </w:rPr>
+        <w:t>Symbols must be composed of graphical primitives such as:</w:t>
+      </w:r>
+      <w:r>
+        <w:rPr>
+          <w:lang w:val="en-US"/>
+        </w:rPr>
+        <w:br/>
+      </w:r>
+    </w:p>
+    <w:p>
+      <w:pPr>
+        <w:rPr>
+          <w:lang w:val="en-US"/>
+        </w:rPr>
+      </w:pPr>
+      <w:r>
+        <w:rPr>
+          <w:lang w:val="en-US"/>
+        </w:rPr>
+        <w:t>Core/</w:t>
+      </w:r>
+      <w:proofErr w:type="spellStart"/>
+      <w:r>
+        <w:rPr>
+          <w:lang w:val="en-US"/>
+        </w:rPr>
+        <w:t>Diagram.Polygon</w:t>
+      </w:r>
+      <w:proofErr w:type="spellEnd"/>
+    </w:p>
+    <w:p>
+      <w:pPr>
+        <w:rPr>
+          <w:lang w:val="en-US"/>
+        </w:rPr>
+      </w:pPr>
+      <w:r>
+        <w:rPr>
+          <w:lang w:val="en-US"/>
+        </w:rPr>
+        <w:t>Core/</w:t>
+      </w:r>
+      <w:proofErr w:type="spellStart"/>
+      <w:r>
+        <w:rPr>
+          <w:lang w:val="en-US"/>
+        </w:rPr>
+        <w:t>Diagram.Line</w:t>
+      </w:r>
+      <w:proofErr w:type="spellEnd"/>
+    </w:p>
+    <w:p>
+      <w:pPr>
+        <w:rPr>
+          <w:lang w:val="en-US"/>
+        </w:rPr>
+      </w:pPr>
+      <w:r>
+        <w:rPr>
+          <w:lang w:val="en-US"/>
+        </w:rPr>
+        <w:t>Core/</w:t>
+      </w:r>
+      <w:proofErr w:type="spellStart"/>
+      <w:r>
+        <w:rPr>
+          <w:lang w:val="en-US"/>
+        </w:rPr>
+        <w:t>Diagram.Ellipse</w:t>
+      </w:r>
+      <w:proofErr w:type="spellEnd"/>
+    </w:p>
+    <w:p>
+      <w:pPr>
+        <w:rPr>
+          <w:lang w:val="en-US"/>
+        </w:rPr>
+      </w:pPr>
+      <w:r>
+        <w:rPr>
+          <w:lang w:val="en-US"/>
+        </w:rPr>
+        <w:t>Core/</w:t>
+      </w:r>
+      <w:proofErr w:type="spellStart"/>
+      <w:r>
+        <w:rPr>
+          <w:lang w:val="en-US"/>
+        </w:rPr>
+        <w:t>Diagram.Stroke</w:t>
+      </w:r>
+      <w:proofErr w:type="spellEnd"/>
+    </w:p>
+    <w:p>
+      <w:pPr>
+        <w:rPr>
+          <w:lang w:val="en-US"/>
+        </w:rPr>
+      </w:pPr>
+      <w:r>
+        <w:rPr>
+          <w:lang w:val="en-US"/>
+        </w:rPr>
+        <w:t>Core/</w:t>
+      </w:r>
+      <w:proofErr w:type="spellStart"/>
+      <w:r>
+        <w:rPr>
+          <w:lang w:val="en-US"/>
+        </w:rPr>
+        <w:t>Diagram.FillStyle</w:t>
+      </w:r>
+      <w:proofErr w:type="spellEnd"/>
+    </w:p>
+    <w:p>
+      <w:pPr>
+        <w:rPr>
+          <w:lang w:val="en-US"/>
+        </w:rPr>
+      </w:pPr>
+      <w:r>
+        <w:rPr>
+          <w:lang w:val="en-US"/>
+        </w:rPr>
+        <w:lastRenderedPageBreak/>
+        <w:t>Validation checks that all required primitives are present for the declared variant, that the coordinates match the expected geometry, and that stroke and fill styles meet the reference definition (within a tolerance for rendering differences).</w:t>
+      </w:r>
+    </w:p>
+    <w:p>
+      <w:pPr>
+        <w:numPr>
+          <w:ilvl w:val="0"/>
+          <w:numId w:val="19"/>
+        </w:numPr>
+        <w:rPr>
+          <w:b/>
+          <w:bCs/>
+          <w:lang w:val="en-US"/>
+        </w:rPr>
+      </w:pPr>
+      <w:r>
+        <w:rPr>
+          <w:b/>
+          <w:bCs/>
+          <w:lang w:val="en-US"/>
+        </w:rPr>
+        <w:t>5.2 Fill and Stroke Rules</w:t>
+      </w:r>
+    </w:p>
+    <w:p>
+      <w:pPr>
+        <w:rPr>
+          <w:lang w:val="en-US"/>
+        </w:rPr>
+      </w:pPr>
+      <w:r>
+        <w:rPr>
+          <w:lang w:val="en-US"/>
+        </w:rPr>
+        <w:t xml:space="preserve">Primitives may be transparent or filled. Stroke width, color, and </w:t>
+      </w:r>
+      <w:proofErr w:type="spellStart"/>
+      <w:r>
+        <w:rPr>
+          <w:lang w:val="en-US"/>
+        </w:rPr>
+        <w:t>dashstyle</w:t>
+      </w:r>
+      <w:proofErr w:type="spellEnd"/>
+      <w:r>
+        <w:rPr>
+          <w:lang w:val="en-US"/>
+        </w:rPr>
+        <w:t xml:space="preserve"> must match the definition (within a reasonable tolerance).</w:t>
+      </w:r>
+    </w:p>
+    <w:p>
+      <w:pPr>
+        <w:numPr>
+          <w:ilvl w:val="0"/>
+          <w:numId w:val="19"/>
+        </w:numPr>
+        <w:rPr>
+          <w:b/>
+          <w:bCs/>
+          <w:lang w:val="en-US"/>
+        </w:rPr>
+      </w:pPr>
+      <w:r>
+        <w:rPr>
+          <w:b/>
+          <w:bCs/>
+          <w:lang w:val="en-US"/>
+        </w:rPr>
+        <w:t xml:space="preserve">6. </w:t>
+      </w:r>
+      <w:proofErr w:type="spellStart"/>
+      <w:r>
+        <w:rPr>
+          <w:b/>
+          <w:bCs/>
+          <w:lang w:val="en-US"/>
+        </w:rPr>
+        <w:t>NodePosition</w:t>
+      </w:r>
+      <w:proofErr w:type="spellEnd"/>
+      <w:r>
+        <w:rPr>
+          <w:b/>
+          <w:bCs/>
+          <w:lang w:val="en-US"/>
+        </w:rPr>
+        <w:t xml:space="preserve"> Requirements</w:t>
+      </w:r>
+    </w:p>
+    <w:p>
+      <w:pPr>
+        <w:rPr>
+          <w:lang w:val="en-US"/>
+        </w:rPr>
+      </w:pPr>
+      <w:r>
+        <w:rPr>
+          <w:lang w:val="en-US"/>
+        </w:rPr>
+        <w:t xml:space="preserve">A symbol variant must provide one or more </w:t>
+      </w:r>
+      <w:proofErr w:type="spellStart"/>
+      <w:r>
+        <w:rPr>
+          <w:lang w:val="en-US"/>
+        </w:rPr>
+        <w:t>NodePositions</w:t>
+      </w:r>
+      <w:proofErr w:type="spellEnd"/>
+      <w:r>
+        <w:rPr>
+          <w:lang w:val="en-US"/>
+        </w:rPr>
+        <w:t>, defining:</w:t>
+      </w:r>
+      <w:r>
+        <w:rPr>
+          <w:lang w:val="en-US"/>
+        </w:rPr>
+        <w:br/>
+      </w:r>
+    </w:p>
+    <w:p>
+      <w:pPr>
+        <w:rPr>
+          <w:lang w:val="en-US"/>
+        </w:rPr>
+      </w:pPr>
+      <w:r>
+        <w:rPr>
+          <w:lang w:val="en-US"/>
+        </w:rPr>
+        <w:t>Position (X,Y)</w:t>
+      </w:r>
+    </w:p>
+    <w:p>
+      <w:pPr>
+        <w:rPr>
+          <w:lang w:val="en-US"/>
+        </w:rPr>
+      </w:pPr>
+      <w:r>
+        <w:rPr>
+          <w:lang w:val="en-US"/>
+        </w:rPr>
+        <w:t>Type (e.g., Profile/</w:t>
+      </w:r>
+      <w:proofErr w:type="spellStart"/>
+      <w:r>
+        <w:rPr>
+          <w:lang w:val="en-US"/>
+        </w:rPr>
+        <w:t>NodePositionType.Piping</w:t>
+      </w:r>
+      <w:proofErr w:type="spellEnd"/>
+      <w:r>
+        <w:rPr>
+          <w:lang w:val="en-US"/>
+        </w:rPr>
+        <w:t>)</w:t>
+      </w:r>
+    </w:p>
+    <w:p>
+      <w:pPr>
+        <w:rPr>
+          <w:lang w:val="en-US"/>
+        </w:rPr>
+      </w:pPr>
+      <w:proofErr w:type="spellStart"/>
+      <w:r>
+        <w:rPr>
+          <w:lang w:val="en-US"/>
+        </w:rPr>
+        <w:t>MinCount</w:t>
+      </w:r>
+      <w:proofErr w:type="spellEnd"/>
+    </w:p>
+    <w:p>
+      <w:pPr>
+        <w:rPr>
+          <w:lang w:val="en-US"/>
+        </w:rPr>
+      </w:pPr>
+      <w:proofErr w:type="spellStart"/>
+      <w:r>
+        <w:rPr>
+          <w:lang w:val="en-US"/>
+        </w:rPr>
+        <w:t>MaxCount</w:t>
+      </w:r>
+      <w:proofErr w:type="spellEnd"/>
+    </w:p>
+    <w:p>
+      <w:pPr>
+        <w:rPr>
+          <w:lang w:val="en-US"/>
+        </w:rPr>
+      </w:pPr>
+      <w:r>
+        <w:rPr>
+          <w:lang w:val="en-US"/>
+        </w:rPr>
+        <w:t>Direction (for auto-routing only; not used during validation)</w:t>
+      </w:r>
+    </w:p>
+    <w:p>
+      <w:pPr>
+        <w:numPr>
+          <w:ilvl w:val="0"/>
+          <w:numId w:val="19"/>
+        </w:numPr>
+        <w:rPr>
+          <w:b/>
+          <w:bCs/>
+          <w:lang w:val="en-US"/>
+        </w:rPr>
+      </w:pPr>
+      <w:r>
+        <w:rPr>
+          <w:b/>
+          <w:bCs/>
+          <w:lang w:val="en-US"/>
+        </w:rPr>
+        <w:t>6.1 Validation Requirements for Connections</w:t>
+      </w:r>
+    </w:p>
+    <w:p>
+      <w:pPr>
+        <w:rPr>
+          <w:lang w:val="en-US"/>
+        </w:rPr>
+      </w:pPr>
+      <w:r>
+        <w:rPr>
+          <w:lang w:val="en-US"/>
+        </w:rPr>
+        <w:t>During DEXPI verification:</w:t>
+      </w:r>
+      <w:r>
+        <w:rPr>
+          <w:lang w:val="en-US"/>
+        </w:rPr>
+        <w:br/>
+        <w:t>1. Each connected line must correspond to the declared node type (e.g., a piping node only allows Piping connections).</w:t>
+      </w:r>
+      <w:r>
+        <w:rPr>
+          <w:lang w:val="en-US"/>
+        </w:rPr>
+        <w:br/>
+        <w:t xml:space="preserve">2. The number of connections must satisfy: </w:t>
+      </w:r>
+      <w:proofErr w:type="spellStart"/>
+      <w:r>
+        <w:rPr>
+          <w:lang w:val="en-US"/>
+        </w:rPr>
+        <w:t>MinCount</w:t>
+      </w:r>
+      <w:proofErr w:type="spellEnd"/>
+      <w:r>
+        <w:rPr>
+          <w:lang w:val="en-US"/>
+        </w:rPr>
+        <w:t xml:space="preserve"> ≤ </w:t>
+      </w:r>
+      <w:proofErr w:type="spellStart"/>
+      <w:r>
+        <w:rPr>
+          <w:lang w:val="en-US"/>
+        </w:rPr>
+        <w:t>actualConnections</w:t>
+      </w:r>
+      <w:proofErr w:type="spellEnd"/>
+      <w:r>
+        <w:rPr>
+          <w:lang w:val="en-US"/>
+        </w:rPr>
+        <w:t xml:space="preserve"> ≤ </w:t>
+      </w:r>
+      <w:proofErr w:type="spellStart"/>
+      <w:r>
+        <w:rPr>
+          <w:lang w:val="en-US"/>
+        </w:rPr>
+        <w:t>MaxCount</w:t>
+      </w:r>
+      <w:proofErr w:type="spellEnd"/>
+      <w:r>
+        <w:rPr>
+          <w:lang w:val="en-US"/>
+        </w:rPr>
+        <w:t>.</w:t>
+      </w:r>
+      <w:r>
+        <w:rPr>
+          <w:lang w:val="en-US"/>
+        </w:rPr>
+        <w:br/>
+        <w:t xml:space="preserve">3. The drawing-selected node must align geometrically with the </w:t>
+      </w:r>
+      <w:proofErr w:type="spellStart"/>
+      <w:r>
+        <w:rPr>
+          <w:lang w:val="en-US"/>
+        </w:rPr>
+        <w:t>NodePosition</w:t>
+      </w:r>
+      <w:proofErr w:type="spellEnd"/>
+      <w:r>
+        <w:rPr>
+          <w:lang w:val="en-US"/>
+        </w:rPr>
+        <w:t xml:space="preserve"> coordinates (within a tolerance).</w:t>
+      </w:r>
+    </w:p>
+    <w:p>
+      <w:pPr>
+        <w:numPr>
+          <w:ilvl w:val="0"/>
+          <w:numId w:val="19"/>
+        </w:numPr>
+        <w:rPr>
+          <w:b/>
+          <w:bCs/>
+          <w:lang w:val="en-US"/>
+        </w:rPr>
+      </w:pPr>
+      <w:r>
+        <w:rPr>
+          <w:b/>
+          <w:bCs/>
+          <w:lang w:val="en-US"/>
+        </w:rPr>
+        <w:t>6.2 Node Direction</w:t>
+      </w:r>
+    </w:p>
+    <w:p>
+      <w:pPr>
+        <w:rPr>
+          <w:lang w:val="en-US"/>
+        </w:rPr>
+      </w:pPr>
+      <w:r>
+        <w:rPr>
+          <w:lang w:val="en-US"/>
+        </w:rPr>
+        <w:t>Directions (e.g., 180°, 0°, 270°) assist automated drawing generation. Validation does not require direction checking.</w:t>
+      </w:r>
+    </w:p>
+    <w:p>
+      <w:pPr>
+        <w:keepNext/>
+      </w:pPr>
+      <w:r>
+        <w:rPr>
           <w:noProof/>
         </w:rPr>
-      </w:pPr>
-      <w:r>
-        <w:rPr>
-          <w:rStyle w:val="Strong"/>
-        </w:rPr>
-        <w:t>Direction:</w:t>
-      </w:r>
-      <w:r>
-        <w:rPr>
-          <w:rStyle w:val="Strong"/>
-        </w:rPr>
-        <w:tab/>
-      </w:r>
-      <w:r>
-        <w:rPr>
-          <w:rStyle w:val="Strong"/>
-        </w:rPr>
-        <w:tab/>
-      </w:r>
-      <w:r>
-        <w:t>Comma delimited list of values</w:t>
-      </w:r>
-      <w:r>
-        <w:t xml:space="preserve"> in degrees </w:t>
-      </w:r>
-      <w:r>
-        <w:t xml:space="preserve">indicating the valid direction at which a connecting line can intercept the symbol. E.g. Direction: 180 indicates a connecting line can only intersect with the symbol </w:t>
-      </w:r>
-      <w:r>
-        <w:t>from</w:t>
-      </w:r>
-      <w:r>
-        <w:t xml:space="preserve"> the left side of the symbol along the x-axis plane.</w:t>
-      </w:r>
-      <w:r>
-        <w:rPr>
-          <w:rStyle w:val="Strong"/>
-        </w:rPr>
-        <w:t xml:space="preserve"> </w:t>
-      </w:r>
-      <w:r>
-        <w:rPr>
-          <w:rStyle w:val="Strong"/>
-        </w:rPr>
-        <w:t>0</w:t>
-      </w:r>
-      <w:r>
-        <w:rPr>
-          <w:rStyle w:val="Strong"/>
-          <w:vertAlign w:val="superscript"/>
-        </w:rPr>
-        <w:t xml:space="preserve">o </w:t>
-      </w:r>
-      <w:r>
-        <w:rPr>
-          <w:rStyle w:val="Strong"/>
-        </w:rPr>
-        <w:t>start point is</w:t>
-      </w:r>
-      <w:r>
-        <w:rPr>
-          <w:rStyle w:val="Strong"/>
-          <w:noProof/>
-        </w:rPr>
-        <w:t xml:space="preserve"> given along the positive x-axis as shown.</w:t>
-      </w:r>
-      <w:r>
-        <w:rPr>
-          <w:rStyle w:val="Strong"/>
-          <w:noProof/>
-        </w:rPr>
-        <w:tab/>
-      </w:r>
-    </w:p>
-    <w:p>
-      <w:pPr>
-        <w:keepNext/>
-      </w:pPr>
-      <w:r>
-        <w:rPr>
-          <w:noProof/>
-        </w:rPr>
+        <w:lastRenderedPageBreak/>
         <w:drawing>
-          <wp:inline distT="0" distB="0" distL="0" distR="0" wp14:anchorId="15286A21" wp14:editId="4A7C3EEB">
+          <wp:inline distT="0" distB="0" distL="0" distR="0" wp14:anchorId="7069A8C1" wp14:editId="207BE27C">
             <wp:extent cx="2858770" cy="2858770"/>
             <wp:effectExtent l="0" t="0" r="0" b="0"/>
             <wp:docPr id="2108526305" name="Picture 2" descr="Rotating elements in Processing - Creative Coding - Tutorial"/>
@@ -5192,7 +5789,7 @@
                     </pic:cNvPicPr>
                   </pic:nvPicPr>
                   <pic:blipFill>
-                    <a:blip r:embed="rId19">
+                    <a:blip r:embed="rId15">
                       <a:extLst>
                         <a:ext uri="{28A0092B-C50C-407E-A947-70E740481C1C}">
                           <a14:useLocalDpi xmlns:a14="http://schemas.microsoft.com/office/drawing/2010/main" val="0"/>
@@ -5228,7 +5825,9 @@
       <w:pPr>
         <w:pStyle w:val="Caption"/>
         <w:rPr>
-          <w:rStyle w:val="Strong"/>
+          <w:rFonts w:cs="Times New Roman"/>
+          <w:b/>
+          <w:bCs/>
         </w:rPr>
       </w:pPr>
       <w:r>
@@ -5261,4192 +5860,564 @@
     </w:p>
     <w:p>
       <w:pPr>
-        <w:rPr>
-          <w:rStyle w:val="Strong"/>
-        </w:rPr>
-      </w:pPr>
-      <w:proofErr w:type="spellStart"/>
-      <w:r>
-        <w:rPr>
-          <w:rStyle w:val="Strong"/>
-        </w:rPr>
-        <w:t>LabelConnector</w:t>
-      </w:r>
-      <w:proofErr w:type="spellEnd"/>
-      <w:r>
-        <w:rPr>
-          <w:rStyle w:val="Strong"/>
-        </w:rPr>
-        <w:t>:</w:t>
-      </w:r>
-      <w:r>
-        <w:rPr>
-          <w:rStyle w:val="Strong"/>
-        </w:rPr>
-        <w:tab/>
-      </w:r>
-      <w:r>
-        <w:t>In</w:t>
-      </w:r>
-      <w:r>
-        <w:t>dicates if the connection point allows label connection lines</w:t>
-      </w:r>
-    </w:p>
-    <w:p>
-      <w:pPr>
-        <w:rPr>
-          <w:rStyle w:val="Strong"/>
-        </w:rPr>
-      </w:pPr>
-      <w:proofErr w:type="spellStart"/>
-      <w:r>
-        <w:rPr>
-          <w:rStyle w:val="Strong"/>
-        </w:rPr>
-        <w:t>PipingConnector</w:t>
-      </w:r>
-      <w:proofErr w:type="spellEnd"/>
-      <w:r>
-        <w:rPr>
-          <w:rStyle w:val="Strong"/>
-        </w:rPr>
-        <w:t>:</w:t>
-      </w:r>
-      <w:r>
-        <w:rPr>
-          <w:rStyle w:val="Strong"/>
-        </w:rPr>
-        <w:tab/>
-      </w:r>
-      <w:r>
-        <w:t>Indicates if the connection point allows piping connection lines</w:t>
-      </w:r>
-    </w:p>
-    <w:p>
-      <w:proofErr w:type="spellStart"/>
-      <w:r>
-        <w:rPr>
-          <w:rStyle w:val="Strong"/>
-        </w:rPr>
-        <w:t>SignalConnector</w:t>
-      </w:r>
-      <w:proofErr w:type="spellEnd"/>
-      <w:r>
-        <w:rPr>
-          <w:rStyle w:val="Strong"/>
-        </w:rPr>
-        <w:t>:</w:t>
-      </w:r>
-      <w:r>
-        <w:rPr>
-          <w:rStyle w:val="Strong"/>
-        </w:rPr>
-        <w:tab/>
-      </w:r>
-      <w:r>
-        <w:t>Indicates if the connection point allows signal connection lines</w:t>
-      </w:r>
-    </w:p>
-    <w:p>
-      <w:pPr>
-        <w:pStyle w:val="Heading2"/>
-      </w:pPr>
-      <w:bookmarkStart w:id="44" w:name="_Toc211258268"/>
-      <w:r>
-        <w:lastRenderedPageBreak/>
-        <w:t>Example file:</w:t>
-      </w:r>
-      <w:bookmarkEnd w:id="44"/>
-    </w:p>
-    <w:p>
-      <w:pPr>
-        <w:rPr>
-          <w:rStyle w:val="Strong"/>
-        </w:rPr>
-      </w:pPr>
-      <w:r>
-        <w:object w:dxaOrig="1543" w:dyaOrig="1000" w14:anchorId="01B046C3">
-          <v:shapetype id="_x0000_t75" coordsize="21600,21600" o:spt="75" o:preferrelative="t" path="m@4@5l@4@11@9@11@9@5xe" filled="f" stroked="f">
-            <v:stroke joinstyle="miter"/>
-            <v:formulas>
-              <v:f eqn="if lineDrawn pixelLineWidth 0"/>
-              <v:f eqn="sum @0 1 0"/>
-              <v:f eqn="sum 0 0 @1"/>
-              <v:f eqn="prod @2 1 2"/>
-              <v:f eqn="prod @3 21600 pixelWidth"/>
-              <v:f eqn="prod @3 21600 pixelHeight"/>
-              <v:f eqn="sum @0 0 1"/>
-              <v:f eqn="prod @6 1 2"/>
-              <v:f eqn="prod @7 21600 pixelWidth"/>
-              <v:f eqn="sum @8 21600 0"/>
-              <v:f eqn="prod @7 21600 pixelHeight"/>
-              <v:f eqn="sum @10 21600 0"/>
-            </v:formulas>
-            <v:path o:extrusionok="f" gradientshapeok="t" o:connecttype="rect"/>
-            <o:lock v:ext="edit" aspectratio="t"/>
-          </v:shapetype>
-          <v:shape id="_x0000_i1054" type="#_x0000_t75" style="width:77.85pt;height:50.25pt" o:ole="">
-            <v:imagedata r:id="rId20" o:title=""/>
-          </v:shape>
-          <o:OLEObject Type="Embed" ProgID="Package" ShapeID="_x0000_i1054" DrawAspect="Icon" ObjectID="_1821871000" r:id="rId21"/>
-        </w:object>
-      </w:r>
-    </w:p>
-    <w:p>
-      <w:pPr>
-        <w:pStyle w:val="Heading1"/>
-      </w:pPr>
-      <w:bookmarkStart w:id="45" w:name="_Toc211258269"/>
-      <w:r>
-        <w:t>SVG Plug-in</w:t>
-      </w:r>
-      <w:bookmarkEnd w:id="45"/>
-      <w:r>
-        <w:t xml:space="preserve"> </w:t>
-      </w:r>
-    </w:p>
-    <w:p>
-      <w:pPr>
-        <w:pStyle w:val="Heading2"/>
-      </w:pPr>
-      <w:bookmarkStart w:id="46" w:name="_Toc211258270"/>
-      <w:r>
-        <w:t>Install</w:t>
-      </w:r>
-      <w:bookmarkEnd w:id="46"/>
-    </w:p>
-    <w:p>
-      <w:pPr>
-        <w:autoSpaceDE w:val="0"/>
-        <w:autoSpaceDN w:val="0"/>
-        <w:adjustRightInd w:val="0"/>
-        <w:rPr>
-          <w:rFonts w:ascii="SegoeUI" w:hAnsi="SegoeUI" w:cs="SegoeUI"/>
-          <w:sz w:val="21"/>
-          <w:szCs w:val="21"/>
-        </w:rPr>
-      </w:pPr>
-      <w:r>
-        <w:rPr>
-          <w:rFonts w:ascii="SegoeUI" w:hAnsi="SegoeUI" w:cs="SegoeUI"/>
-          <w:sz w:val="21"/>
-          <w:szCs w:val="21"/>
-        </w:rPr>
-        <w:t>Execute following steps to install and use the plugin:</w:t>
-      </w:r>
-    </w:p>
-    <w:p>
-      <w:pPr>
-        <w:pStyle w:val="ListParagraph"/>
         <w:numPr>
           <w:ilvl w:val="0"/>
-          <w:numId w:val="33"/>
+          <w:numId w:val="19"/>
         </w:numPr>
-        <w:autoSpaceDE w:val="0"/>
-        <w:autoSpaceDN w:val="0"/>
-        <w:adjustRightInd w:val="0"/>
-        <w:spacing w:before="0"/>
-        <w:rPr>
-          <w:rFonts w:ascii="SegoeUI" w:hAnsi="SegoeUI" w:cs="SegoeUI"/>
-          <w:sz w:val="21"/>
-          <w:szCs w:val="21"/>
-        </w:rPr>
-      </w:pPr>
-      <w:r>
-        <w:rPr>
-          <w:rFonts w:ascii="SegoeUI" w:hAnsi="SegoeUI" w:cs="SegoeUI"/>
-          <w:sz w:val="21"/>
-          <w:szCs w:val="21"/>
-        </w:rPr>
-        <w:t>Install draw.io (plugin is developed and tested with version 20.3.0)</w:t>
-      </w:r>
-    </w:p>
-    <w:p>
-      <w:pPr>
-        <w:pStyle w:val="ListParagraph"/>
+        <w:rPr>
+          <w:b/>
+          <w:bCs/>
+          <w:lang w:val="en-US"/>
+        </w:rPr>
+      </w:pPr>
+      <w:r>
+        <w:rPr>
+          <w:b/>
+          <w:bCs/>
+          <w:lang w:val="en-US"/>
+        </w:rPr>
+        <w:t>7. Label Template Requirements</w:t>
+      </w:r>
+    </w:p>
+    <w:p>
+      <w:pPr>
+        <w:rPr>
+          <w:lang w:val="en-US"/>
+        </w:rPr>
+      </w:pPr>
+      <w:r>
+        <w:rPr>
+          <w:lang w:val="en-US"/>
+        </w:rPr>
+        <w:t xml:space="preserve">A symbol variant may define one or more </w:t>
+      </w:r>
+      <w:proofErr w:type="spellStart"/>
+      <w:r>
+        <w:rPr>
+          <w:lang w:val="en-US"/>
+        </w:rPr>
+        <w:t>LabelTemplates</w:t>
+      </w:r>
+      <w:proofErr w:type="spellEnd"/>
+      <w:r>
+        <w:rPr>
+          <w:lang w:val="en-US"/>
+        </w:rPr>
+        <w:t xml:space="preserve"> describing:</w:t>
+      </w:r>
+      <w:r>
+        <w:rPr>
+          <w:lang w:val="en-US"/>
+        </w:rPr>
+        <w:br/>
+      </w:r>
+    </w:p>
+    <w:p>
+      <w:pPr>
+        <w:rPr>
+          <w:lang w:val="en-US"/>
+        </w:rPr>
+      </w:pPr>
+      <w:r>
+        <w:rPr>
+          <w:lang w:val="en-US"/>
+        </w:rPr>
+        <w:t>Alignment (Top, Bottom, Center, etc.)</w:t>
+      </w:r>
+    </w:p>
+    <w:p>
+      <w:pPr>
+        <w:rPr>
+          <w:lang w:val="en-US"/>
+        </w:rPr>
+      </w:pPr>
+      <w:r>
+        <w:rPr>
+          <w:lang w:val="en-US"/>
+        </w:rPr>
+        <w:t>Font and Size</w:t>
+      </w:r>
+    </w:p>
+    <w:p>
+      <w:pPr>
+        <w:rPr>
+          <w:lang w:val="en-US"/>
+        </w:rPr>
+      </w:pPr>
+      <w:r>
+        <w:rPr>
+          <w:lang w:val="en-US"/>
+        </w:rPr>
+        <w:t>Color</w:t>
+      </w:r>
+    </w:p>
+    <w:p>
+      <w:pPr>
+        <w:rPr>
+          <w:lang w:val="en-US"/>
+        </w:rPr>
+      </w:pPr>
+      <w:r>
+        <w:rPr>
+          <w:lang w:val="en-US"/>
+        </w:rPr>
+        <w:t>Label Position (X,Y) relative to origo</w:t>
+      </w:r>
+    </w:p>
+    <w:p>
+      <w:pPr>
+        <w:rPr>
+          <w:lang w:val="en-US"/>
+        </w:rPr>
+      </w:pPr>
+      <w:r>
+        <w:rPr>
+          <w:lang w:val="en-US"/>
+        </w:rPr>
+        <w:t>Rotation (usually 0° unless explicitly rotated)</w:t>
+      </w:r>
+    </w:p>
+    <w:p>
+      <w:pPr>
+        <w:rPr>
+          <w:lang w:val="en-US"/>
+        </w:rPr>
+      </w:pPr>
+      <w:r>
+        <w:rPr>
+          <w:lang w:val="en-US"/>
+        </w:rPr>
+        <w:t>Text containing attribute placeholders (e.g., &lt;</w:t>
+      </w:r>
+      <w:proofErr w:type="spellStart"/>
+      <w:r>
+        <w:rPr>
+          <w:lang w:val="en-US"/>
+        </w:rPr>
+        <w:t>ObjectDisplayName</w:t>
+      </w:r>
+      <w:proofErr w:type="spellEnd"/>
+      <w:r>
+        <w:rPr>
+          <w:lang w:val="en-US"/>
+        </w:rPr>
+        <w:t>&gt;, &lt;</w:t>
+      </w:r>
+      <w:proofErr w:type="spellStart"/>
+      <w:r>
+        <w:rPr>
+          <w:lang w:val="en-US"/>
+        </w:rPr>
+        <w:t>NominalDiameter</w:t>
+      </w:r>
+      <w:proofErr w:type="spellEnd"/>
+      <w:r>
+        <w:rPr>
+          <w:lang w:val="en-US"/>
+        </w:rPr>
+        <w:t>&gt;)</w:t>
+      </w:r>
+    </w:p>
+    <w:p>
+      <w:pPr>
         <w:numPr>
           <w:ilvl w:val="0"/>
-          <w:numId w:val="33"/>
+          <w:numId w:val="19"/>
         </w:numPr>
-        <w:autoSpaceDE w:val="0"/>
-        <w:autoSpaceDN w:val="0"/>
-        <w:adjustRightInd w:val="0"/>
-        <w:spacing w:before="0"/>
-        <w:rPr>
-          <w:rFonts w:ascii="SegoeUI" w:hAnsi="SegoeUI" w:cs="SegoeUI"/>
-          <w:sz w:val="21"/>
-          <w:szCs w:val="21"/>
-        </w:rPr>
-      </w:pPr>
-      <w:r>
-        <w:rPr>
-          <w:rFonts w:ascii="SegoeUI" w:hAnsi="SegoeUI" w:cs="SegoeUI"/>
-          <w:sz w:val="21"/>
-          <w:szCs w:val="21"/>
-        </w:rPr>
-        <w:t>Start draw.io with the command line argument --enable-plugins</w:t>
-      </w:r>
-    </w:p>
-    <w:p>
-      <w:pPr>
-        <w:pStyle w:val="ListParagraph"/>
+        <w:rPr>
+          <w:b/>
+          <w:bCs/>
+          <w:lang w:val="en-US"/>
+        </w:rPr>
+      </w:pPr>
+      <w:r>
+        <w:rPr>
+          <w:b/>
+          <w:bCs/>
+          <w:lang w:val="en-US"/>
+        </w:rPr>
+        <w:t>7.1 Validation Requirements</w:t>
+      </w:r>
+    </w:p>
+    <w:p>
+      <w:pPr>
+        <w:rPr>
+          <w:lang w:val="en-US"/>
+        </w:rPr>
+      </w:pPr>
+      <w:r>
+        <w:rPr>
+          <w:lang w:val="en-US"/>
+        </w:rPr>
+        <w:lastRenderedPageBreak/>
+        <w:t>For each label:</w:t>
+      </w:r>
+      <w:r>
+        <w:rPr>
+          <w:lang w:val="en-US"/>
+        </w:rPr>
+        <w:br/>
+        <w:t>1. Placement: The label must appear near the expected coordinates.</w:t>
+      </w:r>
+      <w:r>
+        <w:rPr>
+          <w:lang w:val="en-US"/>
+        </w:rPr>
+        <w:br/>
+        <w:t>2. Attributes: All attribute placeholders must correspond to attributes available on the associated DEXPI class element.</w:t>
+      </w:r>
+      <w:r>
+        <w:rPr>
+          <w:lang w:val="en-US"/>
+        </w:rPr>
+        <w:br/>
+        <w:t xml:space="preserve">3. Formatting: Ordering and grouping of attributes must follow the </w:t>
+      </w:r>
+      <w:proofErr w:type="spellStart"/>
+      <w:r>
+        <w:rPr>
+          <w:lang w:val="en-US"/>
+        </w:rPr>
+        <w:t>LabelTemplate</w:t>
+      </w:r>
+      <w:proofErr w:type="spellEnd"/>
+      <w:r>
+        <w:rPr>
+          <w:lang w:val="en-US"/>
+        </w:rPr>
+        <w:t xml:space="preserve"> specification.</w:t>
+      </w:r>
+      <w:r>
+        <w:rPr>
+          <w:lang w:val="en-US"/>
+        </w:rPr>
+        <w:br/>
+      </w:r>
+      <w:r>
+        <w:rPr>
+          <w:lang w:val="en-US"/>
+        </w:rPr>
+        <w:br/>
+        <w:t>Label content may be empty if the corresponding attribute is empty in the DEXPI file.</w:t>
+      </w:r>
+    </w:p>
+    <w:p>
+      <w:pPr>
         <w:numPr>
           <w:ilvl w:val="0"/>
-          <w:numId w:val="34"/>
+          <w:numId w:val="19"/>
         </w:numPr>
-        <w:autoSpaceDE w:val="0"/>
-        <w:autoSpaceDN w:val="0"/>
-        <w:adjustRightInd w:val="0"/>
-        <w:spacing w:before="0"/>
-        <w:rPr>
-          <w:rFonts w:ascii="SegoeUI" w:hAnsi="SegoeUI" w:cs="SegoeUI"/>
-          <w:sz w:val="21"/>
-          <w:szCs w:val="21"/>
-        </w:rPr>
-      </w:pPr>
-      <w:r>
-        <w:rPr>
-          <w:rFonts w:ascii="SegoeUI" w:hAnsi="SegoeUI" w:cs="SegoeUI"/>
-          <w:sz w:val="21"/>
-          <w:szCs w:val="21"/>
-        </w:rPr>
-        <w:t>You can add it to the link of draw.io</w:t>
-      </w:r>
-    </w:p>
-    <w:p>
-      <w:pPr>
-        <w:pStyle w:val="ListParagraph"/>
+        <w:rPr>
+          <w:b/>
+          <w:bCs/>
+          <w:lang w:val="en-US"/>
+        </w:rPr>
+      </w:pPr>
+      <w:r>
+        <w:rPr>
+          <w:b/>
+          <w:bCs/>
+          <w:lang w:val="en-US"/>
+        </w:rPr>
+        <w:t>8. Rotation and Mirroring Requirements</w:t>
+      </w:r>
+    </w:p>
+    <w:p>
+      <w:pPr>
+        <w:rPr>
+          <w:lang w:val="en-US"/>
+        </w:rPr>
+      </w:pPr>
+      <w:r>
+        <w:rPr>
+          <w:lang w:val="en-US"/>
+        </w:rPr>
+        <w:t xml:space="preserve">Symbols specify </w:t>
+      </w:r>
+      <w:proofErr w:type="spellStart"/>
+      <w:r>
+        <w:rPr>
+          <w:lang w:val="en-US"/>
+        </w:rPr>
+        <w:t>RotationAllowed</w:t>
+      </w:r>
+      <w:proofErr w:type="spellEnd"/>
+      <w:r>
+        <w:rPr>
+          <w:lang w:val="en-US"/>
+        </w:rPr>
+        <w:t xml:space="preserve"> (0 = allowed, 1 = not allowed) and </w:t>
+      </w:r>
+      <w:proofErr w:type="spellStart"/>
+      <w:r>
+        <w:rPr>
+          <w:lang w:val="en-US"/>
+        </w:rPr>
+        <w:t>MirroringAllowed</w:t>
+      </w:r>
+      <w:proofErr w:type="spellEnd"/>
+      <w:r>
+        <w:rPr>
+          <w:lang w:val="en-US"/>
+        </w:rPr>
+        <w:t xml:space="preserve"> (0 = allowed, 1 = not allowed). Validation checks that a symbol instance is not rotated if rotation is prohibited and not mirrored if mirroring is prohibited. If the drawing uses a rotation or mirror that contradicts the allowed values, this produces a geometry violation.</w:t>
+      </w:r>
+    </w:p>
+    <w:p>
+      <w:pPr>
         <w:numPr>
           <w:ilvl w:val="0"/>
-          <w:numId w:val="34"/>
+          <w:numId w:val="19"/>
         </w:numPr>
-        <w:autoSpaceDE w:val="0"/>
-        <w:autoSpaceDN w:val="0"/>
-        <w:adjustRightInd w:val="0"/>
-        <w:spacing w:before="0"/>
-        <w:rPr>
-          <w:rFonts w:ascii="SegoeUI" w:hAnsi="SegoeUI" w:cs="SegoeUI"/>
-          <w:sz w:val="21"/>
-          <w:szCs w:val="21"/>
-        </w:rPr>
-      </w:pPr>
-      <w:r>
-        <w:rPr>
-          <w:rFonts w:ascii="SegoeUI" w:hAnsi="SegoeUI" w:cs="SegoeUI"/>
-          <w:sz w:val="21"/>
-          <w:szCs w:val="21"/>
-        </w:rPr>
-        <w:t xml:space="preserve">The argument is needed to add the plugin </w:t>
-      </w:r>
-      <w:proofErr w:type="gramStart"/>
-      <w:r>
-        <w:rPr>
-          <w:rFonts w:ascii="SegoeUI" w:hAnsi="SegoeUI" w:cs="SegoeUI"/>
-          <w:sz w:val="21"/>
-          <w:szCs w:val="21"/>
-        </w:rPr>
-        <w:t>and also</w:t>
-      </w:r>
-      <w:proofErr w:type="gramEnd"/>
-      <w:r>
-        <w:rPr>
-          <w:rFonts w:ascii="SegoeUI" w:hAnsi="SegoeUI" w:cs="SegoeUI"/>
-          <w:sz w:val="21"/>
-          <w:szCs w:val="21"/>
-        </w:rPr>
-        <w:t xml:space="preserve"> to use the plugin</w:t>
-      </w:r>
-    </w:p>
-    <w:p>
-      <w:pPr>
-        <w:pStyle w:val="ListParagraph"/>
+        <w:rPr>
+          <w:b/>
+          <w:bCs/>
+          <w:lang w:val="en-US"/>
+        </w:rPr>
+      </w:pPr>
+      <w:r>
+        <w:rPr>
+          <w:b/>
+          <w:bCs/>
+          <w:lang w:val="en-US"/>
+        </w:rPr>
+        <w:t>9. Mapping Symbol to Class Element(s)</w:t>
+      </w:r>
+    </w:p>
+    <w:p>
+      <w:pPr>
+        <w:rPr>
+          <w:lang w:val="en-US"/>
+        </w:rPr>
+      </w:pPr>
+      <w:r>
+        <w:rPr>
+          <w:lang w:val="en-US"/>
+        </w:rPr>
+        <w:t xml:space="preserve">Each symbol must be mapped to one or more DEXPI classes via the </w:t>
+      </w:r>
+      <w:proofErr w:type="spellStart"/>
+      <w:r>
+        <w:rPr>
+          <w:lang w:val="en-US"/>
+        </w:rPr>
+        <w:t>MetaData</w:t>
+      </w:r>
+      <w:proofErr w:type="spellEnd"/>
+      <w:r>
+        <w:rPr>
+          <w:lang w:val="en-US"/>
+        </w:rPr>
+        <w:t>/usage property, for example:</w:t>
+      </w:r>
+      <w:r>
+        <w:rPr>
+          <w:lang w:val="en-US"/>
+        </w:rPr>
+        <w:br/>
+      </w:r>
+      <w:proofErr w:type="spellStart"/>
+      <w:r>
+        <w:rPr>
+          <w:lang w:val="en-US"/>
+        </w:rPr>
+        <w:t>DiscProfile.InformationModel.ThreeWayValve</w:t>
+      </w:r>
+      <w:proofErr w:type="spellEnd"/>
+      <w:r>
+        <w:rPr>
+          <w:lang w:val="en-US"/>
+        </w:rPr>
+        <w:br/>
+      </w:r>
+      <w:r>
+        <w:rPr>
+          <w:lang w:val="en-US"/>
+        </w:rPr>
+        <w:br/>
+        <w:t>Validation rules:</w:t>
+      </w:r>
+      <w:r>
+        <w:rPr>
+          <w:lang w:val="en-US"/>
+        </w:rPr>
+        <w:br/>
+        <w:t>1. The symbol instance must reference a DEXPI element whose class is compatible with the declared usage.</w:t>
+      </w:r>
+      <w:r>
+        <w:rPr>
+          <w:lang w:val="en-US"/>
+        </w:rPr>
+        <w:br/>
+        <w:t>2. If a symbol supports multiple classes, the variant selection logic must remain valid across all supported classes.</w:t>
+      </w:r>
+      <w:r>
+        <w:rPr>
+          <w:lang w:val="en-US"/>
+        </w:rPr>
+        <w:br/>
+        <w:t>3. Attribute/value pairs used in variant conditions must belong to the referenced class.</w:t>
+      </w:r>
+    </w:p>
+    <w:p>
+      <w:pPr>
         <w:numPr>
           <w:ilvl w:val="0"/>
-          <w:numId w:val="33"/>
+          <w:numId w:val="19"/>
         </w:numPr>
-        <w:autoSpaceDE w:val="0"/>
-        <w:autoSpaceDN w:val="0"/>
-        <w:adjustRightInd w:val="0"/>
-        <w:spacing w:before="0"/>
-        <w:rPr>
-          <w:rFonts w:ascii="SegoeUI" w:hAnsi="SegoeUI" w:cs="SegoeUI"/>
-          <w:sz w:val="21"/>
-          <w:szCs w:val="21"/>
-        </w:rPr>
-      </w:pPr>
-      <w:r>
-        <w:rPr>
-          <w:rFonts w:ascii="SegoeUI" w:hAnsi="SegoeUI" w:cs="SegoeUI"/>
-          <w:sz w:val="21"/>
-          <w:szCs w:val="21"/>
-        </w:rPr>
-        <w:t xml:space="preserve">Choose the plugin file in the open file dialog </w:t>
+        <w:rPr>
+          <w:b/>
+          <w:bCs/>
+          <w:lang w:val="en-US"/>
+        </w:rPr>
+      </w:pPr>
+      <w:r>
+        <w:rPr>
+          <w:b/>
+          <w:bCs/>
+          <w:lang w:val="en-US"/>
+        </w:rPr>
+        <w:t>10. Summary of Validation Checks</w:t>
+      </w:r>
+    </w:p>
+    <w:p>
+      <w:pPr>
+        <w:rPr>
+          <w:lang w:val="en-US"/>
+        </w:rPr>
+      </w:pPr>
+      <w:r>
+        <w:rPr>
+          <w:lang w:val="en-US"/>
+        </w:rPr>
+        <w:t>The validator shall confirm all of the following:</w:t>
+      </w:r>
+    </w:p>
+    <w:p>
+      <w:pPr>
+        <w:rPr>
+          <w:lang w:val="en-US"/>
+        </w:rPr>
+      </w:pPr>
+      <w:r>
+        <w:rPr>
+          <w:lang w:val="en-US"/>
+        </w:rPr>
+        <w:t>Symbol identity: symbol name and class usage match the profile definition.</w:t>
+      </w:r>
+    </w:p>
+    <w:p>
+      <w:pPr>
+        <w:rPr>
+          <w:lang w:val="en-US"/>
+        </w:rPr>
+      </w:pPr>
+      <w:r>
+        <w:rPr>
+          <w:lang w:val="en-US"/>
+        </w:rPr>
+        <w:t>Geometry: variant exists, selected variant matches attribute logic, primitives match, no illegal rotation/mirroring.</w:t>
+      </w:r>
+    </w:p>
+    <w:p>
+      <w:pPr>
+        <w:rPr>
+          <w:lang w:val="en-US"/>
+        </w:rPr>
+      </w:pPr>
+      <w:r>
+        <w:rPr>
+          <w:lang w:val="en-US"/>
+        </w:rPr>
+        <w:t xml:space="preserve">Node connections: each connection aligns to a </w:t>
       </w:r>
       <w:proofErr w:type="spellStart"/>
       <w:r>
         <w:rPr>
-          <w:rFonts w:ascii="SegoeUI" w:hAnsi="SegoeUI" w:cs="SegoeUI"/>
-          <w:sz w:val="21"/>
-          <w:szCs w:val="21"/>
-        </w:rPr>
-        <w:t>Extras|Plugins</w:t>
+          <w:lang w:val="en-US"/>
+        </w:rPr>
+        <w:t>NodePosition</w:t>
       </w:r>
       <w:proofErr w:type="spellEnd"/>
       <w:r>
         <w:rPr>
-          <w:rFonts w:ascii="SegoeUI" w:hAnsi="SegoeUI" w:cs="SegoeUI"/>
-          <w:sz w:val="21"/>
-          <w:szCs w:val="21"/>
-        </w:rPr>
-        <w:t>…|</w:t>
+          <w:lang w:val="en-US"/>
+        </w:rPr>
+        <w:t>, types match, and Min/</w:t>
       </w:r>
       <w:proofErr w:type="spellStart"/>
       <w:r>
         <w:rPr>
-          <w:rFonts w:ascii="SegoeUI" w:hAnsi="SegoeUI" w:cs="SegoeUI"/>
-          <w:sz w:val="21"/>
-          <w:szCs w:val="21"/>
-        </w:rPr>
-        <w:t>Add|External</w:t>
+          <w:lang w:val="en-US"/>
+        </w:rPr>
+        <w:t>MaxCount</w:t>
       </w:r>
       <w:proofErr w:type="spellEnd"/>
       <w:r>
         <w:rPr>
-          <w:rFonts w:ascii="SegoeUI" w:hAnsi="SegoeUI" w:cs="SegoeUI"/>
-          <w:sz w:val="21"/>
-          <w:szCs w:val="21"/>
-        </w:rPr>
-        <w:t xml:space="preserve"> </w:t>
-      </w:r>
-      <w:proofErr w:type="spellStart"/>
-      <w:r>
-        <w:rPr>
-          <w:rFonts w:ascii="SegoeUI" w:hAnsi="SegoeUI" w:cs="SegoeUI"/>
-          <w:sz w:val="21"/>
-          <w:szCs w:val="21"/>
-        </w:rPr>
-        <w:t>Plugins|Select</w:t>
-      </w:r>
-      <w:proofErr w:type="spellEnd"/>
-      <w:r>
-        <w:rPr>
-          <w:rFonts w:ascii="SegoeUI" w:hAnsi="SegoeUI" w:cs="SegoeUI"/>
-          <w:sz w:val="21"/>
-          <w:szCs w:val="21"/>
-        </w:rPr>
-        <w:t xml:space="preserve"> File…</w:t>
-      </w:r>
-    </w:p>
-    <w:p>
-      <w:pPr>
-        <w:pStyle w:val="ListParagraph"/>
+          <w:lang w:val="en-US"/>
+        </w:rPr>
+        <w:t xml:space="preserve"> is respected.</w:t>
+      </w:r>
+    </w:p>
+    <w:p>
+      <w:pPr>
+        <w:rPr>
+          <w:lang w:val="en-US"/>
+        </w:rPr>
+      </w:pPr>
+      <w:r>
+        <w:rPr>
+          <w:lang w:val="en-US"/>
+        </w:rPr>
+        <w:t>Labels: label placement, attribute placeholders, and text expansion are correct.</w:t>
+      </w:r>
+    </w:p>
+    <w:p>
+      <w:pPr>
+        <w:rPr>
+          <w:lang w:val="en-US"/>
+        </w:rPr>
+      </w:pPr>
+      <w:r>
+        <w:rPr>
+          <w:lang w:val="en-US"/>
+        </w:rPr>
+        <w:t>Variant condition: DEXPI attributes match Condition rules or base variant applies.</w:t>
+      </w:r>
+    </w:p>
+    <w:p>
+      <w:pPr>
         <w:numPr>
           <w:ilvl w:val="0"/>
-          <w:numId w:val="33"/>
+          <w:numId w:val="19"/>
         </w:numPr>
-        <w:autoSpaceDE w:val="0"/>
-        <w:autoSpaceDN w:val="0"/>
-        <w:adjustRightInd w:val="0"/>
-        <w:spacing w:before="0"/>
-        <w:rPr>
-          <w:rFonts w:ascii="SegoeUI" w:hAnsi="SegoeUI" w:cs="SegoeUI"/>
-          <w:sz w:val="21"/>
-          <w:szCs w:val="21"/>
-        </w:rPr>
-      </w:pPr>
-      <w:r>
-        <w:rPr>
-          <w:rFonts w:ascii="SegoeUI" w:hAnsi="SegoeUI" w:cs="SegoeUI"/>
-          <w:sz w:val="21"/>
-          <w:szCs w:val="21"/>
-        </w:rPr>
-        <w:t>Draw.io adds the plugin file to the folder</w:t>
-      </w:r>
-      <w:r>
-        <w:rPr>
-          <w:rFonts w:ascii="SegoeUI" w:hAnsi="SegoeUI" w:cs="SegoeUI"/>
-          <w:sz w:val="21"/>
-          <w:szCs w:val="21"/>
-        </w:rPr>
-        <w:t xml:space="preserve">: </w:t>
-      </w:r>
-      <w:r>
-        <w:rPr>
-          <w:rFonts w:ascii="SegoeUI" w:hAnsi="SegoeUI" w:cs="SegoeUI"/>
-          <w:sz w:val="21"/>
-          <w:szCs w:val="21"/>
-        </w:rPr>
-        <w:t>C:\Users$(User)\AppData\Roaming\draw.io\plugins</w:t>
-      </w:r>
-    </w:p>
-    <w:p>
-      <w:pPr>
-        <w:pStyle w:val="ListParagraph"/>
-        <w:numPr>
-          <w:ilvl w:val="1"/>
-          <w:numId w:val="35"/>
-        </w:numPr>
-        <w:autoSpaceDE w:val="0"/>
-        <w:autoSpaceDN w:val="0"/>
-        <w:adjustRightInd w:val="0"/>
-        <w:spacing w:before="0"/>
-        <w:rPr>
-          <w:rFonts w:ascii="SegoeUI" w:hAnsi="SegoeUI" w:cs="SegoeUI"/>
-          <w:sz w:val="21"/>
-          <w:szCs w:val="21"/>
-        </w:rPr>
-      </w:pPr>
-      <w:r>
-        <w:rPr>
-          <w:rFonts w:ascii="SegoeUI" w:hAnsi="SegoeUI" w:cs="SegoeUI"/>
-          <w:sz w:val="21"/>
-          <w:szCs w:val="21"/>
-        </w:rPr>
-        <w:t>Add the file “</w:t>
-      </w:r>
-      <w:proofErr w:type="spellStart"/>
-      <w:r>
-        <w:rPr>
-          <w:rFonts w:ascii="SegoeUI" w:hAnsi="SegoeUI" w:cs="SegoeUI"/>
-          <w:sz w:val="21"/>
-          <w:szCs w:val="21"/>
-        </w:rPr>
-        <w:t>svg_bulk_export.</w:t>
-      </w:r>
-      <w:proofErr w:type="gramStart"/>
-      <w:r>
-        <w:rPr>
-          <w:rFonts w:ascii="SegoeUI" w:hAnsi="SegoeUI" w:cs="SegoeUI"/>
-          <w:sz w:val="21"/>
-          <w:szCs w:val="21"/>
-        </w:rPr>
-        <w:t>config.json</w:t>
-      </w:r>
-      <w:proofErr w:type="spellEnd"/>
-      <w:proofErr w:type="gramEnd"/>
-      <w:r>
-        <w:rPr>
-          <w:rFonts w:ascii="SegoeUI" w:hAnsi="SegoeUI" w:cs="SegoeUI"/>
-          <w:sz w:val="21"/>
-          <w:szCs w:val="21"/>
-        </w:rPr>
-        <w:t>” to this folder</w:t>
-      </w:r>
-    </w:p>
-    <w:p>
-      <w:pPr>
-        <w:pStyle w:val="ListParagraph"/>
-        <w:numPr>
-          <w:ilvl w:val="0"/>
-          <w:numId w:val="33"/>
-        </w:numPr>
-        <w:autoSpaceDE w:val="0"/>
-        <w:autoSpaceDN w:val="0"/>
-        <w:adjustRightInd w:val="0"/>
-        <w:spacing w:before="0"/>
-        <w:rPr>
-          <w:rFonts w:ascii="SegoeUI" w:hAnsi="SegoeUI" w:cs="SegoeUI"/>
-          <w:sz w:val="21"/>
-          <w:szCs w:val="21"/>
-        </w:rPr>
-      </w:pPr>
-      <w:r>
-        <w:rPr>
-          <w:rFonts w:ascii="SegoeUI" w:hAnsi="SegoeUI" w:cs="SegoeUI"/>
-          <w:sz w:val="21"/>
-          <w:szCs w:val="21"/>
-        </w:rPr>
-        <w:t>After restart of draw.io three new menu items should be added to the bottom of menu “Extras”</w:t>
-      </w:r>
-    </w:p>
-    <w:p>
-      <w:pPr>
-        <w:pStyle w:val="ListParagraph"/>
-        <w:numPr>
-          <w:ilvl w:val="1"/>
-          <w:numId w:val="36"/>
-        </w:numPr>
-        <w:autoSpaceDE w:val="0"/>
-        <w:autoSpaceDN w:val="0"/>
-        <w:adjustRightInd w:val="0"/>
-        <w:spacing w:before="0"/>
-        <w:rPr>
-          <w:rFonts w:ascii="SegoeUI" w:hAnsi="SegoeUI" w:cs="SegoeUI"/>
-          <w:sz w:val="21"/>
-          <w:szCs w:val="21"/>
-        </w:rPr>
-      </w:pPr>
-      <w:r>
-        <w:rPr>
-          <w:rFonts w:ascii="SegoeUI" w:hAnsi="SegoeUI" w:cs="SegoeUI"/>
-          <w:sz w:val="21"/>
-          <w:szCs w:val="21"/>
-        </w:rPr>
-        <w:t>SVG bulk export – Single symbol</w:t>
-      </w:r>
-    </w:p>
-    <w:p>
-      <w:pPr>
-        <w:pStyle w:val="ListParagraph"/>
-        <w:numPr>
-          <w:ilvl w:val="1"/>
-          <w:numId w:val="36"/>
-        </w:numPr>
-        <w:autoSpaceDE w:val="0"/>
-        <w:autoSpaceDN w:val="0"/>
-        <w:adjustRightInd w:val="0"/>
-        <w:spacing w:before="0"/>
-        <w:rPr>
-          <w:rFonts w:ascii="SegoeUI" w:hAnsi="SegoeUI" w:cs="SegoeUI"/>
-          <w:sz w:val="21"/>
-          <w:szCs w:val="21"/>
-        </w:rPr>
-      </w:pPr>
-      <w:r>
-        <w:rPr>
-          <w:rFonts w:ascii="SegoeUI" w:hAnsi="SegoeUI" w:cs="SegoeUI"/>
-          <w:sz w:val="21"/>
-          <w:szCs w:val="21"/>
-        </w:rPr>
-        <w:t>SVG bulk export – All symbols</w:t>
-      </w:r>
-    </w:p>
-    <w:p>
-      <w:pPr>
-        <w:pStyle w:val="ListParagraph"/>
-        <w:numPr>
-          <w:ilvl w:val="1"/>
-          <w:numId w:val="36"/>
-        </w:numPr>
-        <w:spacing w:before="0"/>
-      </w:pPr>
-      <w:r>
-        <w:rPr>
-          <w:rFonts w:ascii="SegoeUI" w:hAnsi="SegoeUI" w:cs="SegoeUI"/>
-          <w:sz w:val="21"/>
-          <w:szCs w:val="21"/>
-        </w:rPr>
-        <w:t>SVG bulk export - Create zip file with folder structure' to menu 'Extras'</w:t>
-      </w:r>
-    </w:p>
-    <w:p>
-      <w:pPr>
-        <w:rPr>
-          <w:rFonts w:asciiTheme="majorHAnsi" w:eastAsiaTheme="majorEastAsia" w:hAnsiTheme="majorHAnsi" w:cstheme="majorBidi"/>
-          <w:color w:val="365F91" w:themeColor="accent1" w:themeShade="BF"/>
-          <w:sz w:val="32"/>
-          <w:szCs w:val="32"/>
-        </w:rPr>
-      </w:pPr>
-      <w:bookmarkStart w:id="47" w:name="_Ref132810365"/>
-    </w:p>
-    <w:p>
-      <w:pPr>
-        <w:pStyle w:val="Heading2"/>
-      </w:pPr>
-      <w:bookmarkStart w:id="48" w:name="_Ref133925291"/>
-      <w:bookmarkStart w:id="49" w:name="_Toc211258271"/>
-      <w:r>
-        <w:t>Configuration</w:t>
-      </w:r>
-      <w:bookmarkEnd w:id="47"/>
-      <w:r>
-        <w:t xml:space="preserve"> Options</w:t>
-      </w:r>
-      <w:bookmarkEnd w:id="48"/>
-      <w:bookmarkEnd w:id="49"/>
-      <w:r>
-        <w:t xml:space="preserve"> </w:t>
-      </w:r>
-    </w:p>
-    <w:p>
-      <w:r>
-        <w:t>Please refer to the readme.pdf file.</w:t>
-      </w:r>
-    </w:p>
-    <w:p>
-      <w:r>
-        <w:object w:dxaOrig="1543" w:dyaOrig="1000" w14:anchorId="62975D16">
-          <v:shape id="_x0000_i1055" type="#_x0000_t75" style="width:77.85pt;height:50.25pt" o:ole="">
-            <v:imagedata r:id="rId22" o:title=""/>
-          </v:shape>
-          <o:OLEObject Type="Embed" ProgID="Acrobat.Document.DC" ShapeID="_x0000_i1055" DrawAspect="Icon" ObjectID="_1821871001" r:id="rId23"/>
-        </w:object>
-      </w:r>
-    </w:p>
-    <w:p/>
-    <w:p>
-      <w:pPr>
-        <w:pStyle w:val="Heading2"/>
-      </w:pPr>
-      <w:bookmarkStart w:id="50" w:name="_Toc211258272"/>
-      <w:r>
-        <w:t>Transfer Requirements</w:t>
-      </w:r>
-      <w:bookmarkEnd w:id="50"/>
-    </w:p>
-    <w:p>
-      <w:pPr>
-        <w:spacing w:before="100" w:beforeAutospacing="1" w:after="100" w:afterAutospacing="1"/>
-        <w:rPr>
-          <w:szCs w:val="22"/>
-          <w:lang w:eastAsia="en-GB"/>
-        </w:rPr>
-      </w:pPr>
-      <w:r>
-        <w:rPr>
-          <w:szCs w:val="22"/>
-          <w:lang w:eastAsia="en-GB"/>
-        </w:rPr>
-        <w:t xml:space="preserve">Within the </w:t>
-      </w:r>
-      <w:r>
-        <w:rPr>
-          <w:szCs w:val="22"/>
-          <w:lang w:eastAsia="en-GB"/>
-        </w:rPr>
-        <w:t>DISC</w:t>
-      </w:r>
-      <w:r>
-        <w:rPr>
-          <w:szCs w:val="22"/>
-          <w:lang w:eastAsia="en-GB"/>
-        </w:rPr>
-        <w:t xml:space="preserve"> DEXPI project it has been decided that the symbols shall form the basis of the mapping toward DEXPI to support the initial decision that we shall only transfer the graphical information from the P&amp;ID in the DEXPI transfer file. </w:t>
-      </w:r>
-    </w:p>
-    <w:p>
-      <w:pPr>
-        <w:spacing w:before="100" w:beforeAutospacing="1" w:after="100" w:afterAutospacing="1"/>
-        <w:rPr>
-          <w:szCs w:val="22"/>
-          <w:lang w:eastAsia="en-GB"/>
-        </w:rPr>
-      </w:pPr>
-      <w:r>
-        <w:rPr>
-          <w:szCs w:val="22"/>
-          <w:lang w:eastAsia="en-GB"/>
-        </w:rPr>
-        <w:t xml:space="preserve">The </w:t>
-      </w:r>
-      <w:r>
-        <w:rPr>
-          <w:szCs w:val="22"/>
-          <w:lang w:eastAsia="en-GB"/>
-        </w:rPr>
-        <w:t>DISC</w:t>
-      </w:r>
-      <w:r>
-        <w:rPr>
-          <w:szCs w:val="22"/>
-          <w:lang w:eastAsia="en-GB"/>
-        </w:rPr>
-        <w:t xml:space="preserve"> DEXPI</w:t>
-      </w:r>
-      <w:r>
-        <w:rPr>
-          <w:szCs w:val="22"/>
-          <w:lang w:eastAsia="en-GB"/>
-        </w:rPr>
-        <w:t xml:space="preserve"> project </w:t>
-      </w:r>
-      <w:r>
-        <w:rPr>
-          <w:szCs w:val="22"/>
-          <w:lang w:eastAsia="en-GB"/>
-        </w:rPr>
-        <w:t>requires</w:t>
-      </w:r>
-      <w:r>
-        <w:rPr>
-          <w:szCs w:val="22"/>
-          <w:lang w:eastAsia="en-GB"/>
-        </w:rPr>
-        <w:t xml:space="preserve"> that each equipment object displayed on the P&amp;ID shall be transferred within the DEXPI format with the required class mapping, symbol reference ID mapping, attribute mapping and association references to the piping / instrumentation systems as shown on the P&amp;ID.</w:t>
-      </w:r>
-      <w:r>
-        <w:rPr>
-          <w:szCs w:val="22"/>
-          <w:lang w:eastAsia="en-GB"/>
-        </w:rPr>
-        <w:t xml:space="preserve"> The following sections </w:t>
-      </w:r>
-      <w:r>
-        <w:rPr>
-          <w:szCs w:val="22"/>
-          <w:lang w:eastAsia="en-GB"/>
-        </w:rPr>
-        <w:t>provide details for the class and attribute mapping</w:t>
-      </w:r>
-      <w:r>
-        <w:rPr>
-          <w:szCs w:val="22"/>
-          <w:lang w:eastAsia="en-GB"/>
-        </w:rPr>
-        <w:t xml:space="preserve"> and</w:t>
-      </w:r>
-      <w:r>
-        <w:rPr>
-          <w:szCs w:val="22"/>
-          <w:lang w:eastAsia="en-GB"/>
-        </w:rPr>
-        <w:t xml:space="preserve"> implementation of the standard to reflect </w:t>
-      </w:r>
-      <w:r>
-        <w:rPr>
-          <w:szCs w:val="22"/>
-          <w:lang w:eastAsia="en-GB"/>
-        </w:rPr>
-        <w:t>DISC</w:t>
-      </w:r>
-      <w:r>
-        <w:rPr>
-          <w:szCs w:val="22"/>
-          <w:lang w:eastAsia="en-GB"/>
-        </w:rPr>
-        <w:t xml:space="preserve"> process engineering drafting standards and symbols.</w:t>
-      </w:r>
-      <w:r>
-        <w:rPr>
-          <w:szCs w:val="22"/>
-          <w:lang w:eastAsia="en-GB"/>
-        </w:rPr>
-        <w:t xml:space="preserve"> Any additional rules or assumptions to be applied will also be noted in these sections. </w:t>
-      </w:r>
-    </w:p>
-    <w:p>
-      <w:pPr>
-        <w:spacing w:before="100" w:beforeAutospacing="1" w:after="100" w:afterAutospacing="1"/>
         <w:rPr>
           <w:b/>
           <w:bCs/>
-          <w:sz w:val="24"/>
-          <w:szCs w:val="24"/>
-          <w:u w:val="single"/>
-          <w:lang w:eastAsia="en-GB"/>
+          <w:lang w:val="en-US"/>
         </w:rPr>
       </w:pPr>
       <w:r>
         <w:rPr>
           <w:b/>
           <w:bCs/>
-          <w:sz w:val="24"/>
-          <w:szCs w:val="24"/>
-          <w:u w:val="single"/>
-          <w:lang w:eastAsia="en-GB"/>
-        </w:rPr>
-        <w:t xml:space="preserve">General </w:t>
-      </w:r>
-      <w:r>
-        <w:rPr>
-          <w:b/>
-          <w:bCs/>
-          <w:sz w:val="24"/>
-          <w:szCs w:val="24"/>
-          <w:u w:val="single"/>
-          <w:lang w:eastAsia="en-GB"/>
-        </w:rPr>
-        <w:t>Requirement Details:</w:t>
-      </w:r>
-    </w:p>
-    <w:p>
-      <w:pPr>
-        <w:pStyle w:val="ListParagraph"/>
-        <w:numPr>
-          <w:ilvl w:val="0"/>
-          <w:numId w:val="16"/>
-        </w:numPr>
-        <w:spacing w:before="100" w:beforeAutospacing="1" w:after="100" w:afterAutospacing="1"/>
-        <w:rPr>
-          <w:szCs w:val="22"/>
-          <w:lang w:eastAsia="en-GB"/>
-        </w:rPr>
-      </w:pPr>
-      <w:proofErr w:type="spellStart"/>
-      <w:r>
-        <w:rPr>
-          <w:szCs w:val="22"/>
-          <w:lang w:eastAsia="en-GB"/>
+          <w:lang w:val="en-US"/>
+        </w:rPr>
+        <w:t>11. Conclusion</w:t>
+      </w:r>
+    </w:p>
+    <w:p>
+      <w:r>
+        <w:rPr>
+          <w:lang w:val="en-US"/>
         </w:rPr>
         <w:lastRenderedPageBreak/>
-        <w:t>PersistentID</w:t>
-      </w:r>
-      <w:proofErr w:type="spellEnd"/>
-      <w:r>
-        <w:rPr>
-          <w:szCs w:val="22"/>
-          <w:lang w:eastAsia="en-GB"/>
-        </w:rPr>
-        <w:t xml:space="preserve"> referencing shall be used to uniquely identify each class object. The context</w:t>
-      </w:r>
-      <w:r>
-        <w:rPr>
-          <w:szCs w:val="22"/>
-          <w:lang w:eastAsia="en-GB"/>
-        </w:rPr>
-        <w:t xml:space="preserve"> given within</w:t>
-      </w:r>
-      <w:r>
-        <w:rPr>
-          <w:szCs w:val="22"/>
-          <w:lang w:eastAsia="en-GB"/>
-        </w:rPr>
-        <w:t xml:space="preserve"> the </w:t>
-      </w:r>
-      <w:proofErr w:type="spellStart"/>
-      <w:r>
-        <w:rPr>
-          <w:szCs w:val="22"/>
-          <w:lang w:eastAsia="en-GB"/>
-        </w:rPr>
-        <w:t>PersistentID</w:t>
-      </w:r>
-      <w:proofErr w:type="spellEnd"/>
-      <w:r>
-        <w:rPr>
-          <w:szCs w:val="22"/>
-          <w:lang w:eastAsia="en-GB"/>
-        </w:rPr>
-        <w:t xml:space="preserve"> shall </w:t>
-      </w:r>
-      <w:r>
-        <w:rPr>
-          <w:szCs w:val="22"/>
-          <w:lang w:eastAsia="en-GB"/>
-        </w:rPr>
-        <w:t>include</w:t>
-      </w:r>
-      <w:r>
-        <w:rPr>
-          <w:szCs w:val="22"/>
-          <w:lang w:eastAsia="en-GB"/>
-        </w:rPr>
-        <w:t xml:space="preserve"> a reference to the </w:t>
-      </w:r>
-      <w:r>
-        <w:rPr>
-          <w:szCs w:val="22"/>
-          <w:lang w:eastAsia="en-GB"/>
-        </w:rPr>
-        <w:t>exporting application.</w:t>
-      </w:r>
-    </w:p>
-    <w:p>
-      <w:pPr>
-        <w:pStyle w:val="ListParagraph"/>
-        <w:numPr>
-          <w:ilvl w:val="0"/>
-          <w:numId w:val="16"/>
-        </w:numPr>
-        <w:spacing w:before="100" w:beforeAutospacing="1" w:after="100" w:afterAutospacing="1"/>
-        <w:rPr>
-          <w:szCs w:val="22"/>
-          <w:lang w:eastAsia="en-GB"/>
-        </w:rPr>
-      </w:pPr>
-      <w:proofErr w:type="spellStart"/>
-      <w:r>
-        <w:rPr>
-          <w:szCs w:val="22"/>
-          <w:lang w:eastAsia="en-GB"/>
-        </w:rPr>
-        <w:t>DexpiCustomAttributes</w:t>
-      </w:r>
-      <w:proofErr w:type="spellEnd"/>
-      <w:r>
-        <w:rPr>
-          <w:szCs w:val="22"/>
-          <w:lang w:eastAsia="en-GB"/>
-        </w:rPr>
-        <w:t xml:space="preserve"> shall be used </w:t>
-      </w:r>
-      <w:r>
-        <w:rPr>
-          <w:szCs w:val="22"/>
-          <w:lang w:eastAsia="en-GB"/>
-        </w:rPr>
-        <w:t xml:space="preserve">as the </w:t>
-      </w:r>
-      <w:proofErr w:type="spellStart"/>
-      <w:r>
-        <w:rPr>
-          <w:szCs w:val="22"/>
-          <w:lang w:eastAsia="en-GB"/>
-        </w:rPr>
-        <w:t>GenericAttributes</w:t>
-      </w:r>
-      <w:proofErr w:type="spellEnd"/>
-      <w:r>
-        <w:rPr>
-          <w:szCs w:val="22"/>
-          <w:lang w:eastAsia="en-GB"/>
-        </w:rPr>
-        <w:t xml:space="preserve"> </w:t>
-      </w:r>
-      <w:r>
-        <w:rPr>
-          <w:szCs w:val="22"/>
-          <w:lang w:eastAsia="en-GB"/>
-        </w:rPr>
-        <w:t xml:space="preserve">‘Set’ value </w:t>
-      </w:r>
-      <w:r>
-        <w:rPr>
-          <w:szCs w:val="22"/>
-          <w:lang w:eastAsia="en-GB"/>
-        </w:rPr>
-        <w:t xml:space="preserve">within </w:t>
-      </w:r>
-      <w:r>
-        <w:rPr>
-          <w:szCs w:val="22"/>
-          <w:lang w:eastAsia="en-GB"/>
-        </w:rPr>
-        <w:t xml:space="preserve">the </w:t>
-      </w:r>
-      <w:r>
-        <w:rPr>
-          <w:szCs w:val="22"/>
-          <w:lang w:eastAsia="en-GB"/>
-        </w:rPr>
-        <w:t xml:space="preserve">Proteus export </w:t>
-      </w:r>
-      <w:r>
-        <w:rPr>
-          <w:szCs w:val="22"/>
-          <w:lang w:eastAsia="en-GB"/>
-        </w:rPr>
-        <w:t xml:space="preserve">to group </w:t>
-      </w:r>
-      <w:r>
-        <w:rPr>
-          <w:szCs w:val="22"/>
-          <w:lang w:eastAsia="en-GB"/>
-        </w:rPr>
-        <w:t>custom attributes</w:t>
-      </w:r>
-      <w:r>
-        <w:rPr>
-          <w:szCs w:val="22"/>
-          <w:lang w:eastAsia="en-GB"/>
-        </w:rPr>
-        <w:t xml:space="preserve"> that are defined within </w:t>
-      </w:r>
-      <w:r>
-        <w:rPr>
-          <w:szCs w:val="22"/>
-          <w:lang w:eastAsia="en-GB"/>
-        </w:rPr>
-        <w:fldChar w:fldCharType="begin"/>
-      </w:r>
-      <w:r>
-        <w:rPr>
-          <w:szCs w:val="22"/>
-          <w:lang w:eastAsia="en-GB"/>
-        </w:rPr>
-        <w:instrText xml:space="preserve"> REF _Ref86066728 \h </w:instrText>
-      </w:r>
-      <w:r>
-        <w:rPr>
-          <w:szCs w:val="22"/>
-          <w:lang w:eastAsia="en-GB"/>
-        </w:rPr>
-        <w:instrText xml:space="preserve"> \* MERGEFORMAT </w:instrText>
-      </w:r>
-      <w:r>
-        <w:rPr>
-          <w:szCs w:val="22"/>
-          <w:lang w:eastAsia="en-GB"/>
-        </w:rPr>
-        <w:fldChar w:fldCharType="separate"/>
-      </w:r>
-      <w:r>
-        <w:rPr>
-          <w:b/>
-          <w:bCs/>
-          <w:szCs w:val="22"/>
-          <w:lang w:eastAsia="en-GB"/>
-        </w:rPr>
-        <w:t>Error! Reference source not found.</w:t>
-      </w:r>
-      <w:r>
-        <w:rPr>
-          <w:szCs w:val="22"/>
-          <w:lang w:eastAsia="en-GB"/>
-        </w:rPr>
-        <w:fldChar w:fldCharType="end"/>
-      </w:r>
-    </w:p>
-    <w:p>
-      <w:pPr>
-        <w:pStyle w:val="ListParagraph"/>
-        <w:numPr>
-          <w:ilvl w:val="0"/>
-          <w:numId w:val="16"/>
-        </w:numPr>
-        <w:spacing w:before="100" w:beforeAutospacing="1" w:after="100" w:afterAutospacing="1"/>
-        <w:rPr>
-          <w:szCs w:val="22"/>
-          <w:lang w:eastAsia="en-GB"/>
-        </w:rPr>
-      </w:pPr>
-      <w:r>
-        <w:rPr>
-          <w:szCs w:val="22"/>
-          <w:lang w:eastAsia="en-GB"/>
-        </w:rPr>
-        <w:t xml:space="preserve">All </w:t>
-      </w:r>
-      <w:proofErr w:type="spellStart"/>
-      <w:r>
-        <w:rPr>
-          <w:szCs w:val="22"/>
-          <w:lang w:eastAsia="en-GB"/>
-        </w:rPr>
-        <w:t>Dexpi</w:t>
-      </w:r>
-      <w:proofErr w:type="spellEnd"/>
-      <w:r>
-        <w:rPr>
-          <w:szCs w:val="22"/>
-          <w:lang w:eastAsia="en-GB"/>
-        </w:rPr>
-        <w:t xml:space="preserve"> custom class definitions </w:t>
-      </w:r>
-      <w:r>
-        <w:rPr>
-          <w:szCs w:val="22"/>
-          <w:lang w:eastAsia="en-GB"/>
-        </w:rPr>
-        <w:t xml:space="preserve">(DEXPI </w:t>
-      </w:r>
-      <w:proofErr w:type="spellStart"/>
-      <w:r>
-        <w:rPr>
-          <w:szCs w:val="22"/>
-          <w:lang w:eastAsia="en-GB"/>
-        </w:rPr>
-        <w:t>CustomObject</w:t>
-      </w:r>
-      <w:proofErr w:type="spellEnd"/>
-      <w:r>
-        <w:rPr>
-          <w:szCs w:val="22"/>
-          <w:lang w:eastAsia="en-GB"/>
-        </w:rPr>
-        <w:t xml:space="preserve"> subtypes) must use the DEXPI TypeName and </w:t>
-      </w:r>
-      <w:proofErr w:type="spellStart"/>
-      <w:r>
-        <w:rPr>
-          <w:szCs w:val="22"/>
-          <w:lang w:eastAsia="en-GB"/>
-        </w:rPr>
-        <w:t>TypeURI</w:t>
-      </w:r>
-      <w:proofErr w:type="spellEnd"/>
-      <w:r>
-        <w:rPr>
-          <w:szCs w:val="22"/>
-          <w:lang w:eastAsia="en-GB"/>
-        </w:rPr>
-        <w:t xml:space="preserve"> attributes as part of the class element transfer to provide the type details for the object. TypeName &amp; </w:t>
-      </w:r>
-      <w:proofErr w:type="spellStart"/>
-      <w:r>
-        <w:rPr>
-          <w:szCs w:val="22"/>
-          <w:lang w:eastAsia="en-GB"/>
-        </w:rPr>
-        <w:t>TypeURI</w:t>
-      </w:r>
-      <w:proofErr w:type="spellEnd"/>
-      <w:r>
-        <w:rPr>
-          <w:szCs w:val="22"/>
-          <w:lang w:eastAsia="en-GB"/>
-        </w:rPr>
-        <w:t xml:space="preserve"> are provided in the symbol legend mapping.</w:t>
-      </w:r>
-    </w:p>
-    <w:p>
-      <w:pPr>
-        <w:spacing w:before="100" w:beforeAutospacing="1" w:after="100" w:afterAutospacing="1"/>
-        <w:rPr>
-          <w:szCs w:val="22"/>
-          <w:lang w:eastAsia="en-GB"/>
-        </w:rPr>
-      </w:pPr>
-    </w:p>
-    <w:p>
-      <w:pPr>
-        <w:pStyle w:val="Heading3"/>
-        <w:sectPr>
-          <w:headerReference w:type="default" r:id="rId24"/>
-          <w:pgSz w:w="11907" w:h="16839" w:code="9"/>
-          <w:pgMar w:top="720" w:right="708" w:bottom="720" w:left="720" w:header="431" w:footer="794" w:gutter="0"/>
-          <w:paperSrc w:first="15" w:other="15"/>
-          <w:cols w:space="720"/>
-          <w:titlePg/>
-          <w:docGrid w:linePitch="360"/>
-        </w:sectPr>
-      </w:pPr>
-    </w:p>
-    <w:p>
-      <w:pPr>
-        <w:pStyle w:val="Heading3"/>
-      </w:pPr>
-      <w:bookmarkStart w:id="51" w:name="_Toc211258273"/>
-      <w:r>
-        <w:lastRenderedPageBreak/>
-        <w:t>Symbols</w:t>
-      </w:r>
-      <w:bookmarkEnd w:id="51"/>
-    </w:p>
-    <w:p>
-      <w:pPr>
-        <w:spacing w:before="100" w:beforeAutospacing="1" w:after="100" w:afterAutospacing="1"/>
-        <w:rPr>
-          <w:szCs w:val="22"/>
-          <w:lang w:eastAsia="en-GB"/>
-        </w:rPr>
-      </w:pPr>
-      <w:r>
-        <w:rPr>
-          <w:szCs w:val="22"/>
-          <w:lang w:eastAsia="en-GB"/>
-        </w:rPr>
-        <w:t xml:space="preserve">The </w:t>
-      </w:r>
-      <w:r>
-        <w:rPr>
-          <w:szCs w:val="22"/>
-          <w:lang w:eastAsia="en-GB"/>
-        </w:rPr>
-        <w:t>DISC</w:t>
-      </w:r>
-      <w:r>
-        <w:rPr>
-          <w:szCs w:val="22"/>
-          <w:lang w:eastAsia="en-GB"/>
-        </w:rPr>
-        <w:t xml:space="preserve"> DEXPI symbol legend is based on Z004 NORSOK standard with some additions to support the DEXPI transfer, this project symbol legend is referred to as the </w:t>
-      </w:r>
-      <w:r>
-        <w:rPr>
-          <w:szCs w:val="22"/>
-          <w:lang w:eastAsia="en-GB"/>
-        </w:rPr>
-        <w:t>DISC</w:t>
-      </w:r>
-      <w:r>
-        <w:rPr>
-          <w:szCs w:val="22"/>
-          <w:lang w:eastAsia="en-GB"/>
-        </w:rPr>
-        <w:t xml:space="preserve"> DEXPI symbol legend.</w:t>
-      </w:r>
-    </w:p>
-    <w:p>
-      <w:pPr>
-        <w:spacing w:before="100" w:beforeAutospacing="1" w:after="100" w:afterAutospacing="1"/>
-        <w:rPr>
-          <w:szCs w:val="22"/>
-          <w:lang w:eastAsia="en-GB"/>
-        </w:rPr>
-      </w:pPr>
-      <w:r>
-        <w:rPr>
-          <w:szCs w:val="22"/>
-          <w:lang w:eastAsia="en-GB"/>
-        </w:rPr>
-        <w:t>All symbols within this legend are mapped to a corresponding DEXPI class definition including any additional attributes to support the definition of the object.</w:t>
-      </w:r>
-    </w:p>
-    <w:p>
-      <w:pPr>
-        <w:spacing w:before="100" w:beforeAutospacing="1" w:after="100" w:afterAutospacing="1"/>
-        <w:rPr>
-          <w:szCs w:val="22"/>
-          <w:lang w:eastAsia="en-GB"/>
-        </w:rPr>
-      </w:pPr>
-      <w:r>
-        <w:rPr>
-          <w:szCs w:val="22"/>
-          <w:lang w:eastAsia="en-GB"/>
-        </w:rPr>
-        <w:t xml:space="preserve">A key feature of the </w:t>
-      </w:r>
-      <w:r>
-        <w:rPr>
-          <w:szCs w:val="22"/>
-          <w:lang w:eastAsia="en-GB"/>
-        </w:rPr>
-        <w:t>DISC</w:t>
-      </w:r>
-      <w:r>
-        <w:rPr>
-          <w:szCs w:val="22"/>
-          <w:lang w:eastAsia="en-GB"/>
-        </w:rPr>
-        <w:t xml:space="preserve"> DEXPI symbol legend is the addition of a defined origo point for all symbols</w:t>
-      </w:r>
-      <w:r>
-        <w:rPr>
-          <w:szCs w:val="22"/>
-          <w:lang w:eastAsia="en-GB"/>
-        </w:rPr>
-        <w:t xml:space="preserve"> and the inclusion of the label as part of the overall graphic</w:t>
-      </w:r>
-      <w:r>
-        <w:rPr>
-          <w:szCs w:val="22"/>
-          <w:lang w:eastAsia="en-GB"/>
-        </w:rPr>
-        <w:t xml:space="preserve">. </w:t>
-      </w:r>
-      <w:r>
-        <w:rPr>
-          <w:szCs w:val="22"/>
-          <w:lang w:eastAsia="en-GB"/>
-        </w:rPr>
-        <w:t xml:space="preserve">A standard origo point definition across </w:t>
-      </w:r>
-      <w:r>
-        <w:rPr>
-          <w:szCs w:val="22"/>
-          <w:lang w:eastAsia="en-GB"/>
-        </w:rPr>
-        <w:t>DISC</w:t>
-      </w:r>
-      <w:r>
-        <w:rPr>
-          <w:szCs w:val="22"/>
-          <w:lang w:eastAsia="en-GB"/>
-        </w:rPr>
-        <w:t xml:space="preserve"> will ensure correct placement of the symbol based on a single point </w:t>
-      </w:r>
-      <w:r>
-        <w:rPr>
-          <w:szCs w:val="22"/>
-          <w:lang w:eastAsia="en-GB"/>
-        </w:rPr>
-        <w:t>element</w:t>
-      </w:r>
-      <w:r>
-        <w:rPr>
-          <w:szCs w:val="22"/>
-          <w:lang w:eastAsia="en-GB"/>
-        </w:rPr>
-        <w:t xml:space="preserve"> (</w:t>
-      </w:r>
-      <w:proofErr w:type="spellStart"/>
-      <w:proofErr w:type="gramStart"/>
-      <w:r>
-        <w:rPr>
-          <w:szCs w:val="22"/>
-          <w:lang w:eastAsia="en-GB"/>
-        </w:rPr>
-        <w:t>x,y</w:t>
-      </w:r>
-      <w:proofErr w:type="spellEnd"/>
-      <w:proofErr w:type="gramEnd"/>
-      <w:r>
-        <w:rPr>
-          <w:szCs w:val="22"/>
-          <w:lang w:eastAsia="en-GB"/>
-        </w:rPr>
-        <w:t>)</w:t>
-      </w:r>
-      <w:r>
-        <w:rPr>
-          <w:szCs w:val="22"/>
-          <w:lang w:eastAsia="en-GB"/>
-        </w:rPr>
-        <w:t xml:space="preserve"> for the shape</w:t>
-      </w:r>
-      <w:r>
-        <w:rPr>
-          <w:szCs w:val="22"/>
-          <w:lang w:eastAsia="en-GB"/>
-        </w:rPr>
-        <w:t xml:space="preserve"> in the transfer file.</w:t>
-      </w:r>
-    </w:p>
-    <w:p>
-      <w:pPr>
-        <w:spacing w:before="100" w:beforeAutospacing="1" w:after="100" w:afterAutospacing="1"/>
-        <w:rPr>
-          <w:szCs w:val="22"/>
-          <w:lang w:eastAsia="en-GB"/>
-        </w:rPr>
-      </w:pPr>
-      <w:r>
-        <w:rPr>
-          <w:szCs w:val="22"/>
-          <w:lang w:eastAsia="en-GB"/>
-        </w:rPr>
-        <w:t xml:space="preserve">The </w:t>
-      </w:r>
-      <w:r>
-        <w:rPr>
-          <w:szCs w:val="22"/>
-          <w:lang w:eastAsia="en-GB"/>
-        </w:rPr>
-        <w:t>o</w:t>
-      </w:r>
-      <w:r>
-        <w:rPr>
-          <w:szCs w:val="22"/>
-          <w:lang w:eastAsia="en-GB"/>
-        </w:rPr>
-        <w:t xml:space="preserve">rigo point </w:t>
-      </w:r>
-      <w:r>
-        <w:rPr>
-          <w:szCs w:val="22"/>
-          <w:lang w:eastAsia="en-GB"/>
-        </w:rPr>
-        <w:t>placement is based on a few general rules:</w:t>
-      </w:r>
-    </w:p>
-    <w:p>
-      <w:pPr>
-        <w:pStyle w:val="ListParagraph"/>
-        <w:numPr>
-          <w:ilvl w:val="0"/>
-          <w:numId w:val="25"/>
-        </w:numPr>
-        <w:spacing w:before="100" w:beforeAutospacing="1" w:after="100" w:afterAutospacing="1"/>
-        <w:rPr>
-          <w:szCs w:val="22"/>
-          <w:lang w:eastAsia="en-GB"/>
-        </w:rPr>
-      </w:pPr>
-      <w:r>
-        <w:rPr>
-          <w:szCs w:val="22"/>
-          <w:lang w:eastAsia="en-GB"/>
-        </w:rPr>
-        <w:t>I</w:t>
-      </w:r>
-      <w:r>
-        <w:rPr>
-          <w:szCs w:val="22"/>
-          <w:lang w:eastAsia="en-GB"/>
-        </w:rPr>
-        <w:t>n-line components</w:t>
-      </w:r>
-      <w:r>
-        <w:rPr>
-          <w:szCs w:val="22"/>
-          <w:lang w:eastAsia="en-GB"/>
-        </w:rPr>
-        <w:t xml:space="preserve"> with 2 connectors</w:t>
-      </w:r>
-      <w:r>
-        <w:rPr>
-          <w:szCs w:val="22"/>
-          <w:lang w:eastAsia="en-GB"/>
-        </w:rPr>
-        <w:t xml:space="preserve"> the origo is place</w:t>
-      </w:r>
-      <w:r>
-        <w:rPr>
-          <w:szCs w:val="22"/>
-          <w:lang w:eastAsia="en-GB"/>
-        </w:rPr>
-        <w:t>d</w:t>
-      </w:r>
-      <w:r>
-        <w:rPr>
-          <w:szCs w:val="22"/>
-          <w:lang w:eastAsia="en-GB"/>
-        </w:rPr>
-        <w:t xml:space="preserve"> </w:t>
-      </w:r>
-      <w:r>
-        <w:rPr>
-          <w:szCs w:val="22"/>
-          <w:lang w:eastAsia="en-GB"/>
-        </w:rPr>
-        <w:t xml:space="preserve">on the </w:t>
-      </w:r>
-      <w:proofErr w:type="spellStart"/>
-      <w:r>
-        <w:rPr>
-          <w:szCs w:val="22"/>
-          <w:lang w:eastAsia="en-GB"/>
-        </w:rPr>
-        <w:t>center</w:t>
-      </w:r>
-      <w:proofErr w:type="spellEnd"/>
-      <w:r>
-        <w:rPr>
-          <w:szCs w:val="22"/>
-          <w:lang w:eastAsia="en-GB"/>
-        </w:rPr>
-        <w:t xml:space="preserve"> of the line transecting the symbol along the plane of the to-be connected pipeline</w:t>
-      </w:r>
-      <w:r>
-        <w:rPr>
-          <w:szCs w:val="22"/>
-          <w:lang w:eastAsia="en-GB"/>
-        </w:rPr>
-        <w:t xml:space="preserve"> to ensure ease of rotation on the pipeline and ease of substitution for intelligent </w:t>
-      </w:r>
-      <w:proofErr w:type="gramStart"/>
-      <w:r>
-        <w:rPr>
-          <w:szCs w:val="22"/>
-          <w:lang w:eastAsia="en-GB"/>
-        </w:rPr>
-        <w:t>attribute base</w:t>
-      </w:r>
-      <w:r>
-        <w:rPr>
-          <w:szCs w:val="22"/>
-          <w:lang w:eastAsia="en-GB"/>
-        </w:rPr>
-        <w:t>d</w:t>
-      </w:r>
-      <w:proofErr w:type="gramEnd"/>
-      <w:r>
-        <w:rPr>
-          <w:szCs w:val="22"/>
-          <w:lang w:eastAsia="en-GB"/>
-        </w:rPr>
-        <w:t xml:space="preserve"> symbols.</w:t>
-      </w:r>
-    </w:p>
-    <w:p>
-      <w:pPr>
-        <w:pStyle w:val="ListParagraph"/>
-        <w:numPr>
-          <w:ilvl w:val="0"/>
-          <w:numId w:val="25"/>
-        </w:numPr>
-        <w:spacing w:before="100" w:beforeAutospacing="1" w:after="100" w:afterAutospacing="1"/>
-        <w:rPr>
-          <w:szCs w:val="22"/>
-          <w:lang w:eastAsia="en-GB"/>
-        </w:rPr>
-      </w:pPr>
-      <w:r>
-        <w:rPr>
-          <w:szCs w:val="22"/>
-          <w:lang w:eastAsia="en-GB"/>
-        </w:rPr>
-        <w:t>In-line components with 3 or 4 connectors the origo is placed at the intersection point of the connectors</w:t>
-      </w:r>
-    </w:p>
-    <w:p>
-      <w:pPr>
-        <w:pStyle w:val="ListParagraph"/>
-        <w:numPr>
-          <w:ilvl w:val="0"/>
-          <w:numId w:val="25"/>
-        </w:numPr>
-        <w:spacing w:before="100" w:beforeAutospacing="1" w:after="100" w:afterAutospacing="1"/>
-        <w:rPr>
-          <w:szCs w:val="22"/>
-          <w:lang w:eastAsia="en-GB"/>
-        </w:rPr>
-      </w:pPr>
-      <w:r>
-        <w:rPr>
-          <w:szCs w:val="22"/>
-          <w:lang w:eastAsia="en-GB"/>
-        </w:rPr>
-        <w:t>In-line components with 1 connection point the origo is place</w:t>
-      </w:r>
-      <w:r>
-        <w:rPr>
-          <w:szCs w:val="22"/>
-          <w:lang w:eastAsia="en-GB"/>
-        </w:rPr>
-        <w:t>d</w:t>
-      </w:r>
-      <w:r>
-        <w:rPr>
-          <w:szCs w:val="22"/>
-          <w:lang w:eastAsia="en-GB"/>
-        </w:rPr>
-        <w:t xml:space="preserve"> at the connection point</w:t>
-      </w:r>
-    </w:p>
-    <w:tbl>
-      <w:tblPr>
-        <w:tblW w:w="15811" w:type="dxa"/>
-        <w:tblCellMar>
-          <w:left w:w="57" w:type="dxa"/>
-          <w:right w:w="57" w:type="dxa"/>
-        </w:tblCellMar>
-        <w:tblLook w:val="04A0" w:firstRow="1" w:lastRow="0" w:firstColumn="1" w:lastColumn="0" w:noHBand="0" w:noVBand="1"/>
-      </w:tblPr>
-      <w:tblGrid>
-        <w:gridCol w:w="988"/>
-        <w:gridCol w:w="1284"/>
-        <w:gridCol w:w="1701"/>
-        <w:gridCol w:w="992"/>
-        <w:gridCol w:w="1134"/>
-        <w:gridCol w:w="1134"/>
-        <w:gridCol w:w="1134"/>
-        <w:gridCol w:w="992"/>
-        <w:gridCol w:w="992"/>
-        <w:gridCol w:w="1410"/>
-        <w:gridCol w:w="2103"/>
-        <w:gridCol w:w="1947"/>
-      </w:tblGrid>
-      <w:tr>
-        <w:trPr>
-          <w:trHeight w:val="315"/>
-        </w:trPr>
-        <w:tc>
-          <w:tcPr>
-            <w:tcW w:w="988" w:type="dxa"/>
-            <w:tcBorders>
-              <w:top w:val="single" w:sz="4" w:space="0" w:color="auto"/>
-              <w:left w:val="single" w:sz="4" w:space="0" w:color="auto"/>
-              <w:bottom w:val="single" w:sz="4" w:space="0" w:color="auto"/>
-              <w:right w:val="single" w:sz="4" w:space="0" w:color="auto"/>
-            </w:tcBorders>
-            <w:noWrap/>
-            <w:vAlign w:val="center"/>
-            <w:hideMark/>
-          </w:tcPr>
-          <w:p>
-            <w:pPr>
-              <w:spacing w:before="0"/>
-              <w:rPr>
-                <w:rFonts w:ascii="Calibri" w:hAnsi="Calibri" w:cs="Calibri"/>
-                <w:b/>
-                <w:bCs/>
-                <w:color w:val="0563C1"/>
-                <w:sz w:val="24"/>
-                <w:szCs w:val="24"/>
-                <w:u w:val="single"/>
-                <w:lang w:eastAsia="en-GB"/>
-              </w:rPr>
-            </w:pPr>
-          </w:p>
-        </w:tc>
-        <w:tc>
-          <w:tcPr>
-            <w:tcW w:w="1284" w:type="dxa"/>
-            <w:tcBorders>
-              <w:top w:val="single" w:sz="4" w:space="0" w:color="auto"/>
-              <w:left w:val="nil"/>
-              <w:bottom w:val="single" w:sz="4" w:space="0" w:color="auto"/>
-              <w:right w:val="single" w:sz="4" w:space="0" w:color="auto"/>
-            </w:tcBorders>
-            <w:noWrap/>
-            <w:vAlign w:val="center"/>
-            <w:hideMark/>
-          </w:tcPr>
-          <w:p>
-            <w:pPr>
-              <w:spacing w:before="0"/>
-              <w:rPr>
-                <w:rFonts w:ascii="Calibri" w:hAnsi="Calibri" w:cs="Calibri"/>
-                <w:b/>
-                <w:bCs/>
-                <w:color w:val="000000"/>
-                <w:sz w:val="24"/>
-                <w:szCs w:val="24"/>
-                <w:lang w:eastAsia="en-GB"/>
-              </w:rPr>
-            </w:pPr>
-            <w:r>
-              <w:rPr>
-                <w:rFonts w:ascii="Calibri" w:hAnsi="Calibri" w:cs="Calibri"/>
-                <w:b/>
-                <w:bCs/>
-                <w:color w:val="000000"/>
-                <w:sz w:val="24"/>
-                <w:szCs w:val="24"/>
-                <w:lang w:eastAsia="en-GB"/>
-              </w:rPr>
-              <w:t> </w:t>
-            </w:r>
-          </w:p>
-        </w:tc>
-        <w:tc>
-          <w:tcPr>
-            <w:tcW w:w="1701" w:type="dxa"/>
-            <w:tcBorders>
-              <w:top w:val="single" w:sz="4" w:space="0" w:color="auto"/>
-              <w:left w:val="nil"/>
-              <w:bottom w:val="single" w:sz="4" w:space="0" w:color="auto"/>
-              <w:right w:val="single" w:sz="4" w:space="0" w:color="auto"/>
-            </w:tcBorders>
-            <w:noWrap/>
-            <w:vAlign w:val="center"/>
-            <w:hideMark/>
-          </w:tcPr>
-          <w:p>
-            <w:pPr>
-              <w:spacing w:before="0"/>
-              <w:rPr>
-                <w:rFonts w:ascii="Calibri" w:hAnsi="Calibri" w:cs="Calibri"/>
-                <w:b/>
-                <w:bCs/>
-                <w:color w:val="000000"/>
-                <w:sz w:val="24"/>
-                <w:szCs w:val="24"/>
-                <w:lang w:eastAsia="en-GB"/>
-              </w:rPr>
-            </w:pPr>
-            <w:r>
-              <w:rPr>
-                <w:rFonts w:ascii="Calibri" w:hAnsi="Calibri" w:cs="Calibri"/>
-                <w:b/>
-                <w:bCs/>
-                <w:color w:val="000000"/>
-                <w:sz w:val="24"/>
-                <w:szCs w:val="24"/>
-                <w:lang w:eastAsia="en-GB"/>
-              </w:rPr>
-              <w:t> </w:t>
-            </w:r>
-          </w:p>
-        </w:tc>
-        <w:tc>
-          <w:tcPr>
-            <w:tcW w:w="992" w:type="dxa"/>
-            <w:tcBorders>
-              <w:top w:val="single" w:sz="4" w:space="0" w:color="auto"/>
-              <w:left w:val="nil"/>
-              <w:bottom w:val="single" w:sz="4" w:space="0" w:color="auto"/>
-              <w:right w:val="single" w:sz="4" w:space="0" w:color="auto"/>
-            </w:tcBorders>
-            <w:noWrap/>
-            <w:vAlign w:val="center"/>
-            <w:hideMark/>
-          </w:tcPr>
-          <w:p>
-            <w:pPr>
-              <w:spacing w:before="0"/>
-              <w:rPr>
-                <w:rFonts w:ascii="Calibri" w:hAnsi="Calibri" w:cs="Calibri"/>
-                <w:b/>
-                <w:bCs/>
-                <w:color w:val="000000"/>
-                <w:sz w:val="24"/>
-                <w:szCs w:val="24"/>
-                <w:lang w:eastAsia="en-GB"/>
-              </w:rPr>
-            </w:pPr>
-            <w:r>
-              <w:rPr>
-                <w:rFonts w:ascii="Calibri" w:hAnsi="Calibri" w:cs="Calibri"/>
-                <w:b/>
-                <w:bCs/>
-                <w:color w:val="000000"/>
-                <w:sz w:val="24"/>
-                <w:szCs w:val="24"/>
-                <w:lang w:eastAsia="en-GB"/>
-              </w:rPr>
-              <w:t> </w:t>
-            </w:r>
-          </w:p>
-        </w:tc>
-        <w:tc>
-          <w:tcPr>
-            <w:tcW w:w="1134" w:type="dxa"/>
-            <w:tcBorders>
-              <w:top w:val="single" w:sz="4" w:space="0" w:color="auto"/>
-              <w:left w:val="nil"/>
-              <w:bottom w:val="single" w:sz="4" w:space="0" w:color="auto"/>
-              <w:right w:val="single" w:sz="4" w:space="0" w:color="auto"/>
-            </w:tcBorders>
-            <w:noWrap/>
-            <w:vAlign w:val="center"/>
-            <w:hideMark/>
-          </w:tcPr>
-          <w:p>
-            <w:pPr>
-              <w:spacing w:before="0"/>
-              <w:rPr>
-                <w:rFonts w:ascii="Calibri" w:hAnsi="Calibri" w:cs="Calibri"/>
-                <w:b/>
-                <w:bCs/>
-                <w:color w:val="000000"/>
-                <w:sz w:val="24"/>
-                <w:szCs w:val="24"/>
-                <w:lang w:eastAsia="en-GB"/>
-              </w:rPr>
-            </w:pPr>
-            <w:r>
-              <w:rPr>
-                <w:rFonts w:ascii="Calibri" w:hAnsi="Calibri" w:cs="Calibri"/>
-                <w:b/>
-                <w:bCs/>
-                <w:color w:val="000000"/>
-                <w:sz w:val="24"/>
-                <w:szCs w:val="24"/>
-                <w:lang w:eastAsia="en-GB"/>
-              </w:rPr>
-              <w:t> </w:t>
-            </w:r>
-          </w:p>
-        </w:tc>
-        <w:tc>
-          <w:tcPr>
-            <w:tcW w:w="1134" w:type="dxa"/>
-            <w:tcBorders>
-              <w:top w:val="single" w:sz="4" w:space="0" w:color="auto"/>
-              <w:left w:val="nil"/>
-              <w:bottom w:val="single" w:sz="4" w:space="0" w:color="auto"/>
-              <w:right w:val="single" w:sz="4" w:space="0" w:color="auto"/>
-            </w:tcBorders>
-            <w:noWrap/>
-            <w:vAlign w:val="center"/>
-            <w:hideMark/>
-          </w:tcPr>
-          <w:p>
-            <w:pPr>
-              <w:spacing w:before="0"/>
-              <w:rPr>
-                <w:rFonts w:ascii="Calibri" w:hAnsi="Calibri" w:cs="Calibri"/>
-                <w:b/>
-                <w:bCs/>
-                <w:color w:val="000000"/>
-                <w:sz w:val="24"/>
-                <w:szCs w:val="24"/>
-                <w:lang w:eastAsia="en-GB"/>
-              </w:rPr>
-            </w:pPr>
-            <w:r>
-              <w:rPr>
-                <w:rFonts w:ascii="Calibri" w:hAnsi="Calibri" w:cs="Calibri"/>
-                <w:b/>
-                <w:bCs/>
-                <w:color w:val="000000"/>
-                <w:sz w:val="24"/>
-                <w:szCs w:val="24"/>
-                <w:lang w:eastAsia="en-GB"/>
-              </w:rPr>
-              <w:t> </w:t>
-            </w:r>
-          </w:p>
-        </w:tc>
-        <w:tc>
-          <w:tcPr>
-            <w:tcW w:w="1134" w:type="dxa"/>
-            <w:tcBorders>
-              <w:top w:val="single" w:sz="4" w:space="0" w:color="auto"/>
-              <w:left w:val="nil"/>
-              <w:bottom w:val="single" w:sz="4" w:space="0" w:color="auto"/>
-              <w:right w:val="single" w:sz="4" w:space="0" w:color="auto"/>
-            </w:tcBorders>
-            <w:noWrap/>
-            <w:vAlign w:val="center"/>
-            <w:hideMark/>
-          </w:tcPr>
-          <w:p>
-            <w:pPr>
-              <w:spacing w:before="0"/>
-              <w:rPr>
-                <w:rFonts w:ascii="Calibri" w:hAnsi="Calibri" w:cs="Calibri"/>
-                <w:b/>
-                <w:bCs/>
-                <w:color w:val="000000"/>
-                <w:sz w:val="24"/>
-                <w:szCs w:val="24"/>
-                <w:lang w:eastAsia="en-GB"/>
-              </w:rPr>
-            </w:pPr>
-            <w:r>
-              <w:rPr>
-                <w:rFonts w:ascii="Calibri" w:hAnsi="Calibri" w:cs="Calibri"/>
-                <w:b/>
-                <w:bCs/>
-                <w:color w:val="000000"/>
-                <w:sz w:val="24"/>
-                <w:szCs w:val="24"/>
-                <w:lang w:eastAsia="en-GB"/>
-              </w:rPr>
-              <w:t> </w:t>
-            </w:r>
-          </w:p>
-        </w:tc>
-        <w:tc>
-          <w:tcPr>
-            <w:tcW w:w="992" w:type="dxa"/>
-            <w:tcBorders>
-              <w:top w:val="single" w:sz="4" w:space="0" w:color="auto"/>
-              <w:left w:val="nil"/>
-              <w:bottom w:val="single" w:sz="4" w:space="0" w:color="auto"/>
-              <w:right w:val="single" w:sz="4" w:space="0" w:color="auto"/>
-            </w:tcBorders>
-            <w:noWrap/>
-            <w:vAlign w:val="center"/>
-            <w:hideMark/>
-          </w:tcPr>
-          <w:p>
-            <w:pPr>
-              <w:spacing w:before="0"/>
-              <w:rPr>
-                <w:rFonts w:ascii="Calibri" w:hAnsi="Calibri" w:cs="Calibri"/>
-                <w:b/>
-                <w:bCs/>
-                <w:color w:val="000000"/>
-                <w:sz w:val="24"/>
-                <w:szCs w:val="24"/>
-                <w:lang w:eastAsia="en-GB"/>
-              </w:rPr>
-            </w:pPr>
-            <w:r>
-              <w:rPr>
-                <w:rFonts w:ascii="Calibri" w:hAnsi="Calibri" w:cs="Calibri"/>
-                <w:b/>
-                <w:bCs/>
-                <w:color w:val="000000"/>
-                <w:sz w:val="24"/>
-                <w:szCs w:val="24"/>
-                <w:lang w:eastAsia="en-GB"/>
-              </w:rPr>
-              <w:t> </w:t>
-            </w:r>
-          </w:p>
-        </w:tc>
-        <w:tc>
-          <w:tcPr>
-            <w:tcW w:w="992" w:type="dxa"/>
-            <w:tcBorders>
-              <w:top w:val="single" w:sz="4" w:space="0" w:color="auto"/>
-              <w:left w:val="nil"/>
-              <w:bottom w:val="single" w:sz="4" w:space="0" w:color="auto"/>
-              <w:right w:val="single" w:sz="4" w:space="0" w:color="auto"/>
-            </w:tcBorders>
-            <w:noWrap/>
-            <w:vAlign w:val="center"/>
-            <w:hideMark/>
-          </w:tcPr>
-          <w:p>
-            <w:pPr>
-              <w:spacing w:before="0"/>
-              <w:rPr>
-                <w:rFonts w:ascii="Calibri" w:hAnsi="Calibri" w:cs="Calibri"/>
-                <w:b/>
-                <w:bCs/>
-                <w:color w:val="000000"/>
-                <w:sz w:val="24"/>
-                <w:szCs w:val="24"/>
-                <w:lang w:eastAsia="en-GB"/>
-              </w:rPr>
-            </w:pPr>
-            <w:r>
-              <w:rPr>
-                <w:rFonts w:ascii="Calibri" w:hAnsi="Calibri" w:cs="Calibri"/>
-                <w:b/>
-                <w:bCs/>
-                <w:color w:val="000000"/>
-                <w:sz w:val="24"/>
-                <w:szCs w:val="24"/>
-                <w:lang w:eastAsia="en-GB"/>
-              </w:rPr>
-              <w:t> </w:t>
-            </w:r>
-          </w:p>
-        </w:tc>
-        <w:tc>
-          <w:tcPr>
-            <w:tcW w:w="1410" w:type="dxa"/>
-            <w:tcBorders>
-              <w:top w:val="single" w:sz="4" w:space="0" w:color="auto"/>
-              <w:left w:val="nil"/>
-              <w:bottom w:val="single" w:sz="4" w:space="0" w:color="auto"/>
-              <w:right w:val="single" w:sz="4" w:space="0" w:color="auto"/>
-            </w:tcBorders>
-            <w:noWrap/>
-            <w:vAlign w:val="center"/>
-            <w:hideMark/>
-          </w:tcPr>
-          <w:p>
-            <w:pPr>
-              <w:spacing w:before="0"/>
-              <w:rPr>
-                <w:rFonts w:ascii="Calibri" w:hAnsi="Calibri" w:cs="Calibri"/>
-                <w:b/>
-                <w:bCs/>
-                <w:color w:val="000000"/>
-                <w:sz w:val="24"/>
-                <w:szCs w:val="24"/>
-                <w:lang w:eastAsia="en-GB"/>
-              </w:rPr>
-            </w:pPr>
-            <w:r>
-              <w:rPr>
-                <w:rFonts w:ascii="Calibri" w:hAnsi="Calibri" w:cs="Calibri"/>
-                <w:b/>
-                <w:bCs/>
-                <w:color w:val="000000"/>
-                <w:sz w:val="24"/>
-                <w:szCs w:val="24"/>
-                <w:lang w:eastAsia="en-GB"/>
-              </w:rPr>
-              <w:t>Label Details</w:t>
-            </w:r>
-          </w:p>
-        </w:tc>
-        <w:tc>
-          <w:tcPr>
-            <w:tcW w:w="2103" w:type="dxa"/>
-            <w:tcBorders>
-              <w:top w:val="single" w:sz="4" w:space="0" w:color="auto"/>
-              <w:left w:val="nil"/>
-              <w:bottom w:val="single" w:sz="4" w:space="0" w:color="auto"/>
-              <w:right w:val="single" w:sz="4" w:space="0" w:color="auto"/>
-            </w:tcBorders>
-            <w:noWrap/>
-            <w:vAlign w:val="center"/>
-            <w:hideMark/>
-          </w:tcPr>
-          <w:p>
-            <w:pPr>
-              <w:spacing w:before="0"/>
-              <w:rPr>
-                <w:rFonts w:ascii="Calibri" w:hAnsi="Calibri" w:cs="Calibri"/>
-                <w:b/>
-                <w:bCs/>
-                <w:color w:val="000000"/>
-                <w:sz w:val="24"/>
-                <w:szCs w:val="24"/>
-                <w:lang w:eastAsia="en-GB"/>
-              </w:rPr>
-            </w:pPr>
-            <w:r>
-              <w:rPr>
-                <w:rFonts w:ascii="Calibri" w:hAnsi="Calibri" w:cs="Calibri"/>
-                <w:b/>
-                <w:bCs/>
-                <w:color w:val="000000"/>
-                <w:sz w:val="24"/>
-                <w:szCs w:val="24"/>
-                <w:lang w:eastAsia="en-GB"/>
-              </w:rPr>
-              <w:t>Label Attribute(s)</w:t>
-            </w:r>
-          </w:p>
-        </w:tc>
-        <w:tc>
-          <w:tcPr>
-            <w:tcW w:w="1947" w:type="dxa"/>
-            <w:tcBorders>
-              <w:top w:val="single" w:sz="4" w:space="0" w:color="auto"/>
-              <w:left w:val="single" w:sz="4" w:space="0" w:color="auto"/>
-              <w:bottom w:val="single" w:sz="4" w:space="0" w:color="auto"/>
-              <w:right w:val="single" w:sz="4" w:space="0" w:color="auto"/>
-            </w:tcBorders>
-            <w:noWrap/>
-            <w:vAlign w:val="center"/>
-            <w:hideMark/>
-          </w:tcPr>
-          <w:p>
-            <w:pPr>
-              <w:spacing w:before="0"/>
-              <w:rPr>
-                <w:rFonts w:ascii="Calibri" w:hAnsi="Calibri" w:cs="Calibri"/>
-                <w:b/>
-                <w:bCs/>
-                <w:color w:val="000000"/>
-                <w:sz w:val="24"/>
-                <w:szCs w:val="24"/>
-                <w:lang w:eastAsia="en-GB"/>
-              </w:rPr>
-            </w:pPr>
-            <w:r>
-              <w:rPr>
-                <w:rFonts w:ascii="Calibri" w:hAnsi="Calibri" w:cs="Calibri"/>
-                <w:b/>
-                <w:bCs/>
-                <w:color w:val="000000"/>
-                <w:sz w:val="24"/>
-                <w:szCs w:val="24"/>
-                <w:lang w:eastAsia="en-GB"/>
-              </w:rPr>
-              <w:t>Options</w:t>
-            </w:r>
-          </w:p>
-        </w:tc>
-      </w:tr>
-      <w:tr>
-        <w:trPr>
-          <w:trHeight w:val="315"/>
-        </w:trPr>
-        <w:tc>
-          <w:tcPr>
-            <w:tcW w:w="988" w:type="dxa"/>
-            <w:tcBorders>
-              <w:top w:val="nil"/>
-              <w:left w:val="single" w:sz="4" w:space="0" w:color="auto"/>
-              <w:bottom w:val="single" w:sz="4" w:space="0" w:color="auto"/>
-              <w:right w:val="single" w:sz="4" w:space="0" w:color="auto"/>
-            </w:tcBorders>
-            <w:noWrap/>
-            <w:vAlign w:val="bottom"/>
-            <w:hideMark/>
-          </w:tcPr>
-          <w:p>
-            <w:pPr>
-              <w:spacing w:before="0"/>
-              <w:rPr>
-                <w:rFonts w:ascii="Calibri" w:hAnsi="Calibri" w:cs="Calibri"/>
-                <w:b/>
-                <w:bCs/>
-                <w:color w:val="000000"/>
-                <w:sz w:val="24"/>
-                <w:szCs w:val="24"/>
-                <w:lang w:eastAsia="en-GB"/>
-              </w:rPr>
-            </w:pPr>
-            <w:r>
-              <w:rPr>
-                <w:rFonts w:ascii="Calibri" w:hAnsi="Calibri" w:cs="Calibri"/>
-                <w:b/>
-                <w:bCs/>
-                <w:color w:val="000000"/>
-                <w:sz w:val="24"/>
-                <w:szCs w:val="24"/>
-                <w:lang w:eastAsia="en-GB"/>
-              </w:rPr>
-              <w:t>DEXPI ID</w:t>
-            </w:r>
-          </w:p>
-        </w:tc>
-        <w:tc>
-          <w:tcPr>
-            <w:tcW w:w="1284" w:type="dxa"/>
-            <w:tcBorders>
-              <w:top w:val="nil"/>
-              <w:left w:val="nil"/>
-              <w:bottom w:val="single" w:sz="4" w:space="0" w:color="auto"/>
-              <w:right w:val="single" w:sz="4" w:space="0" w:color="auto"/>
-            </w:tcBorders>
-            <w:noWrap/>
-            <w:vAlign w:val="bottom"/>
-            <w:hideMark/>
-          </w:tcPr>
-          <w:p>
-            <w:pPr>
-              <w:spacing w:before="0"/>
-              <w:rPr>
-                <w:rFonts w:ascii="Calibri" w:hAnsi="Calibri" w:cs="Calibri"/>
-                <w:b/>
-                <w:bCs/>
-                <w:color w:val="000000"/>
-                <w:sz w:val="24"/>
-                <w:szCs w:val="24"/>
-                <w:lang w:eastAsia="en-GB"/>
-              </w:rPr>
-            </w:pPr>
-            <w:r>
-              <w:rPr>
-                <w:rFonts w:ascii="Calibri" w:hAnsi="Calibri" w:cs="Calibri"/>
-                <w:b/>
-                <w:bCs/>
-                <w:color w:val="000000"/>
-                <w:sz w:val="24"/>
-                <w:szCs w:val="24"/>
-                <w:lang w:eastAsia="en-GB"/>
-              </w:rPr>
-              <w:t>Graphic</w:t>
-            </w:r>
-          </w:p>
-        </w:tc>
-        <w:tc>
-          <w:tcPr>
-            <w:tcW w:w="1701" w:type="dxa"/>
-            <w:tcBorders>
-              <w:top w:val="nil"/>
-              <w:left w:val="nil"/>
-              <w:bottom w:val="single" w:sz="4" w:space="0" w:color="auto"/>
-              <w:right w:val="single" w:sz="4" w:space="0" w:color="auto"/>
-            </w:tcBorders>
-            <w:noWrap/>
-            <w:vAlign w:val="bottom"/>
-            <w:hideMark/>
-          </w:tcPr>
-          <w:p>
-            <w:pPr>
-              <w:spacing w:before="0"/>
-              <w:rPr>
-                <w:rFonts w:ascii="Calibri" w:hAnsi="Calibri" w:cs="Calibri"/>
-                <w:b/>
-                <w:bCs/>
-                <w:color w:val="000000"/>
-                <w:sz w:val="24"/>
-                <w:szCs w:val="24"/>
-                <w:lang w:eastAsia="en-GB"/>
-              </w:rPr>
-            </w:pPr>
-            <w:r>
-              <w:rPr>
-                <w:rFonts w:ascii="Calibri" w:hAnsi="Calibri" w:cs="Calibri"/>
-                <w:b/>
-                <w:bCs/>
-                <w:color w:val="000000"/>
-                <w:sz w:val="24"/>
-                <w:szCs w:val="24"/>
-                <w:lang w:eastAsia="en-GB"/>
-              </w:rPr>
-              <w:t>Description</w:t>
-            </w:r>
-          </w:p>
-        </w:tc>
-        <w:tc>
-          <w:tcPr>
-            <w:tcW w:w="992" w:type="dxa"/>
-            <w:tcBorders>
-              <w:top w:val="nil"/>
-              <w:left w:val="nil"/>
-              <w:bottom w:val="single" w:sz="4" w:space="0" w:color="auto"/>
-              <w:right w:val="single" w:sz="4" w:space="0" w:color="auto"/>
-            </w:tcBorders>
-            <w:noWrap/>
-            <w:vAlign w:val="bottom"/>
-            <w:hideMark/>
-          </w:tcPr>
-          <w:p>
-            <w:pPr>
-              <w:spacing w:before="0"/>
-              <w:rPr>
-                <w:rFonts w:ascii="Calibri" w:hAnsi="Calibri" w:cs="Calibri"/>
-                <w:b/>
-                <w:bCs/>
-                <w:color w:val="000000"/>
-                <w:sz w:val="24"/>
-                <w:szCs w:val="24"/>
-                <w:lang w:eastAsia="en-GB"/>
-              </w:rPr>
-            </w:pPr>
-            <w:r>
-              <w:rPr>
-                <w:rFonts w:ascii="Calibri" w:hAnsi="Calibri" w:cs="Calibri"/>
-                <w:b/>
-                <w:bCs/>
-                <w:color w:val="000000"/>
-                <w:sz w:val="24"/>
-                <w:szCs w:val="24"/>
-                <w:lang w:eastAsia="en-GB"/>
-              </w:rPr>
-              <w:t>Rotation</w:t>
-            </w:r>
-          </w:p>
-        </w:tc>
-        <w:tc>
-          <w:tcPr>
-            <w:tcW w:w="1134" w:type="dxa"/>
-            <w:tcBorders>
-              <w:top w:val="nil"/>
-              <w:left w:val="nil"/>
-              <w:bottom w:val="single" w:sz="4" w:space="0" w:color="auto"/>
-              <w:right w:val="single" w:sz="4" w:space="0" w:color="auto"/>
-            </w:tcBorders>
-            <w:noWrap/>
-            <w:vAlign w:val="bottom"/>
-            <w:hideMark/>
-          </w:tcPr>
-          <w:p>
-            <w:pPr>
-              <w:spacing w:before="0"/>
-              <w:rPr>
-                <w:rFonts w:ascii="Calibri" w:hAnsi="Calibri" w:cs="Calibri"/>
-                <w:b/>
-                <w:bCs/>
-                <w:color w:val="000000"/>
-                <w:sz w:val="24"/>
-                <w:szCs w:val="24"/>
-                <w:lang w:eastAsia="en-GB"/>
-              </w:rPr>
-            </w:pPr>
-            <w:r>
-              <w:rPr>
-                <w:rFonts w:ascii="Calibri" w:hAnsi="Calibri" w:cs="Calibri"/>
-                <w:b/>
-                <w:bCs/>
-                <w:color w:val="000000"/>
-                <w:sz w:val="24"/>
-                <w:szCs w:val="24"/>
-                <w:lang w:eastAsia="en-GB"/>
-              </w:rPr>
-              <w:t>Mirroring</w:t>
-            </w:r>
-          </w:p>
-        </w:tc>
-        <w:tc>
-          <w:tcPr>
-            <w:tcW w:w="1134" w:type="dxa"/>
-            <w:tcBorders>
-              <w:top w:val="nil"/>
-              <w:left w:val="nil"/>
-              <w:bottom w:val="single" w:sz="4" w:space="0" w:color="auto"/>
-              <w:right w:val="single" w:sz="4" w:space="0" w:color="auto"/>
-            </w:tcBorders>
-            <w:noWrap/>
-            <w:vAlign w:val="bottom"/>
-            <w:hideMark/>
-          </w:tcPr>
-          <w:p>
-            <w:pPr>
-              <w:spacing w:before="0"/>
-              <w:rPr>
-                <w:rFonts w:ascii="Calibri" w:hAnsi="Calibri" w:cs="Calibri"/>
-                <w:b/>
-                <w:bCs/>
-                <w:color w:val="000000"/>
-                <w:sz w:val="24"/>
-                <w:szCs w:val="24"/>
-                <w:lang w:eastAsia="en-GB"/>
-              </w:rPr>
-            </w:pPr>
-            <w:proofErr w:type="spellStart"/>
-            <w:r>
-              <w:rPr>
-                <w:rFonts w:ascii="Calibri" w:hAnsi="Calibri" w:cs="Calibri"/>
-                <w:b/>
-                <w:bCs/>
-                <w:color w:val="000000"/>
-                <w:sz w:val="24"/>
-                <w:szCs w:val="24"/>
-                <w:lang w:eastAsia="en-GB"/>
-              </w:rPr>
-              <w:t>ResizingX</w:t>
-            </w:r>
-            <w:proofErr w:type="spellEnd"/>
-          </w:p>
-        </w:tc>
-        <w:tc>
-          <w:tcPr>
-            <w:tcW w:w="1134" w:type="dxa"/>
-            <w:tcBorders>
-              <w:top w:val="nil"/>
-              <w:left w:val="nil"/>
-              <w:bottom w:val="single" w:sz="4" w:space="0" w:color="auto"/>
-              <w:right w:val="single" w:sz="4" w:space="0" w:color="auto"/>
-            </w:tcBorders>
-            <w:noWrap/>
-            <w:vAlign w:val="bottom"/>
-            <w:hideMark/>
-          </w:tcPr>
-          <w:p>
-            <w:pPr>
-              <w:spacing w:before="0"/>
-              <w:rPr>
-                <w:rFonts w:ascii="Calibri" w:hAnsi="Calibri" w:cs="Calibri"/>
-                <w:b/>
-                <w:bCs/>
-                <w:color w:val="000000"/>
-                <w:sz w:val="24"/>
-                <w:szCs w:val="24"/>
-                <w:lang w:eastAsia="en-GB"/>
-              </w:rPr>
-            </w:pPr>
-            <w:proofErr w:type="spellStart"/>
-            <w:r>
-              <w:rPr>
-                <w:rFonts w:ascii="Calibri" w:hAnsi="Calibri" w:cs="Calibri"/>
-                <w:b/>
-                <w:bCs/>
-                <w:color w:val="000000"/>
-                <w:sz w:val="24"/>
-                <w:szCs w:val="24"/>
-                <w:lang w:eastAsia="en-GB"/>
-              </w:rPr>
-              <w:t>ResizingY</w:t>
-            </w:r>
-            <w:proofErr w:type="spellEnd"/>
-          </w:p>
-        </w:tc>
-        <w:tc>
-          <w:tcPr>
-            <w:tcW w:w="992" w:type="dxa"/>
-            <w:tcBorders>
-              <w:top w:val="nil"/>
-              <w:left w:val="nil"/>
-              <w:bottom w:val="single" w:sz="4" w:space="0" w:color="auto"/>
-              <w:right w:val="single" w:sz="4" w:space="0" w:color="auto"/>
-            </w:tcBorders>
-            <w:noWrap/>
-            <w:vAlign w:val="bottom"/>
-            <w:hideMark/>
-          </w:tcPr>
-          <w:p>
-            <w:pPr>
-              <w:spacing w:before="0"/>
-              <w:rPr>
-                <w:rFonts w:ascii="Calibri" w:hAnsi="Calibri" w:cs="Calibri"/>
-                <w:b/>
-                <w:bCs/>
-                <w:color w:val="000000"/>
-                <w:sz w:val="24"/>
-                <w:szCs w:val="24"/>
-                <w:lang w:eastAsia="en-GB"/>
-              </w:rPr>
-            </w:pPr>
-            <w:r>
-              <w:rPr>
-                <w:rFonts w:ascii="Calibri" w:hAnsi="Calibri" w:cs="Calibri"/>
-                <w:b/>
-                <w:bCs/>
-                <w:color w:val="000000"/>
-                <w:sz w:val="24"/>
-                <w:szCs w:val="24"/>
-                <w:lang w:eastAsia="en-GB"/>
-              </w:rPr>
-              <w:t>TR1970</w:t>
-            </w:r>
-          </w:p>
-        </w:tc>
-        <w:tc>
-          <w:tcPr>
-            <w:tcW w:w="992" w:type="dxa"/>
-            <w:tcBorders>
-              <w:top w:val="nil"/>
-              <w:left w:val="nil"/>
-              <w:bottom w:val="single" w:sz="4" w:space="0" w:color="auto"/>
-              <w:right w:val="single" w:sz="4" w:space="0" w:color="auto"/>
-            </w:tcBorders>
-            <w:noWrap/>
-            <w:vAlign w:val="bottom"/>
-            <w:hideMark/>
-          </w:tcPr>
-          <w:p>
-            <w:pPr>
-              <w:spacing w:before="0"/>
-              <w:rPr>
-                <w:rFonts w:ascii="Calibri" w:hAnsi="Calibri" w:cs="Calibri"/>
-                <w:b/>
-                <w:bCs/>
-                <w:color w:val="000000"/>
-                <w:sz w:val="24"/>
-                <w:szCs w:val="24"/>
-                <w:lang w:eastAsia="en-GB"/>
-              </w:rPr>
-            </w:pPr>
-            <w:r>
-              <w:rPr>
-                <w:rFonts w:ascii="Calibri" w:hAnsi="Calibri" w:cs="Calibri"/>
-                <w:b/>
-                <w:bCs/>
-                <w:color w:val="000000"/>
-                <w:sz w:val="24"/>
-                <w:szCs w:val="24"/>
-                <w:lang w:eastAsia="en-GB"/>
-              </w:rPr>
-              <w:t>Z004</w:t>
-            </w:r>
-          </w:p>
-        </w:tc>
-        <w:tc>
-          <w:tcPr>
-            <w:tcW w:w="1410" w:type="dxa"/>
-            <w:tcBorders>
-              <w:top w:val="nil"/>
-              <w:left w:val="nil"/>
-              <w:bottom w:val="single" w:sz="4" w:space="0" w:color="auto"/>
-              <w:right w:val="single" w:sz="4" w:space="0" w:color="auto"/>
-            </w:tcBorders>
-            <w:noWrap/>
-            <w:vAlign w:val="bottom"/>
-            <w:hideMark/>
-          </w:tcPr>
-          <w:p>
-            <w:pPr>
-              <w:spacing w:before="0"/>
-              <w:rPr>
-                <w:rFonts w:ascii="Calibri" w:hAnsi="Calibri" w:cs="Calibri"/>
-                <w:b/>
-                <w:bCs/>
-                <w:color w:val="000000"/>
-                <w:sz w:val="24"/>
-                <w:szCs w:val="24"/>
-                <w:lang w:eastAsia="en-GB"/>
-              </w:rPr>
-            </w:pPr>
-            <w:r>
-              <w:rPr>
-                <w:rFonts w:ascii="Calibri" w:hAnsi="Calibri" w:cs="Calibri"/>
-                <w:b/>
-                <w:bCs/>
-                <w:color w:val="000000"/>
-                <w:sz w:val="24"/>
-                <w:szCs w:val="24"/>
-                <w:lang w:eastAsia="en-GB"/>
-              </w:rPr>
-              <w:t>Symbol</w:t>
-            </w:r>
-          </w:p>
-        </w:tc>
-        <w:tc>
-          <w:tcPr>
-            <w:tcW w:w="2103" w:type="dxa"/>
-            <w:tcBorders>
-              <w:top w:val="nil"/>
-              <w:left w:val="nil"/>
-              <w:bottom w:val="single" w:sz="4" w:space="0" w:color="auto"/>
-              <w:right w:val="single" w:sz="4" w:space="0" w:color="auto"/>
-            </w:tcBorders>
-            <w:noWrap/>
-            <w:vAlign w:val="bottom"/>
-            <w:hideMark/>
-          </w:tcPr>
-          <w:p>
-            <w:pPr>
-              <w:spacing w:before="0"/>
-              <w:rPr>
-                <w:rFonts w:ascii="Calibri" w:hAnsi="Calibri" w:cs="Calibri"/>
-                <w:b/>
-                <w:bCs/>
-                <w:color w:val="000000"/>
-                <w:sz w:val="24"/>
-                <w:szCs w:val="24"/>
-                <w:lang w:eastAsia="en-GB"/>
-              </w:rPr>
-            </w:pPr>
-            <w:r>
-              <w:rPr>
-                <w:rFonts w:ascii="Calibri" w:hAnsi="Calibri" w:cs="Calibri"/>
-                <w:b/>
-                <w:bCs/>
-                <w:color w:val="000000"/>
-                <w:sz w:val="24"/>
-                <w:szCs w:val="24"/>
-                <w:lang w:eastAsia="en-GB"/>
-              </w:rPr>
-              <w:t>A</w:t>
-            </w:r>
-          </w:p>
-        </w:tc>
-        <w:tc>
-          <w:tcPr>
-            <w:tcW w:w="1947" w:type="dxa"/>
-            <w:tcBorders>
-              <w:top w:val="nil"/>
-              <w:left w:val="nil"/>
-              <w:bottom w:val="single" w:sz="4" w:space="0" w:color="auto"/>
-              <w:right w:val="single" w:sz="4" w:space="0" w:color="auto"/>
-            </w:tcBorders>
-            <w:noWrap/>
-            <w:vAlign w:val="bottom"/>
-            <w:hideMark/>
-          </w:tcPr>
-          <w:p>
-            <w:pPr>
-              <w:spacing w:before="0"/>
-              <w:rPr>
-                <w:rFonts w:ascii="Calibri" w:hAnsi="Calibri" w:cs="Calibri"/>
-                <w:b/>
-                <w:bCs/>
-                <w:color w:val="000000"/>
-                <w:sz w:val="24"/>
-                <w:szCs w:val="24"/>
-                <w:lang w:eastAsia="en-GB"/>
-              </w:rPr>
-            </w:pPr>
-            <w:r>
-              <w:rPr>
-                <w:rFonts w:ascii="Calibri" w:hAnsi="Calibri" w:cs="Calibri"/>
-                <w:b/>
-                <w:bCs/>
-                <w:color w:val="000000"/>
-                <w:sz w:val="24"/>
-                <w:szCs w:val="24"/>
-                <w:lang w:eastAsia="en-GB"/>
-              </w:rPr>
-              <w:t>1</w:t>
-            </w:r>
-          </w:p>
-        </w:tc>
-      </w:tr>
-      <w:tr>
-        <w:trPr>
-          <w:trHeight w:val="900"/>
-        </w:trPr>
-        <w:tc>
-          <w:tcPr>
-            <w:tcW w:w="988" w:type="dxa"/>
-            <w:tcBorders>
-              <w:top w:val="single" w:sz="4" w:space="0" w:color="auto"/>
-              <w:left w:val="single" w:sz="4" w:space="0" w:color="auto"/>
-              <w:bottom w:val="single" w:sz="4" w:space="0" w:color="auto"/>
-              <w:right w:val="single" w:sz="4" w:space="0" w:color="auto"/>
-            </w:tcBorders>
-            <w:noWrap/>
-            <w:vAlign w:val="bottom"/>
-            <w:hideMark/>
-          </w:tcPr>
-          <w:p>
-            <w:pPr>
-              <w:spacing w:before="0"/>
-              <w:rPr>
-                <w:rFonts w:ascii="Calibri" w:hAnsi="Calibri" w:cs="Calibri"/>
-                <w:color w:val="0563C1"/>
-                <w:szCs w:val="22"/>
-                <w:u w:val="single"/>
-                <w:lang w:eastAsia="en-GB"/>
-              </w:rPr>
-            </w:pPr>
-            <w:hyperlink r:id="rId25" w:history="1">
-              <w:r>
-                <w:rPr>
-                  <w:rFonts w:ascii="Calibri" w:hAnsi="Calibri" w:cs="Calibri"/>
-                  <w:color w:val="0563C1"/>
-                  <w:szCs w:val="22"/>
-                  <w:u w:val="single"/>
-                  <w:lang w:eastAsia="en-GB"/>
-                </w:rPr>
-                <w:t>ND0011</w:t>
-              </w:r>
-            </w:hyperlink>
-          </w:p>
-        </w:tc>
-        <w:tc>
-          <w:tcPr>
-            <w:tcW w:w="1284" w:type="dxa"/>
-            <w:tcBorders>
-              <w:top w:val="single" w:sz="4" w:space="0" w:color="auto"/>
-              <w:left w:val="nil"/>
-              <w:bottom w:val="single" w:sz="4" w:space="0" w:color="auto"/>
-              <w:right w:val="single" w:sz="4" w:space="0" w:color="auto"/>
-            </w:tcBorders>
-            <w:noWrap/>
-            <w:vAlign w:val="bottom"/>
-            <w:hideMark/>
-          </w:tcPr>
-          <w:p>
-            <w:pPr>
-              <w:spacing w:before="0"/>
-              <w:rPr>
-                <w:rFonts w:ascii="Calibri" w:hAnsi="Calibri" w:cs="Calibri"/>
-                <w:color w:val="FFFFFF"/>
-                <w:szCs w:val="22"/>
-                <w:lang w:eastAsia="en-GB"/>
-              </w:rPr>
-            </w:pPr>
-            <w:r>
-              <w:rPr>
-                <w:rFonts w:ascii="Calibri" w:hAnsi="Calibri" w:cs="Calibri"/>
-                <w:noProof/>
-                <w:color w:val="FFFFFF"/>
-                <w:szCs w:val="22"/>
-                <w:lang w:eastAsia="en-GB"/>
-              </w:rPr>
-              <w:drawing>
-                <wp:anchor distT="0" distB="0" distL="114300" distR="114300" simplePos="0" relativeHeight="251658242" behindDoc="0" locked="0" layoutInCell="1" allowOverlap="1" wp14:anchorId="1B002CC3" wp14:editId="1DE0BFC1">
-                  <wp:simplePos x="0" y="0"/>
-                  <wp:positionH relativeFrom="column">
-                    <wp:posOffset>210185</wp:posOffset>
-                  </wp:positionH>
-                  <wp:positionV relativeFrom="paragraph">
-                    <wp:posOffset>9525</wp:posOffset>
-                  </wp:positionV>
-                  <wp:extent cx="266065" cy="457200"/>
-                  <wp:effectExtent l="0" t="0" r="635" b="0"/>
-                  <wp:wrapNone/>
-                  <wp:docPr id="44" name="Graphic 44">
-                    <a:hlinkClick xmlns:a="http://schemas.openxmlformats.org/drawingml/2006/main" r:id="rId26"/>
-                    <a:extLst xmlns:a="http://schemas.openxmlformats.org/drawingml/2006/main">
-                      <a:ext uri="{FF2B5EF4-FFF2-40B4-BE49-F238E27FC236}">
-                        <a16:creationId xmlns:a16="http://schemas.microsoft.com/office/drawing/2014/main" id="{3EF276B1-6491-4B8A-AE00-0B21D1E27E03}"/>
-                      </a:ext>
-                    </a:extLst>
-                  </wp:docPr>
-                  <wp:cNvGraphicFramePr/>
-                  <a:graphic xmlns:a="http://schemas.openxmlformats.org/drawingml/2006/main">
-                    <a:graphicData uri="http://schemas.openxmlformats.org/drawingml/2006/picture">
-                      <pic:pic xmlns:pic="http://schemas.openxmlformats.org/drawingml/2006/picture">
-                        <pic:nvPicPr>
-                          <pic:cNvPr id="44" name="Graphic 44">
-                            <a:hlinkClick r:id="rId26"/>
-                            <a:extLst>
-                              <a:ext uri="{FF2B5EF4-FFF2-40B4-BE49-F238E27FC236}">
-                                <a16:creationId xmlns:a16="http://schemas.microsoft.com/office/drawing/2014/main" id="{3EF276B1-6491-4B8A-AE00-0B21D1E27E03}"/>
-                              </a:ext>
-                            </a:extLst>
-                          </pic:cNvPr>
-                          <pic:cNvPicPr>
-                            <a:picLocks noChangeAspect="1"/>
-                          </pic:cNvPicPr>
-                        </pic:nvPicPr>
-                        <pic:blipFill>
-                          <a:blip r:embed="rId27" cstate="print">
-                            <a:extLst>
-                              <a:ext uri="{28A0092B-C50C-407E-A947-70E740481C1C}">
-                                <a14:useLocalDpi xmlns:a14="http://schemas.microsoft.com/office/drawing/2010/main" val="0"/>
-                              </a:ext>
-                              <a:ext uri="{96DAC541-7B7A-43D3-8B79-37D633B846F1}">
-                                <asvg:svgBlip xmlns:asvg="http://schemas.microsoft.com/office/drawing/2016/SVG/main" r:embed="rId28"/>
-                              </a:ext>
-                            </a:extLst>
-                          </a:blip>
-                          <a:stretch>
-                            <a:fillRect/>
-                          </a:stretch>
-                        </pic:blipFill>
-                        <pic:spPr>
-                          <a:xfrm>
-                            <a:off x="0" y="0"/>
-                            <a:ext cx="266065" cy="457200"/>
-                          </a:xfrm>
-                          <a:prstGeom prst="rect">
-                            <a:avLst/>
-                          </a:prstGeom>
-                        </pic:spPr>
-                      </pic:pic>
-                    </a:graphicData>
-                  </a:graphic>
-                  <wp14:sizeRelH relativeFrom="page">
-                    <wp14:pctWidth>0</wp14:pctWidth>
-                  </wp14:sizeRelH>
-                  <wp14:sizeRelV relativeFrom="page">
-                    <wp14:pctHeight>0</wp14:pctHeight>
-                  </wp14:sizeRelV>
-                </wp:anchor>
-              </w:drawing>
-            </w:r>
-          </w:p>
-          <w:p>
-            <w:pPr>
-              <w:spacing w:before="0"/>
-              <w:rPr>
-                <w:rFonts w:ascii="Calibri" w:hAnsi="Calibri" w:cs="Calibri"/>
-                <w:color w:val="FFFFFF"/>
-                <w:szCs w:val="22"/>
-                <w:lang w:eastAsia="en-GB"/>
-              </w:rPr>
-            </w:pPr>
-          </w:p>
-          <w:p>
-            <w:pPr>
-              <w:spacing w:before="0"/>
-              <w:rPr>
-                <w:rFonts w:ascii="Calibri" w:hAnsi="Calibri" w:cs="Calibri"/>
-                <w:color w:val="FFFFFF"/>
-                <w:szCs w:val="22"/>
-                <w:lang w:eastAsia="en-GB"/>
-              </w:rPr>
-            </w:pPr>
-          </w:p>
-        </w:tc>
-        <w:tc>
-          <w:tcPr>
-            <w:tcW w:w="1701" w:type="dxa"/>
-            <w:tcBorders>
-              <w:top w:val="single" w:sz="4" w:space="0" w:color="auto"/>
-              <w:left w:val="nil"/>
-              <w:bottom w:val="single" w:sz="4" w:space="0" w:color="auto"/>
-              <w:right w:val="single" w:sz="4" w:space="0" w:color="auto"/>
-            </w:tcBorders>
-            <w:noWrap/>
-            <w:vAlign w:val="bottom"/>
-            <w:hideMark/>
-          </w:tcPr>
-          <w:p>
-            <w:pPr>
-              <w:spacing w:before="0"/>
-              <w:rPr>
-                <w:rFonts w:ascii="Calibri" w:hAnsi="Calibri" w:cs="Calibri"/>
-                <w:color w:val="000000"/>
-                <w:szCs w:val="22"/>
-                <w:lang w:eastAsia="en-GB"/>
-              </w:rPr>
-            </w:pPr>
-            <w:r>
-              <w:rPr>
-                <w:rFonts w:ascii="Calibri" w:hAnsi="Calibri" w:cs="Calibri"/>
-                <w:color w:val="000000"/>
-                <w:szCs w:val="22"/>
-                <w:lang w:eastAsia="en-GB"/>
-              </w:rPr>
-              <w:t>Spring Actuated Safety Valve</w:t>
-            </w:r>
-          </w:p>
-        </w:tc>
-        <w:tc>
-          <w:tcPr>
-            <w:tcW w:w="992" w:type="dxa"/>
-            <w:tcBorders>
-              <w:top w:val="single" w:sz="4" w:space="0" w:color="auto"/>
-              <w:left w:val="nil"/>
-              <w:bottom w:val="single" w:sz="4" w:space="0" w:color="auto"/>
-              <w:right w:val="single" w:sz="4" w:space="0" w:color="auto"/>
-            </w:tcBorders>
-            <w:noWrap/>
-            <w:vAlign w:val="bottom"/>
-            <w:hideMark/>
-          </w:tcPr>
-          <w:p>
-            <w:pPr>
-              <w:spacing w:before="0"/>
-              <w:rPr>
-                <w:rFonts w:ascii="Calibri" w:hAnsi="Calibri" w:cs="Calibri"/>
-                <w:color w:val="000000"/>
-                <w:szCs w:val="22"/>
-                <w:lang w:eastAsia="en-GB"/>
-              </w:rPr>
-            </w:pPr>
-            <w:r>
-              <w:rPr>
-                <w:rFonts w:ascii="Calibri" w:hAnsi="Calibri" w:cs="Calibri"/>
-                <w:color w:val="000000"/>
-                <w:szCs w:val="22"/>
-                <w:lang w:eastAsia="en-GB"/>
-              </w:rPr>
-              <w:t>Yes</w:t>
-            </w:r>
-          </w:p>
-        </w:tc>
-        <w:tc>
-          <w:tcPr>
-            <w:tcW w:w="1134" w:type="dxa"/>
-            <w:tcBorders>
-              <w:top w:val="single" w:sz="4" w:space="0" w:color="auto"/>
-              <w:left w:val="nil"/>
-              <w:bottom w:val="single" w:sz="4" w:space="0" w:color="auto"/>
-              <w:right w:val="single" w:sz="4" w:space="0" w:color="auto"/>
-            </w:tcBorders>
-            <w:noWrap/>
-            <w:vAlign w:val="bottom"/>
-            <w:hideMark/>
-          </w:tcPr>
-          <w:p>
-            <w:pPr>
-              <w:spacing w:before="0"/>
-              <w:rPr>
-                <w:rFonts w:ascii="Calibri" w:hAnsi="Calibri" w:cs="Calibri"/>
-                <w:color w:val="000000"/>
-                <w:szCs w:val="22"/>
-                <w:lang w:eastAsia="en-GB"/>
-              </w:rPr>
-            </w:pPr>
-            <w:r>
-              <w:rPr>
-                <w:rFonts w:ascii="Calibri" w:hAnsi="Calibri" w:cs="Calibri"/>
-                <w:color w:val="000000"/>
-                <w:szCs w:val="22"/>
-                <w:lang w:eastAsia="en-GB"/>
-              </w:rPr>
-              <w:t>Yes</w:t>
-            </w:r>
-          </w:p>
-        </w:tc>
-        <w:tc>
-          <w:tcPr>
-            <w:tcW w:w="1134" w:type="dxa"/>
-            <w:tcBorders>
-              <w:top w:val="single" w:sz="4" w:space="0" w:color="auto"/>
-              <w:left w:val="nil"/>
-              <w:bottom w:val="single" w:sz="4" w:space="0" w:color="auto"/>
-              <w:right w:val="single" w:sz="4" w:space="0" w:color="auto"/>
-            </w:tcBorders>
-            <w:noWrap/>
-            <w:vAlign w:val="bottom"/>
-            <w:hideMark/>
-          </w:tcPr>
-          <w:p>
-            <w:pPr>
-              <w:spacing w:before="0"/>
-              <w:rPr>
-                <w:rFonts w:ascii="Calibri" w:hAnsi="Calibri" w:cs="Calibri"/>
-                <w:color w:val="000000"/>
-                <w:szCs w:val="22"/>
-                <w:lang w:eastAsia="en-GB"/>
-              </w:rPr>
-            </w:pPr>
-            <w:r>
-              <w:rPr>
-                <w:rFonts w:ascii="Calibri" w:hAnsi="Calibri" w:cs="Calibri"/>
-                <w:color w:val="000000"/>
-                <w:szCs w:val="22"/>
-                <w:lang w:eastAsia="en-GB"/>
-              </w:rPr>
-              <w:t>No</w:t>
-            </w:r>
-          </w:p>
-        </w:tc>
-        <w:tc>
-          <w:tcPr>
-            <w:tcW w:w="1134" w:type="dxa"/>
-            <w:tcBorders>
-              <w:top w:val="single" w:sz="4" w:space="0" w:color="auto"/>
-              <w:left w:val="nil"/>
-              <w:bottom w:val="single" w:sz="4" w:space="0" w:color="auto"/>
-              <w:right w:val="single" w:sz="4" w:space="0" w:color="auto"/>
-            </w:tcBorders>
-            <w:noWrap/>
-            <w:vAlign w:val="bottom"/>
-            <w:hideMark/>
-          </w:tcPr>
-          <w:p>
-            <w:pPr>
-              <w:spacing w:before="0"/>
-              <w:rPr>
-                <w:rFonts w:ascii="Calibri" w:hAnsi="Calibri" w:cs="Calibri"/>
-                <w:color w:val="000000"/>
-                <w:szCs w:val="22"/>
-                <w:lang w:eastAsia="en-GB"/>
-              </w:rPr>
-            </w:pPr>
-            <w:r>
-              <w:rPr>
-                <w:rFonts w:ascii="Calibri" w:hAnsi="Calibri" w:cs="Calibri"/>
-                <w:color w:val="000000"/>
-                <w:szCs w:val="22"/>
-                <w:lang w:eastAsia="en-GB"/>
-              </w:rPr>
-              <w:t>No</w:t>
-            </w:r>
-          </w:p>
-        </w:tc>
-        <w:tc>
-          <w:tcPr>
-            <w:tcW w:w="992" w:type="dxa"/>
-            <w:tcBorders>
-              <w:top w:val="single" w:sz="4" w:space="0" w:color="auto"/>
-              <w:left w:val="nil"/>
-              <w:bottom w:val="single" w:sz="4" w:space="0" w:color="auto"/>
-              <w:right w:val="single" w:sz="4" w:space="0" w:color="auto"/>
-            </w:tcBorders>
-            <w:noWrap/>
-            <w:vAlign w:val="bottom"/>
-            <w:hideMark/>
-          </w:tcPr>
-          <w:p>
-            <w:pPr>
-              <w:spacing w:before="0"/>
-              <w:rPr>
-                <w:rFonts w:ascii="Calibri" w:hAnsi="Calibri" w:cs="Calibri"/>
-                <w:color w:val="000000"/>
-                <w:szCs w:val="22"/>
-                <w:lang w:eastAsia="en-GB"/>
-              </w:rPr>
-            </w:pPr>
-            <w:r>
-              <w:rPr>
-                <w:rFonts w:ascii="Calibri" w:hAnsi="Calibri" w:cs="Calibri"/>
-                <w:color w:val="000000"/>
-                <w:szCs w:val="22"/>
-                <w:lang w:eastAsia="en-GB"/>
-              </w:rPr>
-              <w:t> </w:t>
-            </w:r>
-          </w:p>
-        </w:tc>
-        <w:tc>
-          <w:tcPr>
-            <w:tcW w:w="992" w:type="dxa"/>
-            <w:tcBorders>
-              <w:top w:val="single" w:sz="4" w:space="0" w:color="auto"/>
-              <w:left w:val="nil"/>
-              <w:bottom w:val="single" w:sz="4" w:space="0" w:color="auto"/>
-              <w:right w:val="single" w:sz="4" w:space="0" w:color="auto"/>
-            </w:tcBorders>
-            <w:noWrap/>
-            <w:vAlign w:val="bottom"/>
-            <w:hideMark/>
-          </w:tcPr>
-          <w:p>
-            <w:pPr>
-              <w:spacing w:before="0"/>
-              <w:rPr>
-                <w:rFonts w:ascii="Calibri" w:hAnsi="Calibri" w:cs="Calibri"/>
-                <w:color w:val="000000"/>
-                <w:szCs w:val="22"/>
-                <w:lang w:eastAsia="en-GB"/>
-              </w:rPr>
-            </w:pPr>
-            <w:r>
-              <w:rPr>
-                <w:rFonts w:ascii="Calibri" w:hAnsi="Calibri" w:cs="Calibri"/>
-                <w:color w:val="000000"/>
-                <w:szCs w:val="22"/>
-                <w:lang w:eastAsia="en-GB"/>
-              </w:rPr>
-              <w:t> </w:t>
-            </w:r>
-          </w:p>
-        </w:tc>
-        <w:tc>
-          <w:tcPr>
-            <w:tcW w:w="1410" w:type="dxa"/>
-            <w:tcBorders>
-              <w:top w:val="single" w:sz="4" w:space="0" w:color="auto"/>
-              <w:left w:val="nil"/>
-              <w:bottom w:val="single" w:sz="4" w:space="0" w:color="auto"/>
-              <w:right w:val="single" w:sz="4" w:space="0" w:color="auto"/>
-            </w:tcBorders>
-            <w:noWrap/>
-            <w:vAlign w:val="bottom"/>
-            <w:hideMark/>
-          </w:tcPr>
-          <w:p>
-            <w:pPr>
-              <w:spacing w:before="0"/>
-              <w:rPr>
-                <w:rFonts w:ascii="Calibri" w:hAnsi="Calibri" w:cs="Calibri"/>
-                <w:color w:val="000000"/>
-                <w:szCs w:val="22"/>
-                <w:lang w:eastAsia="en-GB"/>
-              </w:rPr>
-            </w:pPr>
-            <w:r>
-              <w:rPr>
-                <w:rFonts w:ascii="Calibri" w:hAnsi="Calibri" w:cs="Calibri"/>
-                <w:color w:val="000000"/>
-                <w:szCs w:val="22"/>
-                <w:lang w:eastAsia="en-GB"/>
-              </w:rPr>
-              <w:t>IM005A</w:t>
-            </w:r>
-          </w:p>
-        </w:tc>
-        <w:tc>
-          <w:tcPr>
-            <w:tcW w:w="2103" w:type="dxa"/>
-            <w:tcBorders>
-              <w:top w:val="single" w:sz="4" w:space="0" w:color="auto"/>
-              <w:left w:val="nil"/>
-              <w:bottom w:val="single" w:sz="4" w:space="0" w:color="auto"/>
-              <w:right w:val="single" w:sz="4" w:space="0" w:color="auto"/>
-            </w:tcBorders>
-            <w:noWrap/>
-            <w:vAlign w:val="bottom"/>
-            <w:hideMark/>
-          </w:tcPr>
-          <w:p>
-            <w:pPr>
-              <w:spacing w:before="0"/>
-              <w:rPr>
-                <w:rFonts w:ascii="Calibri" w:hAnsi="Calibri" w:cs="Calibri"/>
-                <w:color w:val="000000"/>
-                <w:szCs w:val="22"/>
-                <w:lang w:eastAsia="en-GB"/>
-              </w:rPr>
-            </w:pPr>
-            <w:r>
-              <w:rPr>
-                <w:rFonts w:ascii="Calibri" w:hAnsi="Calibri" w:cs="Calibri"/>
-                <w:color w:val="000000"/>
-                <w:szCs w:val="22"/>
-                <w:lang w:eastAsia="en-GB"/>
-              </w:rPr>
-              <w:t> </w:t>
-            </w:r>
-          </w:p>
-        </w:tc>
-        <w:tc>
-          <w:tcPr>
-            <w:tcW w:w="1947" w:type="dxa"/>
-            <w:tcBorders>
-              <w:top w:val="single" w:sz="4" w:space="0" w:color="auto"/>
-              <w:left w:val="nil"/>
-              <w:bottom w:val="single" w:sz="4" w:space="0" w:color="auto"/>
-              <w:right w:val="single" w:sz="4" w:space="0" w:color="auto"/>
-            </w:tcBorders>
-            <w:noWrap/>
-            <w:vAlign w:val="bottom"/>
-            <w:hideMark/>
-          </w:tcPr>
-          <w:p>
-            <w:pPr>
-              <w:spacing w:before="0"/>
-              <w:rPr>
-                <w:rFonts w:ascii="Calibri" w:hAnsi="Calibri" w:cs="Calibri"/>
-                <w:color w:val="000000"/>
-                <w:szCs w:val="22"/>
-                <w:lang w:eastAsia="en-GB"/>
-              </w:rPr>
-            </w:pPr>
-            <w:r>
-              <w:rPr>
-                <w:rFonts w:ascii="Calibri" w:hAnsi="Calibri" w:cs="Calibri"/>
-                <w:color w:val="000000"/>
-                <w:szCs w:val="22"/>
-                <w:lang w:eastAsia="en-GB"/>
-              </w:rPr>
-              <w:t> </w:t>
-            </w:r>
-          </w:p>
-        </w:tc>
-      </w:tr>
-      <w:tr>
-        <w:trPr>
-          <w:trHeight w:val="900"/>
-        </w:trPr>
-        <w:tc>
-          <w:tcPr>
-            <w:tcW w:w="988" w:type="dxa"/>
-            <w:tcBorders>
-              <w:top w:val="single" w:sz="4" w:space="0" w:color="auto"/>
-              <w:left w:val="single" w:sz="4" w:space="0" w:color="auto"/>
-              <w:bottom w:val="single" w:sz="4" w:space="0" w:color="auto"/>
-              <w:right w:val="single" w:sz="4" w:space="0" w:color="auto"/>
-            </w:tcBorders>
-            <w:noWrap/>
-            <w:vAlign w:val="bottom"/>
-            <w:hideMark/>
-          </w:tcPr>
-          <w:p>
-            <w:pPr>
-              <w:spacing w:before="0"/>
-              <w:rPr>
-                <w:rFonts w:ascii="Calibri" w:hAnsi="Calibri" w:cs="Calibri"/>
-                <w:color w:val="0563C1"/>
-                <w:szCs w:val="22"/>
-                <w:u w:val="single"/>
-                <w:lang w:eastAsia="en-GB"/>
-              </w:rPr>
-            </w:pPr>
-            <w:hyperlink r:id="rId29" w:history="1">
-              <w:r>
-                <w:rPr>
-                  <w:rFonts w:ascii="Calibri" w:hAnsi="Calibri" w:cs="Calibri"/>
-                  <w:color w:val="0563C1"/>
-                  <w:szCs w:val="22"/>
-                  <w:u w:val="single"/>
-                  <w:lang w:eastAsia="en-GB"/>
-                </w:rPr>
-                <w:t>PV019A</w:t>
-              </w:r>
-            </w:hyperlink>
-          </w:p>
-        </w:tc>
-        <w:tc>
-          <w:tcPr>
-            <w:tcW w:w="1284" w:type="dxa"/>
-            <w:tcBorders>
-              <w:top w:val="single" w:sz="4" w:space="0" w:color="auto"/>
-              <w:left w:val="nil"/>
-              <w:bottom w:val="single" w:sz="4" w:space="0" w:color="auto"/>
-              <w:right w:val="single" w:sz="4" w:space="0" w:color="auto"/>
-            </w:tcBorders>
-            <w:noWrap/>
-            <w:vAlign w:val="bottom"/>
-            <w:hideMark/>
-          </w:tcPr>
-          <w:p>
-            <w:pPr>
-              <w:spacing w:before="0"/>
-              <w:rPr>
-                <w:rFonts w:ascii="Calibri" w:hAnsi="Calibri" w:cs="Calibri"/>
-                <w:color w:val="000000"/>
-                <w:szCs w:val="22"/>
-                <w:lang w:eastAsia="en-GB"/>
-              </w:rPr>
-            </w:pPr>
-            <w:r>
-              <w:rPr>
-                <w:rFonts w:ascii="Calibri" w:hAnsi="Calibri" w:cs="Calibri"/>
-                <w:noProof/>
-                <w:color w:val="000000"/>
-                <w:szCs w:val="22"/>
-                <w:lang w:eastAsia="en-GB"/>
-              </w:rPr>
-              <w:drawing>
-                <wp:anchor distT="0" distB="0" distL="114300" distR="114300" simplePos="0" relativeHeight="251658241" behindDoc="0" locked="0" layoutInCell="1" allowOverlap="1" wp14:anchorId="0056E066" wp14:editId="4EC365A0">
-                  <wp:simplePos x="0" y="0"/>
-                  <wp:positionH relativeFrom="column">
-                    <wp:posOffset>105410</wp:posOffset>
-                  </wp:positionH>
-                  <wp:positionV relativeFrom="paragraph">
-                    <wp:posOffset>25400</wp:posOffset>
-                  </wp:positionV>
-                  <wp:extent cx="514350" cy="391795"/>
-                  <wp:effectExtent l="0" t="0" r="0" b="8255"/>
-                  <wp:wrapNone/>
-                  <wp:docPr id="87" name="Graphic 87">
-                    <a:hlinkClick xmlns:a="http://schemas.openxmlformats.org/drawingml/2006/main" r:id="rId30"/>
-                    <a:extLst xmlns:a="http://schemas.openxmlformats.org/drawingml/2006/main">
-                      <a:ext uri="{FF2B5EF4-FFF2-40B4-BE49-F238E27FC236}">
-                        <a16:creationId xmlns:a16="http://schemas.microsoft.com/office/drawing/2014/main" id="{790CF819-10FA-429B-BC0E-A6525E0DAAC2}"/>
-                      </a:ext>
-                    </a:extLst>
-                  </wp:docPr>
-                  <wp:cNvGraphicFramePr/>
-                  <a:graphic xmlns:a="http://schemas.openxmlformats.org/drawingml/2006/main">
-                    <a:graphicData uri="http://schemas.openxmlformats.org/drawingml/2006/picture">
-                      <pic:pic xmlns:pic="http://schemas.openxmlformats.org/drawingml/2006/picture">
-                        <pic:nvPicPr>
-                          <pic:cNvPr id="87" name="Graphic 87">
-                            <a:hlinkClick r:id="rId30"/>
-                            <a:extLst>
-                              <a:ext uri="{FF2B5EF4-FFF2-40B4-BE49-F238E27FC236}">
-                                <a16:creationId xmlns:a16="http://schemas.microsoft.com/office/drawing/2014/main" id="{790CF819-10FA-429B-BC0E-A6525E0DAAC2}"/>
-                              </a:ext>
-                            </a:extLst>
-                          </pic:cNvPr>
-                          <pic:cNvPicPr>
-                            <a:picLocks noChangeAspect="1"/>
-                          </pic:cNvPicPr>
-                        </pic:nvPicPr>
-                        <pic:blipFill>
-                          <a:blip r:embed="rId31" cstate="print">
-                            <a:extLst>
-                              <a:ext uri="{28A0092B-C50C-407E-A947-70E740481C1C}">
-                                <a14:useLocalDpi xmlns:a14="http://schemas.microsoft.com/office/drawing/2010/main" val="0"/>
-                              </a:ext>
-                              <a:ext uri="{96DAC541-7B7A-43D3-8B79-37D633B846F1}">
-                                <asvg:svgBlip xmlns:asvg="http://schemas.microsoft.com/office/drawing/2016/SVG/main" r:embed="rId32"/>
-                              </a:ext>
-                            </a:extLst>
-                          </a:blip>
-                          <a:stretch>
-                            <a:fillRect/>
-                          </a:stretch>
-                        </pic:blipFill>
-                        <pic:spPr>
-                          <a:xfrm>
-                            <a:off x="0" y="0"/>
-                            <a:ext cx="514350" cy="391795"/>
-                          </a:xfrm>
-                          <a:prstGeom prst="rect">
-                            <a:avLst/>
-                          </a:prstGeom>
-                        </pic:spPr>
-                      </pic:pic>
-                    </a:graphicData>
-                  </a:graphic>
-                  <wp14:sizeRelH relativeFrom="page">
-                    <wp14:pctWidth>0</wp14:pctWidth>
-                  </wp14:sizeRelH>
-                  <wp14:sizeRelV relativeFrom="page">
-                    <wp14:pctHeight>0</wp14:pctHeight>
-                  </wp14:sizeRelV>
-                </wp:anchor>
-              </w:drawing>
-            </w:r>
-          </w:p>
-          <w:p>
-            <w:pPr>
-              <w:spacing w:before="0"/>
-              <w:rPr>
-                <w:rFonts w:ascii="Calibri" w:hAnsi="Calibri" w:cs="Calibri"/>
-                <w:color w:val="000000"/>
-                <w:szCs w:val="22"/>
-                <w:lang w:eastAsia="en-GB"/>
-              </w:rPr>
-            </w:pPr>
-          </w:p>
-          <w:p>
-            <w:pPr>
-              <w:spacing w:before="0"/>
-              <w:rPr>
-                <w:rFonts w:ascii="Calibri" w:hAnsi="Calibri" w:cs="Calibri"/>
-                <w:color w:val="000000"/>
-                <w:szCs w:val="22"/>
-                <w:lang w:eastAsia="en-GB"/>
-              </w:rPr>
-            </w:pPr>
-          </w:p>
-        </w:tc>
-        <w:tc>
-          <w:tcPr>
-            <w:tcW w:w="1701" w:type="dxa"/>
-            <w:tcBorders>
-              <w:top w:val="single" w:sz="4" w:space="0" w:color="auto"/>
-              <w:left w:val="nil"/>
-              <w:bottom w:val="single" w:sz="4" w:space="0" w:color="auto"/>
-              <w:right w:val="single" w:sz="4" w:space="0" w:color="auto"/>
-            </w:tcBorders>
-            <w:noWrap/>
-            <w:vAlign w:val="bottom"/>
-            <w:hideMark/>
-          </w:tcPr>
-          <w:p>
-            <w:pPr>
-              <w:spacing w:before="0"/>
-              <w:rPr>
-                <w:rFonts w:ascii="Calibri" w:hAnsi="Calibri" w:cs="Calibri"/>
-                <w:color w:val="000000"/>
-                <w:szCs w:val="22"/>
-                <w:lang w:eastAsia="en-GB"/>
-              </w:rPr>
-            </w:pPr>
-            <w:r>
-              <w:rPr>
-                <w:rFonts w:ascii="Calibri" w:hAnsi="Calibri" w:cs="Calibri"/>
-                <w:color w:val="000000"/>
-                <w:szCs w:val="22"/>
-                <w:lang w:eastAsia="en-GB"/>
-              </w:rPr>
-              <w:t>Valve Ball</w:t>
-            </w:r>
-          </w:p>
-        </w:tc>
-        <w:tc>
-          <w:tcPr>
-            <w:tcW w:w="992" w:type="dxa"/>
-            <w:tcBorders>
-              <w:top w:val="single" w:sz="4" w:space="0" w:color="auto"/>
-              <w:left w:val="nil"/>
-              <w:bottom w:val="single" w:sz="4" w:space="0" w:color="auto"/>
-              <w:right w:val="single" w:sz="4" w:space="0" w:color="auto"/>
-            </w:tcBorders>
-            <w:noWrap/>
-            <w:vAlign w:val="bottom"/>
-            <w:hideMark/>
-          </w:tcPr>
-          <w:p>
-            <w:pPr>
-              <w:spacing w:before="0"/>
-              <w:rPr>
-                <w:rFonts w:ascii="Calibri" w:hAnsi="Calibri" w:cs="Calibri"/>
-                <w:color w:val="000000"/>
-                <w:szCs w:val="22"/>
-                <w:lang w:eastAsia="en-GB"/>
-              </w:rPr>
-            </w:pPr>
-            <w:r>
-              <w:rPr>
-                <w:rFonts w:ascii="Calibri" w:hAnsi="Calibri" w:cs="Calibri"/>
-                <w:color w:val="000000"/>
-                <w:szCs w:val="22"/>
-                <w:lang w:eastAsia="en-GB"/>
-              </w:rPr>
-              <w:t>Yes</w:t>
-            </w:r>
-          </w:p>
-        </w:tc>
-        <w:tc>
-          <w:tcPr>
-            <w:tcW w:w="1134" w:type="dxa"/>
-            <w:tcBorders>
-              <w:top w:val="single" w:sz="4" w:space="0" w:color="auto"/>
-              <w:left w:val="nil"/>
-              <w:bottom w:val="single" w:sz="4" w:space="0" w:color="auto"/>
-              <w:right w:val="single" w:sz="4" w:space="0" w:color="auto"/>
-            </w:tcBorders>
-            <w:noWrap/>
-            <w:vAlign w:val="bottom"/>
-            <w:hideMark/>
-          </w:tcPr>
-          <w:p>
-            <w:pPr>
-              <w:spacing w:before="0"/>
-              <w:rPr>
-                <w:rFonts w:ascii="Calibri" w:hAnsi="Calibri" w:cs="Calibri"/>
-                <w:color w:val="000000"/>
-                <w:szCs w:val="22"/>
-                <w:lang w:eastAsia="en-GB"/>
-              </w:rPr>
-            </w:pPr>
-            <w:r>
-              <w:rPr>
-                <w:rFonts w:ascii="Calibri" w:hAnsi="Calibri" w:cs="Calibri"/>
-                <w:color w:val="000000"/>
-                <w:szCs w:val="22"/>
-                <w:lang w:eastAsia="en-GB"/>
-              </w:rPr>
-              <w:t>Yes</w:t>
-            </w:r>
-          </w:p>
-        </w:tc>
-        <w:tc>
-          <w:tcPr>
-            <w:tcW w:w="1134" w:type="dxa"/>
-            <w:tcBorders>
-              <w:top w:val="single" w:sz="4" w:space="0" w:color="auto"/>
-              <w:left w:val="nil"/>
-              <w:bottom w:val="single" w:sz="4" w:space="0" w:color="auto"/>
-              <w:right w:val="single" w:sz="4" w:space="0" w:color="auto"/>
-            </w:tcBorders>
-            <w:noWrap/>
-            <w:vAlign w:val="bottom"/>
-            <w:hideMark/>
-          </w:tcPr>
-          <w:p>
-            <w:pPr>
-              <w:spacing w:before="0"/>
-              <w:rPr>
-                <w:rFonts w:ascii="Calibri" w:hAnsi="Calibri" w:cs="Calibri"/>
-                <w:color w:val="000000"/>
-                <w:szCs w:val="22"/>
-                <w:lang w:eastAsia="en-GB"/>
-              </w:rPr>
-            </w:pPr>
-            <w:r>
-              <w:rPr>
-                <w:rFonts w:ascii="Calibri" w:hAnsi="Calibri" w:cs="Calibri"/>
-                <w:color w:val="000000"/>
-                <w:szCs w:val="22"/>
-                <w:lang w:eastAsia="en-GB"/>
-              </w:rPr>
-              <w:t>No</w:t>
-            </w:r>
-          </w:p>
-        </w:tc>
-        <w:tc>
-          <w:tcPr>
-            <w:tcW w:w="1134" w:type="dxa"/>
-            <w:tcBorders>
-              <w:top w:val="single" w:sz="4" w:space="0" w:color="auto"/>
-              <w:left w:val="nil"/>
-              <w:bottom w:val="single" w:sz="4" w:space="0" w:color="auto"/>
-              <w:right w:val="single" w:sz="4" w:space="0" w:color="auto"/>
-            </w:tcBorders>
-            <w:noWrap/>
-            <w:vAlign w:val="bottom"/>
-            <w:hideMark/>
-          </w:tcPr>
-          <w:p>
-            <w:pPr>
-              <w:spacing w:before="0"/>
-              <w:rPr>
-                <w:rFonts w:ascii="Calibri" w:hAnsi="Calibri" w:cs="Calibri"/>
-                <w:color w:val="000000"/>
-                <w:szCs w:val="22"/>
-                <w:lang w:eastAsia="en-GB"/>
-              </w:rPr>
-            </w:pPr>
-            <w:r>
-              <w:rPr>
-                <w:rFonts w:ascii="Calibri" w:hAnsi="Calibri" w:cs="Calibri"/>
-                <w:color w:val="000000"/>
-                <w:szCs w:val="22"/>
-                <w:lang w:eastAsia="en-GB"/>
-              </w:rPr>
-              <w:t>No</w:t>
-            </w:r>
-          </w:p>
-        </w:tc>
-        <w:tc>
-          <w:tcPr>
-            <w:tcW w:w="992" w:type="dxa"/>
-            <w:tcBorders>
-              <w:top w:val="single" w:sz="4" w:space="0" w:color="auto"/>
-              <w:left w:val="nil"/>
-              <w:bottom w:val="single" w:sz="4" w:space="0" w:color="auto"/>
-              <w:right w:val="single" w:sz="4" w:space="0" w:color="auto"/>
-            </w:tcBorders>
-            <w:noWrap/>
-            <w:vAlign w:val="bottom"/>
-            <w:hideMark/>
-          </w:tcPr>
-          <w:p>
-            <w:pPr>
-              <w:spacing w:before="0"/>
-              <w:rPr>
-                <w:rFonts w:ascii="Calibri" w:hAnsi="Calibri" w:cs="Calibri"/>
-                <w:color w:val="000000"/>
-                <w:szCs w:val="22"/>
-                <w:lang w:eastAsia="en-GB"/>
-              </w:rPr>
-            </w:pPr>
-            <w:r>
-              <w:rPr>
-                <w:rFonts w:ascii="Calibri" w:hAnsi="Calibri" w:cs="Calibri"/>
-                <w:color w:val="000000"/>
-                <w:szCs w:val="22"/>
-                <w:lang w:eastAsia="en-GB"/>
-              </w:rPr>
-              <w:t>STLV008</w:t>
-            </w:r>
-          </w:p>
-        </w:tc>
-        <w:tc>
-          <w:tcPr>
-            <w:tcW w:w="992" w:type="dxa"/>
-            <w:tcBorders>
-              <w:top w:val="single" w:sz="4" w:space="0" w:color="auto"/>
-              <w:left w:val="nil"/>
-              <w:bottom w:val="single" w:sz="4" w:space="0" w:color="auto"/>
-              <w:right w:val="single" w:sz="4" w:space="0" w:color="auto"/>
-            </w:tcBorders>
-            <w:noWrap/>
-            <w:vAlign w:val="bottom"/>
-            <w:hideMark/>
-          </w:tcPr>
-          <w:p>
-            <w:pPr>
-              <w:spacing w:before="0"/>
-              <w:rPr>
-                <w:rFonts w:ascii="Calibri" w:hAnsi="Calibri" w:cs="Calibri"/>
-                <w:color w:val="000000"/>
-                <w:szCs w:val="22"/>
-                <w:lang w:eastAsia="en-GB"/>
-              </w:rPr>
-            </w:pPr>
-            <w:r>
-              <w:rPr>
-                <w:rFonts w:ascii="Calibri" w:hAnsi="Calibri" w:cs="Calibri"/>
-                <w:color w:val="000000"/>
-                <w:szCs w:val="22"/>
-                <w:lang w:eastAsia="en-GB"/>
-              </w:rPr>
-              <w:t>PV019A</w:t>
-            </w:r>
-          </w:p>
-        </w:tc>
-        <w:tc>
-          <w:tcPr>
-            <w:tcW w:w="1410" w:type="dxa"/>
-            <w:tcBorders>
-              <w:top w:val="single" w:sz="4" w:space="0" w:color="auto"/>
-              <w:left w:val="nil"/>
-              <w:bottom w:val="single" w:sz="4" w:space="0" w:color="auto"/>
-              <w:right w:val="single" w:sz="4" w:space="0" w:color="auto"/>
-            </w:tcBorders>
-            <w:noWrap/>
-            <w:vAlign w:val="bottom"/>
-            <w:hideMark/>
-          </w:tcPr>
-          <w:p>
-            <w:pPr>
-              <w:spacing w:before="0"/>
-              <w:rPr>
-                <w:rFonts w:ascii="Calibri" w:hAnsi="Calibri" w:cs="Calibri"/>
-                <w:color w:val="000000"/>
-                <w:szCs w:val="22"/>
-                <w:lang w:eastAsia="en-GB"/>
-              </w:rPr>
-            </w:pPr>
-            <w:r>
-              <w:rPr>
-                <w:rFonts w:ascii="Calibri" w:hAnsi="Calibri" w:cs="Calibri"/>
-                <w:color w:val="000000"/>
-                <w:szCs w:val="22"/>
-                <w:lang w:eastAsia="en-GB"/>
-              </w:rPr>
-              <w:t> </w:t>
-            </w:r>
-          </w:p>
-        </w:tc>
-        <w:tc>
-          <w:tcPr>
-            <w:tcW w:w="2103" w:type="dxa"/>
-            <w:tcBorders>
-              <w:top w:val="single" w:sz="4" w:space="0" w:color="auto"/>
-              <w:left w:val="nil"/>
-              <w:bottom w:val="single" w:sz="4" w:space="0" w:color="auto"/>
-              <w:right w:val="single" w:sz="4" w:space="0" w:color="auto"/>
-            </w:tcBorders>
-            <w:noWrap/>
-            <w:vAlign w:val="bottom"/>
-            <w:hideMark/>
-          </w:tcPr>
-          <w:p>
-            <w:pPr>
-              <w:spacing w:before="0"/>
-              <w:rPr>
-                <w:rFonts w:ascii="Calibri" w:hAnsi="Calibri" w:cs="Calibri"/>
-                <w:color w:val="000000"/>
-                <w:szCs w:val="22"/>
-                <w:lang w:eastAsia="en-GB"/>
-              </w:rPr>
-            </w:pPr>
-            <w:r>
-              <w:rPr>
-                <w:rFonts w:ascii="Calibri" w:hAnsi="Calibri" w:cs="Calibri"/>
-                <w:color w:val="000000"/>
-                <w:szCs w:val="22"/>
-                <w:lang w:eastAsia="en-GB"/>
-              </w:rPr>
-              <w:t>&lt;</w:t>
-            </w:r>
-            <w:proofErr w:type="spellStart"/>
-            <w:r>
-              <w:rPr>
-                <w:rFonts w:ascii="Calibri" w:hAnsi="Calibri" w:cs="Calibri"/>
-                <w:color w:val="000000"/>
-                <w:szCs w:val="22"/>
-                <w:lang w:eastAsia="en-GB"/>
-              </w:rPr>
-              <w:t>ObjectDisplayName</w:t>
-            </w:r>
-            <w:proofErr w:type="spellEnd"/>
-            <w:r>
-              <w:rPr>
-                <w:rFonts w:ascii="Calibri" w:hAnsi="Calibri" w:cs="Calibri"/>
-                <w:color w:val="000000"/>
-                <w:szCs w:val="22"/>
-                <w:lang w:eastAsia="en-GB"/>
-              </w:rPr>
-              <w:t>&gt;</w:t>
-            </w:r>
-          </w:p>
-        </w:tc>
-        <w:tc>
-          <w:tcPr>
-            <w:tcW w:w="1947" w:type="dxa"/>
-            <w:tcBorders>
-              <w:top w:val="single" w:sz="4" w:space="0" w:color="auto"/>
-              <w:left w:val="nil"/>
-              <w:bottom w:val="single" w:sz="4" w:space="0" w:color="auto"/>
-              <w:right w:val="single" w:sz="4" w:space="0" w:color="auto"/>
-            </w:tcBorders>
-            <w:noWrap/>
-            <w:vAlign w:val="bottom"/>
-            <w:hideMark/>
-          </w:tcPr>
-          <w:p>
-            <w:pPr>
-              <w:keepNext/>
-              <w:spacing w:before="0"/>
-              <w:rPr>
-                <w:rFonts w:ascii="Calibri" w:hAnsi="Calibri" w:cs="Calibri"/>
-                <w:color w:val="0563C1"/>
-                <w:szCs w:val="22"/>
-                <w:u w:val="single"/>
-                <w:lang w:eastAsia="en-GB"/>
-              </w:rPr>
-            </w:pPr>
-            <w:hyperlink r:id="rId33" w:history="1">
-              <w:proofErr w:type="spellStart"/>
-              <w:r>
-                <w:rPr>
-                  <w:rFonts w:ascii="Calibri" w:hAnsi="Calibri" w:cs="Calibri"/>
-                  <w:color w:val="0563C1"/>
-                  <w:szCs w:val="22"/>
-                  <w:u w:val="single"/>
-                  <w:lang w:eastAsia="en-GB"/>
-                </w:rPr>
-                <w:t>ValvePosition</w:t>
-              </w:r>
-              <w:proofErr w:type="spellEnd"/>
-              <w:r>
-                <w:rPr>
-                  <w:rFonts w:ascii="Calibri" w:hAnsi="Calibri" w:cs="Calibri"/>
-                  <w:color w:val="0563C1"/>
-                  <w:szCs w:val="22"/>
-                  <w:u w:val="single"/>
-                  <w:lang w:eastAsia="en-GB"/>
-                </w:rPr>
-                <w:t xml:space="preserve"> = 'NC'</w:t>
-              </w:r>
-            </w:hyperlink>
-          </w:p>
-        </w:tc>
-      </w:tr>
-    </w:tbl>
-    <w:p>
-      <w:pPr>
-        <w:pStyle w:val="Heading4"/>
-      </w:pPr>
-      <w:r>
-        <w:t>Requirement</w:t>
-      </w:r>
-      <w:r>
-        <w:t xml:space="preserve"> Details</w:t>
-      </w:r>
-      <w:r>
-        <w:t>:</w:t>
-      </w:r>
-    </w:p>
-    <w:p>
-      <w:pPr>
-        <w:pStyle w:val="BulletList"/>
-      </w:pPr>
-      <w:proofErr w:type="spellStart"/>
-      <w:r>
-        <w:t>SymbolRegistrationNumber</w:t>
-      </w:r>
-      <w:proofErr w:type="spellEnd"/>
-      <w:r>
-        <w:t xml:space="preserve"> attribute</w:t>
-      </w:r>
-      <w:r>
-        <w:t xml:space="preserve"> within the Shape element</w:t>
-      </w:r>
-      <w:r>
-        <w:t xml:space="preserve"> shall be used to provide the reference to the </w:t>
-      </w:r>
-      <w:r>
-        <w:t>DISC</w:t>
-      </w:r>
-      <w:r>
-        <w:t xml:space="preserve"> DEXPI symbol reference ID</w:t>
-      </w:r>
-      <w:r>
-        <w:t>.</w:t>
-      </w:r>
-    </w:p>
-    <w:p>
-      <w:pPr>
-        <w:pStyle w:val="BulletList"/>
-      </w:pPr>
-      <w:r>
-        <w:t>Name attribute of the Shape</w:t>
-      </w:r>
-      <w:r>
-        <w:t xml:space="preserve"> element</w:t>
-      </w:r>
-      <w:r>
-        <w:t xml:space="preserve"> shall be used </w:t>
-      </w:r>
-      <w:r>
-        <w:t xml:space="preserve">as an internal file identifier to link the Shape symbol reference of the object to the </w:t>
-      </w:r>
-      <w:r>
-        <w:t>Graphical representation instance of the object</w:t>
-      </w:r>
-      <w:r>
-        <w:t xml:space="preserve">. Name is implemented in </w:t>
-      </w:r>
-      <w:r>
-        <w:t>Proteus</w:t>
-      </w:r>
-      <w:r>
-        <w:t xml:space="preserve"> </w:t>
-      </w:r>
-      <w:r>
-        <w:t>using</w:t>
-      </w:r>
-      <w:r>
-        <w:t xml:space="preserve"> </w:t>
-      </w:r>
-      <w:proofErr w:type="spellStart"/>
-      <w:r>
-        <w:t>ComponentName</w:t>
-      </w:r>
-      <w:proofErr w:type="spellEnd"/>
-      <w:r>
-        <w:t xml:space="preserve"> attribute</w:t>
-      </w:r>
-      <w:r>
-        <w:t>.</w:t>
-      </w:r>
-    </w:p>
-    <w:p>
-      <w:pPr>
-        <w:pStyle w:val="BulletList"/>
-      </w:pPr>
-      <w:r>
-        <w:lastRenderedPageBreak/>
-        <w:t xml:space="preserve">Location of the instance shall </w:t>
-      </w:r>
-      <w:r>
-        <w:t>be given</w:t>
-      </w:r>
-      <w:r>
-        <w:t xml:space="preserve"> by the </w:t>
-      </w:r>
-      <w:r>
-        <w:t xml:space="preserve">Shape Usage (Position / Reference) </w:t>
-      </w:r>
-      <w:r>
-        <w:t xml:space="preserve">attributes for X &amp; Y </w:t>
-      </w:r>
-      <w:proofErr w:type="spellStart"/>
-      <w:r>
-        <w:t>axiis</w:t>
-      </w:r>
-      <w:proofErr w:type="spellEnd"/>
-      <w:r>
-        <w:t>. The X &amp; Y points are the location reference to the origo of the symbol as defined in the symbol library for the project.</w:t>
-      </w:r>
-    </w:p>
-    <w:p>
-      <w:pPr>
-        <w:pStyle w:val="BulletList"/>
-      </w:pPr>
-      <w:r>
-        <w:t xml:space="preserve">Project shall use </w:t>
-      </w:r>
-      <w:r>
-        <w:t xml:space="preserve">Label </w:t>
-      </w:r>
-      <w:r>
-        <w:t>type ‘</w:t>
-      </w:r>
-      <w:proofErr w:type="spellStart"/>
-      <w:r>
-        <w:t>TagNameLabel</w:t>
-      </w:r>
-      <w:proofErr w:type="spellEnd"/>
-      <w:r>
-        <w:t xml:space="preserve">’ for any item labels that are represented by a </w:t>
-      </w:r>
-      <w:r>
-        <w:t xml:space="preserve">symbol </w:t>
-      </w:r>
-      <w:r>
-        <w:t xml:space="preserve">e.g. for </w:t>
-      </w:r>
-      <w:proofErr w:type="spellStart"/>
-      <w:r>
-        <w:t>SafetyReliefValve</w:t>
-      </w:r>
-      <w:proofErr w:type="spellEnd"/>
-      <w:r>
-        <w:t>.</w:t>
-      </w:r>
-    </w:p>
-    <w:p>
-      <w:pPr>
-        <w:pStyle w:val="BulletList"/>
-        <w:numPr>
-          <w:ilvl w:val="1"/>
-          <w:numId w:val="13"/>
-        </w:numPr>
-      </w:pPr>
-      <w:r>
-        <w:t xml:space="preserve">Note: for most symbols the label is defined as part of the overall graphic. Ref  </w:t>
-      </w:r>
-      <w:r>
-        <w:fldChar w:fldCharType="begin"/>
-      </w:r>
-      <w:r>
-        <w:instrText xml:space="preserve"> REF R7 \h </w:instrText>
-      </w:r>
-      <w:r>
-        <w:fldChar w:fldCharType="separate"/>
-      </w:r>
-      <w:r>
-        <w:rPr>
-          <w:b/>
-          <w:bCs/>
-        </w:rPr>
-        <w:t>Error! Reference source not found.</w:t>
-      </w:r>
-      <w:r>
-        <w:fldChar w:fldCharType="end"/>
-      </w:r>
-    </w:p>
-    <w:p>
-      <w:pPr>
-        <w:pStyle w:val="BulletList"/>
-      </w:pPr>
-      <w:r>
-        <w:t xml:space="preserve">Transformation </w:t>
-      </w:r>
-      <w:r>
-        <w:t>definition for</w:t>
-      </w:r>
-      <w:r>
-        <w:t xml:space="preserve"> the symbol </w:t>
-      </w:r>
-      <w:r>
-        <w:t>shall use the definitions and rules as defined</w:t>
-      </w:r>
-      <w:r>
-        <w:t xml:space="preserve"> within the DEXPI standard</w:t>
-      </w:r>
-      <w:r>
-        <w:t xml:space="preserve"> (</w:t>
-      </w:r>
-      <w:r>
-        <w:t xml:space="preserve">This is described in </w:t>
-      </w:r>
-      <w:r>
-        <w:t>Ref</w:t>
-      </w:r>
-      <w:r>
-        <w:t xml:space="preserve"> </w:t>
-      </w:r>
-      <w:r>
-        <w:fldChar w:fldCharType="begin"/>
-      </w:r>
-      <w:r>
-        <w:instrText xml:space="preserve"> REF R6 \h </w:instrText>
-      </w:r>
-      <w:r>
-        <w:fldChar w:fldCharType="separate"/>
-      </w:r>
-      <w:r>
-        <w:rPr>
-          <w:b/>
-          <w:bCs/>
-        </w:rPr>
-        <w:t>Error! Reference source not found.</w:t>
-      </w:r>
-      <w:r>
-        <w:fldChar w:fldCharType="end"/>
-      </w:r>
-      <w:r>
-        <w:t xml:space="preserve"> </w:t>
-      </w:r>
-      <w:r>
-        <w:t xml:space="preserve"> </w:t>
-      </w:r>
-      <w:r>
-        <w:t xml:space="preserve">p. </w:t>
-      </w:r>
-      <w:r>
-        <w:t>19)</w:t>
-      </w:r>
-      <w:r>
-        <w:t>.</w:t>
-      </w:r>
-      <w:r>
-        <w:t xml:space="preserve"> </w:t>
-      </w:r>
-      <w:r>
-        <w:t>Although any rotation shall be allowed</w:t>
-      </w:r>
-      <w:r>
-        <w:t xml:space="preserve"> and possible to transfer in the DEXPI file</w:t>
-      </w:r>
-      <w:r>
-        <w:t xml:space="preserve"> it is </w:t>
-      </w:r>
-      <w:r>
-        <w:t>preferrable that only 0,90,180</w:t>
-      </w:r>
-      <w:r>
-        <w:t xml:space="preserve"> &amp; 270</w:t>
-      </w:r>
-      <w:r>
-        <w:t xml:space="preserve"> </w:t>
-      </w:r>
-      <w:proofErr w:type="spellStart"/>
-      <w:r>
-        <w:t>deg</w:t>
-      </w:r>
-      <w:proofErr w:type="spellEnd"/>
-      <w:r>
-        <w:t xml:space="preserve"> </w:t>
-      </w:r>
-      <w:proofErr w:type="gramStart"/>
-      <w:r>
-        <w:t>anti-clockwise</w:t>
-      </w:r>
-      <w:proofErr w:type="gramEnd"/>
-      <w:r>
-        <w:t xml:space="preserve"> rotation of the symbol is used.</w:t>
-      </w:r>
-    </w:p>
-    <w:p>
-      <w:pPr>
-        <w:pStyle w:val="BulletList"/>
-        <w:numPr>
-          <w:ilvl w:val="1"/>
-          <w:numId w:val="13"/>
-        </w:numPr>
-      </w:pPr>
-      <w:r>
-        <w:t>X-axis</w:t>
-      </w:r>
-      <w:r>
-        <w:t xml:space="preserve"> mirroring is provided </w:t>
-      </w:r>
-      <w:r>
-        <w:t>for within</w:t>
-      </w:r>
-      <w:r>
-        <w:t xml:space="preserve"> </w:t>
-      </w:r>
-      <w:r>
-        <w:t xml:space="preserve">DEXPI </w:t>
-      </w:r>
-      <w:r>
-        <w:t>through the combination of attributes:</w:t>
-      </w:r>
-      <w:r>
-        <w:t xml:space="preserve"> ‘</w:t>
-      </w:r>
-      <w:proofErr w:type="spellStart"/>
-      <w:r>
-        <w:t>IsMirrored</w:t>
-      </w:r>
-      <w:proofErr w:type="spellEnd"/>
-      <w:r>
-        <w:t xml:space="preserve">=True’ and </w:t>
-      </w:r>
-      <w:r>
-        <w:t>‘Rotation=180.0’</w:t>
-      </w:r>
-      <w:r>
-        <w:t xml:space="preserve"> as per example (Ref: </w:t>
-      </w:r>
-      <w:r>
-        <w:fldChar w:fldCharType="begin"/>
-      </w:r>
-      <w:r>
-        <w:instrText xml:space="preserve"> REF _Ref89261123 \h </w:instrText>
-      </w:r>
-      <w:r>
-        <w:fldChar w:fldCharType="separate"/>
-      </w:r>
-      <w:r>
-        <w:t>ANNEX D: Symbol Rotation and mirroring</w:t>
-      </w:r>
-      <w:r>
-        <w:fldChar w:fldCharType="end"/>
-      </w:r>
-      <w:r>
-        <w:t>)</w:t>
-      </w:r>
-    </w:p>
-    <w:p>
-      <w:pPr>
-        <w:pStyle w:val="BulletList"/>
-      </w:pPr>
-      <w:r>
-        <w:t xml:space="preserve">Target application shall apply functionality to ensure that any text </w:t>
-      </w:r>
-      <w:r>
-        <w:t xml:space="preserve">given as part of the </w:t>
-      </w:r>
-      <w:r>
-        <w:t xml:space="preserve">overall </w:t>
-      </w:r>
-      <w:r>
-        <w:t xml:space="preserve">symbol </w:t>
-      </w:r>
-      <w:r>
-        <w:t xml:space="preserve">is displayed from left-to-right </w:t>
-      </w:r>
-      <w:r>
-        <w:t>or bottom-to-top</w:t>
-      </w:r>
-      <w:r>
-        <w:t xml:space="preserve"> based on the rotation of the graphic.</w:t>
-      </w:r>
-      <w:r>
-        <w:t xml:space="preserve"> </w:t>
-      </w:r>
-    </w:p>
-    <w:p>
-      <w:pPr>
-        <w:pStyle w:val="BulletList"/>
-      </w:pPr>
-      <w:r>
-        <w:t xml:space="preserve">Target application shall </w:t>
-      </w:r>
-      <w:r>
-        <w:t>use the rotation values from the transfer file and interpret the information</w:t>
-      </w:r>
-      <w:r>
-        <w:t xml:space="preserve"> to ensure graphical best fit</w:t>
-      </w:r>
-      <w:r>
-        <w:t xml:space="preserve"> with </w:t>
-      </w:r>
-      <w:r>
-        <w:t>a</w:t>
-      </w:r>
-      <w:r>
-        <w:t xml:space="preserve"> focus on </w:t>
-      </w:r>
-      <w:r>
-        <w:t xml:space="preserve">ensuring any symbol rotation </w:t>
-      </w:r>
-      <w:r>
-        <w:t xml:space="preserve">transferred </w:t>
-      </w:r>
-      <w:r>
-        <w:t>can be imported and displayed</w:t>
-      </w:r>
-      <w:r>
-        <w:t>.</w:t>
-      </w:r>
-      <w:r>
-        <w:t xml:space="preserve"> </w:t>
-      </w:r>
-    </w:p>
-    <w:p>
-      <w:pPr>
-        <w:pStyle w:val="BulletList"/>
-      </w:pPr>
-      <w:r>
-        <w:t xml:space="preserve">All connection points shall be </w:t>
-      </w:r>
-      <w:r>
-        <w:t>on the grid</w:t>
-      </w:r>
-      <w:r>
-        <w:t xml:space="preserve">. This will ensure correct placement and management </w:t>
-      </w:r>
-      <w:r>
-        <w:t>of the drawing connections for import.</w:t>
-      </w:r>
-    </w:p>
-    <w:p>
-      <w:pPr>
-        <w:pStyle w:val="BulletList"/>
-      </w:pPr>
-      <w:r>
-        <w:t xml:space="preserve">Symbol scaling </w:t>
-      </w:r>
-      <w:r>
-        <w:t>shall be</w:t>
-      </w:r>
-      <w:r>
-        <w:t xml:space="preserve"> given by the </w:t>
-      </w:r>
-      <w:proofErr w:type="spellStart"/>
-      <w:r>
-        <w:t>ScaleX</w:t>
-      </w:r>
-      <w:proofErr w:type="spellEnd"/>
-      <w:r>
-        <w:t xml:space="preserve"> and </w:t>
-      </w:r>
-      <w:proofErr w:type="spellStart"/>
-      <w:r>
-        <w:t>ScaleY</w:t>
-      </w:r>
-      <w:proofErr w:type="spellEnd"/>
-      <w:r>
-        <w:t xml:space="preserve"> attribute of the </w:t>
-      </w:r>
-      <w:r>
-        <w:t xml:space="preserve">DEXPI </w:t>
-      </w:r>
-      <w:proofErr w:type="spellStart"/>
-      <w:r>
-        <w:t>ShapeUsage</w:t>
-      </w:r>
-      <w:proofErr w:type="spellEnd"/>
-      <w:r>
-        <w:t xml:space="preserve"> element</w:t>
-      </w:r>
-      <w:r>
-        <w:t xml:space="preserve"> </w:t>
-      </w:r>
-      <w:r>
-        <w:t>(implemented by the Proteus Scale element X and Y attributes)</w:t>
-      </w:r>
-    </w:p>
-    <w:p>
-      <w:pPr>
-        <w:pStyle w:val="BulletList"/>
-        <w:numPr>
-          <w:ilvl w:val="0"/>
-          <w:numId w:val="0"/>
-        </w:numPr>
-        <w:ind w:left="714" w:hanging="357"/>
-      </w:pPr>
-    </w:p>
-    <w:p/>
-    <w:p>
-      <w:pPr>
-        <w:pStyle w:val="Heading1"/>
-      </w:pPr>
-      <w:bookmarkStart w:id="52" w:name="_Ref89261123"/>
-      <w:bookmarkStart w:id="53" w:name="_Toc211258274"/>
-      <w:bookmarkEnd w:id="0"/>
-      <w:bookmarkEnd w:id="1"/>
-      <w:r>
-        <w:t xml:space="preserve">ANNEX D: </w:t>
-      </w:r>
-      <w:r>
-        <w:t>Symbol Rotation and mirroring</w:t>
-      </w:r>
-      <w:bookmarkEnd w:id="52"/>
-      <w:r>
-        <w:t xml:space="preserve"> - example</w:t>
-      </w:r>
-      <w:bookmarkEnd w:id="53"/>
-      <w:r>
-        <w:t xml:space="preserve"> </w:t>
-      </w:r>
-    </w:p>
-    <w:p>
-      <w:pPr>
-        <w:rPr>
-          <w:b/>
-          <w:bCs/>
-          <w:color w:val="FF0000"/>
-          <w:u w:val="single"/>
-          <w:lang w:val="en-US"/>
-        </w:rPr>
-      </w:pPr>
-      <w:r>
-        <w:t xml:space="preserve">The following table </w:t>
-      </w:r>
-      <w:r>
-        <w:t>shows</w:t>
-      </w:r>
-      <w:r>
-        <w:t xml:space="preserve"> the rotation and mirroring of a</w:t>
-      </w:r>
-      <w:r>
-        <w:t xml:space="preserve">n example symbol and demonstrates that </w:t>
-      </w:r>
-      <w:r>
-        <w:t xml:space="preserve">mirroring the base symbol (shown in </w:t>
-      </w:r>
-      <w:r>
-        <w:rPr>
-          <w:color w:val="FF0000"/>
-        </w:rPr>
-        <w:t>RED</w:t>
-      </w:r>
-      <w:r>
-        <w:t>)</w:t>
-      </w:r>
-      <w:r>
-        <w:t xml:space="preserve"> on the Y-axis</w:t>
-      </w:r>
-      <w:r>
-        <w:t xml:space="preserve"> and then rotating 180</w:t>
-      </w:r>
-      <w:r>
-        <w:rPr>
-          <w:vertAlign w:val="superscript"/>
-        </w:rPr>
-        <w:t>o</w:t>
-      </w:r>
-      <w:r>
-        <w:t xml:space="preserve"> </w:t>
-      </w:r>
-      <w:r>
-        <w:t>provides the same result as if the base symbol had been mirrored on the X-Axis</w:t>
-      </w:r>
-      <w:r>
-        <w:t>.</w:t>
-      </w:r>
-      <w:r>
-        <w:t xml:space="preserve"> **</w:t>
-      </w:r>
-      <w:r>
-        <w:rPr>
-          <w:b/>
-          <w:bCs/>
-          <w:color w:val="FF0000"/>
-          <w:u w:val="single"/>
-          <w:lang w:val="en-US"/>
-        </w:rPr>
-        <w:t xml:space="preserve"> </w:t>
-      </w:r>
-      <w:r>
-        <w:rPr>
-          <w:b/>
-          <w:bCs/>
-          <w:color w:val="FF0000"/>
-          <w:u w:val="single"/>
-          <w:lang w:val="en-US"/>
-        </w:rPr>
-        <w:t>scaling before rotation</w:t>
-      </w:r>
-      <w:r>
-        <w:rPr>
-          <w:b/>
-          <w:bCs/>
-          <w:color w:val="FF0000"/>
-          <w:u w:val="single"/>
-          <w:lang w:val="en-US"/>
-        </w:rPr>
-        <w:t>.</w:t>
-      </w:r>
-    </w:p>
-    <w:p>
-      <w:r>
-        <w:t xml:space="preserve">Ref: </w:t>
-      </w:r>
-      <w:hyperlink r:id="rId34" w:history="1">
-        <w:proofErr w:type="spellStart"/>
-        <w:r>
-          <w:rPr>
-            <w:rStyle w:val="Hyperlink"/>
-          </w:rPr>
-          <w:t>Protues</w:t>
-        </w:r>
-        <w:proofErr w:type="spellEnd"/>
-        <w:r>
-          <w:rPr>
-            <w:rStyle w:val="Hyperlink"/>
-          </w:rPr>
-          <w:t xml:space="preserve"> Example</w:t>
-        </w:r>
-      </w:hyperlink>
-    </w:p>
+        <w:t>This requirements document establishes a complete verification framework for DISC DEXPI Profile Symbols. It ensures consistency between the P&amp;ID graphical representation, the selected symbol variant, the DEXPI class element data, the incoming and outgoing connections, and the label content and positioning. Following these requirements guarantees accurate, standard</w:t>
+      </w:r>
+    </w:p>
+    <w:bookmarkEnd w:id="0"/>
+    <w:bookmarkEnd w:id="1"/>
     <w:p>
       <w:pPr>
         <w:keepNext/>
@@ -9455,7 +6426,6 @@
         <w:rPr>
           <w:noProof/>
         </w:rPr>
-        <w:lastRenderedPageBreak/>
         <w:drawing>
           <wp:inline distT="0" distB="0" distL="0" distR="0" wp14:anchorId="65B08A52" wp14:editId="1BFF7278">
             <wp:extent cx="6533965" cy="4546749"/>
@@ -9472,7 +6442,7 @@
                     <pic:cNvPicPr/>
                   </pic:nvPicPr>
                   <pic:blipFill>
-                    <a:blip r:embed="rId35"/>
+                    <a:blip r:embed="rId16"/>
                     <a:stretch>
                       <a:fillRect/>
                     </a:stretch>
@@ -9524,825 +6494,6 @@
     </w:p>
     <w:p>
       <w:pPr>
-        <w:pStyle w:val="Heading2"/>
-        <w:rPr>
-          <w:lang w:val="en-US"/>
-        </w:rPr>
-      </w:pPr>
-      <w:bookmarkStart w:id="54" w:name="_Toc211258275"/>
-      <w:r>
-        <w:rPr>
-          <w:lang w:val="en-US"/>
-        </w:rPr>
-        <w:t>Rotation and Mirroring in DEXPI and Proteus</w:t>
-      </w:r>
-      <w:bookmarkEnd w:id="54"/>
-    </w:p>
-    <w:p>
-      <w:pPr>
-        <w:pStyle w:val="Heading3"/>
-        <w:rPr>
-          <w:lang w:val="en-US"/>
-        </w:rPr>
-      </w:pPr>
-      <w:bookmarkStart w:id="55" w:name="_Toc211258276"/>
-      <w:r>
-        <w:rPr>
-          <w:lang w:val="en-US"/>
-        </w:rPr>
-        <w:t>DEXPI</w:t>
-      </w:r>
-      <w:bookmarkEnd w:id="55"/>
-    </w:p>
-    <w:p>
-      <w:pPr>
-        <w:pStyle w:val="ListParagraph"/>
-        <w:numPr>
-          <w:ilvl w:val="0"/>
-          <w:numId w:val="27"/>
-        </w:numPr>
-        <w:spacing w:before="0" w:after="160" w:line="256" w:lineRule="auto"/>
-        <w:contextualSpacing/>
-        <w:rPr>
-          <w:lang w:val="en-US"/>
-        </w:rPr>
-      </w:pPr>
-      <w:r>
-        <w:rPr>
-          <w:lang w:val="en-US"/>
-        </w:rPr>
-        <w:t>geometry unit: m (because SI base unit)</w:t>
-      </w:r>
-    </w:p>
-    <w:p>
-      <w:pPr>
-        <w:pStyle w:val="ListParagraph"/>
-        <w:numPr>
-          <w:ilvl w:val="0"/>
-          <w:numId w:val="27"/>
-        </w:numPr>
-        <w:spacing w:before="0" w:after="160" w:line="256" w:lineRule="auto"/>
-        <w:contextualSpacing/>
-        <w:rPr>
-          <w:lang w:val="en-US"/>
-        </w:rPr>
-      </w:pPr>
-      <w:r>
-        <w:rPr>
-          <w:lang w:val="en-US"/>
-        </w:rPr>
-        <w:t>axes and rotation like in SVG:</w:t>
-      </w:r>
-    </w:p>
-    <w:p>
-      <w:pPr>
-        <w:pStyle w:val="ListParagraph"/>
-        <w:numPr>
-          <w:ilvl w:val="1"/>
-          <w:numId w:val="27"/>
-        </w:numPr>
-        <w:spacing w:before="0" w:after="160" w:line="256" w:lineRule="auto"/>
-        <w:contextualSpacing/>
-        <w:rPr>
-          <w:lang w:val="en-US"/>
-        </w:rPr>
-      </w:pPr>
-      <w:r>
-        <w:rPr>
-          <w:lang w:val="en-US"/>
-        </w:rPr>
-        <w:t>horizontal axis (x): left to right</w:t>
-      </w:r>
-    </w:p>
-    <w:p>
-      <w:pPr>
-        <w:pStyle w:val="ListParagraph"/>
-        <w:numPr>
-          <w:ilvl w:val="1"/>
-          <w:numId w:val="27"/>
-        </w:numPr>
-        <w:spacing w:before="0" w:after="160" w:line="256" w:lineRule="auto"/>
-        <w:contextualSpacing/>
-        <w:rPr>
-          <w:lang w:val="en-US"/>
-        </w:rPr>
-      </w:pPr>
-      <w:r>
-        <w:rPr>
-          <w:lang w:val="en-US"/>
-        </w:rPr>
-        <w:lastRenderedPageBreak/>
-        <w:t>vertical axis (y): top to bottom</w:t>
-      </w:r>
-    </w:p>
-    <w:p>
-      <w:pPr>
-        <w:pStyle w:val="ListParagraph"/>
-        <w:numPr>
-          <w:ilvl w:val="1"/>
-          <w:numId w:val="27"/>
-        </w:numPr>
-        <w:spacing w:before="0" w:after="160" w:line="256" w:lineRule="auto"/>
-        <w:contextualSpacing/>
-        <w:rPr>
-          <w:lang w:val="en-US"/>
-        </w:rPr>
-      </w:pPr>
-      <w:r>
-        <w:rPr>
-          <w:lang w:val="en-US"/>
-        </w:rPr>
-        <w:t>rotation: in degrees, clockwise</w:t>
-      </w:r>
-    </w:p>
-    <w:p>
-      <w:pPr>
-        <w:pStyle w:val="ListParagraph"/>
-        <w:numPr>
-          <w:ilvl w:val="0"/>
-          <w:numId w:val="27"/>
-        </w:numPr>
-        <w:spacing w:before="0" w:after="160" w:line="256" w:lineRule="auto"/>
-        <w:contextualSpacing/>
-        <w:rPr>
-          <w:lang w:val="en-US"/>
-        </w:rPr>
-      </w:pPr>
-      <w:r>
-        <w:rPr>
-          <w:lang w:val="en-US"/>
-        </w:rPr>
-        <w:t xml:space="preserve">meaning of </w:t>
-      </w:r>
-      <w:proofErr w:type="spellStart"/>
-      <w:r>
-        <w:rPr>
-          <w:lang w:val="en-US"/>
-        </w:rPr>
-        <w:t>ShapeUsage</w:t>
-      </w:r>
-      <w:proofErr w:type="spellEnd"/>
-      <w:r>
-        <w:rPr>
-          <w:lang w:val="en-US"/>
-        </w:rPr>
-        <w:t xml:space="preserve"> attributes (</w:t>
-      </w:r>
-      <w:r>
-        <w:rPr>
-          <w:b/>
-          <w:bCs/>
-          <w:u w:val="single"/>
-          <w:lang w:val="en-US"/>
-        </w:rPr>
-        <w:t>note the order</w:t>
-      </w:r>
-      <w:r>
-        <w:rPr>
-          <w:b/>
-          <w:bCs/>
-          <w:u w:val="single"/>
-          <w:lang w:val="en-US"/>
-        </w:rPr>
-        <w:t>:</w:t>
-      </w:r>
-      <w:r>
-        <w:rPr>
-          <w:lang w:val="en-US"/>
-        </w:rPr>
-        <w:t xml:space="preserve"> </w:t>
-      </w:r>
-      <w:r>
-        <w:rPr>
-          <w:b/>
-          <w:bCs/>
-          <w:color w:val="FF0000"/>
-          <w:u w:val="single"/>
-          <w:lang w:val="en-US"/>
-        </w:rPr>
-        <w:t>in particular: scaling before rotation</w:t>
-      </w:r>
-      <w:r>
-        <w:rPr>
-          <w:lang w:val="en-US"/>
-        </w:rPr>
-        <w:t>):</w:t>
-      </w:r>
-    </w:p>
-    <w:p>
-      <w:pPr>
-        <w:pStyle w:val="ListParagraph"/>
-        <w:numPr>
-          <w:ilvl w:val="1"/>
-          <w:numId w:val="27"/>
-        </w:numPr>
-        <w:spacing w:before="0" w:after="160" w:line="256" w:lineRule="auto"/>
-        <w:contextualSpacing/>
-        <w:rPr>
-          <w:lang w:val="en-US"/>
-        </w:rPr>
-      </w:pPr>
-      <w:proofErr w:type="spellStart"/>
-      <w:r>
-        <w:rPr>
-          <w:lang w:val="en-US"/>
-        </w:rPr>
-        <w:t>ScaleX</w:t>
-      </w:r>
-      <w:proofErr w:type="spellEnd"/>
-      <w:r>
-        <w:rPr>
-          <w:lang w:val="en-US"/>
-        </w:rPr>
-        <w:t xml:space="preserve">, </w:t>
-      </w:r>
-      <w:proofErr w:type="spellStart"/>
-      <w:r>
-        <w:rPr>
-          <w:lang w:val="en-US"/>
-        </w:rPr>
-        <w:t>ScaleY</w:t>
-      </w:r>
-      <w:proofErr w:type="spellEnd"/>
-      <w:r>
-        <w:rPr>
-          <w:lang w:val="en-US"/>
-        </w:rPr>
-        <w:t xml:space="preserve">: shape is scaled along x and y axis </w:t>
-      </w:r>
-      <w:proofErr w:type="spellStart"/>
-      <w:r>
-        <w:rPr>
-          <w:lang w:val="en-US"/>
-        </w:rPr>
-        <w:t>w.r.t.</w:t>
-      </w:r>
-      <w:proofErr w:type="spellEnd"/>
-      <w:r>
-        <w:rPr>
-          <w:lang w:val="en-US"/>
-        </w:rPr>
-        <w:t xml:space="preserve"> its origo (0, 0)</w:t>
-      </w:r>
-    </w:p>
-    <w:p>
-      <w:pPr>
-        <w:pStyle w:val="ListParagraph"/>
-        <w:numPr>
-          <w:ilvl w:val="1"/>
-          <w:numId w:val="27"/>
-        </w:numPr>
-        <w:spacing w:before="0" w:after="160" w:line="256" w:lineRule="auto"/>
-        <w:contextualSpacing/>
-        <w:rPr>
-          <w:lang w:val="en-US"/>
-        </w:rPr>
-      </w:pPr>
-      <w:r>
-        <w:rPr>
-          <w:lang w:val="en-US"/>
-        </w:rPr>
-        <w:t xml:space="preserve">if </w:t>
-      </w:r>
-      <w:proofErr w:type="spellStart"/>
-      <w:r>
-        <w:rPr>
-          <w:lang w:val="en-US"/>
-        </w:rPr>
-        <w:t>IsMirrored</w:t>
-      </w:r>
-      <w:proofErr w:type="spellEnd"/>
-      <w:r>
-        <w:rPr>
-          <w:lang w:val="en-US"/>
-        </w:rPr>
-        <w:t>: shape is mirrored at y axis (x=0)</w:t>
-      </w:r>
-    </w:p>
-    <w:p>
-      <w:pPr>
-        <w:pStyle w:val="ListParagraph"/>
-        <w:numPr>
-          <w:ilvl w:val="1"/>
-          <w:numId w:val="27"/>
-        </w:numPr>
-        <w:spacing w:before="0" w:after="160" w:line="256" w:lineRule="auto"/>
-        <w:contextualSpacing/>
-        <w:rPr>
-          <w:lang w:val="en-US"/>
-        </w:rPr>
-      </w:pPr>
-      <w:r>
-        <w:rPr>
-          <w:lang w:val="en-US"/>
-        </w:rPr>
-        <w:t>Rotation: around (0, 0), in degrees, clockwise</w:t>
-      </w:r>
-    </w:p>
-    <w:p>
-      <w:pPr>
-        <w:pStyle w:val="ListParagraph"/>
-        <w:numPr>
-          <w:ilvl w:val="1"/>
-          <w:numId w:val="27"/>
-        </w:numPr>
-        <w:spacing w:before="0" w:after="160" w:line="256" w:lineRule="auto"/>
-        <w:contextualSpacing/>
-        <w:rPr>
-          <w:lang w:val="en-US"/>
-        </w:rPr>
-      </w:pPr>
-      <w:r>
-        <w:rPr>
-          <w:lang w:val="en-US"/>
-        </w:rPr>
-        <w:t>Position: shape is translated such that its origo (0, 0) is translated to Position</w:t>
-      </w:r>
-    </w:p>
-    <w:p>
-      <w:pPr>
-        <w:pStyle w:val="Heading3"/>
-        <w:rPr>
-          <w:lang w:val="de-DE"/>
-        </w:rPr>
-      </w:pPr>
-      <w:bookmarkStart w:id="56" w:name="_Toc211258277"/>
-      <w:r>
-        <w:t>Proteus</w:t>
-      </w:r>
-      <w:bookmarkEnd w:id="56"/>
-    </w:p>
-    <w:p>
-      <w:pPr>
-        <w:pStyle w:val="ListParagraph"/>
-        <w:numPr>
-          <w:ilvl w:val="0"/>
-          <w:numId w:val="27"/>
-        </w:numPr>
-        <w:spacing w:before="0" w:after="160" w:line="256" w:lineRule="auto"/>
-        <w:contextualSpacing/>
-        <w:rPr>
-          <w:lang w:val="en-US"/>
-        </w:rPr>
-      </w:pPr>
-      <w:r>
-        <w:rPr>
-          <w:lang w:val="en-US"/>
-        </w:rPr>
-        <w:t xml:space="preserve">geometry </w:t>
-      </w:r>
-      <w:proofErr w:type="gramStart"/>
-      <w:r>
-        <w:rPr>
-          <w:lang w:val="en-US"/>
-        </w:rPr>
-        <w:t>unit:</w:t>
-      </w:r>
-      <w:proofErr w:type="gramEnd"/>
-      <w:r>
-        <w:rPr>
-          <w:lang w:val="en-US"/>
-        </w:rPr>
-        <w:t xml:space="preserve"> given in &lt;</w:t>
-      </w:r>
-      <w:proofErr w:type="spellStart"/>
-      <w:r>
-        <w:rPr>
-          <w:lang w:val="en-US"/>
-        </w:rPr>
-        <w:t>PlantInformation</w:t>
-      </w:r>
-      <w:proofErr w:type="spellEnd"/>
-      <w:r>
-        <w:rPr>
-          <w:lang w:val="en-US"/>
-        </w:rPr>
-        <w:t>&gt;, e.g., m or mm</w:t>
-      </w:r>
-    </w:p>
-    <w:p>
-      <w:pPr>
-        <w:pStyle w:val="ListParagraph"/>
-        <w:numPr>
-          <w:ilvl w:val="0"/>
-          <w:numId w:val="27"/>
-        </w:numPr>
-        <w:spacing w:before="0" w:after="160" w:line="256" w:lineRule="auto"/>
-        <w:contextualSpacing/>
-        <w:rPr>
-          <w:lang w:val="en-US"/>
-        </w:rPr>
-      </w:pPr>
-      <w:r>
-        <w:rPr>
-          <w:lang w:val="en-US"/>
-        </w:rPr>
-        <w:t>axes and rotation:</w:t>
-      </w:r>
-    </w:p>
-    <w:p>
-      <w:pPr>
-        <w:pStyle w:val="ListParagraph"/>
-        <w:numPr>
-          <w:ilvl w:val="1"/>
-          <w:numId w:val="27"/>
-        </w:numPr>
-        <w:spacing w:before="0" w:after="160" w:line="256" w:lineRule="auto"/>
-        <w:contextualSpacing/>
-        <w:rPr>
-          <w:lang w:val="en-US"/>
-        </w:rPr>
-      </w:pPr>
-      <w:r>
-        <w:rPr>
-          <w:lang w:val="en-US"/>
-        </w:rPr>
-        <w:t>horizontal axis (x): left to right</w:t>
-      </w:r>
-    </w:p>
-    <w:p>
-      <w:pPr>
-        <w:pStyle w:val="ListParagraph"/>
-        <w:numPr>
-          <w:ilvl w:val="1"/>
-          <w:numId w:val="27"/>
-        </w:numPr>
-        <w:spacing w:before="0" w:after="160" w:line="256" w:lineRule="auto"/>
-        <w:contextualSpacing/>
-        <w:rPr>
-          <w:lang w:val="en-US"/>
-        </w:rPr>
-      </w:pPr>
-      <w:r>
-        <w:rPr>
-          <w:lang w:val="en-US"/>
-        </w:rPr>
-        <w:t>vertical axis (y): bottom to top</w:t>
-      </w:r>
-    </w:p>
-    <w:p>
-      <w:pPr>
-        <w:pStyle w:val="ListParagraph"/>
-        <w:numPr>
-          <w:ilvl w:val="1"/>
-          <w:numId w:val="27"/>
-        </w:numPr>
-        <w:spacing w:before="0" w:after="160" w:line="256" w:lineRule="auto"/>
-        <w:contextualSpacing/>
-        <w:rPr>
-          <w:lang w:val="en-US"/>
-        </w:rPr>
-      </w:pPr>
-      <w:r>
-        <w:rPr>
-          <w:lang w:val="en-US"/>
-        </w:rPr>
-        <w:t>rotation: in degrees, counterclockwise</w:t>
-      </w:r>
-    </w:p>
-    <w:p>
-      <w:pPr>
-        <w:pStyle w:val="ListParagraph"/>
-        <w:numPr>
-          <w:ilvl w:val="0"/>
-          <w:numId w:val="27"/>
-        </w:numPr>
-        <w:spacing w:before="0" w:after="160" w:line="256" w:lineRule="auto"/>
-        <w:contextualSpacing/>
-        <w:rPr>
-          <w:lang w:val="en-US"/>
-        </w:rPr>
-      </w:pPr>
-      <w:r>
-        <w:rPr>
-          <w:lang w:val="en-US"/>
-        </w:rPr>
-        <w:t>&lt;Position&gt; contains</w:t>
-      </w:r>
-    </w:p>
-    <w:p>
-      <w:pPr>
-        <w:pStyle w:val="ListParagraph"/>
-        <w:numPr>
-          <w:ilvl w:val="1"/>
-          <w:numId w:val="27"/>
-        </w:numPr>
-        <w:spacing w:before="0" w:after="160" w:line="256" w:lineRule="auto"/>
-        <w:contextualSpacing/>
-        <w:rPr>
-          <w:lang w:val="en-US"/>
-        </w:rPr>
-      </w:pPr>
-      <w:r>
-        <w:rPr>
-          <w:lang w:val="en-US"/>
-        </w:rPr>
-        <w:t>&lt;Location&gt; = Position in DEXPI</w:t>
-      </w:r>
-    </w:p>
-    <w:p>
-      <w:pPr>
-        <w:pStyle w:val="ListParagraph"/>
-        <w:numPr>
-          <w:ilvl w:val="1"/>
-          <w:numId w:val="27"/>
-        </w:numPr>
-        <w:spacing w:before="0" w:after="160" w:line="256" w:lineRule="auto"/>
-        <w:contextualSpacing/>
-        <w:rPr>
-          <w:lang w:val="en-US"/>
-        </w:rPr>
-      </w:pPr>
-      <w:r>
-        <w:rPr>
-          <w:lang w:val="en-US"/>
-        </w:rPr>
-        <w:t xml:space="preserve">&lt;Axis&gt; and &lt;Reference&gt; correspond to DEXPI Rotation and </w:t>
-      </w:r>
-      <w:proofErr w:type="spellStart"/>
-      <w:r>
-        <w:rPr>
-          <w:lang w:val="en-US"/>
-        </w:rPr>
-        <w:t>IsMirrored</w:t>
-      </w:r>
-      <w:proofErr w:type="spellEnd"/>
-    </w:p>
-    <w:p>
-      <w:pPr>
-        <w:pStyle w:val="ListParagraph"/>
-        <w:numPr>
-          <w:ilvl w:val="2"/>
-          <w:numId w:val="27"/>
-        </w:numPr>
-        <w:spacing w:before="0" w:after="160" w:line="256" w:lineRule="auto"/>
-        <w:contextualSpacing/>
-        <w:rPr>
-          <w:lang w:val="en-US"/>
-        </w:rPr>
-      </w:pPr>
-      <w:r>
-        <w:rPr>
-          <w:lang w:val="en-US"/>
-        </w:rPr>
-        <w:t>&lt;Axis&gt; is rotation axis</w:t>
-      </w:r>
-      <w:r>
-        <w:rPr>
-          <w:lang w:val="en-US"/>
-        </w:rPr>
-        <w:br/>
-        <w:t>we allow only rotation around third (z) axis:</w:t>
-      </w:r>
-    </w:p>
-    <w:p>
-      <w:pPr>
-        <w:pStyle w:val="ListParagraph"/>
-        <w:numPr>
-          <w:ilvl w:val="3"/>
-          <w:numId w:val="27"/>
-        </w:numPr>
-        <w:spacing w:before="0" w:after="160" w:line="256" w:lineRule="auto"/>
-        <w:contextualSpacing/>
-        <w:rPr>
-          <w:lang w:val="en-US"/>
-        </w:rPr>
-      </w:pPr>
-      <w:r>
-        <w:rPr>
-          <w:rFonts w:ascii="Calibri" w:hAnsi="Calibri" w:cs="Calibri"/>
-          <w:color w:val="000000"/>
-          <w:sz w:val="23"/>
-          <w:szCs w:val="23"/>
-          <w:lang w:val="en-US"/>
-        </w:rPr>
-        <w:t xml:space="preserve">&lt;Axis X="0" Y="0" Z="1"/&gt; means “not </w:t>
-      </w:r>
-      <w:proofErr w:type="spellStart"/>
-      <w:r>
-        <w:rPr>
-          <w:rFonts w:ascii="Calibri" w:hAnsi="Calibri" w:cs="Calibri"/>
-          <w:color w:val="000000"/>
-          <w:sz w:val="23"/>
-          <w:szCs w:val="23"/>
-          <w:lang w:val="en-US"/>
-        </w:rPr>
-        <w:t>mirrorred</w:t>
-      </w:r>
-      <w:proofErr w:type="spellEnd"/>
-      <w:r>
-        <w:rPr>
-          <w:rFonts w:ascii="Calibri" w:hAnsi="Calibri" w:cs="Calibri"/>
-          <w:color w:val="000000"/>
-          <w:sz w:val="23"/>
-          <w:szCs w:val="23"/>
-          <w:lang w:val="en-US"/>
-        </w:rPr>
-        <w:t>”</w:t>
-      </w:r>
-    </w:p>
-    <w:p>
-      <w:pPr>
-        <w:pStyle w:val="ListParagraph"/>
-        <w:numPr>
-          <w:ilvl w:val="3"/>
-          <w:numId w:val="27"/>
-        </w:numPr>
-        <w:spacing w:before="0" w:after="160" w:line="256" w:lineRule="auto"/>
-        <w:contextualSpacing/>
-        <w:rPr>
-          <w:lang w:val="en-US"/>
-        </w:rPr>
-      </w:pPr>
-      <w:r>
-        <w:rPr>
-          <w:rFonts w:ascii="Calibri" w:hAnsi="Calibri" w:cs="Calibri"/>
-          <w:color w:val="000000"/>
-          <w:sz w:val="23"/>
-          <w:szCs w:val="23"/>
-          <w:lang w:val="en-US"/>
-        </w:rPr>
-        <w:t>&lt;Axis X="0" Y="0" Z="-1"/&gt; means “mirrored”</w:t>
-      </w:r>
-    </w:p>
-    <w:p>
-      <w:pPr>
-        <w:pStyle w:val="ListParagraph"/>
-        <w:numPr>
-          <w:ilvl w:val="2"/>
-          <w:numId w:val="27"/>
-        </w:numPr>
-        <w:spacing w:before="0" w:after="160" w:line="256" w:lineRule="auto"/>
-        <w:contextualSpacing/>
-        <w:rPr>
-          <w:lang w:val="en-US"/>
-        </w:rPr>
-      </w:pPr>
-      <w:r>
-        <w:rPr>
-          <w:rFonts w:ascii="Calibri" w:hAnsi="Calibri" w:cs="Calibri"/>
-          <w:color w:val="000000"/>
-          <w:sz w:val="23"/>
-          <w:szCs w:val="23"/>
-          <w:lang w:val="en-US"/>
-        </w:rPr>
-        <w:t xml:space="preserve">&lt;Reference&gt; is unit vector describing rotation of </w:t>
-      </w:r>
-      <w:r>
-        <w:rPr>
-          <w:rFonts w:ascii="Calibri" w:hAnsi="Calibri" w:cs="Calibri"/>
-          <w:color w:val="000000"/>
-          <w:sz w:val="23"/>
-          <w:szCs w:val="23"/>
-          <w:lang w:val="en-US"/>
-        </w:rPr>
-        <w:sym w:font="Symbol" w:char="F061"/>
-      </w:r>
-      <w:r>
-        <w:rPr>
-          <w:rFonts w:ascii="Calibri" w:hAnsi="Calibri" w:cs="Calibri"/>
-          <w:color w:val="000000"/>
-          <w:sz w:val="23"/>
-          <w:szCs w:val="23"/>
-          <w:lang w:val="en-US"/>
-        </w:rPr>
-        <w:t xml:space="preserve"> around rotation axis:</w:t>
-      </w:r>
-    </w:p>
-    <w:p>
-      <w:pPr>
-        <w:pStyle w:val="ListParagraph"/>
-        <w:numPr>
-          <w:ilvl w:val="3"/>
-          <w:numId w:val="27"/>
-        </w:numPr>
-        <w:spacing w:before="0" w:after="160" w:line="256" w:lineRule="auto"/>
-        <w:contextualSpacing/>
-        <w:rPr>
-          <w:lang w:val="en-US"/>
-        </w:rPr>
-      </w:pPr>
-      <w:r>
-        <w:rPr>
-          <w:rFonts w:ascii="Calibri" w:hAnsi="Calibri" w:cs="Calibri"/>
-          <w:color w:val="000000"/>
-          <w:sz w:val="23"/>
-          <w:szCs w:val="23"/>
-          <w:lang w:val="en-US"/>
-        </w:rPr>
-        <w:t>&lt;Reference X</w:t>
-      </w:r>
-      <w:proofErr w:type="gramStart"/>
-      <w:r>
-        <w:rPr>
-          <w:rFonts w:ascii="Calibri" w:hAnsi="Calibri" w:cs="Calibri"/>
-          <w:color w:val="000000"/>
-          <w:sz w:val="23"/>
-          <w:szCs w:val="23"/>
-          <w:lang w:val="en-US"/>
-        </w:rPr>
-        <w:t>=”cos</w:t>
-      </w:r>
-      <w:proofErr w:type="gramEnd"/>
-      <w:r>
-        <w:rPr>
-          <w:rFonts w:ascii="Calibri" w:hAnsi="Calibri" w:cs="Calibri"/>
-          <w:color w:val="000000"/>
-          <w:sz w:val="23"/>
-          <w:szCs w:val="23"/>
-          <w:lang w:val="en-US"/>
-        </w:rPr>
-        <w:t xml:space="preserve"> </w:t>
-      </w:r>
-      <w:r>
-        <w:rPr>
-          <w:rFonts w:ascii="Calibri" w:hAnsi="Calibri" w:cs="Calibri"/>
-          <w:color w:val="000000"/>
-          <w:sz w:val="23"/>
-          <w:szCs w:val="23"/>
-          <w:lang w:val="en-US"/>
-        </w:rPr>
-        <w:sym w:font="Symbol" w:char="F061"/>
-      </w:r>
-      <w:r>
-        <w:rPr>
-          <w:rFonts w:ascii="Calibri" w:hAnsi="Calibri" w:cs="Calibri"/>
-          <w:color w:val="000000"/>
-          <w:sz w:val="23"/>
-          <w:szCs w:val="23"/>
-          <w:lang w:val="en-US"/>
-        </w:rPr>
-        <w:t>”, Y</w:t>
-      </w:r>
-      <w:proofErr w:type="gramStart"/>
-      <w:r>
-        <w:rPr>
-          <w:rFonts w:ascii="Calibri" w:hAnsi="Calibri" w:cs="Calibri"/>
-          <w:color w:val="000000"/>
-          <w:sz w:val="23"/>
-          <w:szCs w:val="23"/>
-          <w:lang w:val="en-US"/>
-        </w:rPr>
-        <w:t>=”sin</w:t>
-      </w:r>
-      <w:proofErr w:type="gramEnd"/>
-      <w:r>
-        <w:rPr>
-          <w:rFonts w:ascii="Calibri" w:hAnsi="Calibri" w:cs="Calibri"/>
-          <w:color w:val="000000"/>
-          <w:sz w:val="23"/>
-          <w:szCs w:val="23"/>
-          <w:lang w:val="en-US"/>
-        </w:rPr>
-        <w:t xml:space="preserve"> </w:t>
-      </w:r>
-      <w:r>
-        <w:rPr>
-          <w:rFonts w:ascii="Calibri" w:hAnsi="Calibri" w:cs="Calibri"/>
-          <w:color w:val="000000"/>
-          <w:sz w:val="23"/>
-          <w:szCs w:val="23"/>
-          <w:lang w:val="en-US"/>
-        </w:rPr>
-        <w:sym w:font="Symbol" w:char="F061"/>
-      </w:r>
-      <w:r>
-        <w:rPr>
-          <w:rFonts w:ascii="Calibri" w:hAnsi="Calibri" w:cs="Calibri"/>
-          <w:color w:val="000000"/>
-          <w:sz w:val="23"/>
-          <w:szCs w:val="23"/>
-          <w:lang w:val="en-US"/>
-        </w:rPr>
-        <w:t>”, Z=0&gt;</w:t>
-      </w:r>
-    </w:p>
-    <w:p>
-      <w:pPr>
-        <w:pStyle w:val="ListParagraph"/>
-        <w:numPr>
-          <w:ilvl w:val="3"/>
-          <w:numId w:val="27"/>
-        </w:numPr>
-        <w:spacing w:before="0" w:after="160" w:line="256" w:lineRule="auto"/>
-        <w:contextualSpacing/>
-        <w:rPr>
-          <w:lang w:val="en-US"/>
-        </w:rPr>
-      </w:pPr>
-      <w:r>
-        <w:rPr>
-          <w:rFonts w:ascii="Calibri" w:hAnsi="Calibri" w:cs="Calibri"/>
-          <w:color w:val="000000"/>
-          <w:sz w:val="23"/>
-          <w:szCs w:val="23"/>
-          <w:lang w:val="en-US"/>
-        </w:rPr>
-        <w:t>note that rotation axis has opposite direction if “mirrored”!</w:t>
-      </w:r>
-    </w:p>
-    <w:p>
-      <w:pPr>
         <w:spacing w:before="0"/>
         <w:rPr>
           <w:rFonts w:ascii="Arial Narrow" w:eastAsia="Arial Narrow" w:hAnsi="Arial Narrow" w:cs="Arial Narrow"/>
@@ -10356,14 +6507,15 @@
       <w:pPr>
         <w:pStyle w:val="Heading1"/>
       </w:pPr>
-      <w:bookmarkStart w:id="57" w:name="_Toc211258278"/>
+      <w:bookmarkStart w:id="38" w:name="_Toc211258278"/>
       <w:r>
         <w:t>ANNEX E: Signal conveying Line Types</w:t>
       </w:r>
-      <w:bookmarkEnd w:id="57"/>
-    </w:p>
-    <w:p>
-      <w:r>
+      <w:bookmarkEnd w:id="38"/>
+    </w:p>
+    <w:p>
+      <w:r>
+        <w:lastRenderedPageBreak/>
         <w:t xml:space="preserve">Refer to </w:t>
       </w:r>
       <w:r>
@@ -10380,6 +6532,11 @@
       </w:r>
       <w:r>
         <w:instrText xml:space="preserve"> REF R7 \h </w:instrText>
+      </w:r>
+      <w:r>
+        <w:rPr>
+          <w:lang w:val="nb-NO"/>
+        </w:rPr>
       </w:r>
       <w:r>
         <w:rPr>
@@ -10413,14 +6570,14 @@
       <w:pPr>
         <w:pStyle w:val="Heading1"/>
       </w:pPr>
-      <w:bookmarkStart w:id="58" w:name="_Ref96344346"/>
-      <w:bookmarkStart w:id="59" w:name="_Toc211258279"/>
+      <w:bookmarkStart w:id="39" w:name="_Ref96344346"/>
+      <w:bookmarkStart w:id="40" w:name="_Toc211258279"/>
       <w:r>
         <w:lastRenderedPageBreak/>
         <w:t>ANNEX F: Valve Label Details</w:t>
       </w:r>
-      <w:bookmarkEnd w:id="58"/>
-      <w:bookmarkEnd w:id="59"/>
+      <w:bookmarkEnd w:id="39"/>
+      <w:bookmarkEnd w:id="40"/>
       <w:r>
         <w:t xml:space="preserve"> </w:t>
       </w:r>
@@ -10487,6 +6644,11 @@
           <w:szCs w:val="22"/>
         </w:rPr>
         <w:instrText xml:space="preserve"> REF R7 \h </w:instrText>
+      </w:r>
+      <w:r>
+        <w:rPr>
+          <w:szCs w:val="22"/>
+        </w:rPr>
       </w:r>
       <w:r>
         <w:rPr>
@@ -10873,21 +7035,7 @@
         <w:rPr>
           <w:szCs w:val="22"/>
         </w:rPr>
-        <w:t xml:space="preserve"> </w:t>
-      </w:r>
-      <w:proofErr w:type="gramStart"/>
-      <w:r>
-        <w:rPr>
-          <w:szCs w:val="22"/>
-        </w:rPr>
-        <w:t>closed ,</w:t>
-      </w:r>
-      <w:proofErr w:type="gramEnd"/>
-      <w:r>
-        <w:rPr>
-          <w:szCs w:val="22"/>
-        </w:rPr>
-        <w:t xml:space="preserve"> white </w:t>
+        <w:t xml:space="preserve"> closed , white </w:t>
       </w:r>
       <w:r>
         <w:rPr>
@@ -10936,6 +7084,11 @@
           <w:szCs w:val="22"/>
         </w:rPr>
         <w:instrText xml:space="preserve"> REF R7 \h </w:instrText>
+      </w:r>
+      <w:r>
+        <w:rPr>
+          <w:szCs w:val="22"/>
+        </w:rPr>
       </w:r>
       <w:r>
         <w:rPr>
@@ -11024,7 +7177,7 @@
                     <pic:cNvPicPr/>
                   </pic:nvPicPr>
                   <pic:blipFill>
-                    <a:blip r:embed="rId36"/>
+                    <a:blip r:embed="rId17"/>
                     <a:stretch>
                       <a:fillRect/>
                     </a:stretch>
@@ -11075,1427 +7228,8 @@
         <w:t>: Valve Barrier variants</w:t>
       </w:r>
     </w:p>
-    <w:p>
-      <w:pPr>
-        <w:pStyle w:val="Heading1"/>
-      </w:pPr>
-      <w:r>
-        <w:br w:type="page"/>
-      </w:r>
-      <w:bookmarkStart w:id="60" w:name="_Ref107827927"/>
-      <w:bookmarkStart w:id="61" w:name="_Toc211258280"/>
-      <w:r>
-        <w:lastRenderedPageBreak/>
-        <w:t xml:space="preserve">ANNEX </w:t>
-      </w:r>
-      <w:r>
-        <w:t>G</w:t>
-      </w:r>
-      <w:r>
-        <w:t xml:space="preserve">: </w:t>
-      </w:r>
-      <w:r>
-        <w:t>Proteus</w:t>
-      </w:r>
-      <w:r>
-        <w:t xml:space="preserve"> Connection Points &amp; Associations</w:t>
-      </w:r>
-      <w:bookmarkEnd w:id="60"/>
-      <w:bookmarkEnd w:id="61"/>
-    </w:p>
-    <w:p>
-      <w:pPr>
-        <w:pStyle w:val="Heading2"/>
-      </w:pPr>
-      <w:bookmarkStart w:id="62" w:name="_Toc211258281"/>
-      <w:r>
-        <w:t>Piping Connector</w:t>
-      </w:r>
-      <w:bookmarkEnd w:id="62"/>
-    </w:p>
-    <w:p>
-      <w:pPr>
-        <w:rPr>
-          <w:lang w:eastAsia="en-GB"/>
-        </w:rPr>
-      </w:pPr>
-      <w:r>
-        <w:rPr>
-          <w:lang w:eastAsia="en-GB"/>
-        </w:rPr>
-        <w:t xml:space="preserve">Within the piping system the piping connectors as defined by the conceptual DEXPI model have a 1:1 mapping with the graphical model. This allows the standard to </w:t>
-      </w:r>
-      <w:r>
-        <w:rPr>
-          <w:lang w:eastAsia="en-GB"/>
-        </w:rPr>
-        <w:t xml:space="preserve">simplify the export and </w:t>
-      </w:r>
-      <w:r>
-        <w:rPr>
-          <w:u w:val="single"/>
-          <w:lang w:eastAsia="en-GB"/>
-        </w:rPr>
-        <w:t>NOT</w:t>
-      </w:r>
-      <w:r>
-        <w:rPr>
-          <w:lang w:eastAsia="en-GB"/>
-        </w:rPr>
-        <w:t xml:space="preserve"> require the use of </w:t>
-      </w:r>
-      <w:r>
-        <w:rPr>
-          <w:lang w:eastAsia="en-GB"/>
-        </w:rPr>
-        <w:t>A</w:t>
-      </w:r>
-      <w:r>
-        <w:rPr>
-          <w:lang w:eastAsia="en-GB"/>
-        </w:rPr>
-        <w:t>ssociation</w:t>
-      </w:r>
-      <w:r>
-        <w:rPr>
-          <w:lang w:eastAsia="en-GB"/>
-        </w:rPr>
-        <w:t>s</w:t>
-      </w:r>
-      <w:r>
-        <w:rPr>
-          <w:lang w:eastAsia="en-GB"/>
-        </w:rPr>
-        <w:t xml:space="preserve"> to define relationships between </w:t>
-      </w:r>
-      <w:r>
-        <w:rPr>
-          <w:lang w:eastAsia="en-GB"/>
-        </w:rPr>
-        <w:t xml:space="preserve">conceptual </w:t>
-      </w:r>
-      <w:r>
-        <w:rPr>
-          <w:lang w:eastAsia="en-GB"/>
-        </w:rPr>
-        <w:t>element</w:t>
-      </w:r>
-      <w:r>
-        <w:rPr>
-          <w:lang w:eastAsia="en-GB"/>
-        </w:rPr>
-        <w:t>s</w:t>
-      </w:r>
-      <w:r>
-        <w:rPr>
-          <w:lang w:eastAsia="en-GB"/>
-        </w:rPr>
-        <w:t>, as this is already provide</w:t>
-      </w:r>
-      <w:r>
-        <w:rPr>
-          <w:lang w:eastAsia="en-GB"/>
-        </w:rPr>
-        <w:t>d</w:t>
-      </w:r>
-      <w:r>
-        <w:rPr>
-          <w:lang w:eastAsia="en-GB"/>
-        </w:rPr>
-        <w:t xml:space="preserve"> in Proteus export</w:t>
-      </w:r>
-      <w:r>
-        <w:rPr>
-          <w:lang w:eastAsia="en-GB"/>
-        </w:rPr>
-        <w:t xml:space="preserve"> </w:t>
-      </w:r>
-      <w:r>
-        <w:rPr>
-          <w:lang w:eastAsia="en-GB"/>
-        </w:rPr>
-        <w:t>via</w:t>
-      </w:r>
-      <w:r>
-        <w:rPr>
-          <w:lang w:eastAsia="en-GB"/>
-        </w:rPr>
-        <w:t xml:space="preserve"> graphical connections where</w:t>
-      </w:r>
-      <w:r>
-        <w:rPr>
-          <w:lang w:eastAsia="en-GB"/>
-        </w:rPr>
-        <w:t>:</w:t>
-      </w:r>
-    </w:p>
-    <w:p>
-      <w:pPr>
-        <w:pStyle w:val="ListParagraph"/>
-        <w:numPr>
-          <w:ilvl w:val="0"/>
-          <w:numId w:val="30"/>
-        </w:numPr>
-        <w:rPr>
-          <w:lang w:eastAsia="en-GB"/>
-        </w:rPr>
-      </w:pPr>
-      <w:r>
-        <w:rPr>
-          <w:lang w:eastAsia="en-GB"/>
-        </w:rPr>
-        <w:t>Node Type=’Process’</w:t>
-      </w:r>
-      <w:r>
-        <w:rPr>
-          <w:lang w:eastAsia="en-GB"/>
-        </w:rPr>
-        <w:t xml:space="preserve"> for piping </w:t>
-      </w:r>
-      <w:proofErr w:type="spellStart"/>
-      <w:r>
-        <w:rPr>
-          <w:lang w:eastAsia="en-GB"/>
-        </w:rPr>
-        <w:t>ConnectionPoints</w:t>
-      </w:r>
-      <w:proofErr w:type="spellEnd"/>
-      <w:r>
-        <w:rPr>
-          <w:lang w:eastAsia="en-GB"/>
-        </w:rPr>
-        <w:t xml:space="preserve"> Nodes</w:t>
-      </w:r>
-    </w:p>
-    <w:p>
-      <w:pPr>
-        <w:pStyle w:val="ListParagraph"/>
-        <w:numPr>
-          <w:ilvl w:val="0"/>
-          <w:numId w:val="30"/>
-        </w:numPr>
-        <w:rPr>
-          <w:lang w:eastAsia="en-GB"/>
-        </w:rPr>
-      </w:pPr>
-      <w:r>
-        <w:rPr>
-          <w:lang w:eastAsia="en-GB"/>
-        </w:rPr>
-        <w:t xml:space="preserve">Proteus XML </w:t>
-      </w:r>
-      <w:r>
-        <w:rPr>
-          <w:lang w:eastAsia="en-GB"/>
-        </w:rPr>
-        <w:t xml:space="preserve">Node element belonging to the </w:t>
-      </w:r>
-      <w:proofErr w:type="spellStart"/>
-      <w:r>
-        <w:rPr>
-          <w:lang w:eastAsia="en-GB"/>
-        </w:rPr>
-        <w:t>ConnectionPoints</w:t>
-      </w:r>
-      <w:proofErr w:type="spellEnd"/>
-      <w:r>
-        <w:rPr>
-          <w:lang w:eastAsia="en-GB"/>
-        </w:rPr>
-        <w:t xml:space="preserve"> XML node</w:t>
-      </w:r>
-      <w:r>
-        <w:rPr>
-          <w:lang w:eastAsia="en-GB"/>
-        </w:rPr>
-        <w:t xml:space="preserve"> for the connected element</w:t>
-      </w:r>
-      <w:r>
-        <w:rPr>
-          <w:lang w:eastAsia="en-GB"/>
-        </w:rPr>
-        <w:t xml:space="preserve"> represents the </w:t>
-      </w:r>
-      <w:proofErr w:type="spellStart"/>
-      <w:r>
-        <w:rPr>
-          <w:lang w:eastAsia="en-GB"/>
-        </w:rPr>
-        <w:t>PipingNode</w:t>
-      </w:r>
-      <w:proofErr w:type="spellEnd"/>
-      <w:r>
-        <w:rPr>
-          <w:lang w:eastAsia="en-GB"/>
-        </w:rPr>
-        <w:t xml:space="preserve"> conceptual ele</w:t>
-      </w:r>
-      <w:r>
-        <w:rPr>
-          <w:lang w:eastAsia="en-GB"/>
-        </w:rPr>
-        <w:t>ment</w:t>
-      </w:r>
-      <w:r>
-        <w:rPr>
-          <w:lang w:eastAsia="en-GB"/>
-        </w:rPr>
-        <w:t xml:space="preserve"> of the graphically represented </w:t>
-      </w:r>
-      <w:r>
-        <w:rPr>
-          <w:lang w:eastAsia="en-GB"/>
-        </w:rPr>
-        <w:t xml:space="preserve">element (has a </w:t>
-      </w:r>
-      <w:proofErr w:type="spellStart"/>
-      <w:r>
-        <w:rPr>
-          <w:lang w:eastAsia="en-GB"/>
-        </w:rPr>
-        <w:t>SymbolReferenceID</w:t>
-      </w:r>
-      <w:proofErr w:type="spellEnd"/>
-      <w:r>
-        <w:rPr>
-          <w:lang w:eastAsia="en-GB"/>
-        </w:rPr>
-        <w:t>)</w:t>
-      </w:r>
-    </w:p>
-    <w:p>
-      <w:pPr>
-        <w:pStyle w:val="ListParagraph"/>
-        <w:numPr>
-          <w:ilvl w:val="0"/>
-          <w:numId w:val="30"/>
-        </w:numPr>
-        <w:rPr>
-          <w:lang w:eastAsia="en-GB"/>
-        </w:rPr>
-      </w:pPr>
-      <w:r>
-        <w:rPr>
-          <w:lang w:eastAsia="en-GB"/>
-        </w:rPr>
-        <w:t xml:space="preserve">The Proteus </w:t>
-      </w:r>
-      <w:proofErr w:type="spellStart"/>
-      <w:r>
-        <w:rPr>
-          <w:lang w:eastAsia="en-GB"/>
-        </w:rPr>
-        <w:t>PipingNetworkSegment</w:t>
-      </w:r>
-      <w:proofErr w:type="spellEnd"/>
-      <w:r>
-        <w:rPr>
-          <w:lang w:eastAsia="en-GB"/>
-        </w:rPr>
-        <w:t xml:space="preserve"> </w:t>
-      </w:r>
-      <w:proofErr w:type="spellStart"/>
-      <w:r>
-        <w:rPr>
-          <w:lang w:eastAsia="en-GB"/>
-        </w:rPr>
-        <w:t>CenterLine</w:t>
-      </w:r>
-      <w:proofErr w:type="spellEnd"/>
-      <w:r>
-        <w:rPr>
-          <w:lang w:eastAsia="en-GB"/>
-        </w:rPr>
-        <w:t xml:space="preserve"> child coordinates together with the coordinates of the nodes of the graphically connected elements provides the graphical connection information for the </w:t>
-      </w:r>
-      <w:r>
-        <w:rPr>
-          <w:lang w:eastAsia="en-GB"/>
-        </w:rPr>
-        <w:t>piping</w:t>
-      </w:r>
-      <w:r>
-        <w:rPr>
-          <w:lang w:eastAsia="en-GB"/>
-        </w:rPr>
-        <w:t xml:space="preserve"> connectors.</w:t>
-      </w:r>
-    </w:p>
-    <w:p>
-      <w:pPr>
-        <w:rPr>
-          <w:lang w:eastAsia="en-GB"/>
-        </w:rPr>
-      </w:pPr>
-      <w:r>
-        <w:rPr>
-          <w:noProof/>
-          <w:lang w:eastAsia="en-GB"/>
-        </w:rPr>
-        <w:drawing>
-          <wp:inline distT="0" distB="0" distL="0" distR="0" wp14:anchorId="32120098" wp14:editId="055A711B">
-            <wp:extent cx="4890052" cy="1552397"/>
-            <wp:effectExtent l="0" t="0" r="6350" b="0"/>
-            <wp:docPr id="43" name="Picture 43" descr="A picture containing text&#10;&#10;Description automatically generated"/>
-            <wp:cNvGraphicFramePr>
-              <a:graphicFrameLocks xmlns:a="http://schemas.openxmlformats.org/drawingml/2006/main" noChangeAspect="1"/>
-            </wp:cNvGraphicFramePr>
-            <a:graphic xmlns:a="http://schemas.openxmlformats.org/drawingml/2006/main">
-              <a:graphicData uri="http://schemas.openxmlformats.org/drawingml/2006/picture">
-                <pic:pic xmlns:pic="http://schemas.openxmlformats.org/drawingml/2006/picture">
-                  <pic:nvPicPr>
-                    <pic:cNvPr id="43" name="Picture 43" descr="A picture containing text&#10;&#10;Description automatically generated"/>
-                    <pic:cNvPicPr/>
-                  </pic:nvPicPr>
-                  <pic:blipFill>
-                    <a:blip r:embed="rId37"/>
-                    <a:stretch>
-                      <a:fillRect/>
-                    </a:stretch>
-                  </pic:blipFill>
-                  <pic:spPr>
-                    <a:xfrm>
-                      <a:off x="0" y="0"/>
-                      <a:ext cx="4924076" cy="1563198"/>
-                    </a:xfrm>
-                    <a:prstGeom prst="rect">
-                      <a:avLst/>
-                    </a:prstGeom>
-                  </pic:spPr>
-                </pic:pic>
-              </a:graphicData>
-            </a:graphic>
-          </wp:inline>
-        </w:drawing>
-      </w:r>
-      <w:r>
-        <w:rPr>
-          <w:lang w:eastAsia="en-GB"/>
-        </w:rPr>
-        <w:tab/>
-      </w:r>
-      <w:r>
-        <w:rPr>
-          <w:noProof/>
-          <w:lang w:eastAsia="en-GB"/>
-        </w:rPr>
-        <w:drawing>
-          <wp:inline distT="0" distB="0" distL="0" distR="0" wp14:anchorId="2C9659DA" wp14:editId="46E58955">
-            <wp:extent cx="4643562" cy="2467685"/>
-            <wp:effectExtent l="0" t="0" r="5080" b="8890"/>
-            <wp:docPr id="52" name="Picture 52" descr="Timeline&#10;&#10;Description automatically generated"/>
-            <wp:cNvGraphicFramePr>
-              <a:graphicFrameLocks xmlns:a="http://schemas.openxmlformats.org/drawingml/2006/main" noChangeAspect="1"/>
-            </wp:cNvGraphicFramePr>
-            <a:graphic xmlns:a="http://schemas.openxmlformats.org/drawingml/2006/main">
-              <a:graphicData uri="http://schemas.openxmlformats.org/drawingml/2006/picture">
-                <pic:pic xmlns:pic="http://schemas.openxmlformats.org/drawingml/2006/picture">
-                  <pic:nvPicPr>
-                    <pic:cNvPr id="52" name="Picture 52" descr="Timeline&#10;&#10;Description automatically generated"/>
-                    <pic:cNvPicPr/>
-                  </pic:nvPicPr>
-                  <pic:blipFill>
-                    <a:blip r:embed="rId38"/>
-                    <a:stretch>
-                      <a:fillRect/>
-                    </a:stretch>
-                  </pic:blipFill>
-                  <pic:spPr>
-                    <a:xfrm>
-                      <a:off x="0" y="0"/>
-                      <a:ext cx="4681579" cy="2487888"/>
-                    </a:xfrm>
-                    <a:prstGeom prst="rect">
-                      <a:avLst/>
-                    </a:prstGeom>
-                  </pic:spPr>
-                </pic:pic>
-              </a:graphicData>
-            </a:graphic>
-          </wp:inline>
-        </w:drawing>
-      </w:r>
-    </w:p>
-    <w:p>
-      <w:pPr>
-        <w:rPr>
-          <w:lang w:eastAsia="en-GB"/>
-        </w:rPr>
-      </w:pPr>
-      <w:r>
-        <w:rPr>
-          <w:lang w:eastAsia="en-GB"/>
-        </w:rPr>
-        <w:br w:type="page"/>
-      </w:r>
-    </w:p>
-    <w:p>
-      <w:pPr>
-        <w:pStyle w:val="ListParagraph"/>
-        <w:numPr>
-          <w:ilvl w:val="0"/>
-          <w:numId w:val="30"/>
-        </w:numPr>
-        <w:rPr>
-          <w:b/>
-          <w:bCs/>
-          <w:lang w:eastAsia="en-GB"/>
-        </w:rPr>
-      </w:pPr>
-      <w:r>
-        <w:rPr>
-          <w:lang w:eastAsia="en-GB"/>
-        </w:rPr>
-        <w:lastRenderedPageBreak/>
-        <w:t xml:space="preserve">Link between </w:t>
-      </w:r>
-      <w:proofErr w:type="spellStart"/>
-      <w:r>
-        <w:rPr>
-          <w:lang w:eastAsia="en-GB"/>
-        </w:rPr>
-        <w:t>PipingNetworkSegment</w:t>
-      </w:r>
-      <w:proofErr w:type="spellEnd"/>
-      <w:r>
-        <w:rPr>
-          <w:lang w:eastAsia="en-GB"/>
-        </w:rPr>
-        <w:t xml:space="preserve"> Connection From/To</w:t>
-      </w:r>
-      <w:r>
-        <w:rPr>
-          <w:lang w:eastAsia="en-GB"/>
-        </w:rPr>
-        <w:t xml:space="preserve">* </w:t>
-      </w:r>
-      <w:r>
-        <w:rPr>
-          <w:lang w:eastAsia="en-GB"/>
-        </w:rPr>
-        <w:t>Node &amp;</w:t>
-      </w:r>
-      <w:r>
-        <w:rPr>
-          <w:lang w:eastAsia="en-GB"/>
-        </w:rPr>
-        <w:t xml:space="preserve"> </w:t>
-      </w:r>
-      <w:proofErr w:type="spellStart"/>
-      <w:r>
-        <w:rPr>
-          <w:lang w:eastAsia="en-GB"/>
-        </w:rPr>
-        <w:t>PipingNodeOwner</w:t>
-      </w:r>
-      <w:proofErr w:type="spellEnd"/>
-      <w:r>
-        <w:rPr>
-          <w:lang w:eastAsia="en-GB"/>
-        </w:rPr>
-        <w:t xml:space="preserve">: </w:t>
-      </w:r>
-      <w:proofErr w:type="spellStart"/>
-      <w:r>
-        <w:rPr>
-          <w:lang w:eastAsia="en-GB"/>
-        </w:rPr>
-        <w:t>ConnectionPoints</w:t>
-      </w:r>
-      <w:proofErr w:type="spellEnd"/>
-      <w:r>
-        <w:rPr>
-          <w:lang w:eastAsia="en-GB"/>
-        </w:rPr>
-        <w:t xml:space="preserve"> / Node</w:t>
-      </w:r>
-      <w:r>
-        <w:rPr>
-          <w:lang w:eastAsia="en-GB"/>
-        </w:rPr>
-        <w:t>**</w:t>
-      </w:r>
-    </w:p>
-    <w:p>
-      <w:pPr>
-        <w:spacing w:before="0"/>
-        <w:ind w:left="885"/>
-        <w:rPr>
-          <w:lang w:eastAsia="en-GB"/>
-        </w:rPr>
-      </w:pPr>
-      <w:r>
-        <w:rPr>
-          <w:lang w:eastAsia="en-GB"/>
-        </w:rPr>
-        <w:t xml:space="preserve">* </w:t>
-      </w:r>
-      <w:r>
-        <w:rPr>
-          <w:lang w:eastAsia="en-GB"/>
-        </w:rPr>
-        <w:t>From/</w:t>
-      </w:r>
-      <w:proofErr w:type="spellStart"/>
-      <w:r>
-        <w:rPr>
-          <w:lang w:eastAsia="en-GB"/>
-        </w:rPr>
-        <w:t>ToNode</w:t>
-      </w:r>
-      <w:proofErr w:type="spellEnd"/>
-      <w:r>
-        <w:rPr>
-          <w:lang w:eastAsia="en-GB"/>
-        </w:rPr>
-        <w:t xml:space="preserve"> is not required </w:t>
-      </w:r>
-      <w:r>
-        <w:rPr>
-          <w:lang w:eastAsia="en-GB"/>
-        </w:rPr>
-        <w:t>where the connection is</w:t>
-      </w:r>
-      <w:r>
-        <w:rPr>
-          <w:lang w:eastAsia="en-GB"/>
-        </w:rPr>
-        <w:t xml:space="preserve"> to</w:t>
-      </w:r>
-      <w:r>
-        <w:rPr>
-          <w:lang w:eastAsia="en-GB"/>
-        </w:rPr>
-        <w:t xml:space="preserve"> a</w:t>
-      </w:r>
-      <w:r>
-        <w:rPr>
-          <w:lang w:eastAsia="en-GB"/>
-        </w:rPr>
-        <w:t xml:space="preserve"> Nozzle</w:t>
-      </w:r>
-    </w:p>
-    <w:p>
-      <w:pPr>
-        <w:spacing w:before="0"/>
-        <w:ind w:left="885"/>
-        <w:rPr>
-          <w:lang w:eastAsia="en-GB"/>
-        </w:rPr>
-      </w:pPr>
-      <w:r>
-        <w:rPr>
-          <w:lang w:eastAsia="en-GB"/>
-        </w:rPr>
-        <w:t>** based on node</w:t>
-      </w:r>
-      <w:r>
-        <w:rPr>
-          <w:lang w:eastAsia="en-GB"/>
-        </w:rPr>
-        <w:t xml:space="preserve"> (zero-based)</w:t>
-      </w:r>
-      <w:r>
-        <w:rPr>
-          <w:lang w:eastAsia="en-GB"/>
-        </w:rPr>
-        <w:t xml:space="preserve"> index</w:t>
-      </w:r>
-      <w:r>
-        <w:rPr>
-          <w:lang w:eastAsia="en-GB"/>
-        </w:rPr>
-        <w:t xml:space="preserve"> of </w:t>
-      </w:r>
-      <w:proofErr w:type="spellStart"/>
-      <w:r>
-        <w:rPr>
-          <w:lang w:eastAsia="en-GB"/>
-        </w:rPr>
-        <w:t>PipingNodeOwner</w:t>
-      </w:r>
-      <w:proofErr w:type="spellEnd"/>
-      <w:r>
-        <w:rPr>
-          <w:lang w:eastAsia="en-GB"/>
-        </w:rPr>
-        <w:t xml:space="preserve"> / Connection Points</w:t>
-      </w:r>
-    </w:p>
-    <w:p>
-      <w:pPr>
-        <w:ind w:left="165"/>
-        <w:rPr>
-          <w:b/>
-          <w:bCs/>
-          <w:lang w:eastAsia="en-GB"/>
-        </w:rPr>
-      </w:pPr>
-      <w:r>
-        <w:rPr>
-          <w:b/>
-          <w:bCs/>
-          <w:noProof/>
-          <w:lang w:eastAsia="en-GB"/>
-        </w:rPr>
-        <w:drawing>
-          <wp:inline distT="0" distB="0" distL="0" distR="0" wp14:anchorId="4CF2C9EC" wp14:editId="3F374CB7">
-            <wp:extent cx="5213085" cy="1162050"/>
-            <wp:effectExtent l="0" t="0" r="6985" b="0"/>
-            <wp:docPr id="64" name="Picture 64" descr="Calendar&#10;&#10;Description automatically generated with low confidence"/>
-            <wp:cNvGraphicFramePr>
-              <a:graphicFrameLocks xmlns:a="http://schemas.openxmlformats.org/drawingml/2006/main" noChangeAspect="1"/>
-            </wp:cNvGraphicFramePr>
-            <a:graphic xmlns:a="http://schemas.openxmlformats.org/drawingml/2006/main">
-              <a:graphicData uri="http://schemas.openxmlformats.org/drawingml/2006/picture">
-                <pic:pic xmlns:pic="http://schemas.openxmlformats.org/drawingml/2006/picture">
-                  <pic:nvPicPr>
-                    <pic:cNvPr id="64" name="Picture 64" descr="Calendar&#10;&#10;Description automatically generated with low confidence"/>
-                    <pic:cNvPicPr/>
-                  </pic:nvPicPr>
-                  <pic:blipFill>
-                    <a:blip r:embed="rId39"/>
-                    <a:stretch>
-                      <a:fillRect/>
-                    </a:stretch>
-                  </pic:blipFill>
-                  <pic:spPr>
-                    <a:xfrm>
-                      <a:off x="0" y="0"/>
-                      <a:ext cx="5267582" cy="1174198"/>
-                    </a:xfrm>
-                    <a:prstGeom prst="rect">
-                      <a:avLst/>
-                    </a:prstGeom>
-                  </pic:spPr>
-                </pic:pic>
-              </a:graphicData>
-            </a:graphic>
-          </wp:inline>
-        </w:drawing>
-      </w:r>
-      <w:r>
-        <w:rPr>
-          <w:noProof/>
-        </w:rPr>
-        <w:t xml:space="preserve"> </w:t>
-      </w:r>
-      <w:r>
-        <w:rPr>
-          <w:b/>
-          <w:bCs/>
-          <w:noProof/>
-          <w:lang w:eastAsia="en-GB"/>
-        </w:rPr>
-        <w:drawing>
-          <wp:inline distT="0" distB="0" distL="0" distR="0" wp14:anchorId="4AE5E3EB" wp14:editId="3EA1EBF0">
-            <wp:extent cx="4295775" cy="1873630"/>
-            <wp:effectExtent l="0" t="0" r="0" b="0"/>
-            <wp:docPr id="67" name="Picture 67" descr="Timeline&#10;&#10;Description automatically generated"/>
-            <wp:cNvGraphicFramePr>
-              <a:graphicFrameLocks xmlns:a="http://schemas.openxmlformats.org/drawingml/2006/main" noChangeAspect="1"/>
-            </wp:cNvGraphicFramePr>
-            <a:graphic xmlns:a="http://schemas.openxmlformats.org/drawingml/2006/main">
-              <a:graphicData uri="http://schemas.openxmlformats.org/drawingml/2006/picture">
-                <pic:pic xmlns:pic="http://schemas.openxmlformats.org/drawingml/2006/picture">
-                  <pic:nvPicPr>
-                    <pic:cNvPr id="67" name="Picture 67" descr="Timeline&#10;&#10;Description automatically generated"/>
-                    <pic:cNvPicPr/>
-                  </pic:nvPicPr>
-                  <pic:blipFill>
-                    <a:blip r:embed="rId40"/>
-                    <a:stretch>
-                      <a:fillRect/>
-                    </a:stretch>
-                  </pic:blipFill>
-                  <pic:spPr>
-                    <a:xfrm>
-                      <a:off x="0" y="0"/>
-                      <a:ext cx="4328231" cy="1887786"/>
-                    </a:xfrm>
-                    <a:prstGeom prst="rect">
-                      <a:avLst/>
-                    </a:prstGeom>
-                  </pic:spPr>
-                </pic:pic>
-              </a:graphicData>
-            </a:graphic>
-          </wp:inline>
-        </w:drawing>
-      </w:r>
-    </w:p>
-    <w:p>
-      <w:pPr>
-        <w:rPr>
-          <w:rFonts w:ascii="Arial" w:hAnsi="Arial"/>
-          <w:b/>
-          <w:i/>
-          <w:smallCaps/>
-          <w:color w:val="000080"/>
-          <w:sz w:val="28"/>
-          <w:szCs w:val="28"/>
-          <w:lang w:eastAsia="en-GB"/>
-        </w:rPr>
-      </w:pPr>
-      <w:r>
-        <w:br w:type="page"/>
-      </w:r>
-    </w:p>
-    <w:p>
-      <w:pPr>
-        <w:pStyle w:val="Heading2"/>
-      </w:pPr>
-      <w:bookmarkStart w:id="63" w:name="_Toc211258282"/>
-      <w:r>
-        <w:lastRenderedPageBreak/>
-        <w:t>Instrument Connector</w:t>
-      </w:r>
-      <w:bookmarkEnd w:id="63"/>
-    </w:p>
-    <w:p>
-      <w:pPr>
-        <w:rPr>
-          <w:lang w:eastAsia="en-GB"/>
-        </w:rPr>
-      </w:pPr>
-      <w:r>
-        <w:rPr>
-          <w:lang w:eastAsia="en-GB"/>
-        </w:rPr>
-        <w:t>For Instrumentation</w:t>
-      </w:r>
-      <w:r>
-        <w:rPr>
-          <w:lang w:eastAsia="en-GB"/>
-        </w:rPr>
-        <w:t xml:space="preserve"> connect</w:t>
-      </w:r>
-      <w:r>
-        <w:rPr>
-          <w:lang w:eastAsia="en-GB"/>
-        </w:rPr>
-        <w:t>ions the conceptual model as defined by DEXPI is not a 1:1 mapping to the graphical representation of the connection and therefor the standard requires</w:t>
-      </w:r>
-      <w:r>
-        <w:rPr>
-          <w:lang w:eastAsia="en-GB"/>
-        </w:rPr>
-        <w:t xml:space="preserve"> the use of Associations to define relationships between </w:t>
-      </w:r>
-      <w:r>
-        <w:rPr>
-          <w:lang w:eastAsia="en-GB"/>
-        </w:rPr>
-        <w:t>concep</w:t>
-      </w:r>
-      <w:r>
-        <w:rPr>
-          <w:lang w:eastAsia="en-GB"/>
-        </w:rPr>
-        <w:t xml:space="preserve">tual </w:t>
-      </w:r>
-      <w:r>
-        <w:rPr>
-          <w:lang w:eastAsia="en-GB"/>
-        </w:rPr>
-        <w:t>element</w:t>
-      </w:r>
-      <w:r>
-        <w:rPr>
-          <w:lang w:eastAsia="en-GB"/>
-        </w:rPr>
-        <w:t>s in addition to the graphical representation of the connections where:</w:t>
-      </w:r>
-    </w:p>
-    <w:p>
-      <w:pPr>
-        <w:pStyle w:val="ListParagraph"/>
-        <w:numPr>
-          <w:ilvl w:val="0"/>
-          <w:numId w:val="30"/>
-        </w:numPr>
-        <w:rPr>
-          <w:lang w:eastAsia="en-GB"/>
-        </w:rPr>
-      </w:pPr>
-      <w:r>
-        <w:rPr>
-          <w:lang w:eastAsia="en-GB"/>
-        </w:rPr>
-        <w:t>Node Type=</w:t>
-      </w:r>
-      <w:r>
-        <w:rPr>
-          <w:lang w:eastAsia="en-GB"/>
-        </w:rPr>
-        <w:t xml:space="preserve">’Signal’ for </w:t>
-      </w:r>
-      <w:r>
-        <w:rPr>
-          <w:lang w:eastAsia="en-GB"/>
-        </w:rPr>
-        <w:t>instrument</w:t>
-      </w:r>
-      <w:r>
-        <w:rPr>
-          <w:lang w:eastAsia="en-GB"/>
-        </w:rPr>
-        <w:t xml:space="preserve"> </w:t>
-      </w:r>
-      <w:proofErr w:type="spellStart"/>
-      <w:r>
-        <w:rPr>
-          <w:lang w:eastAsia="en-GB"/>
-        </w:rPr>
-        <w:t>Connecti</w:t>
-      </w:r>
-      <w:r>
-        <w:rPr>
-          <w:lang w:eastAsia="en-GB"/>
-        </w:rPr>
-        <w:t>o</w:t>
-      </w:r>
-      <w:r>
-        <w:rPr>
-          <w:lang w:eastAsia="en-GB"/>
-        </w:rPr>
-        <w:t>n</w:t>
-      </w:r>
-      <w:r>
-        <w:rPr>
-          <w:lang w:eastAsia="en-GB"/>
-        </w:rPr>
-        <w:t>Points</w:t>
-      </w:r>
-      <w:proofErr w:type="spellEnd"/>
-      <w:r>
-        <w:rPr>
-          <w:lang w:eastAsia="en-GB"/>
-        </w:rPr>
-        <w:t xml:space="preserve"> Nodes</w:t>
-      </w:r>
-    </w:p>
-    <w:p>
-      <w:pPr>
-        <w:pStyle w:val="ListParagraph"/>
-        <w:numPr>
-          <w:ilvl w:val="0"/>
-          <w:numId w:val="30"/>
-        </w:numPr>
-        <w:rPr>
-          <w:lang w:eastAsia="en-GB"/>
-        </w:rPr>
-      </w:pPr>
-      <w:r>
-        <w:rPr>
-          <w:lang w:eastAsia="en-GB"/>
-        </w:rPr>
-        <w:t xml:space="preserve">Proteus XML Node element belonging to the </w:t>
-      </w:r>
-      <w:proofErr w:type="spellStart"/>
-      <w:r>
-        <w:rPr>
-          <w:lang w:eastAsia="en-GB"/>
-        </w:rPr>
-        <w:t>ConnectionPoints</w:t>
-      </w:r>
-      <w:proofErr w:type="spellEnd"/>
-      <w:r>
-        <w:rPr>
-          <w:lang w:eastAsia="en-GB"/>
-        </w:rPr>
-        <w:t xml:space="preserve"> XML node for the connected element represents the </w:t>
-      </w:r>
-      <w:r>
-        <w:rPr>
-          <w:lang w:eastAsia="en-GB"/>
-        </w:rPr>
-        <w:t>graphical connection points</w:t>
-      </w:r>
-      <w:r>
-        <w:rPr>
-          <w:lang w:eastAsia="en-GB"/>
-        </w:rPr>
-        <w:t xml:space="preserve"> </w:t>
-      </w:r>
-      <w:r>
-        <w:rPr>
-          <w:lang w:eastAsia="en-GB"/>
-        </w:rPr>
-        <w:t>for the graphically represented</w:t>
-      </w:r>
-      <w:r>
-        <w:rPr>
-          <w:lang w:eastAsia="en-GB"/>
-        </w:rPr>
-        <w:t xml:space="preserve"> element</w:t>
-      </w:r>
-      <w:r>
-        <w:rPr>
-          <w:lang w:eastAsia="en-GB"/>
-        </w:rPr>
-        <w:t xml:space="preserve"> </w:t>
-      </w:r>
-      <w:r>
-        <w:rPr>
-          <w:lang w:eastAsia="en-GB"/>
-        </w:rPr>
-        <w:t xml:space="preserve">(has </w:t>
-      </w:r>
-      <w:r>
-        <w:rPr>
-          <w:lang w:eastAsia="en-GB"/>
-        </w:rPr>
-        <w:t xml:space="preserve">a </w:t>
-      </w:r>
-      <w:proofErr w:type="spellStart"/>
-      <w:r>
-        <w:rPr>
-          <w:lang w:eastAsia="en-GB"/>
-        </w:rPr>
-        <w:t>SymbolReferenceID</w:t>
-      </w:r>
-      <w:proofErr w:type="spellEnd"/>
-      <w:r>
-        <w:rPr>
-          <w:lang w:eastAsia="en-GB"/>
-        </w:rPr>
-        <w:t>)</w:t>
-      </w:r>
-    </w:p>
-    <w:p>
-      <w:pPr>
-        <w:pStyle w:val="ListParagraph"/>
-        <w:numPr>
-          <w:ilvl w:val="0"/>
-          <w:numId w:val="30"/>
-        </w:numPr>
-        <w:rPr>
-          <w:lang w:eastAsia="en-GB"/>
-        </w:rPr>
-      </w:pPr>
-      <w:r>
-        <w:rPr>
-          <w:lang w:eastAsia="en-GB"/>
-        </w:rPr>
-        <w:t xml:space="preserve">Proteus </w:t>
-      </w:r>
-      <w:proofErr w:type="spellStart"/>
-      <w:r>
-        <w:rPr>
-          <w:lang w:eastAsia="en-GB"/>
-        </w:rPr>
-        <w:t>InformationFlow</w:t>
-      </w:r>
-      <w:proofErr w:type="spellEnd"/>
-      <w:r>
-        <w:rPr>
-          <w:lang w:eastAsia="en-GB"/>
-        </w:rPr>
-        <w:t xml:space="preserve"> has associations ‘has logical end’ &amp; ‘has logical start’ to define the conceptual model element connections.</w:t>
-      </w:r>
-    </w:p>
-    <w:p>
-      <w:pPr>
-        <w:pStyle w:val="ListParagraph"/>
-        <w:numPr>
-          <w:ilvl w:val="1"/>
-          <w:numId w:val="30"/>
-        </w:numPr>
-        <w:rPr>
-          <w:lang w:eastAsia="en-GB"/>
-        </w:rPr>
-      </w:pPr>
-      <w:r>
-        <w:rPr>
-          <w:lang w:eastAsia="en-GB"/>
-        </w:rPr>
-        <w:t xml:space="preserve">Where the connected conceptual element will have the association ‘is logical end of’ or ‘is logical start of’ </w:t>
-      </w:r>
-    </w:p>
-    <w:p>
-      <w:pPr>
-        <w:pStyle w:val="ListParagraph"/>
-        <w:numPr>
-          <w:ilvl w:val="0"/>
-          <w:numId w:val="30"/>
-        </w:numPr>
-        <w:rPr>
-          <w:lang w:eastAsia="en-GB"/>
-        </w:rPr>
-      </w:pPr>
-      <w:r>
-        <w:rPr>
-          <w:lang w:eastAsia="en-GB"/>
-        </w:rPr>
-        <w:t xml:space="preserve">The </w:t>
-      </w:r>
-      <w:r>
-        <w:rPr>
-          <w:lang w:eastAsia="en-GB"/>
-        </w:rPr>
-        <w:t xml:space="preserve">Proteus </w:t>
-      </w:r>
-      <w:proofErr w:type="spellStart"/>
-      <w:r>
-        <w:rPr>
-          <w:lang w:eastAsia="en-GB"/>
-        </w:rPr>
-        <w:t>InformationFlow</w:t>
-      </w:r>
-      <w:proofErr w:type="spellEnd"/>
-      <w:r>
-        <w:rPr>
-          <w:lang w:eastAsia="en-GB"/>
-        </w:rPr>
-        <w:t xml:space="preserve"> </w:t>
-      </w:r>
-      <w:proofErr w:type="spellStart"/>
-      <w:r>
-        <w:rPr>
-          <w:lang w:eastAsia="en-GB"/>
-        </w:rPr>
-        <w:t>CenterLine</w:t>
-      </w:r>
-      <w:proofErr w:type="spellEnd"/>
-      <w:r>
-        <w:rPr>
-          <w:lang w:eastAsia="en-GB"/>
-        </w:rPr>
-        <w:t xml:space="preserve"> child coordinates together with the coordinates of the nodes of the graphically connected elements provides the graphical connection information for the instrumentation connectors.</w:t>
-      </w:r>
-    </w:p>
-    <w:p>
-      <w:pPr>
-        <w:keepNext/>
-      </w:pPr>
-      <w:r>
-        <w:rPr>
-          <w:noProof/>
-        </w:rPr>
-        <w:drawing>
-          <wp:inline distT="0" distB="0" distL="0" distR="0" wp14:anchorId="7D84CDDC" wp14:editId="5CBAE1C2">
-            <wp:extent cx="5014762" cy="1885248"/>
-            <wp:effectExtent l="0" t="0" r="0" b="1270"/>
-            <wp:docPr id="68" name="Picture 68" descr="A picture containing text&#10;&#10;Description automatically generated"/>
-            <wp:cNvGraphicFramePr>
-              <a:graphicFrameLocks xmlns:a="http://schemas.openxmlformats.org/drawingml/2006/main" noChangeAspect="1"/>
-            </wp:cNvGraphicFramePr>
-            <a:graphic xmlns:a="http://schemas.openxmlformats.org/drawingml/2006/main">
-              <a:graphicData uri="http://schemas.openxmlformats.org/drawingml/2006/picture">
-                <pic:pic xmlns:pic="http://schemas.openxmlformats.org/drawingml/2006/picture">
-                  <pic:nvPicPr>
-                    <pic:cNvPr id="68" name="Picture 68" descr="A picture containing text&#10;&#10;Description automatically generated"/>
-                    <pic:cNvPicPr/>
-                  </pic:nvPicPr>
-                  <pic:blipFill>
-                    <a:blip r:embed="rId41"/>
-                    <a:stretch>
-                      <a:fillRect/>
-                    </a:stretch>
-                  </pic:blipFill>
-                  <pic:spPr>
-                    <a:xfrm>
-                      <a:off x="0" y="0"/>
-                      <a:ext cx="5068760" cy="1905548"/>
-                    </a:xfrm>
-                    <a:prstGeom prst="rect">
-                      <a:avLst/>
-                    </a:prstGeom>
-                  </pic:spPr>
-                </pic:pic>
-              </a:graphicData>
-            </a:graphic>
-          </wp:inline>
-        </w:drawing>
-      </w:r>
-      <w:r>
-        <w:rPr>
-          <w:noProof/>
-        </w:rPr>
-        <w:t xml:space="preserve"> </w:t>
-      </w:r>
-      <w:r>
-        <w:rPr>
-          <w:noProof/>
-        </w:rPr>
-        <w:drawing>
-          <wp:inline distT="0" distB="0" distL="0" distR="0" wp14:anchorId="481FD756" wp14:editId="67574FBF">
-            <wp:extent cx="4636135" cy="2637322"/>
-            <wp:effectExtent l="0" t="0" r="0" b="0"/>
-            <wp:docPr id="71" name="Picture 71" descr="Timeline&#10;&#10;Description automatically generated with low confidence"/>
-            <wp:cNvGraphicFramePr>
-              <a:graphicFrameLocks xmlns:a="http://schemas.openxmlformats.org/drawingml/2006/main" noChangeAspect="1"/>
-            </wp:cNvGraphicFramePr>
-            <a:graphic xmlns:a="http://schemas.openxmlformats.org/drawingml/2006/main">
-              <a:graphicData uri="http://schemas.openxmlformats.org/drawingml/2006/picture">
-                <pic:pic xmlns:pic="http://schemas.openxmlformats.org/drawingml/2006/picture">
-                  <pic:nvPicPr>
-                    <pic:cNvPr id="71" name="Picture 71" descr="Timeline&#10;&#10;Description automatically generated with low confidence"/>
-                    <pic:cNvPicPr/>
-                  </pic:nvPicPr>
-                  <pic:blipFill>
-                    <a:blip r:embed="rId42"/>
-                    <a:stretch>
-                      <a:fillRect/>
-                    </a:stretch>
-                  </pic:blipFill>
-                  <pic:spPr>
-                    <a:xfrm>
-                      <a:off x="0" y="0"/>
-                      <a:ext cx="4710179" cy="2679443"/>
-                    </a:xfrm>
-                    <a:prstGeom prst="rect">
-                      <a:avLst/>
-                    </a:prstGeom>
-                  </pic:spPr>
-                </pic:pic>
-              </a:graphicData>
-            </a:graphic>
-          </wp:inline>
-        </w:drawing>
-      </w:r>
-    </w:p>
-    <w:p>
-      <w:pPr>
-        <w:pStyle w:val="Caption"/>
-        <w:rPr>
-          <w:lang w:val="en-GB"/>
-        </w:rPr>
-      </w:pPr>
-    </w:p>
-    <w:p>
-      <w:pPr>
-        <w:rPr>
-          <w:lang w:eastAsia="en-GB"/>
-        </w:rPr>
-      </w:pPr>
-      <w:r>
-        <w:rPr>
-          <w:lang w:eastAsia="en-GB"/>
-        </w:rPr>
-        <w:br w:type="page"/>
-      </w:r>
-    </w:p>
-    <w:p>
-      <w:pPr>
-        <w:pStyle w:val="ListParagraph"/>
-        <w:numPr>
-          <w:ilvl w:val="0"/>
-          <w:numId w:val="30"/>
-        </w:numPr>
-        <w:rPr>
-          <w:lang w:eastAsia="en-GB"/>
-        </w:rPr>
-      </w:pPr>
-      <w:r>
-        <w:rPr>
-          <w:lang w:eastAsia="en-GB"/>
-        </w:rPr>
-        <w:lastRenderedPageBreak/>
-        <w:t xml:space="preserve">When the Proteus </w:t>
-      </w:r>
-      <w:proofErr w:type="spellStart"/>
-      <w:r>
-        <w:rPr>
-          <w:lang w:eastAsia="en-GB"/>
-        </w:rPr>
-        <w:t>InformationFlow</w:t>
-      </w:r>
-      <w:proofErr w:type="spellEnd"/>
-      <w:r>
-        <w:rPr>
-          <w:lang w:eastAsia="en-GB"/>
-        </w:rPr>
-        <w:t xml:space="preserve"> </w:t>
-      </w:r>
-      <w:r>
-        <w:rPr>
-          <w:lang w:eastAsia="en-GB"/>
-        </w:rPr>
-        <w:t xml:space="preserve">has </w:t>
-      </w:r>
-      <w:proofErr w:type="spellStart"/>
-      <w:r>
-        <w:rPr>
-          <w:lang w:eastAsia="en-GB"/>
-        </w:rPr>
-        <w:t>ComponentClass</w:t>
-      </w:r>
-      <w:proofErr w:type="spellEnd"/>
-      <w:r>
-        <w:rPr>
-          <w:lang w:eastAsia="en-GB"/>
-        </w:rPr>
-        <w:t>=’</w:t>
-      </w:r>
-      <w:proofErr w:type="spellStart"/>
-      <w:r>
-        <w:rPr>
-          <w:lang w:eastAsia="en-GB"/>
-        </w:rPr>
-        <w:t>MeasuringLineFunction</w:t>
-      </w:r>
-      <w:proofErr w:type="spellEnd"/>
-      <w:r>
-        <w:rPr>
-          <w:lang w:eastAsia="en-GB"/>
-        </w:rPr>
-        <w:t>’ it is required that</w:t>
-      </w:r>
-      <w:r>
-        <w:rPr>
-          <w:lang w:eastAsia="en-GB"/>
-        </w:rPr>
-        <w:t xml:space="preserve"> the</w:t>
-      </w:r>
-      <w:r>
-        <w:rPr>
-          <w:lang w:eastAsia="en-GB"/>
-        </w:rPr>
-        <w:t xml:space="preserve"> </w:t>
-      </w:r>
-      <w:r>
-        <w:rPr>
-          <w:lang w:eastAsia="en-GB"/>
-        </w:rPr>
-        <w:t>related</w:t>
-      </w:r>
-      <w:r>
-        <w:rPr>
-          <w:lang w:eastAsia="en-GB"/>
-        </w:rPr>
-        <w:t xml:space="preserve"> </w:t>
-      </w:r>
-      <w:proofErr w:type="spellStart"/>
-      <w:r>
-        <w:rPr>
-          <w:lang w:eastAsia="en-GB"/>
-        </w:rPr>
-        <w:t>ProcessSignalGeneratingFunction</w:t>
-      </w:r>
-      <w:proofErr w:type="spellEnd"/>
-      <w:r>
-        <w:rPr>
-          <w:lang w:eastAsia="en-GB"/>
-        </w:rPr>
-        <w:t xml:space="preserve"> class element shall have an</w:t>
-      </w:r>
-      <w:r>
-        <w:rPr>
-          <w:lang w:eastAsia="en-GB"/>
-        </w:rPr>
-        <w:t xml:space="preserve"> association ‘is located in’ </w:t>
-      </w:r>
-      <w:r>
-        <w:rPr>
-          <w:lang w:eastAsia="en-GB"/>
-        </w:rPr>
-        <w:t>to define the conceptual model element sensing connection</w:t>
-      </w:r>
-      <w:r>
-        <w:rPr>
-          <w:lang w:eastAsia="en-GB"/>
-        </w:rPr>
-        <w:t>.</w:t>
-      </w:r>
-    </w:p>
-    <w:p>
-      <w:pPr>
-        <w:pStyle w:val="ListParagraph"/>
-        <w:numPr>
-          <w:ilvl w:val="1"/>
-          <w:numId w:val="30"/>
-        </w:numPr>
-        <w:rPr>
-          <w:lang w:eastAsia="en-GB"/>
-        </w:rPr>
-      </w:pPr>
-      <w:r>
-        <w:rPr>
-          <w:lang w:eastAsia="en-GB"/>
-        </w:rPr>
-        <w:t xml:space="preserve">Where the </w:t>
-      </w:r>
-      <w:proofErr w:type="spellStart"/>
-      <w:r>
-        <w:rPr>
-          <w:lang w:eastAsia="en-GB"/>
-        </w:rPr>
-        <w:t>SensingLocation</w:t>
-      </w:r>
-      <w:proofErr w:type="spellEnd"/>
-      <w:r>
-        <w:rPr>
-          <w:lang w:eastAsia="en-GB"/>
-        </w:rPr>
-        <w:t xml:space="preserve"> conceptual element </w:t>
-      </w:r>
-      <w:r>
-        <w:rPr>
-          <w:lang w:eastAsia="en-GB"/>
-        </w:rPr>
-        <w:t xml:space="preserve">(Nozzle, </w:t>
-      </w:r>
-      <w:proofErr w:type="spellStart"/>
-      <w:r>
-        <w:rPr>
-          <w:lang w:eastAsia="en-GB"/>
-        </w:rPr>
-        <w:t>PipingComponent</w:t>
-      </w:r>
-      <w:proofErr w:type="spellEnd"/>
-      <w:r>
-        <w:rPr>
-          <w:lang w:eastAsia="en-GB"/>
-        </w:rPr>
-        <w:t xml:space="preserve"> or </w:t>
-      </w:r>
-      <w:proofErr w:type="spellStart"/>
-      <w:r>
-        <w:rPr>
-          <w:lang w:eastAsia="en-GB"/>
-        </w:rPr>
-        <w:t>PipingNetworkSegmenet</w:t>
-      </w:r>
-      <w:proofErr w:type="spellEnd"/>
-      <w:r>
-        <w:rPr>
-          <w:lang w:eastAsia="en-GB"/>
-        </w:rPr>
-        <w:t xml:space="preserve">) </w:t>
-      </w:r>
-      <w:r>
-        <w:rPr>
-          <w:lang w:eastAsia="en-GB"/>
-        </w:rPr>
-        <w:t xml:space="preserve">will have the association ‘is </w:t>
-      </w:r>
-      <w:r>
-        <w:rPr>
-          <w:lang w:eastAsia="en-GB"/>
-        </w:rPr>
-        <w:t>the location</w:t>
-      </w:r>
-      <w:r>
-        <w:rPr>
-          <w:lang w:eastAsia="en-GB"/>
-        </w:rPr>
-        <w:t xml:space="preserve"> of’ </w:t>
-      </w:r>
-    </w:p>
-    <w:p>
-      <w:pPr>
-        <w:pStyle w:val="Caption"/>
-        <w:ind w:left="0"/>
-        <w:rPr>
-          <w:b/>
-          <w:bCs/>
-          <w:lang w:val="en-GB"/>
-        </w:rPr>
-      </w:pPr>
-    </w:p>
     <w:sectPr>
+      <w:headerReference w:type="default" r:id="rId18"/>
       <w:pgSz w:w="16839" w:h="11907" w:orient="landscape" w:code="9"/>
       <w:pgMar w:top="720" w:right="720" w:bottom="720" w:left="720" w:header="431" w:footer="794" w:gutter="0"/>
       <w:paperSrc w:first="15" w:other="15"/>
@@ -12980,6 +7714,27 @@
     </w:lvl>
   </w:abstractNum>
   <w:abstractNum w:abstractNumId="1" w15:restartNumberingAfterBreak="0">
+    <w:nsid w:val="FFFFFF89"/>
+    <w:multiLevelType w:val="singleLevel"/>
+    <w:tmpl w:val="2DFA1854"/>
+    <w:lvl w:ilvl="0">
+      <w:start w:val="1"/>
+      <w:numFmt w:val="bullet"/>
+      <w:pStyle w:val="ListBullet"/>
+      <w:lvlText w:val=""/>
+      <w:lvlJc w:val="left"/>
+      <w:pPr>
+        <w:tabs>
+          <w:tab w:val="num" w:pos="360"/>
+        </w:tabs>
+        <w:ind w:left="360" w:hanging="360"/>
+      </w:pPr>
+      <w:rPr>
+        <w:rFonts w:ascii="Symbol" w:hAnsi="Symbol" w:hint="default"/>
+      </w:rPr>
+    </w:lvl>
+  </w:abstractNum>
+  <w:abstractNum w:abstractNumId="2" w15:restartNumberingAfterBreak="0">
     <w:nsid w:val="FFFFFFFB"/>
     <w:multiLevelType w:val="multilevel"/>
     <w:tmpl w:val="6116F72A"/>
@@ -13095,7 +7850,7 @@
       </w:rPr>
     </w:lvl>
   </w:abstractNum>
-  <w:abstractNum w:abstractNumId="2" w15:restartNumberingAfterBreak="0">
+  <w:abstractNum w:abstractNumId="3" w15:restartNumberingAfterBreak="0">
     <w:nsid w:val="003E0516"/>
     <w:multiLevelType w:val="multilevel"/>
     <w:tmpl w:val="D4382318"/>
@@ -13245,7 +8000,7 @@
       </w:rPr>
     </w:lvl>
   </w:abstractNum>
-  <w:abstractNum w:abstractNumId="3" w15:restartNumberingAfterBreak="0">
+  <w:abstractNum w:abstractNumId="4" w15:restartNumberingAfterBreak="0">
     <w:nsid w:val="01414638"/>
     <w:multiLevelType w:val="hybridMultilevel"/>
     <w:tmpl w:val="0A7EDF70"/>
@@ -13358,7 +8113,7 @@
       </w:rPr>
     </w:lvl>
   </w:abstractNum>
-  <w:abstractNum w:abstractNumId="4" w15:restartNumberingAfterBreak="0">
+  <w:abstractNum w:abstractNumId="5" w15:restartNumberingAfterBreak="0">
     <w:nsid w:val="04C070FB"/>
     <w:multiLevelType w:val="hybridMultilevel"/>
     <w:tmpl w:val="2560303C"/>
@@ -13450,7 +8205,7 @@
       </w:pPr>
     </w:lvl>
   </w:abstractNum>
-  <w:abstractNum w:abstractNumId="5" w15:restartNumberingAfterBreak="0">
+  <w:abstractNum w:abstractNumId="6" w15:restartNumberingAfterBreak="0">
     <w:nsid w:val="08F005CE"/>
     <w:multiLevelType w:val="hybridMultilevel"/>
     <w:tmpl w:val="B8F40A16"/>
@@ -13563,7 +8318,7 @@
       </w:rPr>
     </w:lvl>
   </w:abstractNum>
-  <w:abstractNum w:abstractNumId="6" w15:restartNumberingAfterBreak="0">
+  <w:abstractNum w:abstractNumId="7" w15:restartNumberingAfterBreak="0">
     <w:nsid w:val="0FCB0BA4"/>
     <w:multiLevelType w:val="multilevel"/>
     <w:tmpl w:val="407EA506"/>
@@ -13615,7 +8370,7 @@
       <w:lvlJc w:val="left"/>
     </w:lvl>
   </w:abstractNum>
-  <w:abstractNum w:abstractNumId="7" w15:restartNumberingAfterBreak="0">
+  <w:abstractNum w:abstractNumId="8" w15:restartNumberingAfterBreak="0">
     <w:nsid w:val="10275D9D"/>
     <w:multiLevelType w:val="hybridMultilevel"/>
     <w:tmpl w:val="213EB710"/>
@@ -13728,7 +8483,7 @@
       </w:rPr>
     </w:lvl>
   </w:abstractNum>
-  <w:abstractNum w:abstractNumId="8" w15:restartNumberingAfterBreak="0">
+  <w:abstractNum w:abstractNumId="9" w15:restartNumberingAfterBreak="0">
     <w:nsid w:val="103F696B"/>
     <w:multiLevelType w:val="hybridMultilevel"/>
     <w:tmpl w:val="230CF162"/>
@@ -13840,7 +8595,7 @@
       </w:rPr>
     </w:lvl>
   </w:abstractNum>
-  <w:abstractNum w:abstractNumId="9" w15:restartNumberingAfterBreak="0">
+  <w:abstractNum w:abstractNumId="10" w15:restartNumberingAfterBreak="0">
     <w:nsid w:val="10913B08"/>
     <w:multiLevelType w:val="hybridMultilevel"/>
     <w:tmpl w:val="E0E0A1B2"/>
@@ -13953,7 +8708,7 @@
       </w:rPr>
     </w:lvl>
   </w:abstractNum>
-  <w:abstractNum w:abstractNumId="10" w15:restartNumberingAfterBreak="0">
+  <w:abstractNum w:abstractNumId="11" w15:restartNumberingAfterBreak="0">
     <w:nsid w:val="1D1C7C08"/>
     <w:multiLevelType w:val="hybridMultilevel"/>
     <w:tmpl w:val="A698C194"/>
@@ -14063,7 +8818,7 @@
       </w:rPr>
     </w:lvl>
   </w:abstractNum>
-  <w:abstractNum w:abstractNumId="11" w15:restartNumberingAfterBreak="0">
+  <w:abstractNum w:abstractNumId="12" w15:restartNumberingAfterBreak="0">
     <w:nsid w:val="1FA11090"/>
     <w:multiLevelType w:val="multilevel"/>
     <w:tmpl w:val="9830CE98"/>
@@ -14177,7 +8932,7 @@
       </w:rPr>
     </w:lvl>
   </w:abstractNum>
-  <w:abstractNum w:abstractNumId="12" w15:restartNumberingAfterBreak="0">
+  <w:abstractNum w:abstractNumId="13" w15:restartNumberingAfterBreak="0">
     <w:nsid w:val="23B87FAB"/>
     <w:multiLevelType w:val="multilevel"/>
     <w:tmpl w:val="ECA4EAFA"/>
@@ -14340,7 +9095,7 @@
       </w:rPr>
     </w:lvl>
   </w:abstractNum>
-  <w:abstractNum w:abstractNumId="13" w15:restartNumberingAfterBreak="0">
+  <w:abstractNum w:abstractNumId="14" w15:restartNumberingAfterBreak="0">
     <w:nsid w:val="250444E4"/>
     <w:multiLevelType w:val="multilevel"/>
     <w:tmpl w:val="48741D14"/>
@@ -14489,7 +9244,7 @@
       </w:rPr>
     </w:lvl>
   </w:abstractNum>
-  <w:abstractNum w:abstractNumId="14" w15:restartNumberingAfterBreak="0">
+  <w:abstractNum w:abstractNumId="15" w15:restartNumberingAfterBreak="0">
     <w:nsid w:val="26B81B1A"/>
     <w:multiLevelType w:val="hybridMultilevel"/>
     <w:tmpl w:val="C7768E02"/>
@@ -14602,7 +9357,7 @@
       </w:rPr>
     </w:lvl>
   </w:abstractNum>
-  <w:abstractNum w:abstractNumId="15" w15:restartNumberingAfterBreak="0">
+  <w:abstractNum w:abstractNumId="16" w15:restartNumberingAfterBreak="0">
     <w:nsid w:val="2F6F7FCC"/>
     <w:multiLevelType w:val="hybridMultilevel"/>
     <w:tmpl w:val="FE08270A"/>
@@ -14716,7 +9471,7 @@
       </w:rPr>
     </w:lvl>
   </w:abstractNum>
-  <w:abstractNum w:abstractNumId="16" w15:restartNumberingAfterBreak="0">
+  <w:abstractNum w:abstractNumId="17" w15:restartNumberingAfterBreak="0">
     <w:nsid w:val="3D9A09D8"/>
     <w:multiLevelType w:val="hybridMultilevel"/>
     <w:tmpl w:val="EF6CB41A"/>
@@ -14857,7 +9612,7 @@
       </w:rPr>
     </w:lvl>
   </w:abstractNum>
-  <w:abstractNum w:abstractNumId="17" w15:restartNumberingAfterBreak="0">
+  <w:abstractNum w:abstractNumId="18" w15:restartNumberingAfterBreak="0">
     <w:nsid w:val="3DF36173"/>
     <w:multiLevelType w:val="hybridMultilevel"/>
     <w:tmpl w:val="A97ED098"/>
@@ -14946,7 +9701,7 @@
       </w:pPr>
     </w:lvl>
   </w:abstractNum>
-  <w:abstractNum w:abstractNumId="18" w15:restartNumberingAfterBreak="0">
+  <w:abstractNum w:abstractNumId="19" w15:restartNumberingAfterBreak="0">
     <w:nsid w:val="3F7355DF"/>
     <w:multiLevelType w:val="hybridMultilevel"/>
     <w:tmpl w:val="4734F988"/>
@@ -15059,7 +9814,7 @@
       </w:rPr>
     </w:lvl>
   </w:abstractNum>
-  <w:abstractNum w:abstractNumId="19" w15:restartNumberingAfterBreak="0">
+  <w:abstractNum w:abstractNumId="20" w15:restartNumberingAfterBreak="0">
     <w:nsid w:val="40BF2139"/>
     <w:multiLevelType w:val="hybridMultilevel"/>
     <w:tmpl w:val="6054CE6A"/>
@@ -15148,7 +9903,7 @@
       </w:pPr>
     </w:lvl>
   </w:abstractNum>
-  <w:abstractNum w:abstractNumId="20" w15:restartNumberingAfterBreak="0">
+  <w:abstractNum w:abstractNumId="21" w15:restartNumberingAfterBreak="0">
     <w:nsid w:val="42422B5C"/>
     <w:multiLevelType w:val="multilevel"/>
     <w:tmpl w:val="BBCE5268"/>
@@ -15307,7 +10062,7 @@
       </w:rPr>
     </w:lvl>
   </w:abstractNum>
-  <w:abstractNum w:abstractNumId="21" w15:restartNumberingAfterBreak="0">
+  <w:abstractNum w:abstractNumId="22" w15:restartNumberingAfterBreak="0">
     <w:nsid w:val="48095527"/>
     <w:multiLevelType w:val="multilevel"/>
     <w:tmpl w:val="4C1E9172"/>
@@ -15454,7 +10209,7 @@
       </w:rPr>
     </w:lvl>
   </w:abstractNum>
-  <w:abstractNum w:abstractNumId="22" w15:restartNumberingAfterBreak="0">
+  <w:abstractNum w:abstractNumId="23" w15:restartNumberingAfterBreak="0">
     <w:nsid w:val="4A770185"/>
     <w:multiLevelType w:val="hybridMultilevel"/>
     <w:tmpl w:val="F49A44B4"/>
@@ -15540,7 +10295,7 @@
       </w:pPr>
     </w:lvl>
   </w:abstractNum>
-  <w:abstractNum w:abstractNumId="23" w15:restartNumberingAfterBreak="0">
+  <w:abstractNum w:abstractNumId="24" w15:restartNumberingAfterBreak="0">
     <w:nsid w:val="4A8A4787"/>
     <w:multiLevelType w:val="hybridMultilevel"/>
     <w:tmpl w:val="78000DCC"/>
@@ -15653,7 +10408,7 @@
       </w:rPr>
     </w:lvl>
   </w:abstractNum>
-  <w:abstractNum w:abstractNumId="24" w15:restartNumberingAfterBreak="0">
+  <w:abstractNum w:abstractNumId="25" w15:restartNumberingAfterBreak="0">
     <w:nsid w:val="57B74FC1"/>
     <w:multiLevelType w:val="hybridMultilevel"/>
     <w:tmpl w:val="06CAB288"/>
@@ -15745,7 +10500,7 @@
       </w:pPr>
     </w:lvl>
   </w:abstractNum>
-  <w:abstractNum w:abstractNumId="25" w15:restartNumberingAfterBreak="0">
+  <w:abstractNum w:abstractNumId="26" w15:restartNumberingAfterBreak="0">
     <w:nsid w:val="58D938D3"/>
     <w:multiLevelType w:val="hybridMultilevel"/>
     <w:tmpl w:val="6BFAE50C"/>
@@ -15858,7 +10613,7 @@
       </w:rPr>
     </w:lvl>
   </w:abstractNum>
-  <w:abstractNum w:abstractNumId="26" w15:restartNumberingAfterBreak="0">
+  <w:abstractNum w:abstractNumId="27" w15:restartNumberingAfterBreak="0">
     <w:nsid w:val="5D2E6DE1"/>
     <w:multiLevelType w:val="hybridMultilevel"/>
     <w:tmpl w:val="55F06D3E"/>
@@ -15971,7 +10726,7 @@
       </w:rPr>
     </w:lvl>
   </w:abstractNum>
-  <w:abstractNum w:abstractNumId="27" w15:restartNumberingAfterBreak="0">
+  <w:abstractNum w:abstractNumId="28" w15:restartNumberingAfterBreak="0">
     <w:nsid w:val="5F5A559C"/>
     <w:multiLevelType w:val="hybridMultilevel"/>
     <w:tmpl w:val="F970F330"/>
@@ -16084,7 +10839,7 @@
       </w:rPr>
     </w:lvl>
   </w:abstractNum>
-  <w:abstractNum w:abstractNumId="28" w15:restartNumberingAfterBreak="0">
+  <w:abstractNum w:abstractNumId="29" w15:restartNumberingAfterBreak="0">
     <w:nsid w:val="661B755C"/>
     <w:multiLevelType w:val="hybridMultilevel"/>
     <w:tmpl w:val="173E1612"/>
@@ -16197,7 +10952,7 @@
       </w:rPr>
     </w:lvl>
   </w:abstractNum>
-  <w:abstractNum w:abstractNumId="29" w15:restartNumberingAfterBreak="0">
+  <w:abstractNum w:abstractNumId="30" w15:restartNumberingAfterBreak="0">
     <w:nsid w:val="69F53201"/>
     <w:multiLevelType w:val="multilevel"/>
     <w:tmpl w:val="8F647CC0"/>
@@ -16344,7 +11099,7 @@
       </w:rPr>
     </w:lvl>
   </w:abstractNum>
-  <w:abstractNum w:abstractNumId="30" w15:restartNumberingAfterBreak="0">
+  <w:abstractNum w:abstractNumId="31" w15:restartNumberingAfterBreak="0">
     <w:nsid w:val="6DB22422"/>
     <w:multiLevelType w:val="multilevel"/>
     <w:tmpl w:val="0C09001D"/>
@@ -16476,7 +11231,7 @@
       </w:pPr>
     </w:lvl>
   </w:abstractNum>
-  <w:abstractNum w:abstractNumId="31" w15:restartNumberingAfterBreak="0">
+  <w:abstractNum w:abstractNumId="32" w15:restartNumberingAfterBreak="0">
     <w:nsid w:val="70BE0560"/>
     <w:multiLevelType w:val="hybridMultilevel"/>
     <w:tmpl w:val="A7ACF86C"/>
@@ -16589,7 +11344,7 @@
       </w:rPr>
     </w:lvl>
   </w:abstractNum>
-  <w:abstractNum w:abstractNumId="32" w15:restartNumberingAfterBreak="0">
+  <w:abstractNum w:abstractNumId="33" w15:restartNumberingAfterBreak="0">
     <w:nsid w:val="7153457E"/>
     <w:multiLevelType w:val="hybridMultilevel"/>
     <w:tmpl w:val="4A0C0196"/>
@@ -16702,7 +11457,7 @@
       </w:rPr>
     </w:lvl>
   </w:abstractNum>
-  <w:abstractNum w:abstractNumId="33" w15:restartNumberingAfterBreak="0">
+  <w:abstractNum w:abstractNumId="34" w15:restartNumberingAfterBreak="0">
     <w:nsid w:val="75E05BAA"/>
     <w:multiLevelType w:val="multilevel"/>
     <w:tmpl w:val="AD9498A8"/>
@@ -16815,7 +11570,7 @@
       </w:rPr>
     </w:lvl>
   </w:abstractNum>
-  <w:abstractNum w:abstractNumId="34" w15:restartNumberingAfterBreak="0">
+  <w:abstractNum w:abstractNumId="35" w15:restartNumberingAfterBreak="0">
     <w:nsid w:val="7C6B5D90"/>
     <w:multiLevelType w:val="hybridMultilevel"/>
     <w:tmpl w:val="50BC993C"/>
@@ -16927,7 +11682,7 @@
       </w:rPr>
     </w:lvl>
   </w:abstractNum>
-  <w:abstractNum w:abstractNumId="35" w15:restartNumberingAfterBreak="0">
+  <w:abstractNum w:abstractNumId="36" w15:restartNumberingAfterBreak="0">
     <w:nsid w:val="7C75645F"/>
     <w:multiLevelType w:val="hybridMultilevel"/>
     <w:tmpl w:val="AD229094"/>
@@ -17041,55 +11796,55 @@
     </w:lvl>
   </w:abstractNum>
   <w:num w:numId="1" w16cid:durableId="1258565308">
-    <w:abstractNumId w:val="16"/>
+    <w:abstractNumId w:val="17"/>
   </w:num>
   <w:num w:numId="2" w16cid:durableId="1162695404">
-    <w:abstractNumId w:val="33"/>
+    <w:abstractNumId w:val="34"/>
   </w:num>
   <w:num w:numId="3" w16cid:durableId="1637640356">
-    <w:abstractNumId w:val="12"/>
+    <w:abstractNumId w:val="13"/>
   </w:num>
   <w:num w:numId="4" w16cid:durableId="658189163">
-    <w:abstractNumId w:val="2"/>
+    <w:abstractNumId w:val="3"/>
   </w:num>
   <w:num w:numId="5" w16cid:durableId="1919753013">
+    <w:abstractNumId w:val="22"/>
+  </w:num>
+  <w:num w:numId="6" w16cid:durableId="1022515482">
+    <w:abstractNumId w:val="31"/>
+  </w:num>
+  <w:num w:numId="7" w16cid:durableId="1340544095">
     <w:abstractNumId w:val="21"/>
   </w:num>
-  <w:num w:numId="6" w16cid:durableId="1022515482">
+  <w:num w:numId="8" w16cid:durableId="1501627342">
     <w:abstractNumId w:val="30"/>
-  </w:num>
-  <w:num w:numId="7" w16cid:durableId="1340544095">
-    <w:abstractNumId w:val="20"/>
-  </w:num>
-  <w:num w:numId="8" w16cid:durableId="1501627342">
-    <w:abstractNumId w:val="29"/>
   </w:num>
   <w:num w:numId="9" w16cid:durableId="151458852">
     <w:abstractNumId w:val="0"/>
   </w:num>
   <w:num w:numId="10" w16cid:durableId="1025253700">
-    <w:abstractNumId w:val="13"/>
+    <w:abstractNumId w:val="14"/>
   </w:num>
   <w:num w:numId="11" w16cid:durableId="1115754945">
-    <w:abstractNumId w:val="31"/>
+    <w:abstractNumId w:val="32"/>
   </w:num>
   <w:num w:numId="12" w16cid:durableId="1389181514">
-    <w:abstractNumId w:val="22"/>
+    <w:abstractNumId w:val="23"/>
   </w:num>
   <w:num w:numId="13" w16cid:durableId="468135661">
-    <w:abstractNumId w:val="15"/>
+    <w:abstractNumId w:val="16"/>
   </w:num>
   <w:num w:numId="14" w16cid:durableId="16659703">
-    <w:abstractNumId w:val="10"/>
+    <w:abstractNumId w:val="11"/>
   </w:num>
   <w:num w:numId="15" w16cid:durableId="412824316">
-    <w:abstractNumId w:val="34"/>
+    <w:abstractNumId w:val="35"/>
   </w:num>
   <w:num w:numId="16" w16cid:durableId="1879931873">
-    <w:abstractNumId w:val="17"/>
+    <w:abstractNumId w:val="18"/>
   </w:num>
   <w:num w:numId="17" w16cid:durableId="1174808664">
-    <w:abstractNumId w:val="1"/>
+    <w:abstractNumId w:val="2"/>
     <w:lvlOverride w:ilvl="0">
       <w:lvl w:ilvl="0">
         <w:start w:val="1"/>
@@ -17221,61 +11976,64 @@
     </w:lvlOverride>
   </w:num>
   <w:num w:numId="18" w16cid:durableId="709651160">
-    <w:abstractNumId w:val="11"/>
+    <w:abstractNumId w:val="12"/>
   </w:num>
   <w:num w:numId="19" w16cid:durableId="1227034543">
+    <w:abstractNumId w:val="7"/>
+  </w:num>
+  <w:num w:numId="20" w16cid:durableId="620965130">
+    <w:abstractNumId w:val="4"/>
+  </w:num>
+  <w:num w:numId="21" w16cid:durableId="1738822121">
+    <w:abstractNumId w:val="24"/>
+  </w:num>
+  <w:num w:numId="22" w16cid:durableId="1854294243">
+    <w:abstractNumId w:val="33"/>
+  </w:num>
+  <w:num w:numId="23" w16cid:durableId="2108190927">
     <w:abstractNumId w:val="6"/>
   </w:num>
-  <w:num w:numId="20" w16cid:durableId="620965130">
-    <w:abstractNumId w:val="3"/>
+  <w:num w:numId="24" w16cid:durableId="741678429">
+    <w:abstractNumId w:val="36"/>
   </w:num>
-  <w:num w:numId="21" w16cid:durableId="1738822121">
-    <w:abstractNumId w:val="23"/>
+  <w:num w:numId="25" w16cid:durableId="1901742257">
+    <w:abstractNumId w:val="27"/>
   </w:num>
-  <w:num w:numId="22" w16cid:durableId="1854294243">
-    <w:abstractNumId w:val="32"/>
+  <w:num w:numId="26" w16cid:durableId="1760834814">
+    <w:abstractNumId w:val="19"/>
   </w:num>
-  <w:num w:numId="23" w16cid:durableId="2108190927">
+  <w:num w:numId="27" w16cid:durableId="534661621">
+    <w:abstractNumId w:val="9"/>
+  </w:num>
+  <w:num w:numId="28" w16cid:durableId="1029066334">
+    <w:abstractNumId w:val="15"/>
+  </w:num>
+  <w:num w:numId="29" w16cid:durableId="863712828">
+    <w:abstractNumId w:val="29"/>
+  </w:num>
+  <w:num w:numId="30" w16cid:durableId="1071318128">
+    <w:abstractNumId w:val="28"/>
+  </w:num>
+  <w:num w:numId="31" w16cid:durableId="574509166">
+    <w:abstractNumId w:val="26"/>
+  </w:num>
+  <w:num w:numId="32" w16cid:durableId="1628704608">
+    <w:abstractNumId w:val="10"/>
+  </w:num>
+  <w:num w:numId="33" w16cid:durableId="1453130155">
+    <w:abstractNumId w:val="20"/>
+  </w:num>
+  <w:num w:numId="34" w16cid:durableId="1133525849">
+    <w:abstractNumId w:val="8"/>
+  </w:num>
+  <w:num w:numId="35" w16cid:durableId="801576440">
     <w:abstractNumId w:val="5"/>
   </w:num>
-  <w:num w:numId="24" w16cid:durableId="741678429">
-    <w:abstractNumId w:val="35"/>
-  </w:num>
-  <w:num w:numId="25" w16cid:durableId="1901742257">
-    <w:abstractNumId w:val="26"/>
-  </w:num>
-  <w:num w:numId="26" w16cid:durableId="1760834814">
-    <w:abstractNumId w:val="18"/>
-  </w:num>
-  <w:num w:numId="27" w16cid:durableId="534661621">
-    <w:abstractNumId w:val="8"/>
-  </w:num>
-  <w:num w:numId="28" w16cid:durableId="1029066334">
-    <w:abstractNumId w:val="14"/>
-  </w:num>
-  <w:num w:numId="29" w16cid:durableId="863712828">
-    <w:abstractNumId w:val="28"/>
-  </w:num>
-  <w:num w:numId="30" w16cid:durableId="1071318128">
-    <w:abstractNumId w:val="27"/>
-  </w:num>
-  <w:num w:numId="31" w16cid:durableId="574509166">
+  <w:num w:numId="36" w16cid:durableId="1829400856">
     <w:abstractNumId w:val="25"/>
   </w:num>
-  <w:num w:numId="32" w16cid:durableId="1628704608">
-    <w:abstractNumId w:val="9"/>
-  </w:num>
-  <w:num w:numId="33" w16cid:durableId="1453130155">
-    <w:abstractNumId w:val="19"/>
-  </w:num>
-  <w:num w:numId="34" w16cid:durableId="1133525849">
-    <w:abstractNumId w:val="7"/>
-  </w:num>
-  <w:num w:numId="35" w16cid:durableId="801576440">
-    <w:abstractNumId w:val="4"/>
-  </w:num>
-  <w:num w:numId="36" w16cid:durableId="1829400856">
-    <w:abstractNumId w:val="24"/>
+  <w:num w:numId="37" w16cid:durableId="1237059367">
+    <w:abstractNumId w:val="1"/>
   </w:num>
   <w:numIdMacAtCleanup w:val="30"/>
 </w:numbering>
@@ -17906,7 +12664,6 @@
   <w:style w:type="character" w:default="1" w:styleId="DefaultParagraphFont">
     <w:name w:val="Default Paragraph Font"/>
     <w:uiPriority w:val="1"/>
-    <w:semiHidden/>
     <w:unhideWhenUsed/>
   </w:style>
   <w:style w:type="table" w:default="1" w:styleId="TableNormal">
@@ -21088,6 +15845,20 @@
     <w:name w:val="ui-provider"/>
     <w:basedOn w:val="DefaultParagraphFont"/>
     <w:rsid w:val="004A33A7"/>
+  </w:style>
+  <w:style w:type="paragraph" w:styleId="ListBullet">
+    <w:name w:val="List Bullet"/>
+    <w:basedOn w:val="Normal"/>
+    <w:uiPriority w:val="99"/>
+    <w:semiHidden/>
+    <w:unhideWhenUsed/>
+    <w:rsid w:val="00124977"/>
+    <w:pPr>
+      <w:numPr>
+        <w:numId w:val="37"/>
+      </w:numPr>
+      <w:contextualSpacing/>
+    </w:pPr>
   </w:style>
 </w:styles>
 </file>
@@ -21385,6 +16156,19 @@
 </file>
 
 <file path=customXml/item2.xml><?xml version="1.0" encoding="utf-8"?>
+<b:Sources xmlns:b="http://schemas.openxmlformats.org/officeDocument/2006/bibliography" xmlns="http://schemas.openxmlformats.org/officeDocument/2006/bibliography" SelectedStyle="\APA.XSL" StyleName="APA"/>
+</file>
+
+<file path=customXml/item3.xml><?xml version="1.0" encoding="utf-8"?>
+<p:properties xmlns:p="http://schemas.microsoft.com/office/2006/metadata/properties" xmlns:xsi="http://www.w3.org/2001/XMLSchema-instance" xmlns:pc="http://schemas.microsoft.com/office/infopath/2007/PartnerControls">
+  <documentManagement>
+    <_ip_UnifiedCompliancePolicyUIAction xmlns="http://schemas.microsoft.com/sharepoint/v3" xsi:nil="true"/>
+    <_ip_UnifiedCompliancePolicyProperties xmlns="http://schemas.microsoft.com/sharepoint/v3" xsi:nil="true"/>
+  </documentManagement>
+</p:properties>
+</file>
+
+<file path=customXml/item4.xml><?xml version="1.0" encoding="utf-8"?>
 <ct:contentTypeSchema xmlns:ct="http://schemas.microsoft.com/office/2006/metadata/contentType" xmlns:ma="http://schemas.microsoft.com/office/2006/metadata/properties/metaAttributes" ct:_="" ma:_="" ma:contentTypeName="Document" ma:contentTypeID="0x010100B120A57844719F4E8D3B231BB569FBC1" ma:contentTypeVersion="11" ma:contentTypeDescription="Create a new document." ma:contentTypeScope="" ma:versionID="0d7e10361cbf35574c6c4289882fa7cc">
   <xsd:schema xmlns:xsd="http://www.w3.org/2001/XMLSchema" xmlns:xs="http://www.w3.org/2001/XMLSchema" xmlns:p="http://schemas.microsoft.com/office/2006/metadata/properties" xmlns:ns1="http://schemas.microsoft.com/sharepoint/v3" xmlns:ns2="8ef53de8-cc6e-4563-8a06-dfe201490014" xmlns:ns3="3ff7fd59-d076-49f0-b547-8e4904caf708" targetNamespace="http://schemas.microsoft.com/office/2006/metadata/properties" ma:root="true" ma:fieldsID="c049f0b0fb335eb72932540c7931f243" ns1:_="" ns2:_="" ns3:_="">
     <xsd:import namespace="http://schemas.microsoft.com/sharepoint/v3"/>
@@ -21600,19 +16384,6 @@
 </ct:contentTypeSchema>
 </file>
 
-<file path=customXml/item3.xml><?xml version="1.0" encoding="utf-8"?>
-<p:properties xmlns:p="http://schemas.microsoft.com/office/2006/metadata/properties" xmlns:xsi="http://www.w3.org/2001/XMLSchema-instance" xmlns:pc="http://schemas.microsoft.com/office/infopath/2007/PartnerControls">
-  <documentManagement>
-    <_ip_UnifiedCompliancePolicyUIAction xmlns="http://schemas.microsoft.com/sharepoint/v3" xsi:nil="true"/>
-    <_ip_UnifiedCompliancePolicyProperties xmlns="http://schemas.microsoft.com/sharepoint/v3" xsi:nil="true"/>
-  </documentManagement>
-</p:properties>
-</file>
-
-<file path=customXml/item4.xml><?xml version="1.0" encoding="utf-8"?>
-<b:Sources xmlns:b="http://schemas.openxmlformats.org/officeDocument/2006/bibliography" xmlns="http://schemas.openxmlformats.org/officeDocument/2006/bibliography" SelectedStyle="\APA.XSL" StyleName="APA"/>
-</file>
-
 <file path=customXml/itemProps1.xml><?xml version="1.0" encoding="utf-8"?>
 <ds:datastoreItem xmlns:ds="http://schemas.openxmlformats.org/officeDocument/2006/customXml" ds:itemID="{3D3567C3-7EF5-4AA2-A0C7-67990F193C7A}">
   <ds:schemaRefs>
@@ -21622,6 +16393,24 @@
 </file>
 
 <file path=customXml/itemProps2.xml><?xml version="1.0" encoding="utf-8"?>
+<ds:datastoreItem xmlns:ds="http://schemas.openxmlformats.org/officeDocument/2006/customXml" ds:itemID="{0F19D998-EEE0-4BDC-81E0-DAD46B6BCEE7}">
+  <ds:schemaRefs>
+    <ds:schemaRef ds:uri="http://schemas.openxmlformats.org/officeDocument/2006/bibliography"/>
+  </ds:schemaRefs>
+</ds:datastoreItem>
+</file>
+
+<file path=customXml/itemProps3.xml><?xml version="1.0" encoding="utf-8"?>
+<ds:datastoreItem xmlns:ds="http://schemas.openxmlformats.org/officeDocument/2006/customXml" ds:itemID="{69B2DF7C-23B4-429C-A4C0-96B79A4EE4F5}">
+  <ds:schemaRefs>
+    <ds:schemaRef ds:uri="http://schemas.microsoft.com/office/2006/metadata/properties"/>
+    <ds:schemaRef ds:uri="http://schemas.microsoft.com/office/infopath/2007/PartnerControls"/>
+    <ds:schemaRef ds:uri="http://schemas.microsoft.com/sharepoint/v3"/>
+  </ds:schemaRefs>
+</ds:datastoreItem>
+</file>
+
+<file path=customXml/itemProps4.xml><?xml version="1.0" encoding="utf-8"?>
 <ds:datastoreItem xmlns:ds="http://schemas.openxmlformats.org/officeDocument/2006/customXml" ds:itemID="{F75D6BF5-B165-4039-A9B5-4C9CDB2BA413}">
   <ds:schemaRefs>
     <ds:schemaRef ds:uri="http://schemas.microsoft.com/office/2006/metadata/contentType"/>
@@ -21639,22 +16428,4 @@
     <ds:schemaRef ds:uri="http://schemas.microsoft.com/internal/obd"/>
   </ds:schemaRefs>
 </ds:datastoreItem>
-</file>
-
-<file path=customXml/itemProps3.xml><?xml version="1.0" encoding="utf-8"?>
-<ds:datastoreItem xmlns:ds="http://schemas.openxmlformats.org/officeDocument/2006/customXml" ds:itemID="{69B2DF7C-23B4-429C-A4C0-96B79A4EE4F5}">
-  <ds:schemaRefs>
-    <ds:schemaRef ds:uri="http://schemas.microsoft.com/office/2006/metadata/properties"/>
-    <ds:schemaRef ds:uri="http://schemas.microsoft.com/office/infopath/2007/PartnerControls"/>
-    <ds:schemaRef ds:uri="http://schemas.microsoft.com/sharepoint/v3"/>
-  </ds:schemaRefs>
-</ds:datastoreItem>
-</file>
-
-<file path=customXml/itemProps4.xml><?xml version="1.0" encoding="utf-8"?>
-<ds:datastoreItem xmlns:ds="http://schemas.openxmlformats.org/officeDocument/2006/customXml" ds:itemID="{0F19D998-EEE0-4BDC-81E0-DAD46B6BCEE7}">
-  <ds:schemaRefs>
-    <ds:schemaRef ds:uri="http://schemas.openxmlformats.org/officeDocument/2006/bibliography"/>
-  </ds:schemaRefs>
-</ds:datastoreItem>
 </file>
--- a/ContinuationProject/WorkingFolder/DISC DEXPI Symbol Definition Requirements.docx
+++ b/ContinuationProject/WorkingFolder/DISC DEXPI Symbol Definition Requirements.docx
@@ -581,39 +581,7 @@
                 <w:bCs/>
                 <w:szCs w:val="22"/>
               </w:rPr>
-              <w:fldChar w:fldCharType="begin"/>
-            </w:r>
-            <w:r>
-              <w:rPr>
-                <w:b/>
-                <w:bCs/>
-                <w:szCs w:val="22"/>
-              </w:rPr>
-              <w:instrText xml:space="preserve"> DOCPROPERTY  Version  \* MERGEFORMAT </w:instrText>
-            </w:r>
-            <w:r>
-              <w:rPr>
-                <w:b/>
-                <w:bCs/>
-                <w:szCs w:val="22"/>
-              </w:rPr>
-              <w:fldChar w:fldCharType="separate"/>
-            </w:r>
-            <w:r>
-              <w:rPr>
-                <w:b/>
-                <w:bCs/>
-                <w:szCs w:val="22"/>
-              </w:rPr>
-              <w:t>0.1</w:t>
-            </w:r>
-            <w:r>
-              <w:rPr>
-                <w:b/>
-                <w:bCs/>
-                <w:szCs w:val="22"/>
-              </w:rPr>
-              <w:fldChar w:fldCharType="end"/>
+              <w:t>1.0</w:t>
             </w:r>
           </w:p>
         </w:tc>
@@ -689,7 +657,7 @@
                 <w:szCs w:val="22"/>
                 <w:lang w:eastAsia="nb-NO"/>
               </w:rPr>
-              <w:t>18</w:t>
+              <w:t>7</w:t>
             </w:r>
             <w:r>
               <w:rPr>
@@ -923,7 +891,7 @@
       <w:bookmarkStart w:id="21" w:name="_Toc368041915"/>
       <w:bookmarkStart w:id="22" w:name="_Toc368411433"/>
       <w:bookmarkStart w:id="23" w:name="_Toc377124069"/>
-      <w:bookmarkStart w:id="24" w:name="_Toc211258253"/>
+      <w:bookmarkStart w:id="24" w:name="_Toc216884554"/>
       <w:r>
         <w:rPr>
           <w:b/>
@@ -1060,6 +1028,15 @@
                 <w:lang w:val="nb-NO"/>
               </w:rPr>
             </w:pPr>
+            <w:r>
+              <w:rPr>
+                <w:rFonts w:ascii="Times New Roman" w:hAnsi="Times New Roman" w:cs="Times New Roman"/>
+                <w:sz w:val="22"/>
+                <w:szCs w:val="22"/>
+                <w:lang w:val="nb-NO"/>
+              </w:rPr>
+              <w:t>1.0</w:t>
+            </w:r>
           </w:p>
         </w:tc>
         <w:tc>
@@ -1078,6 +1055,15 @@
                 <w:lang w:val="nb-NO"/>
               </w:rPr>
             </w:pPr>
+            <w:r>
+              <w:rPr>
+                <w:rFonts w:ascii="Times New Roman" w:hAnsi="Times New Roman" w:cs="Times New Roman"/>
+                <w:sz w:val="22"/>
+                <w:szCs w:val="22"/>
+                <w:lang w:val="nb-NO"/>
+              </w:rPr>
+              <w:t>17.12.2025</w:t>
+            </w:r>
           </w:p>
         </w:tc>
         <w:tc>
@@ -1095,6 +1081,15 @@
                 <w:lang w:val="en-GB"/>
               </w:rPr>
             </w:pPr>
+            <w:r>
+              <w:rPr>
+                <w:rFonts w:ascii="Times New Roman" w:hAnsi="Times New Roman" w:cs="Times New Roman"/>
+                <w:sz w:val="22"/>
+                <w:szCs w:val="22"/>
+                <w:lang w:val="en-GB"/>
+              </w:rPr>
+              <w:t>Final</w:t>
+            </w:r>
           </w:p>
         </w:tc>
         <w:tc>
@@ -1112,6 +1107,15 @@
                 <w:lang w:val="en-GB"/>
               </w:rPr>
             </w:pPr>
+            <w:r>
+              <w:rPr>
+                <w:rFonts w:ascii="Times New Roman" w:hAnsi="Times New Roman" w:cs="Times New Roman"/>
+                <w:sz w:val="22"/>
+                <w:szCs w:val="22"/>
+                <w:lang w:val="en-GB"/>
+              </w:rPr>
+              <w:t>TLP</w:t>
+            </w:r>
           </w:p>
         </w:tc>
       </w:tr>
@@ -1437,7 +1441,7 @@
           <w:szCs w:val="22"/>
         </w:rPr>
       </w:pPr>
-      <w:bookmarkStart w:id="25" w:name="_Toc211258254"/>
+      <w:bookmarkStart w:id="25" w:name="_Toc216884555"/>
       <w:r>
         <w:rPr>
           <w:b/>
@@ -1482,7 +1486,7 @@
         </w:rPr>
         <w:fldChar w:fldCharType="separate"/>
       </w:r>
-      <w:hyperlink w:anchor="_Toc211258253" w:history="1">
+      <w:hyperlink w:anchor="_Toc216884554" w:history="1">
         <w:r>
           <w:rPr>
             <w:rStyle w:val="Hyperlink"/>
@@ -1509,7 +1513,7 @@
             <w:noProof/>
             <w:webHidden/>
           </w:rPr>
-          <w:instrText xml:space="preserve"> PAGEREF _Toc211258253 \h </w:instrText>
+          <w:instrText xml:space="preserve"> PAGEREF _Toc216884554 \h </w:instrText>
         </w:r>
         <w:r>
           <w:rPr>
@@ -1554,7 +1558,7 @@
           <w14:ligatures w14:val="standardContextual"/>
         </w:rPr>
       </w:pPr>
-      <w:hyperlink w:anchor="_Toc211258254" w:history="1">
+      <w:hyperlink w:anchor="_Toc216884555" w:history="1">
         <w:r>
           <w:rPr>
             <w:rStyle w:val="Hyperlink"/>
@@ -1582,7 +1586,7 @@
             <w:noProof/>
             <w:webHidden/>
           </w:rPr>
-          <w:instrText xml:space="preserve"> PAGEREF _Toc211258254 \h </w:instrText>
+          <w:instrText xml:space="preserve"> PAGEREF _Toc216884555 \h </w:instrText>
         </w:r>
         <w:r>
           <w:rPr>
@@ -1627,13 +1631,13 @@
           <w14:ligatures w14:val="standardContextual"/>
         </w:rPr>
       </w:pPr>
-      <w:hyperlink w:anchor="_Toc211258255" w:history="1">
+      <w:hyperlink w:anchor="_Toc216884556" w:history="1">
         <w:r>
           <w:rPr>
             <w:rStyle w:val="Hyperlink"/>
             <w:noProof/>
           </w:rPr>
-          <w:t>Overview</w:t>
+          <w:t>DISC DEXPI Profile Symbol Definition</w:t>
         </w:r>
         <w:r>
           <w:rPr>
@@ -1654,7 +1658,7 @@
             <w:noProof/>
             <w:webHidden/>
           </w:rPr>
-          <w:instrText xml:space="preserve"> PAGEREF _Toc211258255 \h </w:instrText>
+          <w:instrText xml:space="preserve"> PAGEREF _Toc216884556 \h </w:instrText>
         </w:r>
         <w:r>
           <w:rPr>
@@ -1687,9 +1691,10 @@
     </w:p>
     <w:p>
       <w:pPr>
-        <w:pStyle w:val="TOC2"/>
+        <w:pStyle w:val="TOC1"/>
         <w:rPr>
           <w:rFonts w:asciiTheme="minorHAnsi" w:eastAsiaTheme="minorEastAsia" w:hAnsiTheme="minorHAnsi" w:cstheme="minorBidi"/>
+          <w:b w:val="0"/>
           <w:noProof/>
           <w:kern w:val="2"/>
           <w:sz w:val="24"/>
@@ -1698,13 +1703,13 @@
           <w14:ligatures w14:val="standardContextual"/>
         </w:rPr>
       </w:pPr>
-      <w:hyperlink w:anchor="_Toc211258256" w:history="1">
+      <w:hyperlink w:anchor="_Toc216884557" w:history="1">
         <w:r>
           <w:rPr>
             <w:rStyle w:val="Hyperlink"/>
             <w:noProof/>
           </w:rPr>
-          <w:t>Purpose</w:t>
+          <w:t>Overview</w:t>
         </w:r>
         <w:r>
           <w:rPr>
@@ -1725,7 +1730,7 @@
             <w:noProof/>
             <w:webHidden/>
           </w:rPr>
-          <w:instrText xml:space="preserve"> PAGEREF _Toc211258256 \h </w:instrText>
+          <w:instrText xml:space="preserve"> PAGEREF _Toc216884557 \h </w:instrText>
         </w:r>
         <w:r>
           <w:rPr>
@@ -1769,13 +1774,13 @@
           <w14:ligatures w14:val="standardContextual"/>
         </w:rPr>
       </w:pPr>
-      <w:hyperlink w:anchor="_Toc211258257" w:history="1">
+      <w:hyperlink w:anchor="_Toc216884558" w:history="1">
         <w:r>
           <w:rPr>
             <w:rStyle w:val="Hyperlink"/>
             <w:noProof/>
           </w:rPr>
-          <w:t>Abbreviations</w:t>
+          <w:t>Symbol Definition Overview</w:t>
         </w:r>
         <w:r>
           <w:rPr>
@@ -1796,7 +1801,7 @@
             <w:noProof/>
             <w:webHidden/>
           </w:rPr>
-          <w:instrText xml:space="preserve"> PAGEREF _Toc211258257 \h </w:instrText>
+          <w:instrText xml:space="preserve"> PAGEREF _Toc216884558 \h </w:instrText>
         </w:r>
         <w:r>
           <w:rPr>
@@ -1829,10 +1834,9 @@
     </w:p>
     <w:p>
       <w:pPr>
-        <w:pStyle w:val="TOC1"/>
+        <w:pStyle w:val="TOC2"/>
         <w:rPr>
           <w:rFonts w:asciiTheme="minorHAnsi" w:eastAsiaTheme="minorEastAsia" w:hAnsiTheme="minorHAnsi" w:cstheme="minorBidi"/>
-          <w:b w:val="0"/>
           <w:noProof/>
           <w:kern w:val="2"/>
           <w:sz w:val="24"/>
@@ -1841,13 +1845,13 @@
           <w14:ligatures w14:val="standardContextual"/>
         </w:rPr>
       </w:pPr>
-      <w:hyperlink w:anchor="_Toc211258258" w:history="1">
+      <w:hyperlink w:anchor="_Toc216884559" w:history="1">
         <w:r>
           <w:rPr>
             <w:rStyle w:val="Hyperlink"/>
             <w:noProof/>
           </w:rPr>
-          <w:t>Process and Instrumentation Diagram Transfer</w:t>
+          <w:t>Symbol Validation Overview</w:t>
         </w:r>
         <w:r>
           <w:rPr>
@@ -1868,7 +1872,79 @@
             <w:noProof/>
             <w:webHidden/>
           </w:rPr>
-          <w:instrText xml:space="preserve"> PAGEREF _Toc211258258 \h </w:instrText>
+          <w:instrText xml:space="preserve"> PAGEREF _Toc216884559 \h </w:instrText>
+        </w:r>
+        <w:r>
+          <w:rPr>
+            <w:noProof/>
+            <w:webHidden/>
+          </w:rPr>
+        </w:r>
+        <w:r>
+          <w:rPr>
+            <w:noProof/>
+            <w:webHidden/>
+          </w:rPr>
+          <w:fldChar w:fldCharType="separate"/>
+        </w:r>
+        <w:r>
+          <w:rPr>
+            <w:noProof/>
+            <w:webHidden/>
+          </w:rPr>
+          <w:t>5</w:t>
+        </w:r>
+        <w:r>
+          <w:rPr>
+            <w:noProof/>
+            <w:webHidden/>
+          </w:rPr>
+          <w:fldChar w:fldCharType="end"/>
+        </w:r>
+      </w:hyperlink>
+    </w:p>
+    <w:p>
+      <w:pPr>
+        <w:pStyle w:val="TOC1"/>
+        <w:rPr>
+          <w:rFonts w:asciiTheme="minorHAnsi" w:eastAsiaTheme="minorEastAsia" w:hAnsiTheme="minorHAnsi" w:cstheme="minorBidi"/>
+          <w:b w:val="0"/>
+          <w:noProof/>
+          <w:kern w:val="2"/>
+          <w:sz w:val="24"/>
+          <w:szCs w:val="24"/>
+          <w:lang w:eastAsia="en-GB"/>
+          <w14:ligatures w14:val="standardContextual"/>
+        </w:rPr>
+      </w:pPr>
+      <w:hyperlink w:anchor="_Toc216884560" w:history="1">
+        <w:r>
+          <w:rPr>
+            <w:rStyle w:val="Hyperlink"/>
+            <w:noProof/>
+          </w:rPr>
+          <w:t>Symbol Definition and Identity Requirements</w:t>
+        </w:r>
+        <w:r>
+          <w:rPr>
+            <w:noProof/>
+            <w:webHidden/>
+          </w:rPr>
+          <w:tab/>
+        </w:r>
+        <w:r>
+          <w:rPr>
+            <w:noProof/>
+            <w:webHidden/>
+          </w:rPr>
+          <w:fldChar w:fldCharType="begin"/>
+        </w:r>
+        <w:r>
+          <w:rPr>
+            <w:noProof/>
+            <w:webHidden/>
+          </w:rPr>
+          <w:instrText xml:space="preserve"> PAGEREF _Toc216884560 \h </w:instrText>
         </w:r>
         <w:r>
           <w:rPr>
@@ -1912,13 +1988,13 @@
           <w14:ligatures w14:val="standardContextual"/>
         </w:rPr>
       </w:pPr>
-      <w:hyperlink w:anchor="_Toc211258259" w:history="1">
+      <w:hyperlink w:anchor="_Toc216884561" w:history="1">
         <w:r>
           <w:rPr>
             <w:rStyle w:val="Hyperlink"/>
             <w:noProof/>
           </w:rPr>
-          <w:t>Overview</w:t>
+          <w:t>Additional Definition Requirements</w:t>
         </w:r>
         <w:r>
           <w:rPr>
@@ -1939,7 +2015,7 @@
             <w:noProof/>
             <w:webHidden/>
           </w:rPr>
-          <w:instrText xml:space="preserve"> PAGEREF _Toc211258259 \h </w:instrText>
+          <w:instrText xml:space="preserve"> PAGEREF _Toc216884561 \h </w:instrText>
         </w:r>
         <w:r>
           <w:rPr>
@@ -1972,10 +2048,9 @@
     </w:p>
     <w:p>
       <w:pPr>
-        <w:pStyle w:val="TOC1"/>
+        <w:pStyle w:val="TOC3"/>
         <w:rPr>
           <w:rFonts w:asciiTheme="minorHAnsi" w:eastAsiaTheme="minorEastAsia" w:hAnsiTheme="minorHAnsi" w:cstheme="minorBidi"/>
-          <w:b w:val="0"/>
           <w:noProof/>
           <w:kern w:val="2"/>
           <w:sz w:val="24"/>
@@ -1984,13 +2059,14 @@
           <w14:ligatures w14:val="standardContextual"/>
         </w:rPr>
       </w:pPr>
-      <w:hyperlink w:anchor="_Toc211258260" w:history="1">
+      <w:hyperlink w:anchor="_Toc216884562" w:history="1">
         <w:r>
           <w:rPr>
             <w:rStyle w:val="Hyperlink"/>
             <w:noProof/>
+            <w:lang w:val="en-US"/>
           </w:rPr>
-          <w:t>DrawIO symbol definition and svg export plugin</w:t>
+          <w:t>Unique Symbol Reference</w:t>
         </w:r>
         <w:r>
           <w:rPr>
@@ -2011,7 +2087,7 @@
             <w:noProof/>
             <w:webHidden/>
           </w:rPr>
-          <w:instrText xml:space="preserve"> PAGEREF _Toc211258260 \h </w:instrText>
+          <w:instrText xml:space="preserve"> PAGEREF _Toc216884562 \h </w:instrText>
         </w:r>
         <w:r>
           <w:rPr>
@@ -2044,10 +2120,9 @@
     </w:p>
     <w:p>
       <w:pPr>
-        <w:pStyle w:val="TOC1"/>
+        <w:pStyle w:val="TOC3"/>
         <w:rPr>
           <w:rFonts w:asciiTheme="minorHAnsi" w:eastAsiaTheme="minorEastAsia" w:hAnsiTheme="minorHAnsi" w:cstheme="minorBidi"/>
-          <w:b w:val="0"/>
           <w:noProof/>
           <w:kern w:val="2"/>
           <w:sz w:val="24"/>
@@ -2056,13 +2131,14 @@
           <w14:ligatures w14:val="standardContextual"/>
         </w:rPr>
       </w:pPr>
-      <w:hyperlink w:anchor="_Toc211258261" w:history="1">
+      <w:hyperlink w:anchor="_Toc216884563" w:history="1">
         <w:r>
           <w:rPr>
             <w:rStyle w:val="Hyperlink"/>
             <w:noProof/>
+            <w:lang w:val="en-US"/>
           </w:rPr>
-          <w:t>Overview</w:t>
+          <w:t>NodePosition Types</w:t>
         </w:r>
         <w:r>
           <w:rPr>
@@ -2083,292 +2159,7 @@
             <w:noProof/>
             <w:webHidden/>
           </w:rPr>
-          <w:instrText xml:space="preserve"> PAGEREF _Toc211258261 \h </w:instrText>
-        </w:r>
-        <w:r>
-          <w:rPr>
-            <w:noProof/>
-            <w:webHidden/>
-          </w:rPr>
-        </w:r>
-        <w:r>
-          <w:rPr>
-            <w:noProof/>
-            <w:webHidden/>
-          </w:rPr>
-          <w:fldChar w:fldCharType="separate"/>
-        </w:r>
-        <w:r>
-          <w:rPr>
-            <w:noProof/>
-            <w:webHidden/>
-          </w:rPr>
-          <w:t>6</w:t>
-        </w:r>
-        <w:r>
-          <w:rPr>
-            <w:noProof/>
-            <w:webHidden/>
-          </w:rPr>
-          <w:fldChar w:fldCharType="end"/>
-        </w:r>
-      </w:hyperlink>
-    </w:p>
-    <w:p>
-      <w:pPr>
-        <w:pStyle w:val="TOC1"/>
-        <w:rPr>
-          <w:rFonts w:asciiTheme="minorHAnsi" w:eastAsiaTheme="minorEastAsia" w:hAnsiTheme="minorHAnsi" w:cstheme="minorBidi"/>
-          <w:b w:val="0"/>
-          <w:noProof/>
-          <w:kern w:val="2"/>
-          <w:sz w:val="24"/>
-          <w:szCs w:val="24"/>
-          <w:lang w:eastAsia="en-GB"/>
-          <w14:ligatures w14:val="standardContextual"/>
-        </w:rPr>
-      </w:pPr>
-      <w:hyperlink w:anchor="_Toc211258262" w:history="1">
-        <w:r>
-          <w:rPr>
-            <w:rStyle w:val="Hyperlink"/>
-            <w:noProof/>
-          </w:rPr>
-          <w:t>DrawIO symbol definition</w:t>
-        </w:r>
-        <w:r>
-          <w:rPr>
-            <w:noProof/>
-            <w:webHidden/>
-          </w:rPr>
-          <w:tab/>
-        </w:r>
-        <w:r>
-          <w:rPr>
-            <w:noProof/>
-            <w:webHidden/>
-          </w:rPr>
-          <w:fldChar w:fldCharType="begin"/>
-        </w:r>
-        <w:r>
-          <w:rPr>
-            <w:noProof/>
-            <w:webHidden/>
-          </w:rPr>
-          <w:instrText xml:space="preserve"> PAGEREF _Toc211258262 \h </w:instrText>
-        </w:r>
-        <w:r>
-          <w:rPr>
-            <w:noProof/>
-            <w:webHidden/>
-          </w:rPr>
-        </w:r>
-        <w:r>
-          <w:rPr>
-            <w:noProof/>
-            <w:webHidden/>
-          </w:rPr>
-          <w:fldChar w:fldCharType="separate"/>
-        </w:r>
-        <w:r>
-          <w:rPr>
-            <w:noProof/>
-            <w:webHidden/>
-          </w:rPr>
-          <w:t>6</w:t>
-        </w:r>
-        <w:r>
-          <w:rPr>
-            <w:noProof/>
-            <w:webHidden/>
-          </w:rPr>
-          <w:fldChar w:fldCharType="end"/>
-        </w:r>
-      </w:hyperlink>
-    </w:p>
-    <w:p>
-      <w:pPr>
-        <w:pStyle w:val="TOC2"/>
-        <w:rPr>
-          <w:rFonts w:asciiTheme="minorHAnsi" w:eastAsiaTheme="minorEastAsia" w:hAnsiTheme="minorHAnsi" w:cstheme="minorBidi"/>
-          <w:noProof/>
-          <w:kern w:val="2"/>
-          <w:sz w:val="24"/>
-          <w:szCs w:val="24"/>
-          <w:lang w:eastAsia="en-GB"/>
-          <w14:ligatures w14:val="standardContextual"/>
-        </w:rPr>
-      </w:pPr>
-      <w:hyperlink w:anchor="_Toc211258263" w:history="1">
-        <w:r>
-          <w:rPr>
-            <w:rStyle w:val="Hyperlink"/>
-            <w:noProof/>
-          </w:rPr>
-          <w:t>Layer definition</w:t>
-        </w:r>
-        <w:r>
-          <w:rPr>
-            <w:noProof/>
-            <w:webHidden/>
-          </w:rPr>
-          <w:tab/>
-        </w:r>
-        <w:r>
-          <w:rPr>
-            <w:noProof/>
-            <w:webHidden/>
-          </w:rPr>
-          <w:fldChar w:fldCharType="begin"/>
-        </w:r>
-        <w:r>
-          <w:rPr>
-            <w:noProof/>
-            <w:webHidden/>
-          </w:rPr>
-          <w:instrText xml:space="preserve"> PAGEREF _Toc211258263 \h </w:instrText>
-        </w:r>
-        <w:r>
-          <w:rPr>
-            <w:noProof/>
-            <w:webHidden/>
-          </w:rPr>
-        </w:r>
-        <w:r>
-          <w:rPr>
-            <w:noProof/>
-            <w:webHidden/>
-          </w:rPr>
-          <w:fldChar w:fldCharType="separate"/>
-        </w:r>
-        <w:r>
-          <w:rPr>
-            <w:noProof/>
-            <w:webHidden/>
-          </w:rPr>
-          <w:t>6</w:t>
-        </w:r>
-        <w:r>
-          <w:rPr>
-            <w:noProof/>
-            <w:webHidden/>
-          </w:rPr>
-          <w:fldChar w:fldCharType="end"/>
-        </w:r>
-      </w:hyperlink>
-    </w:p>
-    <w:p>
-      <w:pPr>
-        <w:pStyle w:val="TOC2"/>
-        <w:rPr>
-          <w:rFonts w:asciiTheme="minorHAnsi" w:eastAsiaTheme="minorEastAsia" w:hAnsiTheme="minorHAnsi" w:cstheme="minorBidi"/>
-          <w:noProof/>
-          <w:kern w:val="2"/>
-          <w:sz w:val="24"/>
-          <w:szCs w:val="24"/>
-          <w:lang w:eastAsia="en-GB"/>
-          <w14:ligatures w14:val="standardContextual"/>
-        </w:rPr>
-      </w:pPr>
-      <w:hyperlink w:anchor="_Toc211258264" w:history="1">
-        <w:r>
-          <w:rPr>
-            <w:rStyle w:val="Hyperlink"/>
-            <w:noProof/>
-          </w:rPr>
-          <w:t>‘Special’ symbol definition</w:t>
-        </w:r>
-        <w:r>
-          <w:rPr>
-            <w:noProof/>
-            <w:webHidden/>
-          </w:rPr>
-          <w:tab/>
-        </w:r>
-        <w:r>
-          <w:rPr>
-            <w:noProof/>
-            <w:webHidden/>
-          </w:rPr>
-          <w:fldChar w:fldCharType="begin"/>
-        </w:r>
-        <w:r>
-          <w:rPr>
-            <w:noProof/>
-            <w:webHidden/>
-          </w:rPr>
-          <w:instrText xml:space="preserve"> PAGEREF _Toc211258264 \h </w:instrText>
-        </w:r>
-        <w:r>
-          <w:rPr>
-            <w:noProof/>
-            <w:webHidden/>
-          </w:rPr>
-        </w:r>
-        <w:r>
-          <w:rPr>
-            <w:noProof/>
-            <w:webHidden/>
-          </w:rPr>
-          <w:fldChar w:fldCharType="separate"/>
-        </w:r>
-        <w:r>
-          <w:rPr>
-            <w:noProof/>
-            <w:webHidden/>
-          </w:rPr>
-          <w:t>6</w:t>
-        </w:r>
-        <w:r>
-          <w:rPr>
-            <w:noProof/>
-            <w:webHidden/>
-          </w:rPr>
-          <w:fldChar w:fldCharType="end"/>
-        </w:r>
-      </w:hyperlink>
-    </w:p>
-    <w:p>
-      <w:pPr>
-        <w:pStyle w:val="TOC2"/>
-        <w:rPr>
-          <w:rFonts w:asciiTheme="minorHAnsi" w:eastAsiaTheme="minorEastAsia" w:hAnsiTheme="minorHAnsi" w:cstheme="minorBidi"/>
-          <w:noProof/>
-          <w:kern w:val="2"/>
-          <w:sz w:val="24"/>
-          <w:szCs w:val="24"/>
-          <w:lang w:eastAsia="en-GB"/>
-          <w14:ligatures w14:val="standardContextual"/>
-        </w:rPr>
-      </w:pPr>
-      <w:hyperlink w:anchor="_Toc211258265" w:history="1">
-        <w:r>
-          <w:rPr>
-            <w:rStyle w:val="Hyperlink"/>
-            <w:noProof/>
-          </w:rPr>
-          <w:t>Property definition</w:t>
-        </w:r>
-        <w:r>
-          <w:rPr>
-            <w:noProof/>
-            <w:webHidden/>
-          </w:rPr>
-          <w:tab/>
-        </w:r>
-        <w:r>
-          <w:rPr>
-            <w:noProof/>
-            <w:webHidden/>
-          </w:rPr>
-          <w:fldChar w:fldCharType="begin"/>
-        </w:r>
-        <w:r>
-          <w:rPr>
-            <w:noProof/>
-            <w:webHidden/>
-          </w:rPr>
-          <w:instrText xml:space="preserve"> PAGEREF _Toc211258265 \h </w:instrText>
+          <w:instrText xml:space="preserve"> PAGEREF _Toc216884563 \h </w:instrText>
         </w:r>
         <w:r>
           <w:rPr>
@@ -2412,13 +2203,14 @@
           <w14:ligatures w14:val="standardContextual"/>
         </w:rPr>
       </w:pPr>
-      <w:hyperlink w:anchor="_Toc211258266" w:history="1">
+      <w:hyperlink w:anchor="_Toc216884564" w:history="1">
         <w:r>
           <w:rPr>
             <w:rStyle w:val="Hyperlink"/>
             <w:noProof/>
+            <w:lang w:val="en-US"/>
           </w:rPr>
-          <w:t>Dimension:</w:t>
+          <w:t>Node Direction</w:t>
         </w:r>
         <w:r>
           <w:rPr>
@@ -2439,7 +2231,7 @@
             <w:noProof/>
             <w:webHidden/>
           </w:rPr>
-          <w:instrText xml:space="preserve"> PAGEREF _Toc211258266 \h </w:instrText>
+          <w:instrText xml:space="preserve"> PAGEREF _Toc216884564 \h </w:instrText>
         </w:r>
         <w:r>
           <w:rPr>
@@ -2483,13 +2275,13 @@
           <w14:ligatures w14:val="standardContextual"/>
         </w:rPr>
       </w:pPr>
-      <w:hyperlink w:anchor="_Toc211258267" w:history="1">
+      <w:hyperlink w:anchor="_Toc216884565" w:history="1">
         <w:r>
           <w:rPr>
             <w:rStyle w:val="Hyperlink"/>
             <w:noProof/>
           </w:rPr>
-          <w:t>Connection Point:</w:t>
+          <w:t>Label Attribute Definitions</w:t>
         </w:r>
         <w:r>
           <w:rPr>
@@ -2510,7 +2302,7 @@
             <w:noProof/>
             <w:webHidden/>
           </w:rPr>
-          <w:instrText xml:space="preserve"> PAGEREF _Toc211258267 \h </w:instrText>
+          <w:instrText xml:space="preserve"> PAGEREF _Toc216884565 \h </w:instrText>
         </w:r>
         <w:r>
           <w:rPr>
@@ -2543,7 +2335,7 @@
     </w:p>
     <w:p>
       <w:pPr>
-        <w:pStyle w:val="TOC2"/>
+        <w:pStyle w:val="TOC3"/>
         <w:rPr>
           <w:rFonts w:asciiTheme="minorHAnsi" w:eastAsiaTheme="minorEastAsia" w:hAnsiTheme="minorHAnsi" w:cstheme="minorBidi"/>
           <w:noProof/>
@@ -2554,13 +2346,13 @@
           <w14:ligatures w14:val="standardContextual"/>
         </w:rPr>
       </w:pPr>
-      <w:hyperlink w:anchor="_Toc211258268" w:history="1">
+      <w:hyperlink w:anchor="_Toc216884566" w:history="1">
         <w:r>
           <w:rPr>
             <w:rStyle w:val="Hyperlink"/>
             <w:noProof/>
           </w:rPr>
-          <w:t>Example file:</w:t>
+          <w:t>Symbol Variants</w:t>
         </w:r>
         <w:r>
           <w:rPr>
@@ -2581,7 +2373,7 @@
             <w:noProof/>
             <w:webHidden/>
           </w:rPr>
-          <w:instrText xml:space="preserve"> PAGEREF _Toc211258268 \h </w:instrText>
+          <w:instrText xml:space="preserve"> PAGEREF _Toc216884566 \h </w:instrText>
         </w:r>
         <w:r>
           <w:rPr>
@@ -2601,7 +2393,7 @@
             <w:noProof/>
             <w:webHidden/>
           </w:rPr>
-          <w:t>8</w:t>
+          <w:t>7</w:t>
         </w:r>
         <w:r>
           <w:rPr>
@@ -2614,1007 +2406,6 @@
     </w:p>
     <w:p>
       <w:pPr>
-        <w:pStyle w:val="TOC1"/>
-        <w:rPr>
-          <w:rFonts w:asciiTheme="minorHAnsi" w:eastAsiaTheme="minorEastAsia" w:hAnsiTheme="minorHAnsi" w:cstheme="minorBidi"/>
-          <w:b w:val="0"/>
-          <w:noProof/>
-          <w:kern w:val="2"/>
-          <w:sz w:val="24"/>
-          <w:szCs w:val="24"/>
-          <w:lang w:eastAsia="en-GB"/>
-          <w14:ligatures w14:val="standardContextual"/>
-        </w:rPr>
-      </w:pPr>
-      <w:hyperlink w:anchor="_Toc211258269" w:history="1">
-        <w:r>
-          <w:rPr>
-            <w:rStyle w:val="Hyperlink"/>
-            <w:noProof/>
-          </w:rPr>
-          <w:t>SVG Plug-in</w:t>
-        </w:r>
-        <w:r>
-          <w:rPr>
-            <w:noProof/>
-            <w:webHidden/>
-          </w:rPr>
-          <w:tab/>
-        </w:r>
-        <w:r>
-          <w:rPr>
-            <w:noProof/>
-            <w:webHidden/>
-          </w:rPr>
-          <w:fldChar w:fldCharType="begin"/>
-        </w:r>
-        <w:r>
-          <w:rPr>
-            <w:noProof/>
-            <w:webHidden/>
-          </w:rPr>
-          <w:instrText xml:space="preserve"> PAGEREF _Toc211258269 \h </w:instrText>
-        </w:r>
-        <w:r>
-          <w:rPr>
-            <w:noProof/>
-            <w:webHidden/>
-          </w:rPr>
-        </w:r>
-        <w:r>
-          <w:rPr>
-            <w:noProof/>
-            <w:webHidden/>
-          </w:rPr>
-          <w:fldChar w:fldCharType="separate"/>
-        </w:r>
-        <w:r>
-          <w:rPr>
-            <w:noProof/>
-            <w:webHidden/>
-          </w:rPr>
-          <w:t>8</w:t>
-        </w:r>
-        <w:r>
-          <w:rPr>
-            <w:noProof/>
-            <w:webHidden/>
-          </w:rPr>
-          <w:fldChar w:fldCharType="end"/>
-        </w:r>
-      </w:hyperlink>
-    </w:p>
-    <w:p>
-      <w:pPr>
-        <w:pStyle w:val="TOC2"/>
-        <w:rPr>
-          <w:rFonts w:asciiTheme="minorHAnsi" w:eastAsiaTheme="minorEastAsia" w:hAnsiTheme="minorHAnsi" w:cstheme="minorBidi"/>
-          <w:noProof/>
-          <w:kern w:val="2"/>
-          <w:sz w:val="24"/>
-          <w:szCs w:val="24"/>
-          <w:lang w:eastAsia="en-GB"/>
-          <w14:ligatures w14:val="standardContextual"/>
-        </w:rPr>
-      </w:pPr>
-      <w:hyperlink w:anchor="_Toc211258270" w:history="1">
-        <w:r>
-          <w:rPr>
-            <w:rStyle w:val="Hyperlink"/>
-            <w:noProof/>
-          </w:rPr>
-          <w:t>Install</w:t>
-        </w:r>
-        <w:r>
-          <w:rPr>
-            <w:noProof/>
-            <w:webHidden/>
-          </w:rPr>
-          <w:tab/>
-        </w:r>
-        <w:r>
-          <w:rPr>
-            <w:noProof/>
-            <w:webHidden/>
-          </w:rPr>
-          <w:fldChar w:fldCharType="begin"/>
-        </w:r>
-        <w:r>
-          <w:rPr>
-            <w:noProof/>
-            <w:webHidden/>
-          </w:rPr>
-          <w:instrText xml:space="preserve"> PAGEREF _Toc211258270 \h </w:instrText>
-        </w:r>
-        <w:r>
-          <w:rPr>
-            <w:noProof/>
-            <w:webHidden/>
-          </w:rPr>
-        </w:r>
-        <w:r>
-          <w:rPr>
-            <w:noProof/>
-            <w:webHidden/>
-          </w:rPr>
-          <w:fldChar w:fldCharType="separate"/>
-        </w:r>
-        <w:r>
-          <w:rPr>
-            <w:noProof/>
-            <w:webHidden/>
-          </w:rPr>
-          <w:t>8</w:t>
-        </w:r>
-        <w:r>
-          <w:rPr>
-            <w:noProof/>
-            <w:webHidden/>
-          </w:rPr>
-          <w:fldChar w:fldCharType="end"/>
-        </w:r>
-      </w:hyperlink>
-    </w:p>
-    <w:p>
-      <w:pPr>
-        <w:pStyle w:val="TOC2"/>
-        <w:rPr>
-          <w:rFonts w:asciiTheme="minorHAnsi" w:eastAsiaTheme="minorEastAsia" w:hAnsiTheme="minorHAnsi" w:cstheme="minorBidi"/>
-          <w:noProof/>
-          <w:kern w:val="2"/>
-          <w:sz w:val="24"/>
-          <w:szCs w:val="24"/>
-          <w:lang w:eastAsia="en-GB"/>
-          <w14:ligatures w14:val="standardContextual"/>
-        </w:rPr>
-      </w:pPr>
-      <w:hyperlink w:anchor="_Toc211258271" w:history="1">
-        <w:r>
-          <w:rPr>
-            <w:rStyle w:val="Hyperlink"/>
-            <w:noProof/>
-          </w:rPr>
-          <w:t>Configuration Options</w:t>
-        </w:r>
-        <w:r>
-          <w:rPr>
-            <w:noProof/>
-            <w:webHidden/>
-          </w:rPr>
-          <w:tab/>
-        </w:r>
-        <w:r>
-          <w:rPr>
-            <w:noProof/>
-            <w:webHidden/>
-          </w:rPr>
-          <w:fldChar w:fldCharType="begin"/>
-        </w:r>
-        <w:r>
-          <w:rPr>
-            <w:noProof/>
-            <w:webHidden/>
-          </w:rPr>
-          <w:instrText xml:space="preserve"> PAGEREF _Toc211258271 \h </w:instrText>
-        </w:r>
-        <w:r>
-          <w:rPr>
-            <w:noProof/>
-            <w:webHidden/>
-          </w:rPr>
-        </w:r>
-        <w:r>
-          <w:rPr>
-            <w:noProof/>
-            <w:webHidden/>
-          </w:rPr>
-          <w:fldChar w:fldCharType="separate"/>
-        </w:r>
-        <w:r>
-          <w:rPr>
-            <w:noProof/>
-            <w:webHidden/>
-          </w:rPr>
-          <w:t>8</w:t>
-        </w:r>
-        <w:r>
-          <w:rPr>
-            <w:noProof/>
-            <w:webHidden/>
-          </w:rPr>
-          <w:fldChar w:fldCharType="end"/>
-        </w:r>
-      </w:hyperlink>
-    </w:p>
-    <w:p>
-      <w:pPr>
-        <w:pStyle w:val="TOC2"/>
-        <w:rPr>
-          <w:rFonts w:asciiTheme="minorHAnsi" w:eastAsiaTheme="minorEastAsia" w:hAnsiTheme="minorHAnsi" w:cstheme="minorBidi"/>
-          <w:noProof/>
-          <w:kern w:val="2"/>
-          <w:sz w:val="24"/>
-          <w:szCs w:val="24"/>
-          <w:lang w:eastAsia="en-GB"/>
-          <w14:ligatures w14:val="standardContextual"/>
-        </w:rPr>
-      </w:pPr>
-      <w:hyperlink w:anchor="_Toc211258272" w:history="1">
-        <w:r>
-          <w:rPr>
-            <w:rStyle w:val="Hyperlink"/>
-            <w:noProof/>
-          </w:rPr>
-          <w:t>Transfer Requirements</w:t>
-        </w:r>
-        <w:r>
-          <w:rPr>
-            <w:noProof/>
-            <w:webHidden/>
-          </w:rPr>
-          <w:tab/>
-        </w:r>
-        <w:r>
-          <w:rPr>
-            <w:noProof/>
-            <w:webHidden/>
-          </w:rPr>
-          <w:fldChar w:fldCharType="begin"/>
-        </w:r>
-        <w:r>
-          <w:rPr>
-            <w:noProof/>
-            <w:webHidden/>
-          </w:rPr>
-          <w:instrText xml:space="preserve"> PAGEREF _Toc211258272 \h </w:instrText>
-        </w:r>
-        <w:r>
-          <w:rPr>
-            <w:noProof/>
-            <w:webHidden/>
-          </w:rPr>
-        </w:r>
-        <w:r>
-          <w:rPr>
-            <w:noProof/>
-            <w:webHidden/>
-          </w:rPr>
-          <w:fldChar w:fldCharType="separate"/>
-        </w:r>
-        <w:r>
-          <w:rPr>
-            <w:noProof/>
-            <w:webHidden/>
-          </w:rPr>
-          <w:t>8</w:t>
-        </w:r>
-        <w:r>
-          <w:rPr>
-            <w:noProof/>
-            <w:webHidden/>
-          </w:rPr>
-          <w:fldChar w:fldCharType="end"/>
-        </w:r>
-      </w:hyperlink>
-    </w:p>
-    <w:p>
-      <w:pPr>
-        <w:pStyle w:val="TOC3"/>
-        <w:rPr>
-          <w:rFonts w:asciiTheme="minorHAnsi" w:eastAsiaTheme="minorEastAsia" w:hAnsiTheme="minorHAnsi" w:cstheme="minorBidi"/>
-          <w:noProof/>
-          <w:kern w:val="2"/>
-          <w:sz w:val="24"/>
-          <w:szCs w:val="24"/>
-          <w:lang w:eastAsia="en-GB"/>
-          <w14:ligatures w14:val="standardContextual"/>
-        </w:rPr>
-      </w:pPr>
-      <w:hyperlink w:anchor="_Toc211258273" w:history="1">
-        <w:r>
-          <w:rPr>
-            <w:rStyle w:val="Hyperlink"/>
-            <w:noProof/>
-          </w:rPr>
-          <w:t>Symbols</w:t>
-        </w:r>
-        <w:r>
-          <w:rPr>
-            <w:noProof/>
-            <w:webHidden/>
-          </w:rPr>
-          <w:tab/>
-        </w:r>
-        <w:r>
-          <w:rPr>
-            <w:noProof/>
-            <w:webHidden/>
-          </w:rPr>
-          <w:fldChar w:fldCharType="begin"/>
-        </w:r>
-        <w:r>
-          <w:rPr>
-            <w:noProof/>
-            <w:webHidden/>
-          </w:rPr>
-          <w:instrText xml:space="preserve"> PAGEREF _Toc211258273 \h </w:instrText>
-        </w:r>
-        <w:r>
-          <w:rPr>
-            <w:noProof/>
-            <w:webHidden/>
-          </w:rPr>
-        </w:r>
-        <w:r>
-          <w:rPr>
-            <w:noProof/>
-            <w:webHidden/>
-          </w:rPr>
-          <w:fldChar w:fldCharType="separate"/>
-        </w:r>
-        <w:r>
-          <w:rPr>
-            <w:noProof/>
-            <w:webHidden/>
-          </w:rPr>
-          <w:t>10</w:t>
-        </w:r>
-        <w:r>
-          <w:rPr>
-            <w:noProof/>
-            <w:webHidden/>
-          </w:rPr>
-          <w:fldChar w:fldCharType="end"/>
-        </w:r>
-      </w:hyperlink>
-    </w:p>
-    <w:p>
-      <w:pPr>
-        <w:pStyle w:val="TOC1"/>
-        <w:rPr>
-          <w:rFonts w:asciiTheme="minorHAnsi" w:eastAsiaTheme="minorEastAsia" w:hAnsiTheme="minorHAnsi" w:cstheme="minorBidi"/>
-          <w:b w:val="0"/>
-          <w:noProof/>
-          <w:kern w:val="2"/>
-          <w:sz w:val="24"/>
-          <w:szCs w:val="24"/>
-          <w:lang w:eastAsia="en-GB"/>
-          <w14:ligatures w14:val="standardContextual"/>
-        </w:rPr>
-      </w:pPr>
-      <w:hyperlink w:anchor="_Toc211258274" w:history="1">
-        <w:r>
-          <w:rPr>
-            <w:rStyle w:val="Hyperlink"/>
-            <w:noProof/>
-          </w:rPr>
-          <w:t>ANNEX D: Symbol Rotation and mirroring - example</w:t>
-        </w:r>
-        <w:r>
-          <w:rPr>
-            <w:noProof/>
-            <w:webHidden/>
-          </w:rPr>
-          <w:tab/>
-        </w:r>
-        <w:r>
-          <w:rPr>
-            <w:noProof/>
-            <w:webHidden/>
-          </w:rPr>
-          <w:fldChar w:fldCharType="begin"/>
-        </w:r>
-        <w:r>
-          <w:rPr>
-            <w:noProof/>
-            <w:webHidden/>
-          </w:rPr>
-          <w:instrText xml:space="preserve"> PAGEREF _Toc211258274 \h </w:instrText>
-        </w:r>
-        <w:r>
-          <w:rPr>
-            <w:noProof/>
-            <w:webHidden/>
-          </w:rPr>
-        </w:r>
-        <w:r>
-          <w:rPr>
-            <w:noProof/>
-            <w:webHidden/>
-          </w:rPr>
-          <w:fldChar w:fldCharType="separate"/>
-        </w:r>
-        <w:r>
-          <w:rPr>
-            <w:noProof/>
-            <w:webHidden/>
-          </w:rPr>
-          <w:t>11</w:t>
-        </w:r>
-        <w:r>
-          <w:rPr>
-            <w:noProof/>
-            <w:webHidden/>
-          </w:rPr>
-          <w:fldChar w:fldCharType="end"/>
-        </w:r>
-      </w:hyperlink>
-    </w:p>
-    <w:p>
-      <w:pPr>
-        <w:pStyle w:val="TOC2"/>
-        <w:rPr>
-          <w:rFonts w:asciiTheme="minorHAnsi" w:eastAsiaTheme="minorEastAsia" w:hAnsiTheme="minorHAnsi" w:cstheme="minorBidi"/>
-          <w:noProof/>
-          <w:kern w:val="2"/>
-          <w:sz w:val="24"/>
-          <w:szCs w:val="24"/>
-          <w:lang w:eastAsia="en-GB"/>
-          <w14:ligatures w14:val="standardContextual"/>
-        </w:rPr>
-      </w:pPr>
-      <w:hyperlink w:anchor="_Toc211258275" w:history="1">
-        <w:r>
-          <w:rPr>
-            <w:rStyle w:val="Hyperlink"/>
-            <w:noProof/>
-            <w:lang w:val="en-US"/>
-          </w:rPr>
-          <w:t>Rotation and Mirroring in DEXPI and Proteus</w:t>
-        </w:r>
-        <w:r>
-          <w:rPr>
-            <w:noProof/>
-            <w:webHidden/>
-          </w:rPr>
-          <w:tab/>
-        </w:r>
-        <w:r>
-          <w:rPr>
-            <w:noProof/>
-            <w:webHidden/>
-          </w:rPr>
-          <w:fldChar w:fldCharType="begin"/>
-        </w:r>
-        <w:r>
-          <w:rPr>
-            <w:noProof/>
-            <w:webHidden/>
-          </w:rPr>
-          <w:instrText xml:space="preserve"> PAGEREF _Toc211258275 \h </w:instrText>
-        </w:r>
-        <w:r>
-          <w:rPr>
-            <w:noProof/>
-            <w:webHidden/>
-          </w:rPr>
-        </w:r>
-        <w:r>
-          <w:rPr>
-            <w:noProof/>
-            <w:webHidden/>
-          </w:rPr>
-          <w:fldChar w:fldCharType="separate"/>
-        </w:r>
-        <w:r>
-          <w:rPr>
-            <w:noProof/>
-            <w:webHidden/>
-          </w:rPr>
-          <w:t>12</w:t>
-        </w:r>
-        <w:r>
-          <w:rPr>
-            <w:noProof/>
-            <w:webHidden/>
-          </w:rPr>
-          <w:fldChar w:fldCharType="end"/>
-        </w:r>
-      </w:hyperlink>
-    </w:p>
-    <w:p>
-      <w:pPr>
-        <w:pStyle w:val="TOC3"/>
-        <w:rPr>
-          <w:rFonts w:asciiTheme="minorHAnsi" w:eastAsiaTheme="minorEastAsia" w:hAnsiTheme="minorHAnsi" w:cstheme="minorBidi"/>
-          <w:noProof/>
-          <w:kern w:val="2"/>
-          <w:sz w:val="24"/>
-          <w:szCs w:val="24"/>
-          <w:lang w:eastAsia="en-GB"/>
-          <w14:ligatures w14:val="standardContextual"/>
-        </w:rPr>
-      </w:pPr>
-      <w:hyperlink w:anchor="_Toc211258276" w:history="1">
-        <w:r>
-          <w:rPr>
-            <w:rStyle w:val="Hyperlink"/>
-            <w:noProof/>
-            <w:lang w:val="en-US"/>
-          </w:rPr>
-          <w:t>DEXPI</w:t>
-        </w:r>
-        <w:r>
-          <w:rPr>
-            <w:noProof/>
-            <w:webHidden/>
-          </w:rPr>
-          <w:tab/>
-        </w:r>
-        <w:r>
-          <w:rPr>
-            <w:noProof/>
-            <w:webHidden/>
-          </w:rPr>
-          <w:fldChar w:fldCharType="begin"/>
-        </w:r>
-        <w:r>
-          <w:rPr>
-            <w:noProof/>
-            <w:webHidden/>
-          </w:rPr>
-          <w:instrText xml:space="preserve"> PAGEREF _Toc211258276 \h </w:instrText>
-        </w:r>
-        <w:r>
-          <w:rPr>
-            <w:noProof/>
-            <w:webHidden/>
-          </w:rPr>
-        </w:r>
-        <w:r>
-          <w:rPr>
-            <w:noProof/>
-            <w:webHidden/>
-          </w:rPr>
-          <w:fldChar w:fldCharType="separate"/>
-        </w:r>
-        <w:r>
-          <w:rPr>
-            <w:noProof/>
-            <w:webHidden/>
-          </w:rPr>
-          <w:t>12</w:t>
-        </w:r>
-        <w:r>
-          <w:rPr>
-            <w:noProof/>
-            <w:webHidden/>
-          </w:rPr>
-          <w:fldChar w:fldCharType="end"/>
-        </w:r>
-      </w:hyperlink>
-    </w:p>
-    <w:p>
-      <w:pPr>
-        <w:pStyle w:val="TOC3"/>
-        <w:rPr>
-          <w:rFonts w:asciiTheme="minorHAnsi" w:eastAsiaTheme="minorEastAsia" w:hAnsiTheme="minorHAnsi" w:cstheme="minorBidi"/>
-          <w:noProof/>
-          <w:kern w:val="2"/>
-          <w:sz w:val="24"/>
-          <w:szCs w:val="24"/>
-          <w:lang w:eastAsia="en-GB"/>
-          <w14:ligatures w14:val="standardContextual"/>
-        </w:rPr>
-      </w:pPr>
-      <w:hyperlink w:anchor="_Toc211258277" w:history="1">
-        <w:r>
-          <w:rPr>
-            <w:rStyle w:val="Hyperlink"/>
-            <w:noProof/>
-          </w:rPr>
-          <w:t>Proteus</w:t>
-        </w:r>
-        <w:r>
-          <w:rPr>
-            <w:noProof/>
-            <w:webHidden/>
-          </w:rPr>
-          <w:tab/>
-        </w:r>
-        <w:r>
-          <w:rPr>
-            <w:noProof/>
-            <w:webHidden/>
-          </w:rPr>
-          <w:fldChar w:fldCharType="begin"/>
-        </w:r>
-        <w:r>
-          <w:rPr>
-            <w:noProof/>
-            <w:webHidden/>
-          </w:rPr>
-          <w:instrText xml:space="preserve"> PAGEREF _Toc211258277 \h </w:instrText>
-        </w:r>
-        <w:r>
-          <w:rPr>
-            <w:noProof/>
-            <w:webHidden/>
-          </w:rPr>
-        </w:r>
-        <w:r>
-          <w:rPr>
-            <w:noProof/>
-            <w:webHidden/>
-          </w:rPr>
-          <w:fldChar w:fldCharType="separate"/>
-        </w:r>
-        <w:r>
-          <w:rPr>
-            <w:noProof/>
-            <w:webHidden/>
-          </w:rPr>
-          <w:t>13</w:t>
-        </w:r>
-        <w:r>
-          <w:rPr>
-            <w:noProof/>
-            <w:webHidden/>
-          </w:rPr>
-          <w:fldChar w:fldCharType="end"/>
-        </w:r>
-      </w:hyperlink>
-    </w:p>
-    <w:p>
-      <w:pPr>
-        <w:pStyle w:val="TOC1"/>
-        <w:rPr>
-          <w:rFonts w:asciiTheme="minorHAnsi" w:eastAsiaTheme="minorEastAsia" w:hAnsiTheme="minorHAnsi" w:cstheme="minorBidi"/>
-          <w:b w:val="0"/>
-          <w:noProof/>
-          <w:kern w:val="2"/>
-          <w:sz w:val="24"/>
-          <w:szCs w:val="24"/>
-          <w:lang w:eastAsia="en-GB"/>
-          <w14:ligatures w14:val="standardContextual"/>
-        </w:rPr>
-      </w:pPr>
-      <w:hyperlink w:anchor="_Toc211258278" w:history="1">
-        <w:r>
-          <w:rPr>
-            <w:rStyle w:val="Hyperlink"/>
-            <w:noProof/>
-          </w:rPr>
-          <w:t>ANNEX E: Signal conveying Line Types</w:t>
-        </w:r>
-        <w:r>
-          <w:rPr>
-            <w:noProof/>
-            <w:webHidden/>
-          </w:rPr>
-          <w:tab/>
-        </w:r>
-        <w:r>
-          <w:rPr>
-            <w:noProof/>
-            <w:webHidden/>
-          </w:rPr>
-          <w:fldChar w:fldCharType="begin"/>
-        </w:r>
-        <w:r>
-          <w:rPr>
-            <w:noProof/>
-            <w:webHidden/>
-          </w:rPr>
-          <w:instrText xml:space="preserve"> PAGEREF _Toc211258278 \h </w:instrText>
-        </w:r>
-        <w:r>
-          <w:rPr>
-            <w:noProof/>
-            <w:webHidden/>
-          </w:rPr>
-        </w:r>
-        <w:r>
-          <w:rPr>
-            <w:noProof/>
-            <w:webHidden/>
-          </w:rPr>
-          <w:fldChar w:fldCharType="separate"/>
-        </w:r>
-        <w:r>
-          <w:rPr>
-            <w:noProof/>
-            <w:webHidden/>
-          </w:rPr>
-          <w:t>13</w:t>
-        </w:r>
-        <w:r>
-          <w:rPr>
-            <w:noProof/>
-            <w:webHidden/>
-          </w:rPr>
-          <w:fldChar w:fldCharType="end"/>
-        </w:r>
-      </w:hyperlink>
-    </w:p>
-    <w:p>
-      <w:pPr>
-        <w:pStyle w:val="TOC1"/>
-        <w:rPr>
-          <w:rFonts w:asciiTheme="minorHAnsi" w:eastAsiaTheme="minorEastAsia" w:hAnsiTheme="minorHAnsi" w:cstheme="minorBidi"/>
-          <w:b w:val="0"/>
-          <w:noProof/>
-          <w:kern w:val="2"/>
-          <w:sz w:val="24"/>
-          <w:szCs w:val="24"/>
-          <w:lang w:eastAsia="en-GB"/>
-          <w14:ligatures w14:val="standardContextual"/>
-        </w:rPr>
-      </w:pPr>
-      <w:hyperlink w:anchor="_Toc211258279" w:history="1">
-        <w:r>
-          <w:rPr>
-            <w:rStyle w:val="Hyperlink"/>
-            <w:noProof/>
-          </w:rPr>
-          <w:t>ANNEX F: Valve Label Details</w:t>
-        </w:r>
-        <w:r>
-          <w:rPr>
-            <w:noProof/>
-            <w:webHidden/>
-          </w:rPr>
-          <w:tab/>
-        </w:r>
-        <w:r>
-          <w:rPr>
-            <w:noProof/>
-            <w:webHidden/>
-          </w:rPr>
-          <w:fldChar w:fldCharType="begin"/>
-        </w:r>
-        <w:r>
-          <w:rPr>
-            <w:noProof/>
-            <w:webHidden/>
-          </w:rPr>
-          <w:instrText xml:space="preserve"> PAGEREF _Toc211258279 \h </w:instrText>
-        </w:r>
-        <w:r>
-          <w:rPr>
-            <w:noProof/>
-            <w:webHidden/>
-          </w:rPr>
-        </w:r>
-        <w:r>
-          <w:rPr>
-            <w:noProof/>
-            <w:webHidden/>
-          </w:rPr>
-          <w:fldChar w:fldCharType="separate"/>
-        </w:r>
-        <w:r>
-          <w:rPr>
-            <w:noProof/>
-            <w:webHidden/>
-          </w:rPr>
-          <w:t>14</w:t>
-        </w:r>
-        <w:r>
-          <w:rPr>
-            <w:noProof/>
-            <w:webHidden/>
-          </w:rPr>
-          <w:fldChar w:fldCharType="end"/>
-        </w:r>
-      </w:hyperlink>
-    </w:p>
-    <w:p>
-      <w:pPr>
-        <w:pStyle w:val="TOC1"/>
-        <w:rPr>
-          <w:rFonts w:asciiTheme="minorHAnsi" w:eastAsiaTheme="minorEastAsia" w:hAnsiTheme="minorHAnsi" w:cstheme="minorBidi"/>
-          <w:b w:val="0"/>
-          <w:noProof/>
-          <w:kern w:val="2"/>
-          <w:sz w:val="24"/>
-          <w:szCs w:val="24"/>
-          <w:lang w:eastAsia="en-GB"/>
-          <w14:ligatures w14:val="standardContextual"/>
-        </w:rPr>
-      </w:pPr>
-      <w:hyperlink w:anchor="_Toc211258280" w:history="1">
-        <w:r>
-          <w:rPr>
-            <w:rStyle w:val="Hyperlink"/>
-            <w:noProof/>
-          </w:rPr>
-          <w:t>ANNEX G: Proteus Connection Points &amp; Associations</w:t>
-        </w:r>
-        <w:r>
-          <w:rPr>
-            <w:noProof/>
-            <w:webHidden/>
-          </w:rPr>
-          <w:tab/>
-        </w:r>
-        <w:r>
-          <w:rPr>
-            <w:noProof/>
-            <w:webHidden/>
-          </w:rPr>
-          <w:fldChar w:fldCharType="begin"/>
-        </w:r>
-        <w:r>
-          <w:rPr>
-            <w:noProof/>
-            <w:webHidden/>
-          </w:rPr>
-          <w:instrText xml:space="preserve"> PAGEREF _Toc211258280 \h </w:instrText>
-        </w:r>
-        <w:r>
-          <w:rPr>
-            <w:noProof/>
-            <w:webHidden/>
-          </w:rPr>
-        </w:r>
-        <w:r>
-          <w:rPr>
-            <w:noProof/>
-            <w:webHidden/>
-          </w:rPr>
-          <w:fldChar w:fldCharType="separate"/>
-        </w:r>
-        <w:r>
-          <w:rPr>
-            <w:noProof/>
-            <w:webHidden/>
-          </w:rPr>
-          <w:t>15</w:t>
-        </w:r>
-        <w:r>
-          <w:rPr>
-            <w:noProof/>
-            <w:webHidden/>
-          </w:rPr>
-          <w:fldChar w:fldCharType="end"/>
-        </w:r>
-      </w:hyperlink>
-    </w:p>
-    <w:p>
-      <w:pPr>
-        <w:pStyle w:val="TOC2"/>
-        <w:rPr>
-          <w:rFonts w:asciiTheme="minorHAnsi" w:eastAsiaTheme="minorEastAsia" w:hAnsiTheme="minorHAnsi" w:cstheme="minorBidi"/>
-          <w:noProof/>
-          <w:kern w:val="2"/>
-          <w:sz w:val="24"/>
-          <w:szCs w:val="24"/>
-          <w:lang w:eastAsia="en-GB"/>
-          <w14:ligatures w14:val="standardContextual"/>
-        </w:rPr>
-      </w:pPr>
-      <w:hyperlink w:anchor="_Toc211258281" w:history="1">
-        <w:r>
-          <w:rPr>
-            <w:rStyle w:val="Hyperlink"/>
-            <w:noProof/>
-          </w:rPr>
-          <w:t>Piping Connector</w:t>
-        </w:r>
-        <w:r>
-          <w:rPr>
-            <w:noProof/>
-            <w:webHidden/>
-          </w:rPr>
-          <w:tab/>
-        </w:r>
-        <w:r>
-          <w:rPr>
-            <w:noProof/>
-            <w:webHidden/>
-          </w:rPr>
-          <w:fldChar w:fldCharType="begin"/>
-        </w:r>
-        <w:r>
-          <w:rPr>
-            <w:noProof/>
-            <w:webHidden/>
-          </w:rPr>
-          <w:instrText xml:space="preserve"> PAGEREF _Toc211258281 \h </w:instrText>
-        </w:r>
-        <w:r>
-          <w:rPr>
-            <w:noProof/>
-            <w:webHidden/>
-          </w:rPr>
-        </w:r>
-        <w:r>
-          <w:rPr>
-            <w:noProof/>
-            <w:webHidden/>
-          </w:rPr>
-          <w:fldChar w:fldCharType="separate"/>
-        </w:r>
-        <w:r>
-          <w:rPr>
-            <w:noProof/>
-            <w:webHidden/>
-          </w:rPr>
-          <w:t>15</w:t>
-        </w:r>
-        <w:r>
-          <w:rPr>
-            <w:noProof/>
-            <w:webHidden/>
-          </w:rPr>
-          <w:fldChar w:fldCharType="end"/>
-        </w:r>
-      </w:hyperlink>
-    </w:p>
-    <w:p>
-      <w:pPr>
-        <w:pStyle w:val="TOC2"/>
-        <w:rPr>
-          <w:rFonts w:asciiTheme="minorHAnsi" w:eastAsiaTheme="minorEastAsia" w:hAnsiTheme="minorHAnsi" w:cstheme="minorBidi"/>
-          <w:noProof/>
-          <w:kern w:val="2"/>
-          <w:sz w:val="24"/>
-          <w:szCs w:val="24"/>
-          <w:lang w:eastAsia="en-GB"/>
-          <w14:ligatures w14:val="standardContextual"/>
-        </w:rPr>
-      </w:pPr>
-      <w:hyperlink w:anchor="_Toc211258282" w:history="1">
-        <w:r>
-          <w:rPr>
-            <w:rStyle w:val="Hyperlink"/>
-            <w:noProof/>
-          </w:rPr>
-          <w:t>Instrument Connector</w:t>
-        </w:r>
-        <w:r>
-          <w:rPr>
-            <w:noProof/>
-            <w:webHidden/>
-          </w:rPr>
-          <w:tab/>
-        </w:r>
-        <w:r>
-          <w:rPr>
-            <w:noProof/>
-            <w:webHidden/>
-          </w:rPr>
-          <w:fldChar w:fldCharType="begin"/>
-        </w:r>
-        <w:r>
-          <w:rPr>
-            <w:noProof/>
-            <w:webHidden/>
-          </w:rPr>
-          <w:instrText xml:space="preserve"> PAGEREF _Toc211258282 \h </w:instrText>
-        </w:r>
-        <w:r>
-          <w:rPr>
-            <w:noProof/>
-            <w:webHidden/>
-          </w:rPr>
-        </w:r>
-        <w:r>
-          <w:rPr>
-            <w:noProof/>
-            <w:webHidden/>
-          </w:rPr>
-          <w:fldChar w:fldCharType="separate"/>
-        </w:r>
-        <w:r>
-          <w:rPr>
-            <w:noProof/>
-            <w:webHidden/>
-          </w:rPr>
-          <w:t>17</w:t>
-        </w:r>
-        <w:r>
-          <w:rPr>
-            <w:noProof/>
-            <w:webHidden/>
-          </w:rPr>
-          <w:fldChar w:fldCharType="end"/>
-        </w:r>
-      </w:hyperlink>
-    </w:p>
-    <w:p>
-      <w:pPr>
         <w:tabs>
           <w:tab w:val="left" w:pos="392"/>
         </w:tabs>
@@ -3656,26 +2447,34 @@
       <w:pPr>
         <w:pStyle w:val="Heading1"/>
       </w:pPr>
-      <w:bookmarkStart w:id="27" w:name="_Toc211258255"/>
+      <w:bookmarkStart w:id="27" w:name="_Toc216884556"/>
       <w:r>
         <w:lastRenderedPageBreak/>
-        <w:t>Overview</w:t>
+        <w:t>DISC DEXPI Profile S</w:t>
+      </w:r>
+      <w:r>
+        <w:t xml:space="preserve">ymbol </w:t>
+      </w:r>
+      <w:r>
+        <w:t>D</w:t>
+      </w:r>
+      <w:r>
+        <w:t>efinition</w:t>
       </w:r>
       <w:bookmarkEnd w:id="27"/>
     </w:p>
     <w:p>
       <w:pPr>
-        <w:pStyle w:val="Heading2"/>
-      </w:pPr>
-      <w:bookmarkStart w:id="28" w:name="_Toc211258256"/>
-      <w:r>
-        <w:t>Purpose</w:t>
+        <w:pStyle w:val="Heading1"/>
+      </w:pPr>
+      <w:bookmarkStart w:id="28" w:name="_Toc216884557"/>
+      <w:r>
+        <w:t>Overview</w:t>
       </w:r>
       <w:bookmarkEnd w:id="28"/>
     </w:p>
     <w:p>
       <w:pPr>
-        <w:spacing w:before="0"/>
         <w:rPr>
           <w:szCs w:val="22"/>
         </w:rPr>
@@ -3684,728 +2483,271 @@
         <w:rPr>
           <w:szCs w:val="22"/>
         </w:rPr>
-        <w:t xml:space="preserve">This document describes the requirements for DISC DEXPI Profile Symbols as used for </w:t>
-      </w:r>
-      <w:r>
-        <w:rPr>
-          <w:szCs w:val="22"/>
-        </w:rPr>
-        <w:t xml:space="preserve">the creation of symbols is the engineering tools used to the create the P&amp;ID and resultant DEXPI file and for </w:t>
-      </w:r>
-      <w:r>
-        <w:rPr>
-          <w:szCs w:val="22"/>
-        </w:rPr>
-        <w:t xml:space="preserve">verification of </w:t>
-      </w:r>
-      <w:proofErr w:type="spellStart"/>
-      <w:r>
-        <w:rPr>
-          <w:szCs w:val="22"/>
-        </w:rPr>
-        <w:t>of</w:t>
-      </w:r>
-      <w:proofErr w:type="spellEnd"/>
-      <w:r>
-        <w:rPr>
-          <w:szCs w:val="22"/>
-        </w:rPr>
-        <w:t xml:space="preserve"> these files.</w:t>
+        <w:t>The P&amp;ID is a detailed graphical representation of the process flow and interconnection of the involved components, including piping, equipment, valves, instrumentation, and other process components.</w:t>
       </w:r>
     </w:p>
     <w:p>
       <w:pPr>
+        <w:rPr>
+          <w:szCs w:val="22"/>
+        </w:rPr>
+      </w:pPr>
+      <w:r>
+        <w:rPr>
+          <w:szCs w:val="22"/>
+        </w:rPr>
+        <w:t xml:space="preserve">Within the </w:t>
+      </w:r>
+      <w:r>
+        <w:rPr>
+          <w:szCs w:val="22"/>
+        </w:rPr>
+        <w:t>DISC</w:t>
+      </w:r>
+      <w:r>
+        <w:rPr>
+          <w:szCs w:val="22"/>
+        </w:rPr>
+        <w:t xml:space="preserve"> DEXPI project the content of the P&amp;ID </w:t>
+      </w:r>
+      <w:r>
+        <w:rPr>
+          <w:szCs w:val="22"/>
+        </w:rPr>
+        <w:t>has been transcribed into a digital format as prescribed by the DEXPI standard through the detailed use of symbol definitions and their mapping, either directly or as the result of project criteria to DEXPI class types or subtypes</w:t>
+      </w:r>
+      <w:r>
+        <w:rPr>
+          <w:szCs w:val="22"/>
+        </w:rPr>
+        <w:t xml:space="preserve">. </w:t>
+      </w:r>
+    </w:p>
+    <w:p>
+      <w:pPr>
+        <w:rPr>
+          <w:szCs w:val="22"/>
+        </w:rPr>
+      </w:pPr>
+      <w:r>
+        <w:rPr>
+          <w:szCs w:val="22"/>
+        </w:rPr>
+        <w:t>The detailed symbol definitions are then used when validating the DEXPI file to ensure correct symbol/class usage and connectivity.</w:t>
+      </w:r>
+      <w:r>
+        <w:rPr>
+          <w:szCs w:val="22"/>
+        </w:rPr>
+        <w:t xml:space="preserve"> For validation it is imperative that the definition of the symbol is given using the DEXPI standard definitions.</w:t>
+      </w:r>
+    </w:p>
+    <w:p>
+      <w:pPr>
         <w:pStyle w:val="Heading2"/>
       </w:pPr>
-      <w:bookmarkStart w:id="29" w:name="_Toc211258257"/>
-      <w:r>
-        <w:t>Abbreviations</w:t>
+      <w:bookmarkStart w:id="29" w:name="_Toc216884558"/>
+      <w:r>
+        <w:t>Symbol Definition Overview</w:t>
       </w:r>
       <w:bookmarkEnd w:id="29"/>
     </w:p>
     <w:p>
       <w:pPr>
         <w:rPr>
-          <w:szCs w:val="22"/>
-        </w:rPr>
-      </w:pPr>
-      <w:r>
-        <w:rPr>
-          <w:szCs w:val="22"/>
-        </w:rPr>
-        <w:t xml:space="preserve">                     </w:t>
-      </w:r>
-      <w:r>
-        <w:rPr>
-          <w:szCs w:val="22"/>
-        </w:rPr>
-        <w:t xml:space="preserve"> </w:t>
+          <w:lang w:val="en-US"/>
+        </w:rPr>
+      </w:pPr>
+      <w:r>
+        <w:rPr>
+          <w:lang w:val="en-US"/>
+        </w:rPr>
+        <w:t>A Profile/Symbol defines:</w:t>
       </w:r>
     </w:p>
-    <w:tbl>
-      <w:tblPr>
-        <w:tblW w:w="9322" w:type="dxa"/>
-        <w:tblBorders>
-          <w:top w:val="single" w:sz="4" w:space="0" w:color="000000"/>
-          <w:left w:val="single" w:sz="4" w:space="0" w:color="000000"/>
-          <w:bottom w:val="single" w:sz="4" w:space="0" w:color="000000"/>
-          <w:right w:val="single" w:sz="4" w:space="0" w:color="000000"/>
-          <w:insideH w:val="single" w:sz="4" w:space="0" w:color="000000"/>
-          <w:insideV w:val="single" w:sz="4" w:space="0" w:color="000000"/>
-        </w:tblBorders>
-        <w:tblLook w:val="04A0" w:firstRow="1" w:lastRow="0" w:firstColumn="1" w:lastColumn="0" w:noHBand="0" w:noVBand="1"/>
-      </w:tblPr>
-      <w:tblGrid>
-        <w:gridCol w:w="1809"/>
-        <w:gridCol w:w="5670"/>
-        <w:gridCol w:w="1843"/>
-      </w:tblGrid>
-      <w:tr>
-        <w:trPr>
-          <w:trHeight w:val="348"/>
-        </w:trPr>
-        <w:tc>
-          <w:tcPr>
-            <w:tcW w:w="1809" w:type="dxa"/>
-            <w:shd w:val="clear" w:color="auto" w:fill="BFBFBF" w:themeFill="background1" w:themeFillShade="BF"/>
-          </w:tcPr>
-          <w:p>
-            <w:pPr>
-              <w:rPr>
-                <w:b/>
-                <w:color w:val="000000"/>
-                <w:szCs w:val="22"/>
-              </w:rPr>
-            </w:pPr>
-          </w:p>
-        </w:tc>
-        <w:tc>
-          <w:tcPr>
-            <w:tcW w:w="5670" w:type="dxa"/>
-            <w:shd w:val="clear" w:color="auto" w:fill="BFBFBF" w:themeFill="background1" w:themeFillShade="BF"/>
-          </w:tcPr>
-          <w:p>
-            <w:pPr>
-              <w:rPr>
-                <w:b/>
-                <w:color w:val="000000"/>
-                <w:szCs w:val="22"/>
-              </w:rPr>
-            </w:pPr>
-            <w:r>
-              <w:rPr>
-                <w:b/>
-                <w:color w:val="000000"/>
-                <w:szCs w:val="22"/>
-              </w:rPr>
-              <w:t>Description</w:t>
-            </w:r>
-          </w:p>
-        </w:tc>
-        <w:tc>
-          <w:tcPr>
-            <w:tcW w:w="1843" w:type="dxa"/>
-            <w:shd w:val="clear" w:color="auto" w:fill="BFBFBF" w:themeFill="background1" w:themeFillShade="BF"/>
-          </w:tcPr>
-          <w:p>
-            <w:pPr>
-              <w:rPr>
-                <w:b/>
-                <w:color w:val="000000"/>
-                <w:szCs w:val="22"/>
-              </w:rPr>
-            </w:pPr>
-            <w:r>
-              <w:rPr>
-                <w:b/>
-                <w:color w:val="000000"/>
-                <w:szCs w:val="22"/>
-              </w:rPr>
-              <w:t>Comment</w:t>
-            </w:r>
-          </w:p>
-        </w:tc>
-      </w:tr>
-      <w:tr>
-        <w:tc>
-          <w:tcPr>
-            <w:tcW w:w="1809" w:type="dxa"/>
-          </w:tcPr>
-          <w:p>
-            <w:pPr>
-              <w:spacing w:before="60"/>
-              <w:rPr>
-                <w:szCs w:val="22"/>
-              </w:rPr>
-            </w:pPr>
-            <w:r>
-              <w:rPr>
-                <w:szCs w:val="22"/>
-              </w:rPr>
-              <w:t>DISC</w:t>
-            </w:r>
-          </w:p>
-        </w:tc>
-        <w:tc>
-          <w:tcPr>
-            <w:tcW w:w="5670" w:type="dxa"/>
-          </w:tcPr>
-          <w:p>
-            <w:pPr>
-              <w:spacing w:before="60"/>
-              <w:rPr>
-                <w:szCs w:val="22"/>
-              </w:rPr>
-            </w:pPr>
-            <w:r>
-              <w:rPr>
-                <w:szCs w:val="22"/>
-              </w:rPr>
-              <w:t>Digitalization Industrialization Standardization Collaboration</w:t>
-            </w:r>
-          </w:p>
-        </w:tc>
-        <w:tc>
-          <w:tcPr>
-            <w:tcW w:w="1843" w:type="dxa"/>
-          </w:tcPr>
-          <w:p>
-            <w:pPr>
-              <w:spacing w:before="60"/>
-              <w:rPr>
-                <w:szCs w:val="22"/>
-              </w:rPr>
-            </w:pPr>
-          </w:p>
-        </w:tc>
-      </w:tr>
-      <w:tr>
-        <w:tc>
-          <w:tcPr>
-            <w:tcW w:w="1809" w:type="dxa"/>
-          </w:tcPr>
-          <w:p>
-            <w:pPr>
-              <w:spacing w:before="60"/>
-              <w:rPr>
-                <w:szCs w:val="22"/>
-              </w:rPr>
-            </w:pPr>
-            <w:r>
-              <w:rPr>
-                <w:szCs w:val="22"/>
-              </w:rPr>
-              <w:t>DEXPI</w:t>
-            </w:r>
-          </w:p>
-        </w:tc>
-        <w:tc>
-          <w:tcPr>
-            <w:tcW w:w="5670" w:type="dxa"/>
-          </w:tcPr>
-          <w:p>
-            <w:pPr>
-              <w:spacing w:before="60"/>
-              <w:rPr>
-                <w:szCs w:val="22"/>
-              </w:rPr>
-            </w:pPr>
-            <w:r>
-              <w:rPr>
-                <w:szCs w:val="22"/>
-              </w:rPr>
-              <w:t>Data Exchange in the Process Industry</w:t>
-            </w:r>
-          </w:p>
-        </w:tc>
-        <w:tc>
-          <w:tcPr>
-            <w:tcW w:w="1843" w:type="dxa"/>
-          </w:tcPr>
-          <w:p>
-            <w:pPr>
-              <w:spacing w:before="60"/>
-              <w:rPr>
-                <w:szCs w:val="22"/>
-              </w:rPr>
-            </w:pPr>
-          </w:p>
-        </w:tc>
-      </w:tr>
-      <w:tr>
-        <w:tc>
-          <w:tcPr>
-            <w:tcW w:w="1809" w:type="dxa"/>
-          </w:tcPr>
-          <w:p>
-            <w:pPr>
-              <w:spacing w:before="60"/>
-              <w:rPr>
-                <w:szCs w:val="22"/>
-              </w:rPr>
-            </w:pPr>
-            <w:r>
-              <w:rPr>
-                <w:szCs w:val="22"/>
-              </w:rPr>
-              <w:t>P&amp;ID</w:t>
-            </w:r>
-          </w:p>
-        </w:tc>
-        <w:tc>
-          <w:tcPr>
-            <w:tcW w:w="5670" w:type="dxa"/>
-          </w:tcPr>
-          <w:p>
-            <w:pPr>
-              <w:spacing w:before="60"/>
-              <w:rPr>
-                <w:szCs w:val="22"/>
-              </w:rPr>
-            </w:pPr>
-            <w:r>
-              <w:rPr>
-                <w:szCs w:val="22"/>
-              </w:rPr>
-              <w:t>Process &amp; Instrument Diagram</w:t>
-            </w:r>
-          </w:p>
-        </w:tc>
-        <w:tc>
-          <w:tcPr>
-            <w:tcW w:w="1843" w:type="dxa"/>
-          </w:tcPr>
-          <w:p>
-            <w:pPr>
-              <w:spacing w:before="60"/>
-              <w:rPr>
-                <w:szCs w:val="22"/>
-              </w:rPr>
-            </w:pPr>
-          </w:p>
-        </w:tc>
-      </w:tr>
-      <w:tr>
-        <w:tc>
-          <w:tcPr>
-            <w:tcW w:w="1809" w:type="dxa"/>
-          </w:tcPr>
-          <w:p>
-            <w:pPr>
-              <w:spacing w:before="60"/>
-              <w:rPr>
-                <w:szCs w:val="22"/>
-              </w:rPr>
-            </w:pPr>
-            <w:r>
-              <w:rPr>
-                <w:szCs w:val="22"/>
-              </w:rPr>
-              <w:t>OPC</w:t>
-            </w:r>
-          </w:p>
-        </w:tc>
-        <w:tc>
-          <w:tcPr>
-            <w:tcW w:w="5670" w:type="dxa"/>
-          </w:tcPr>
-          <w:p>
-            <w:pPr>
-              <w:spacing w:before="60"/>
-              <w:rPr>
-                <w:szCs w:val="22"/>
-              </w:rPr>
-            </w:pPr>
-            <w:r>
-              <w:rPr>
-                <w:szCs w:val="22"/>
-              </w:rPr>
-              <w:t>Off Page Connector</w:t>
-            </w:r>
-          </w:p>
-        </w:tc>
-        <w:tc>
-          <w:tcPr>
-            <w:tcW w:w="1843" w:type="dxa"/>
-          </w:tcPr>
-          <w:p>
-            <w:pPr>
-              <w:spacing w:before="60"/>
-              <w:rPr>
-                <w:szCs w:val="22"/>
-              </w:rPr>
-            </w:pPr>
-          </w:p>
-        </w:tc>
-      </w:tr>
-      <w:tr>
-        <w:tc>
-          <w:tcPr>
-            <w:tcW w:w="1809" w:type="dxa"/>
-          </w:tcPr>
-          <w:p>
-            <w:pPr>
-              <w:spacing w:before="60"/>
-              <w:rPr>
-                <w:szCs w:val="22"/>
-              </w:rPr>
-            </w:pPr>
-            <w:r>
-              <w:rPr>
-                <w:szCs w:val="22"/>
-              </w:rPr>
-              <w:t>PIF</w:t>
-            </w:r>
-          </w:p>
-        </w:tc>
-        <w:tc>
-          <w:tcPr>
-            <w:tcW w:w="5670" w:type="dxa"/>
-          </w:tcPr>
-          <w:p>
-            <w:pPr>
-              <w:spacing w:before="60"/>
-              <w:rPr>
-                <w:szCs w:val="22"/>
-              </w:rPr>
-            </w:pPr>
-            <w:proofErr w:type="spellStart"/>
-            <w:r>
-              <w:rPr>
-                <w:szCs w:val="22"/>
-              </w:rPr>
-              <w:t>ProcessInstrumentFunctions</w:t>
-            </w:r>
-            <w:proofErr w:type="spellEnd"/>
-          </w:p>
-        </w:tc>
-        <w:tc>
-          <w:tcPr>
-            <w:tcW w:w="1843" w:type="dxa"/>
-          </w:tcPr>
-          <w:p>
-            <w:pPr>
-              <w:spacing w:before="60"/>
-              <w:rPr>
-                <w:szCs w:val="22"/>
-              </w:rPr>
-            </w:pPr>
-          </w:p>
-        </w:tc>
-      </w:tr>
-      <w:tr>
-        <w:tc>
-          <w:tcPr>
-            <w:tcW w:w="1809" w:type="dxa"/>
-          </w:tcPr>
-          <w:p>
-            <w:pPr>
-              <w:spacing w:before="60"/>
-              <w:rPr>
-                <w:szCs w:val="22"/>
-              </w:rPr>
-            </w:pPr>
-            <w:r>
-              <w:rPr>
-                <w:szCs w:val="22"/>
-              </w:rPr>
-              <w:t>DEXPI XML</w:t>
-            </w:r>
-          </w:p>
-        </w:tc>
-        <w:tc>
-          <w:tcPr>
-            <w:tcW w:w="5670" w:type="dxa"/>
-          </w:tcPr>
-          <w:p>
-            <w:pPr>
-              <w:spacing w:before="60"/>
-              <w:rPr>
-                <w:szCs w:val="22"/>
-              </w:rPr>
-            </w:pPr>
-            <w:r>
-              <w:rPr>
-                <w:szCs w:val="22"/>
-              </w:rPr>
-              <w:t>Working name for DEXPI 2.0 serialization format</w:t>
-            </w:r>
-          </w:p>
-        </w:tc>
-        <w:tc>
-          <w:tcPr>
-            <w:tcW w:w="1843" w:type="dxa"/>
-          </w:tcPr>
-          <w:p>
-            <w:pPr>
-              <w:spacing w:before="60"/>
-              <w:rPr>
-                <w:szCs w:val="22"/>
-              </w:rPr>
-            </w:pPr>
-          </w:p>
-        </w:tc>
-      </w:tr>
-      <w:tr>
-        <w:tc>
-          <w:tcPr>
-            <w:tcW w:w="1809" w:type="dxa"/>
-          </w:tcPr>
-          <w:p>
-            <w:pPr>
-              <w:spacing w:before="60"/>
-              <w:rPr>
-                <w:szCs w:val="22"/>
-              </w:rPr>
-            </w:pPr>
-          </w:p>
-        </w:tc>
-        <w:tc>
-          <w:tcPr>
-            <w:tcW w:w="5670" w:type="dxa"/>
-          </w:tcPr>
-          <w:p>
-            <w:pPr>
-              <w:spacing w:before="60"/>
-              <w:rPr>
-                <w:szCs w:val="22"/>
-              </w:rPr>
-            </w:pPr>
-          </w:p>
-        </w:tc>
-        <w:tc>
-          <w:tcPr>
-            <w:tcW w:w="1843" w:type="dxa"/>
-          </w:tcPr>
-          <w:p>
-            <w:pPr>
-              <w:spacing w:before="60"/>
-              <w:rPr>
-                <w:szCs w:val="22"/>
-              </w:rPr>
-            </w:pPr>
-          </w:p>
-        </w:tc>
-      </w:tr>
-      <w:tr>
-        <w:tc>
-          <w:tcPr>
-            <w:tcW w:w="1809" w:type="dxa"/>
-          </w:tcPr>
-          <w:p>
-            <w:pPr>
-              <w:spacing w:before="60"/>
-              <w:rPr>
-                <w:szCs w:val="22"/>
-              </w:rPr>
-            </w:pPr>
-          </w:p>
-        </w:tc>
-        <w:tc>
-          <w:tcPr>
-            <w:tcW w:w="5670" w:type="dxa"/>
-          </w:tcPr>
-          <w:p>
-            <w:pPr>
-              <w:spacing w:before="60"/>
-              <w:rPr>
-                <w:szCs w:val="22"/>
-              </w:rPr>
-            </w:pPr>
-          </w:p>
-        </w:tc>
-        <w:tc>
-          <w:tcPr>
-            <w:tcW w:w="1843" w:type="dxa"/>
-          </w:tcPr>
-          <w:p>
-            <w:pPr>
-              <w:spacing w:before="60"/>
-              <w:rPr>
-                <w:szCs w:val="22"/>
-              </w:rPr>
-            </w:pPr>
-          </w:p>
-        </w:tc>
-      </w:tr>
-      <w:tr>
-        <w:tc>
-          <w:tcPr>
-            <w:tcW w:w="1809" w:type="dxa"/>
-          </w:tcPr>
-          <w:p>
-            <w:pPr>
-              <w:spacing w:before="60"/>
-              <w:rPr>
-                <w:szCs w:val="22"/>
-              </w:rPr>
-            </w:pPr>
-          </w:p>
-        </w:tc>
-        <w:tc>
-          <w:tcPr>
-            <w:tcW w:w="5670" w:type="dxa"/>
-          </w:tcPr>
-          <w:p>
-            <w:pPr>
-              <w:spacing w:before="60"/>
-              <w:rPr>
-                <w:szCs w:val="22"/>
-              </w:rPr>
-            </w:pPr>
-          </w:p>
-        </w:tc>
-        <w:tc>
-          <w:tcPr>
-            <w:tcW w:w="1843" w:type="dxa"/>
-          </w:tcPr>
-          <w:p>
-            <w:pPr>
-              <w:spacing w:before="60"/>
-              <w:rPr>
-                <w:szCs w:val="22"/>
-              </w:rPr>
-            </w:pPr>
-          </w:p>
-        </w:tc>
-      </w:tr>
-      <w:tr>
-        <w:tc>
-          <w:tcPr>
-            <w:tcW w:w="1809" w:type="dxa"/>
-          </w:tcPr>
-          <w:p>
-            <w:pPr>
-              <w:spacing w:before="60"/>
-              <w:rPr>
-                <w:szCs w:val="22"/>
-              </w:rPr>
-            </w:pPr>
-          </w:p>
-        </w:tc>
-        <w:tc>
-          <w:tcPr>
-            <w:tcW w:w="5670" w:type="dxa"/>
-          </w:tcPr>
-          <w:p>
-            <w:pPr>
-              <w:spacing w:before="60"/>
-              <w:rPr>
-                <w:szCs w:val="22"/>
-              </w:rPr>
-            </w:pPr>
-          </w:p>
-        </w:tc>
-        <w:tc>
-          <w:tcPr>
-            <w:tcW w:w="1843" w:type="dxa"/>
-          </w:tcPr>
-          <w:p>
-            <w:pPr>
-              <w:spacing w:before="60"/>
-              <w:rPr>
-                <w:szCs w:val="22"/>
-              </w:rPr>
-            </w:pPr>
-          </w:p>
-        </w:tc>
-      </w:tr>
-      <w:tr>
-        <w:tc>
-          <w:tcPr>
-            <w:tcW w:w="1809" w:type="dxa"/>
-          </w:tcPr>
-          <w:p>
-            <w:pPr>
-              <w:spacing w:before="60"/>
-              <w:rPr>
-                <w:szCs w:val="22"/>
-              </w:rPr>
-            </w:pPr>
-          </w:p>
-        </w:tc>
-        <w:tc>
-          <w:tcPr>
-            <w:tcW w:w="5670" w:type="dxa"/>
-          </w:tcPr>
-          <w:p>
-            <w:pPr>
-              <w:spacing w:before="60"/>
-              <w:rPr>
-                <w:szCs w:val="22"/>
-              </w:rPr>
-            </w:pPr>
-          </w:p>
-        </w:tc>
-        <w:tc>
-          <w:tcPr>
-            <w:tcW w:w="1843" w:type="dxa"/>
-          </w:tcPr>
-          <w:p>
-            <w:pPr>
-              <w:spacing w:before="60"/>
-              <w:rPr>
-                <w:szCs w:val="22"/>
-              </w:rPr>
-            </w:pPr>
-          </w:p>
-        </w:tc>
-      </w:tr>
-      <w:tr>
-        <w:tc>
-          <w:tcPr>
-            <w:tcW w:w="1809" w:type="dxa"/>
-          </w:tcPr>
-          <w:p>
-            <w:pPr>
-              <w:spacing w:before="60"/>
-              <w:rPr>
-                <w:szCs w:val="22"/>
-              </w:rPr>
-            </w:pPr>
-          </w:p>
-        </w:tc>
-        <w:tc>
-          <w:tcPr>
-            <w:tcW w:w="5670" w:type="dxa"/>
-          </w:tcPr>
-          <w:p>
-            <w:pPr>
-              <w:spacing w:before="60"/>
-              <w:rPr>
-                <w:szCs w:val="22"/>
-              </w:rPr>
-            </w:pPr>
-          </w:p>
-        </w:tc>
-        <w:tc>
-          <w:tcPr>
-            <w:tcW w:w="1843" w:type="dxa"/>
-          </w:tcPr>
-          <w:p>
-            <w:pPr>
-              <w:spacing w:before="60"/>
-              <w:rPr>
-                <w:szCs w:val="22"/>
-              </w:rPr>
-            </w:pPr>
-          </w:p>
-        </w:tc>
-      </w:tr>
-    </w:tbl>
     <w:p>
       <w:pPr>
-        <w:spacing w:before="0"/>
-        <w:rPr>
-          <w:rFonts w:ascii="Arial Black" w:eastAsia="Arial Black" w:hAnsi="Arial Black" w:cs="Arial Black"/>
-          <w:bCs/>
-          <w:smallCaps/>
-          <w:color w:val="333333"/>
-          <w:kern w:val="32"/>
-          <w:szCs w:val="22"/>
-          <w:lang w:val="pt-PT" w:eastAsia="ja-JP"/>
-        </w:rPr>
-      </w:pPr>
+        <w:rPr>
+          <w:lang w:val="en-US"/>
+        </w:rPr>
+      </w:pPr>
+      <w:r>
+        <w:rPr>
+          <w:lang w:val="en-US"/>
+        </w:rPr>
+        <w:t>- The graphical appearance of a symbol</w:t>
+      </w:r>
+    </w:p>
+    <w:p>
+      <w:pPr>
+        <w:rPr>
+          <w:lang w:val="en-US"/>
+        </w:rPr>
+      </w:pPr>
+      <w:r>
+        <w:rPr>
+          <w:lang w:val="en-US"/>
+        </w:rPr>
+        <w:t>- Its symbol variants and variant-selection rules</w:t>
+      </w:r>
+    </w:p>
+    <w:p>
+      <w:pPr>
+        <w:rPr>
+          <w:lang w:val="en-US"/>
+        </w:rPr>
+      </w:pPr>
+      <w:r>
+        <w:rPr>
+          <w:lang w:val="en-US"/>
+        </w:rPr>
+        <w:t>- The node positions allowed for connections</w:t>
+      </w:r>
+    </w:p>
+    <w:p>
+      <w:pPr>
+        <w:rPr>
+          <w:lang w:val="en-US"/>
+        </w:rPr>
+      </w:pPr>
+      <w:r>
+        <w:rPr>
+          <w:lang w:val="en-US"/>
+        </w:rPr>
+        <w:t>- The rules for rotation and mirroring</w:t>
+      </w:r>
+    </w:p>
+    <w:p>
+      <w:pPr>
+        <w:rPr>
+          <w:lang w:val="en-US"/>
+        </w:rPr>
+      </w:pPr>
+      <w:r>
+        <w:rPr>
+          <w:lang w:val="en-US"/>
+        </w:rPr>
+        <w:t>- The mapping between symbols and DEXPI class elements</w:t>
+      </w:r>
+    </w:p>
+    <w:p>
+      <w:pPr>
+        <w:rPr>
+          <w:lang w:val="en-US"/>
+        </w:rPr>
+      </w:pPr>
+      <w:r>
+        <w:rPr>
+          <w:lang w:val="en-US"/>
+        </w:rPr>
+        <w:t xml:space="preserve">- The </w:t>
+      </w:r>
+      <w:r>
+        <w:rPr>
+          <w:lang w:val="en-US"/>
+        </w:rPr>
+        <w:t xml:space="preserve">label </w:t>
+      </w:r>
+      <w:r>
+        <w:rPr>
+          <w:lang w:val="en-US"/>
+        </w:rPr>
+        <w:t>templates and their placement</w:t>
+      </w:r>
+    </w:p>
+    <w:p>
+      <w:pPr>
+        <w:rPr>
+          <w:lang w:val="en-US"/>
+        </w:rPr>
+      </w:pPr>
+      <w:r>
+        <w:rPr>
+          <w:lang w:val="en-US"/>
+        </w:rPr>
+        <w:t>- The mapping between the label attributes and the DEXPI class elements</w:t>
+      </w:r>
+    </w:p>
+    <w:p>
+      <w:pPr>
+        <w:pStyle w:val="Heading2"/>
+      </w:pPr>
+      <w:bookmarkStart w:id="30" w:name="_Toc216884559"/>
+      <w:r>
+        <w:t>Symbol Validation Overview</w:t>
+      </w:r>
+      <w:bookmarkEnd w:id="30"/>
+    </w:p>
+    <w:p>
+      <w:pPr>
+        <w:rPr>
+          <w:lang w:val="en-US"/>
+        </w:rPr>
+      </w:pPr>
+      <w:r>
+        <w:rPr>
+          <w:lang w:val="en-US"/>
+        </w:rPr>
+        <w:t>Symbol definitions</w:t>
+      </w:r>
+      <w:r>
+        <w:rPr>
+          <w:lang w:val="en-US"/>
+        </w:rPr>
+        <w:t xml:space="preserve"> are used when validating a DEXPI file to ensure that:</w:t>
+      </w:r>
+    </w:p>
+    <w:p>
+      <w:pPr>
+        <w:rPr>
+          <w:lang w:val="en-US"/>
+        </w:rPr>
+      </w:pPr>
+      <w:r>
+        <w:rPr>
+          <w:lang w:val="en-US"/>
+        </w:rPr>
+        <w:t>1. The instantiated symbol matches the intended class element.</w:t>
+      </w:r>
+    </w:p>
+    <w:p>
+      <w:pPr>
+        <w:rPr>
+          <w:lang w:val="en-US"/>
+        </w:rPr>
+      </w:pPr>
+      <w:r>
+        <w:rPr>
+          <w:lang w:val="en-US"/>
+        </w:rPr>
+        <w:t>2. The symbol variant selected in the drawing corresponds to the attribute/value condition in the DEXPI data.</w:t>
+      </w:r>
+    </w:p>
+    <w:p>
+      <w:pPr>
+        <w:rPr>
+          <w:lang w:val="en-US"/>
+        </w:rPr>
+      </w:pPr>
+      <w:r>
+        <w:rPr>
+          <w:lang w:val="en-US"/>
+        </w:rPr>
+        <w:t>3. The node connections comply with the declared node position types and min/max constraints.</w:t>
+      </w:r>
+    </w:p>
+    <w:p>
+      <w:pPr>
+        <w:rPr>
+          <w:lang w:val="en-US"/>
+        </w:rPr>
+      </w:pPr>
+      <w:r>
+        <w:rPr>
+          <w:lang w:val="en-US"/>
+        </w:rPr>
+        <w:t>4. The labels shown in the drawing follow the specified positions and attribute references.</w:t>
+      </w:r>
     </w:p>
     <w:p>
       <w:pPr>
@@ -4415,13 +2757,9 @@
           <w:i/>
           <w:smallCaps/>
           <w:color w:val="000080"/>
-          <w:sz w:val="28"/>
-          <w:szCs w:val="28"/>
-          <w:lang w:eastAsia="en-GB"/>
-        </w:rPr>
-      </w:pPr>
-      <w:bookmarkStart w:id="30" w:name="_Ref316469521"/>
-      <w:bookmarkStart w:id="31" w:name="_Ref316469525"/>
+          <w:sz w:val="32"/>
+        </w:rPr>
+      </w:pPr>
       <w:r>
         <w:br w:type="page"/>
       </w:r>
@@ -4430,129 +2768,218 @@
       <w:pPr>
         <w:pStyle w:val="Heading1"/>
       </w:pPr>
-      <w:bookmarkStart w:id="32" w:name="_Toc211258258"/>
-      <w:bookmarkEnd w:id="30"/>
+      <w:bookmarkStart w:id="31" w:name="_Toc216884560"/>
+      <w:r>
+        <w:lastRenderedPageBreak/>
+        <w:t>Symbol Definition and Identity Requirements</w:t>
+      </w:r>
       <w:bookmarkEnd w:id="31"/>
-      <w:r>
-        <w:lastRenderedPageBreak/>
-        <w:t>Process and Instrumentation Diagram Transfer</w:t>
+    </w:p>
+    <w:p>
+      <w:r>
+        <w:t xml:space="preserve">The symbol definition </w:t>
+      </w:r>
+      <w:r>
+        <w:t xml:space="preserve">and identity requirements are </w:t>
+      </w:r>
+      <w:r>
+        <w:t xml:space="preserve">defined in detail in the </w:t>
+      </w:r>
+      <w:proofErr w:type="spellStart"/>
+      <w:r>
+        <w:t>DISCProfile</w:t>
+      </w:r>
+      <w:proofErr w:type="spellEnd"/>
+      <w:r>
+        <w:t>. Each symbol is defined using the DEXPI standard definitions along with additional Profile model definitions (that are expected to be added to the DEXPI standard in a near release)</w:t>
+      </w:r>
+    </w:p>
+    <w:p>
+      <w:r>
+        <w:rPr>
+          <w:noProof/>
+        </w:rPr>
+        <w:drawing>
+          <wp:inline distT="0" distB="0" distL="0" distR="0" wp14:anchorId="6EA73839" wp14:editId="0894A98C">
+            <wp:extent cx="6276209" cy="701749"/>
+            <wp:effectExtent l="0" t="0" r="0" b="3175"/>
+            <wp:docPr id="1743177865" name="Picture 1" descr="A close-up of a code&#10;&#10;AI-generated content may be incorrect."/>
+            <wp:cNvGraphicFramePr>
+              <a:graphicFrameLocks xmlns:a="http://schemas.openxmlformats.org/drawingml/2006/main" noChangeAspect="1"/>
+            </wp:cNvGraphicFramePr>
+            <a:graphic xmlns:a="http://schemas.openxmlformats.org/drawingml/2006/main">
+              <a:graphicData uri="http://schemas.openxmlformats.org/drawingml/2006/picture">
+                <pic:pic xmlns:pic="http://schemas.openxmlformats.org/drawingml/2006/picture">
+                  <pic:nvPicPr>
+                    <pic:cNvPr id="1743177865" name="Picture 1" descr="A close-up of a code&#10;&#10;AI-generated content may be incorrect."/>
+                    <pic:cNvPicPr/>
+                  </pic:nvPicPr>
+                  <pic:blipFill>
+                    <a:blip r:embed="rId15"/>
+                    <a:stretch>
+                      <a:fillRect/>
+                    </a:stretch>
+                  </pic:blipFill>
+                  <pic:spPr>
+                    <a:xfrm>
+                      <a:off x="0" y="0"/>
+                      <a:ext cx="6410181" cy="716729"/>
+                    </a:xfrm>
+                    <a:prstGeom prst="rect">
+                      <a:avLst/>
+                    </a:prstGeom>
+                  </pic:spPr>
+                </pic:pic>
+              </a:graphicData>
+            </a:graphic>
+          </wp:inline>
+        </w:drawing>
+      </w:r>
+    </w:p>
+    <w:p>
+      <w:r>
+        <w:rPr>
+          <w:noProof/>
+        </w:rPr>
+        <w:drawing>
+          <wp:inline distT="0" distB="0" distL="0" distR="0" wp14:anchorId="5EF1A016" wp14:editId="76CACF48">
+            <wp:extent cx="4944140" cy="5100271"/>
+            <wp:effectExtent l="0" t="0" r="8890" b="5715"/>
+            <wp:docPr id="1897604788" name="Picture 1" descr="A screenshot of a computer program&#10;&#10;AI-generated content may be incorrect."/>
+            <wp:cNvGraphicFramePr>
+              <a:graphicFrameLocks xmlns:a="http://schemas.openxmlformats.org/drawingml/2006/main" noChangeAspect="1"/>
+            </wp:cNvGraphicFramePr>
+            <a:graphic xmlns:a="http://schemas.openxmlformats.org/drawingml/2006/main">
+              <a:graphicData uri="http://schemas.openxmlformats.org/drawingml/2006/picture">
+                <pic:pic xmlns:pic="http://schemas.openxmlformats.org/drawingml/2006/picture">
+                  <pic:nvPicPr>
+                    <pic:cNvPr id="1897604788" name="Picture 1" descr="A screenshot of a computer program&#10;&#10;AI-generated content may be incorrect."/>
+                    <pic:cNvPicPr/>
+                  </pic:nvPicPr>
+                  <pic:blipFill>
+                    <a:blip r:embed="rId16"/>
+                    <a:stretch>
+                      <a:fillRect/>
+                    </a:stretch>
+                  </pic:blipFill>
+                  <pic:spPr>
+                    <a:xfrm>
+                      <a:off x="0" y="0"/>
+                      <a:ext cx="4948678" cy="5104953"/>
+                    </a:xfrm>
+                    <a:prstGeom prst="rect">
+                      <a:avLst/>
+                    </a:prstGeom>
+                  </pic:spPr>
+                </pic:pic>
+              </a:graphicData>
+            </a:graphic>
+          </wp:inline>
+        </w:drawing>
+      </w:r>
+    </w:p>
+    <w:p>
+      <w:pPr>
+        <w:pStyle w:val="Heading2"/>
+      </w:pPr>
+      <w:bookmarkStart w:id="32" w:name="_Toc216884561"/>
+      <w:r>
+        <w:t>Additional Definition Requirements</w:t>
       </w:r>
       <w:bookmarkEnd w:id="32"/>
     </w:p>
     <w:p>
       <w:pPr>
-        <w:pStyle w:val="Heading2"/>
-        <w:rPr>
-          <w:rStyle w:val="Strong"/>
-          <w:b/>
-          <w:bCs w:val="0"/>
-        </w:rPr>
-      </w:pPr>
-      <w:bookmarkStart w:id="33" w:name="_Toc211258259"/>
-      <w:bookmarkStart w:id="34" w:name="OLE_LINK1"/>
-      <w:bookmarkStart w:id="35" w:name="OLE_LINK2"/>
-      <w:r>
-        <w:rPr>
-          <w:rStyle w:val="Strong"/>
-          <w:b/>
-          <w:bCs w:val="0"/>
-        </w:rPr>
-        <w:t>Overview</w:t>
+        <w:pStyle w:val="Heading3"/>
+        <w:rPr>
+          <w:lang w:val="en-US"/>
+        </w:rPr>
+      </w:pPr>
+      <w:bookmarkStart w:id="33" w:name="_Toc216884562"/>
+      <w:r>
+        <w:rPr>
+          <w:lang w:val="en-US"/>
+        </w:rPr>
+        <w:t>Unique Symbol Reference</w:t>
       </w:r>
       <w:bookmarkEnd w:id="33"/>
     </w:p>
-    <w:bookmarkEnd w:id="34"/>
-    <w:bookmarkEnd w:id="35"/>
     <w:p>
       <w:pPr>
         <w:rPr>
-          <w:szCs w:val="22"/>
-        </w:rPr>
-      </w:pPr>
-      <w:r>
-        <w:rPr>
-          <w:szCs w:val="22"/>
-        </w:rPr>
-        <w:t xml:space="preserve">The P&amp;ID is a detailed graphical representation of the process flow and interconnection of the involved components, including piping, equipment, valves, </w:t>
-      </w:r>
-      <w:r>
-        <w:rPr>
-          <w:szCs w:val="22"/>
-        </w:rPr>
-        <w:t>instrumentation,</w:t>
-      </w:r>
-      <w:r>
-        <w:rPr>
-          <w:szCs w:val="22"/>
-        </w:rPr>
-        <w:t xml:space="preserve"> and other process components.</w:t>
+          <w:lang w:val="en-US"/>
+        </w:rPr>
+      </w:pPr>
+      <w:r>
+        <w:rPr>
+          <w:lang w:val="en-US"/>
+        </w:rPr>
+        <w:t>Each symbol must define a unique:</w:t>
+      </w:r>
+      <w:r>
+        <w:rPr>
+          <w:lang w:val="en-US"/>
+        </w:rPr>
+        <w:br/>
+        <w:t>Symbol name (Object/@name at Profile/Symbol level)</w:t>
       </w:r>
     </w:p>
     <w:p>
       <w:pPr>
         <w:rPr>
-          <w:szCs w:val="22"/>
-        </w:rPr>
-      </w:pPr>
-      <w:r>
-        <w:rPr>
-          <w:szCs w:val="22"/>
-        </w:rPr>
-        <w:t xml:space="preserve">Within the </w:t>
-      </w:r>
-      <w:r>
-        <w:rPr>
-          <w:szCs w:val="22"/>
-        </w:rPr>
-        <w:t>DISC</w:t>
-      </w:r>
-      <w:r>
-        <w:rPr>
-          <w:szCs w:val="22"/>
-        </w:rPr>
-        <w:t xml:space="preserve"> DEXPI project the content of the P&amp;ID </w:t>
-      </w:r>
-      <w:r>
-        <w:rPr>
-          <w:szCs w:val="22"/>
-        </w:rPr>
-        <w:t>has been transcribed into a digital information model DEXPI through the detailed use of symbol definitions and their mapping, either directly or through the use of project criteria to DEXPI class types or subtypes</w:t>
-      </w:r>
-      <w:r>
-        <w:rPr>
-          <w:szCs w:val="22"/>
-        </w:rPr>
-        <w:t xml:space="preserve">. </w:t>
+          <w:lang w:val="en-US"/>
+        </w:rPr>
+      </w:pPr>
+      <w:proofErr w:type="spellStart"/>
+      <w:r>
+        <w:rPr>
+          <w:lang w:val="en-US"/>
+        </w:rPr>
+        <w:t>SymbolVariant</w:t>
+      </w:r>
+      <w:proofErr w:type="spellEnd"/>
+      <w:r>
+        <w:rPr>
+          <w:lang w:val="en-US"/>
+        </w:rPr>
+        <w:t xml:space="preserve"> name (Object/@name under Variants)</w:t>
       </w:r>
     </w:p>
     <w:p>
       <w:pPr>
-        <w:pStyle w:val="Heading1"/>
-      </w:pPr>
-      <w:bookmarkStart w:id="36" w:name="_Toc211258260"/>
-      <w:r>
-        <w:t>DISC DEXPI Profile S</w:t>
-      </w:r>
-      <w:r>
-        <w:t xml:space="preserve">ymbol </w:t>
-      </w:r>
-      <w:r>
-        <w:t>D</w:t>
-      </w:r>
-      <w:r>
-        <w:t>efinition</w:t>
-      </w:r>
-      <w:bookmarkEnd w:id="36"/>
+        <w:rPr>
+          <w:lang w:val="en-US"/>
+        </w:rPr>
+      </w:pPr>
+      <w:r>
+        <w:rPr>
+          <w:lang w:val="en-US"/>
+        </w:rPr>
+        <w:t>These must be unique within the profile namespace and serve as the reference for validation.</w:t>
+      </w:r>
     </w:p>
     <w:p>
       <w:pPr>
-        <w:pStyle w:val="Heading1"/>
-      </w:pPr>
-      <w:bookmarkStart w:id="37" w:name="_Toc211258261"/>
-      <w:r>
-        <w:t>Overview</w:t>
-      </w:r>
-      <w:bookmarkEnd w:id="37"/>
+        <w:pStyle w:val="Heading3"/>
+        <w:rPr>
+          <w:lang w:val="en-US"/>
+        </w:rPr>
+      </w:pPr>
+      <w:bookmarkStart w:id="34" w:name="_Toc216884563"/>
+      <w:r>
+        <w:rPr>
+          <w:lang w:val="en-US"/>
+        </w:rPr>
+        <w:lastRenderedPageBreak/>
+        <w:t xml:space="preserve">NodePosition </w:t>
+      </w:r>
+      <w:r>
+        <w:rPr>
+          <w:lang w:val="en-US"/>
+        </w:rPr>
+        <w:t>Types</w:t>
+      </w:r>
+      <w:bookmarkEnd w:id="34"/>
     </w:p>
     <w:p>
       <w:pPr>
@@ -4564,177 +2991,59 @@
         <w:rPr>
           <w:lang w:val="en-US"/>
         </w:rPr>
-        <w:t>A Profile/Symbol defines:</w:t>
+        <w:t xml:space="preserve">The following </w:t>
+      </w:r>
+      <w:proofErr w:type="spellStart"/>
+      <w:r>
+        <w:rPr>
+          <w:lang w:val="en-US"/>
+        </w:rPr>
+        <w:t>NodePosition</w:t>
+      </w:r>
+      <w:proofErr w:type="spellEnd"/>
+      <w:r>
+        <w:rPr>
+          <w:lang w:val="en-US"/>
+        </w:rPr>
+        <w:t xml:space="preserve"> types are used within the validation of the DEXPI file:</w:t>
       </w:r>
     </w:p>
     <w:p>
       <w:pPr>
-        <w:rPr>
-          <w:lang w:val="en-US"/>
-        </w:rPr>
-      </w:pPr>
-      <w:r>
-        <w:rPr>
-          <w:lang w:val="en-US"/>
-        </w:rPr>
-        <w:t>- The graphical appearance of a symbol</w:t>
-      </w:r>
-    </w:p>
-    <w:p>
-      <w:pPr>
-        <w:rPr>
-          <w:lang w:val="en-US"/>
-        </w:rPr>
-      </w:pPr>
-      <w:r>
-        <w:rPr>
-          <w:lang w:val="en-US"/>
-        </w:rPr>
-        <w:t>- Its symbol variants and variant-selection rules</w:t>
-      </w:r>
-    </w:p>
-    <w:p>
-      <w:pPr>
-        <w:rPr>
-          <w:lang w:val="en-US"/>
-        </w:rPr>
-      </w:pPr>
-      <w:r>
-        <w:rPr>
-          <w:lang w:val="en-US"/>
-        </w:rPr>
-        <w:t>- The node positions allowed for connections</w:t>
-      </w:r>
-    </w:p>
-    <w:p>
-      <w:pPr>
-        <w:rPr>
-          <w:lang w:val="en-US"/>
-        </w:rPr>
-      </w:pPr>
-      <w:r>
-        <w:rPr>
-          <w:lang w:val="en-US"/>
-        </w:rPr>
-        <w:t>- The label templates and their placement</w:t>
-      </w:r>
-    </w:p>
-    <w:p>
-      <w:pPr>
-        <w:rPr>
-          <w:lang w:val="en-US"/>
-        </w:rPr>
-      </w:pPr>
-      <w:r>
-        <w:rPr>
-          <w:lang w:val="en-US"/>
-        </w:rPr>
-        <w:t>- The rules for rotation and mirroring</w:t>
-      </w:r>
-    </w:p>
-    <w:p>
-      <w:pPr>
-        <w:rPr>
-          <w:lang w:val="en-US"/>
-        </w:rPr>
-      </w:pPr>
-      <w:r>
-        <w:rPr>
-          <w:lang w:val="en-US"/>
-        </w:rPr>
-        <w:t>- The mapping between symbols and DEXPI class elements</w:t>
-      </w:r>
-    </w:p>
-    <w:p>
-      <w:pPr>
-        <w:rPr>
-          <w:lang w:val="en-US"/>
-        </w:rPr>
-      </w:pPr>
-      <w:r>
-        <w:rPr>
-          <w:lang w:val="en-US"/>
-        </w:rPr>
-        <w:t>These requirements are used when validating a DEXPI file to ensure that:</w:t>
-      </w:r>
-    </w:p>
-    <w:p>
-      <w:pPr>
-        <w:rPr>
-          <w:lang w:val="en-US"/>
-        </w:rPr>
-      </w:pPr>
-      <w:r>
-        <w:rPr>
-          <w:lang w:val="en-US"/>
-        </w:rPr>
-        <w:t>1. The instantiated symbol matches the intended class element.</w:t>
-      </w:r>
-    </w:p>
-    <w:p>
-      <w:pPr>
-        <w:rPr>
-          <w:lang w:val="en-US"/>
-        </w:rPr>
-      </w:pPr>
-      <w:r>
-        <w:rPr>
-          <w:lang w:val="en-US"/>
-        </w:rPr>
-        <w:t>2. The symbol variant selected in the drawing corresponds to the attribute/value condition in the DEXPI data.</w:t>
-      </w:r>
-    </w:p>
-    <w:p>
-      <w:pPr>
-        <w:rPr>
-          <w:lang w:val="en-US"/>
-        </w:rPr>
-      </w:pPr>
-      <w:r>
-        <w:rPr>
-          <w:lang w:val="en-US"/>
-        </w:rPr>
-        <w:t>3. The node connections comply with the declared node position types and min/max constraints.</w:t>
-      </w:r>
-    </w:p>
-    <w:p>
-      <w:pPr>
-        <w:rPr>
-          <w:lang w:val="en-US"/>
-        </w:rPr>
-      </w:pPr>
-      <w:r>
-        <w:rPr>
-          <w:lang w:val="en-US"/>
-        </w:rPr>
-        <w:lastRenderedPageBreak/>
-        <w:t>4. The labels shown in the drawing follow the specified positions and attribute references.</w:t>
-      </w:r>
-    </w:p>
-    <w:p>
-      <w:pPr>
-        <w:pStyle w:val="Heading1"/>
-      </w:pPr>
-      <w:r>
-        <w:t>Symbol Definition and Identity Requirements</w:t>
-      </w:r>
-    </w:p>
-    <w:p>
-      <w:r>
-        <w:t>The symbol definition applied within the DISC DEXPI project provides the details needed to ensure that the CAD vendors can create each symbol using defined dimensions along with specified origin and connection point ordinates.</w:t>
-      </w:r>
-    </w:p>
-    <w:p>
-      <w:pPr>
+        <w:pStyle w:val="ListParagraph"/>
         <w:numPr>
           <w:ilvl w:val="0"/>
-          <w:numId w:val="19"/>
+          <w:numId w:val="38"/>
         </w:numPr>
+        <w:rPr>
+          <w:lang w:val="en-US"/>
+        </w:rPr>
+      </w:pPr>
+      <w:r>
         <w:rPr>
           <w:b/>
           <w:bCs/>
           <w:lang w:val="en-US"/>
         </w:rPr>
+        <w:t>Auxiliary</w:t>
+      </w:r>
+      <w:r>
+        <w:rPr>
+          <w:lang w:val="en-US"/>
+        </w:rPr>
+        <w:t>: node type to validate for correct connectivity between equipment types to support mechanical energy transmission</w:t>
+      </w:r>
+    </w:p>
+    <w:p>
+      <w:pPr>
+        <w:pStyle w:val="ListParagraph"/>
+        <w:numPr>
+          <w:ilvl w:val="0"/>
+          <w:numId w:val="38"/>
+        </w:numPr>
+        <w:rPr>
+          <w:lang w:val="en-US"/>
+        </w:rPr>
       </w:pPr>
       <w:r>
         <w:rPr>
@@ -4742,86 +3051,87 @@
           <w:bCs/>
           <w:lang w:val="en-US"/>
         </w:rPr>
-        <w:t>2.1 Unique Symbol Reference</w:t>
-      </w:r>
+        <w:t>Instrumentation</w:t>
+      </w:r>
+      <w:r>
+        <w:rPr>
+          <w:lang w:val="en-US"/>
+        </w:rPr>
+        <w:t xml:space="preserve">: node type to validate for correct use of </w:t>
+      </w:r>
+      <w:proofErr w:type="spellStart"/>
+      <w:r>
+        <w:rPr>
+          <w:lang w:val="en-US"/>
+        </w:rPr>
+        <w:t>SignalConveyingFunctionSource</w:t>
+      </w:r>
+      <w:proofErr w:type="spellEnd"/>
+      <w:r>
+        <w:rPr>
+          <w:lang w:val="en-US"/>
+        </w:rPr>
+        <w:t>/</w:t>
+      </w:r>
+      <w:proofErr w:type="spellStart"/>
+      <w:r>
+        <w:rPr>
+          <w:lang w:val="en-US"/>
+        </w:rPr>
+        <w:t>SignalConveyingFunctionTarget</w:t>
+      </w:r>
+      <w:proofErr w:type="spellEnd"/>
+      <w:r>
+        <w:rPr>
+          <w:lang w:val="en-US"/>
+        </w:rPr>
+        <w:t xml:space="preserve"> connection to </w:t>
+      </w:r>
+      <w:proofErr w:type="spellStart"/>
+      <w:r>
+        <w:rPr>
+          <w:lang w:val="en-US"/>
+        </w:rPr>
+        <w:t>SignalConveyingFunction</w:t>
+      </w:r>
+      <w:proofErr w:type="spellEnd"/>
     </w:p>
     <w:p>
       <w:pPr>
-        <w:rPr>
-          <w:lang w:val="en-US"/>
-        </w:rPr>
-      </w:pPr>
-      <w:r>
-        <w:rPr>
-          <w:lang w:val="en-US"/>
-        </w:rPr>
-        <w:t>Each symbol must define a unique:</w:t>
-      </w:r>
-      <w:r>
-        <w:rPr>
-          <w:lang w:val="en-US"/>
-        </w:rPr>
-        <w:br/>
-      </w:r>
-    </w:p>
-    <w:p>
-      <w:pPr>
-        <w:rPr>
-          <w:lang w:val="en-US"/>
-        </w:rPr>
-      </w:pPr>
-      <w:r>
-        <w:rPr>
-          <w:lang w:val="en-US"/>
-        </w:rPr>
-        <w:t>Symbol name (Object/@name at Profile/Symbol level)</w:t>
-      </w:r>
-    </w:p>
-    <w:p>
-      <w:pPr>
-        <w:rPr>
-          <w:lang w:val="en-US"/>
-        </w:rPr>
-      </w:pPr>
-      <w:proofErr w:type="spellStart"/>
-      <w:r>
-        <w:rPr>
-          <w:lang w:val="en-US"/>
-        </w:rPr>
-        <w:t>SymbolVariant</w:t>
-      </w:r>
-      <w:proofErr w:type="spellEnd"/>
-      <w:r>
-        <w:rPr>
-          <w:lang w:val="en-US"/>
-        </w:rPr>
-        <w:t xml:space="preserve"> name (Object/@name under Variants)</w:t>
-      </w:r>
-    </w:p>
-    <w:p>
-      <w:pPr>
-        <w:rPr>
-          <w:lang w:val="en-US"/>
-        </w:rPr>
-      </w:pPr>
-      <w:r>
-        <w:rPr>
-          <w:lang w:val="en-US"/>
-        </w:rPr>
-        <w:t>These must be unique within the profile namespace and serve as the reference for validation.</w:t>
-      </w:r>
-    </w:p>
-    <w:p>
-      <w:pPr>
+        <w:pStyle w:val="ListParagraph"/>
         <w:numPr>
           <w:ilvl w:val="0"/>
-          <w:numId w:val="19"/>
+          <w:numId w:val="38"/>
         </w:numPr>
+        <w:rPr>
+          <w:lang w:val="en-US"/>
+        </w:rPr>
+      </w:pPr>
+      <w:r>
         <w:rPr>
           <w:b/>
           <w:bCs/>
           <w:lang w:val="en-US"/>
         </w:rPr>
+        <w:t>Label</w:t>
+      </w:r>
+      <w:r>
+        <w:rPr>
+          <w:lang w:val="en-US"/>
+        </w:rPr>
+        <w:t>: node type providing information on default label connection point</w:t>
+      </w:r>
+    </w:p>
+    <w:p>
+      <w:pPr>
+        <w:pStyle w:val="ListParagraph"/>
+        <w:numPr>
+          <w:ilvl w:val="0"/>
+          <w:numId w:val="38"/>
+        </w:numPr>
+        <w:rPr>
+          <w:lang w:val="en-US"/>
+        </w:rPr>
       </w:pPr>
       <w:r>
         <w:rPr>
@@ -4829,952 +3139,102 @@
           <w:bCs/>
           <w:lang w:val="en-US"/>
         </w:rPr>
-        <w:t xml:space="preserve">2.2 </w:t>
+        <w:t>Piping</w:t>
+      </w:r>
+      <w:r>
+        <w:rPr>
+          <w:lang w:val="en-US"/>
+        </w:rPr>
+        <w:t xml:space="preserve">: node type to validate for correct use of </w:t>
       </w:r>
       <w:proofErr w:type="spellStart"/>
       <w:r>
         <w:rPr>
-          <w:b/>
-          <w:bCs/>
           <w:lang w:val="en-US"/>
         </w:rPr>
-        <w:t>MetaData</w:t>
+        <w:t>PipingNode</w:t>
       </w:r>
       <w:proofErr w:type="spellEnd"/>
       <w:r>
         <w:rPr>
-          <w:b/>
-          <w:bCs/>
           <w:lang w:val="en-US"/>
         </w:rPr>
-        <w:t xml:space="preserve"> Usage Requirement</w:t>
+        <w:t xml:space="preserve"> connection to </w:t>
+      </w:r>
+      <w:proofErr w:type="spellStart"/>
+      <w:r>
+        <w:rPr>
+          <w:lang w:val="en-US"/>
+        </w:rPr>
+        <w:t>PipingConnection</w:t>
+      </w:r>
+      <w:proofErr w:type="spellEnd"/>
+      <w:r>
+        <w:rPr>
+          <w:lang w:val="en-US"/>
+        </w:rPr>
+        <w:t xml:space="preserve"> element</w:t>
       </w:r>
     </w:p>
     <w:p>
       <w:pPr>
+        <w:pStyle w:val="Heading3"/>
         <w:rPr>
           <w:lang w:val="en-US"/>
         </w:rPr>
       </w:pPr>
+      <w:bookmarkStart w:id="35" w:name="_Toc216884564"/>
       <w:r>
         <w:rPr>
           <w:lang w:val="en-US"/>
         </w:rPr>
-        <w:t>A symbol must specify the intended DEXPI class element through the property Data property="</w:t>
-      </w:r>
-      <w:proofErr w:type="spellStart"/>
-      <w:r>
-        <w:rPr>
-          <w:lang w:val="en-US"/>
-        </w:rPr>
-        <w:t>MetaData</w:t>
-      </w:r>
-      <w:proofErr w:type="spellEnd"/>
-      <w:r>
-        <w:rPr>
-          <w:lang w:val="en-US"/>
-        </w:rPr>
-        <w:t>/usage". Validation uses this to ensure that a P&amp;ID symbol instance is linked to a DEXPI element of a compatible class.</w:t>
-      </w:r>
+        <w:t>Node Direction</w:t>
+      </w:r>
+      <w:bookmarkEnd w:id="35"/>
     </w:p>
     <w:p>
       <w:pPr>
-        <w:numPr>
-          <w:ilvl w:val="0"/>
-          <w:numId w:val="19"/>
-        </w:numPr>
-        <w:rPr>
-          <w:b/>
-          <w:bCs/>
+        <w:rPr>
           <w:lang w:val="en-US"/>
         </w:rPr>
       </w:pPr>
       <w:r>
         <w:rPr>
-          <w:b/>
-          <w:bCs/>
           <w:lang w:val="en-US"/>
         </w:rPr>
-        <w:t>3. Origo and Coordinate System Requirements</w:t>
+        <w:t>Node d</w:t>
+      </w:r>
+      <w:r>
+        <w:rPr>
+          <w:lang w:val="en-US"/>
+        </w:rPr>
+        <w:t xml:space="preserve">irection (e.g., 180°, 0°, 270°) </w:t>
+      </w:r>
+      <w:r>
+        <w:rPr>
+          <w:lang w:val="en-US"/>
+        </w:rPr>
+        <w:t xml:space="preserve">has been added </w:t>
+      </w:r>
+      <w:r>
+        <w:rPr>
+          <w:lang w:val="en-US"/>
+        </w:rPr>
+        <w:t>assist automated drawing generation. Validation does not require direction checking.</w:t>
       </w:r>
     </w:p>
     <w:p>
       <w:pPr>
-        <w:numPr>
-          <w:ilvl w:val="0"/>
-          <w:numId w:val="19"/>
-        </w:numPr>
-        <w:rPr>
-          <w:b/>
-          <w:bCs/>
-          <w:lang w:val="en-US"/>
-        </w:rPr>
-      </w:pPr>
-      <w:r>
-        <w:rPr>
-          <w:b/>
-          <w:bCs/>
-          <w:lang w:val="en-US"/>
-        </w:rPr>
-        <w:t>3.1 Symbol Origo</w:t>
-      </w:r>
-    </w:p>
-    <w:p>
-      <w:pPr>
-        <w:rPr>
-          <w:lang w:val="en-US"/>
-        </w:rPr>
-      </w:pPr>
-      <w:r>
-        <w:rPr>
-          <w:lang w:val="en-US"/>
-        </w:rPr>
-        <w:t>The origo is defined as the (0,0) coordinate of the symbol coordinate system. All graphical primitives, node positions, and label positions must be defined relative to (0,0). Validation verifies that the instantiated symbol is geometrically consistent when translated/scaled into drawing coordinates.</w:t>
-      </w:r>
-    </w:p>
-    <w:p>
-      <w:pPr>
-        <w:numPr>
-          <w:ilvl w:val="0"/>
-          <w:numId w:val="19"/>
-        </w:numPr>
-        <w:rPr>
-          <w:b/>
-          <w:bCs/>
-          <w:lang w:val="en-US"/>
-        </w:rPr>
-      </w:pPr>
-      <w:r>
-        <w:rPr>
-          <w:b/>
-          <w:bCs/>
-          <w:lang w:val="en-US"/>
-        </w:rPr>
-        <w:t>3.2 Bounding Box</w:t>
-      </w:r>
-    </w:p>
-    <w:p>
-      <w:pPr>
-        <w:rPr>
-          <w:lang w:val="en-US"/>
-        </w:rPr>
-      </w:pPr>
-      <w:r>
-        <w:rPr>
-          <w:lang w:val="en-US"/>
-        </w:rPr>
-        <w:t xml:space="preserve">Each variant must declare </w:t>
-      </w:r>
-      <w:proofErr w:type="spellStart"/>
-      <w:r>
-        <w:rPr>
-          <w:lang w:val="en-US"/>
-        </w:rPr>
-        <w:t>MinX</w:t>
-      </w:r>
-      <w:proofErr w:type="spellEnd"/>
-      <w:r>
-        <w:rPr>
-          <w:lang w:val="en-US"/>
-        </w:rPr>
-        <w:t xml:space="preserve">, </w:t>
-      </w:r>
-      <w:proofErr w:type="spellStart"/>
-      <w:r>
-        <w:rPr>
-          <w:lang w:val="en-US"/>
-        </w:rPr>
-        <w:t>MaxX</w:t>
-      </w:r>
-      <w:proofErr w:type="spellEnd"/>
-      <w:r>
-        <w:rPr>
-          <w:lang w:val="en-US"/>
-        </w:rPr>
-        <w:t xml:space="preserve">, </w:t>
-      </w:r>
-      <w:proofErr w:type="spellStart"/>
-      <w:r>
-        <w:rPr>
-          <w:lang w:val="en-US"/>
-        </w:rPr>
-        <w:t>MinY</w:t>
-      </w:r>
-      <w:proofErr w:type="spellEnd"/>
-      <w:r>
-        <w:rPr>
-          <w:lang w:val="en-US"/>
-        </w:rPr>
-        <w:t>, and MaxY. These values define the graphical bounds for collision detection and layout verification.</w:t>
-      </w:r>
-    </w:p>
-    <w:p>
-      <w:pPr>
-        <w:numPr>
-          <w:ilvl w:val="0"/>
-          <w:numId w:val="19"/>
-        </w:numPr>
-        <w:rPr>
-          <w:b/>
-          <w:bCs/>
-          <w:lang w:val="en-US"/>
-        </w:rPr>
-      </w:pPr>
-      <w:r>
-        <w:rPr>
-          <w:b/>
-          <w:bCs/>
-          <w:lang w:val="en-US"/>
-        </w:rPr>
-        <w:t>4. Symbol Variant Requirements</w:t>
-      </w:r>
-    </w:p>
-    <w:p>
-      <w:pPr>
-        <w:numPr>
-          <w:ilvl w:val="0"/>
-          <w:numId w:val="19"/>
-        </w:numPr>
-        <w:rPr>
-          <w:b/>
-          <w:bCs/>
-          <w:lang w:val="en-US"/>
-        </w:rPr>
-      </w:pPr>
-      <w:r>
-        <w:rPr>
-          <w:b/>
-          <w:bCs/>
-          <w:lang w:val="en-US"/>
-        </w:rPr>
-        <w:t>4.1 Base Variant</w:t>
-      </w:r>
-    </w:p>
-    <w:p>
-      <w:pPr>
-        <w:rPr>
-          <w:lang w:val="en-US"/>
-        </w:rPr>
-      </w:pPr>
-      <w:r>
-        <w:rPr>
-          <w:lang w:val="en-US"/>
-        </w:rPr>
-        <w:lastRenderedPageBreak/>
-        <w:t>At least one variant must be unconditional (no Condition property). This is the default representation.</w:t>
-      </w:r>
-    </w:p>
-    <w:p>
-      <w:pPr>
-        <w:numPr>
-          <w:ilvl w:val="0"/>
-          <w:numId w:val="19"/>
-        </w:numPr>
-        <w:rPr>
-          <w:b/>
-          <w:bCs/>
-          <w:lang w:val="en-US"/>
-        </w:rPr>
-      </w:pPr>
-      <w:r>
-        <w:rPr>
-          <w:b/>
-          <w:bCs/>
-          <w:lang w:val="en-US"/>
-        </w:rPr>
-        <w:t>4.2 Conditional Variants</w:t>
-      </w:r>
-    </w:p>
-    <w:p>
-      <w:pPr>
-        <w:rPr>
-          <w:lang w:val="en-US"/>
-        </w:rPr>
-      </w:pPr>
-      <w:r>
-        <w:rPr>
-          <w:lang w:val="en-US"/>
-        </w:rPr>
-        <w:t>Each conditional symbol variant must declare a Condition with an attribute/value pair, e.g.:</w:t>
-      </w:r>
-      <w:r>
-        <w:rPr>
-          <w:lang w:val="en-US"/>
-        </w:rPr>
-        <w:br/>
-      </w:r>
-      <w:proofErr w:type="spellStart"/>
-      <w:r>
-        <w:rPr>
-          <w:lang w:val="en-US"/>
-        </w:rPr>
-        <w:t>ValvePosition</w:t>
-      </w:r>
-      <w:proofErr w:type="spellEnd"/>
-      <w:r>
-        <w:rPr>
-          <w:lang w:val="en-US"/>
-        </w:rPr>
-        <w:t xml:space="preserve"> = '1NCStraight'</w:t>
-      </w:r>
-      <w:r>
-        <w:rPr>
-          <w:lang w:val="en-US"/>
-        </w:rPr>
-        <w:br/>
-      </w:r>
-      <w:r>
-        <w:rPr>
-          <w:lang w:val="en-US"/>
-        </w:rPr>
-        <w:br/>
-        <w:t>Validation must ensure that the associated DEXPI class element contains the attribute with the matching value. Variant numbers (</w:t>
-      </w:r>
-      <w:proofErr w:type="spellStart"/>
-      <w:r>
-        <w:rPr>
-          <w:lang w:val="en-US"/>
-        </w:rPr>
-        <w:t>VariantNumber</w:t>
-      </w:r>
-      <w:proofErr w:type="spellEnd"/>
-      <w:r>
-        <w:rPr>
-          <w:lang w:val="en-US"/>
-        </w:rPr>
-        <w:t>) must be unique and used for ordering but are not used in validation.</w:t>
-      </w:r>
-    </w:p>
-    <w:p>
-      <w:pPr>
-        <w:numPr>
-          <w:ilvl w:val="0"/>
-          <w:numId w:val="19"/>
-        </w:numPr>
-        <w:rPr>
-          <w:b/>
-          <w:bCs/>
-          <w:lang w:val="en-US"/>
-        </w:rPr>
-      </w:pPr>
-      <w:r>
-        <w:rPr>
-          <w:b/>
-          <w:bCs/>
-          <w:lang w:val="en-US"/>
-        </w:rPr>
-        <w:t>4.3 Variant Selection Logic</w:t>
-      </w:r>
-    </w:p>
-    <w:p>
-      <w:pPr>
-        <w:rPr>
-          <w:lang w:val="en-US"/>
-        </w:rPr>
-      </w:pPr>
-      <w:r>
-        <w:rPr>
-          <w:lang w:val="en-US"/>
-        </w:rPr>
-        <w:t>During validation:</w:t>
-      </w:r>
-      <w:r>
-        <w:rPr>
-          <w:lang w:val="en-US"/>
-        </w:rPr>
-        <w:br/>
-        <w:t>1. The DEXPI element’s attributes are evaluated.</w:t>
-      </w:r>
-      <w:r>
-        <w:rPr>
-          <w:lang w:val="en-US"/>
-        </w:rPr>
-        <w:br/>
-        <w:t>2. The first variant whose Condition evaluates to true is selected.</w:t>
-      </w:r>
-      <w:r>
-        <w:rPr>
-          <w:lang w:val="en-US"/>
-        </w:rPr>
-        <w:br/>
-        <w:t>3. If no conditioned variant applies, the base variant is used.</w:t>
-      </w:r>
-      <w:r>
-        <w:rPr>
-          <w:lang w:val="en-US"/>
-        </w:rPr>
-        <w:br/>
-        <w:t xml:space="preserve">4. The DEXPI file’s chosen </w:t>
-      </w:r>
-      <w:proofErr w:type="spellStart"/>
-      <w:r>
-        <w:rPr>
-          <w:lang w:val="en-US"/>
-        </w:rPr>
-        <w:t>SymbolVariant</w:t>
-      </w:r>
-      <w:proofErr w:type="spellEnd"/>
-      <w:r>
-        <w:rPr>
-          <w:lang w:val="en-US"/>
-        </w:rPr>
-        <w:t xml:space="preserve"> must match the symbol reference stored in the drawing.</w:t>
-      </w:r>
-      <w:r>
-        <w:rPr>
-          <w:lang w:val="en-US"/>
-        </w:rPr>
-        <w:br/>
-      </w:r>
-      <w:r>
-        <w:rPr>
-          <w:lang w:val="en-US"/>
-        </w:rPr>
-        <w:br/>
-        <w:t>Failure to match produces a variant mismatch validation error.</w:t>
-      </w:r>
-    </w:p>
-    <w:p>
-      <w:pPr>
-        <w:numPr>
-          <w:ilvl w:val="0"/>
-          <w:numId w:val="19"/>
-        </w:numPr>
-        <w:rPr>
-          <w:b/>
-          <w:bCs/>
-          <w:lang w:val="en-US"/>
-        </w:rPr>
-      </w:pPr>
-      <w:r>
-        <w:rPr>
-          <w:b/>
-          <w:bCs/>
-          <w:lang w:val="en-US"/>
-        </w:rPr>
-        <w:t>5. Graphical Representation Requirements</w:t>
-      </w:r>
-    </w:p>
-    <w:p>
-      <w:pPr>
-        <w:numPr>
-          <w:ilvl w:val="0"/>
-          <w:numId w:val="19"/>
-        </w:numPr>
-        <w:rPr>
-          <w:b/>
-          <w:bCs/>
-          <w:lang w:val="en-US"/>
-        </w:rPr>
-      </w:pPr>
-      <w:r>
-        <w:rPr>
-          <w:b/>
-          <w:bCs/>
-          <w:lang w:val="en-US"/>
-        </w:rPr>
-        <w:t>5.1 Primitive Elements</w:t>
-      </w:r>
-    </w:p>
-    <w:p>
-      <w:pPr>
-        <w:rPr>
-          <w:lang w:val="en-US"/>
-        </w:rPr>
-      </w:pPr>
-      <w:r>
-        <w:rPr>
-          <w:lang w:val="en-US"/>
-        </w:rPr>
-        <w:t>Symbols must be composed of graphical primitives such as:</w:t>
-      </w:r>
-      <w:r>
-        <w:rPr>
-          <w:lang w:val="en-US"/>
-        </w:rPr>
-        <w:br/>
-      </w:r>
-    </w:p>
-    <w:p>
-      <w:pPr>
-        <w:rPr>
-          <w:lang w:val="en-US"/>
-        </w:rPr>
-      </w:pPr>
-      <w:r>
-        <w:rPr>
-          <w:lang w:val="en-US"/>
-        </w:rPr>
-        <w:t>Core/</w:t>
-      </w:r>
-      <w:proofErr w:type="spellStart"/>
-      <w:r>
-        <w:rPr>
-          <w:lang w:val="en-US"/>
-        </w:rPr>
-        <w:t>Diagram.Polygon</w:t>
-      </w:r>
-      <w:proofErr w:type="spellEnd"/>
-    </w:p>
-    <w:p>
-      <w:pPr>
-        <w:rPr>
-          <w:lang w:val="en-US"/>
-        </w:rPr>
-      </w:pPr>
-      <w:r>
-        <w:rPr>
-          <w:lang w:val="en-US"/>
-        </w:rPr>
-        <w:t>Core/</w:t>
-      </w:r>
-      <w:proofErr w:type="spellStart"/>
-      <w:r>
-        <w:rPr>
-          <w:lang w:val="en-US"/>
-        </w:rPr>
-        <w:t>Diagram.Line</w:t>
-      </w:r>
-      <w:proofErr w:type="spellEnd"/>
-    </w:p>
-    <w:p>
-      <w:pPr>
-        <w:rPr>
-          <w:lang w:val="en-US"/>
-        </w:rPr>
-      </w:pPr>
-      <w:r>
-        <w:rPr>
-          <w:lang w:val="en-US"/>
-        </w:rPr>
-        <w:t>Core/</w:t>
-      </w:r>
-      <w:proofErr w:type="spellStart"/>
-      <w:r>
-        <w:rPr>
-          <w:lang w:val="en-US"/>
-        </w:rPr>
-        <w:t>Diagram.Ellipse</w:t>
-      </w:r>
-      <w:proofErr w:type="spellEnd"/>
-    </w:p>
-    <w:p>
-      <w:pPr>
-        <w:rPr>
-          <w:lang w:val="en-US"/>
-        </w:rPr>
-      </w:pPr>
-      <w:r>
-        <w:rPr>
-          <w:lang w:val="en-US"/>
-        </w:rPr>
-        <w:t>Core/</w:t>
-      </w:r>
-      <w:proofErr w:type="spellStart"/>
-      <w:r>
-        <w:rPr>
-          <w:lang w:val="en-US"/>
-        </w:rPr>
-        <w:t>Diagram.Stroke</w:t>
-      </w:r>
-      <w:proofErr w:type="spellEnd"/>
-    </w:p>
-    <w:p>
-      <w:pPr>
-        <w:rPr>
-          <w:lang w:val="en-US"/>
-        </w:rPr>
-      </w:pPr>
-      <w:r>
-        <w:rPr>
-          <w:lang w:val="en-US"/>
-        </w:rPr>
-        <w:t>Core/</w:t>
-      </w:r>
-      <w:proofErr w:type="spellStart"/>
-      <w:r>
-        <w:rPr>
-          <w:lang w:val="en-US"/>
-        </w:rPr>
-        <w:t>Diagram.FillStyle</w:t>
-      </w:r>
-      <w:proofErr w:type="spellEnd"/>
-    </w:p>
-    <w:p>
-      <w:pPr>
-        <w:rPr>
-          <w:lang w:val="en-US"/>
-        </w:rPr>
-      </w:pPr>
-      <w:r>
-        <w:rPr>
-          <w:lang w:val="en-US"/>
-        </w:rPr>
-        <w:lastRenderedPageBreak/>
-        <w:t>Validation checks that all required primitives are present for the declared variant, that the coordinates match the expected geometry, and that stroke and fill styles meet the reference definition (within a tolerance for rendering differences).</w:t>
-      </w:r>
-    </w:p>
-    <w:p>
-      <w:pPr>
-        <w:numPr>
-          <w:ilvl w:val="0"/>
-          <w:numId w:val="19"/>
-        </w:numPr>
-        <w:rPr>
-          <w:b/>
-          <w:bCs/>
-          <w:lang w:val="en-US"/>
-        </w:rPr>
-      </w:pPr>
-      <w:r>
-        <w:rPr>
-          <w:b/>
-          <w:bCs/>
-          <w:lang w:val="en-US"/>
-        </w:rPr>
-        <w:t>5.2 Fill and Stroke Rules</w:t>
-      </w:r>
-    </w:p>
-    <w:p>
-      <w:pPr>
-        <w:rPr>
-          <w:lang w:val="en-US"/>
-        </w:rPr>
-      </w:pPr>
-      <w:r>
-        <w:rPr>
-          <w:lang w:val="en-US"/>
-        </w:rPr>
-        <w:t xml:space="preserve">Primitives may be transparent or filled. Stroke width, color, and </w:t>
-      </w:r>
-      <w:proofErr w:type="spellStart"/>
-      <w:r>
-        <w:rPr>
-          <w:lang w:val="en-US"/>
-        </w:rPr>
-        <w:t>dashstyle</w:t>
-      </w:r>
-      <w:proofErr w:type="spellEnd"/>
-      <w:r>
-        <w:rPr>
-          <w:lang w:val="en-US"/>
-        </w:rPr>
-        <w:t xml:space="preserve"> must match the definition (within a reasonable tolerance).</w:t>
-      </w:r>
-    </w:p>
-    <w:p>
-      <w:pPr>
-        <w:numPr>
-          <w:ilvl w:val="0"/>
-          <w:numId w:val="19"/>
-        </w:numPr>
-        <w:rPr>
-          <w:b/>
-          <w:bCs/>
-          <w:lang w:val="en-US"/>
-        </w:rPr>
-      </w:pPr>
-      <w:r>
-        <w:rPr>
-          <w:b/>
-          <w:bCs/>
-          <w:lang w:val="en-US"/>
-        </w:rPr>
-        <w:t xml:space="preserve">6. </w:t>
-      </w:r>
-      <w:proofErr w:type="spellStart"/>
-      <w:r>
-        <w:rPr>
-          <w:b/>
-          <w:bCs/>
-          <w:lang w:val="en-US"/>
-        </w:rPr>
-        <w:t>NodePosition</w:t>
-      </w:r>
-      <w:proofErr w:type="spellEnd"/>
-      <w:r>
-        <w:rPr>
-          <w:b/>
-          <w:bCs/>
-          <w:lang w:val="en-US"/>
-        </w:rPr>
-        <w:t xml:space="preserve"> Requirements</w:t>
-      </w:r>
-    </w:p>
-    <w:p>
-      <w:pPr>
-        <w:rPr>
-          <w:lang w:val="en-US"/>
-        </w:rPr>
-      </w:pPr>
-      <w:r>
-        <w:rPr>
-          <w:lang w:val="en-US"/>
-        </w:rPr>
-        <w:t xml:space="preserve">A symbol variant must provide one or more </w:t>
-      </w:r>
-      <w:proofErr w:type="spellStart"/>
-      <w:r>
-        <w:rPr>
-          <w:lang w:val="en-US"/>
-        </w:rPr>
-        <w:t>NodePositions</w:t>
-      </w:r>
-      <w:proofErr w:type="spellEnd"/>
-      <w:r>
-        <w:rPr>
-          <w:lang w:val="en-US"/>
-        </w:rPr>
-        <w:t>, defining:</w:t>
-      </w:r>
-      <w:r>
-        <w:rPr>
-          <w:lang w:val="en-US"/>
-        </w:rPr>
-        <w:br/>
-      </w:r>
-    </w:p>
-    <w:p>
-      <w:pPr>
-        <w:rPr>
-          <w:lang w:val="en-US"/>
-        </w:rPr>
-      </w:pPr>
-      <w:r>
-        <w:rPr>
-          <w:lang w:val="en-US"/>
-        </w:rPr>
-        <w:t>Position (X,Y)</w:t>
-      </w:r>
-    </w:p>
-    <w:p>
-      <w:pPr>
-        <w:rPr>
-          <w:lang w:val="en-US"/>
-        </w:rPr>
-      </w:pPr>
-      <w:r>
-        <w:rPr>
-          <w:lang w:val="en-US"/>
-        </w:rPr>
-        <w:t>Type (e.g., Profile/</w:t>
-      </w:r>
-      <w:proofErr w:type="spellStart"/>
-      <w:r>
-        <w:rPr>
-          <w:lang w:val="en-US"/>
-        </w:rPr>
-        <w:t>NodePositionType.Piping</w:t>
-      </w:r>
-      <w:proofErr w:type="spellEnd"/>
-      <w:r>
-        <w:rPr>
-          <w:lang w:val="en-US"/>
-        </w:rPr>
-        <w:t>)</w:t>
-      </w:r>
-    </w:p>
-    <w:p>
-      <w:pPr>
-        <w:rPr>
-          <w:lang w:val="en-US"/>
-        </w:rPr>
-      </w:pPr>
-      <w:proofErr w:type="spellStart"/>
-      <w:r>
-        <w:rPr>
-          <w:lang w:val="en-US"/>
-        </w:rPr>
-        <w:t>MinCount</w:t>
-      </w:r>
-      <w:proofErr w:type="spellEnd"/>
-    </w:p>
-    <w:p>
-      <w:pPr>
-        <w:rPr>
-          <w:lang w:val="en-US"/>
-        </w:rPr>
-      </w:pPr>
-      <w:proofErr w:type="spellStart"/>
-      <w:r>
-        <w:rPr>
-          <w:lang w:val="en-US"/>
-        </w:rPr>
-        <w:t>MaxCount</w:t>
-      </w:r>
-      <w:proofErr w:type="spellEnd"/>
-    </w:p>
-    <w:p>
-      <w:pPr>
-        <w:rPr>
-          <w:lang w:val="en-US"/>
-        </w:rPr>
-      </w:pPr>
-      <w:r>
-        <w:rPr>
-          <w:lang w:val="en-US"/>
-        </w:rPr>
-        <w:t>Direction (for auto-routing only; not used during validation)</w:t>
-      </w:r>
-    </w:p>
-    <w:p>
-      <w:pPr>
-        <w:numPr>
-          <w:ilvl w:val="0"/>
-          <w:numId w:val="19"/>
-        </w:numPr>
-        <w:rPr>
-          <w:b/>
-          <w:bCs/>
-          <w:lang w:val="en-US"/>
-        </w:rPr>
-      </w:pPr>
-      <w:r>
-        <w:rPr>
-          <w:b/>
-          <w:bCs/>
-          <w:lang w:val="en-US"/>
-        </w:rPr>
-        <w:t>6.1 Validation Requirements for Connections</w:t>
-      </w:r>
-    </w:p>
-    <w:p>
-      <w:pPr>
-        <w:rPr>
-          <w:lang w:val="en-US"/>
-        </w:rPr>
-      </w:pPr>
-      <w:r>
-        <w:rPr>
-          <w:lang w:val="en-US"/>
-        </w:rPr>
-        <w:t>During DEXPI verification:</w:t>
-      </w:r>
-      <w:r>
-        <w:rPr>
-          <w:lang w:val="en-US"/>
-        </w:rPr>
-        <w:br/>
-        <w:t>1. Each connected line must correspond to the declared node type (e.g., a piping node only allows Piping connections).</w:t>
-      </w:r>
-      <w:r>
-        <w:rPr>
-          <w:lang w:val="en-US"/>
-        </w:rPr>
-        <w:br/>
-        <w:t xml:space="preserve">2. The number of connections must satisfy: </w:t>
-      </w:r>
-      <w:proofErr w:type="spellStart"/>
-      <w:r>
-        <w:rPr>
-          <w:lang w:val="en-US"/>
-        </w:rPr>
-        <w:t>MinCount</w:t>
-      </w:r>
-      <w:proofErr w:type="spellEnd"/>
-      <w:r>
-        <w:rPr>
-          <w:lang w:val="en-US"/>
-        </w:rPr>
-        <w:t xml:space="preserve"> ≤ </w:t>
-      </w:r>
-      <w:proofErr w:type="spellStart"/>
-      <w:r>
-        <w:rPr>
-          <w:lang w:val="en-US"/>
-        </w:rPr>
-        <w:t>actualConnections</w:t>
-      </w:r>
-      <w:proofErr w:type="spellEnd"/>
-      <w:r>
-        <w:rPr>
-          <w:lang w:val="en-US"/>
-        </w:rPr>
-        <w:t xml:space="preserve"> ≤ </w:t>
-      </w:r>
-      <w:proofErr w:type="spellStart"/>
-      <w:r>
-        <w:rPr>
-          <w:lang w:val="en-US"/>
-        </w:rPr>
-        <w:t>MaxCount</w:t>
-      </w:r>
-      <w:proofErr w:type="spellEnd"/>
-      <w:r>
-        <w:rPr>
-          <w:lang w:val="en-US"/>
-        </w:rPr>
-        <w:t>.</w:t>
-      </w:r>
-      <w:r>
-        <w:rPr>
-          <w:lang w:val="en-US"/>
-        </w:rPr>
-        <w:br/>
-        <w:t xml:space="preserve">3. The drawing-selected node must align geometrically with the </w:t>
-      </w:r>
-      <w:proofErr w:type="spellStart"/>
-      <w:r>
-        <w:rPr>
-          <w:lang w:val="en-US"/>
-        </w:rPr>
-        <w:t>NodePosition</w:t>
-      </w:r>
-      <w:proofErr w:type="spellEnd"/>
-      <w:r>
-        <w:rPr>
-          <w:lang w:val="en-US"/>
-        </w:rPr>
-        <w:t xml:space="preserve"> coordinates (within a tolerance).</w:t>
-      </w:r>
-    </w:p>
-    <w:p>
-      <w:pPr>
-        <w:numPr>
-          <w:ilvl w:val="0"/>
-          <w:numId w:val="19"/>
-        </w:numPr>
-        <w:rPr>
-          <w:b/>
-          <w:bCs/>
-          <w:lang w:val="en-US"/>
-        </w:rPr>
-      </w:pPr>
-      <w:r>
-        <w:rPr>
-          <w:b/>
-          <w:bCs/>
-          <w:lang w:val="en-US"/>
-        </w:rPr>
-        <w:t>6.2 Node Direction</w:t>
-      </w:r>
-    </w:p>
-    <w:p>
-      <w:pPr>
-        <w:rPr>
-          <w:lang w:val="en-US"/>
-        </w:rPr>
-      </w:pPr>
-      <w:r>
-        <w:rPr>
-          <w:lang w:val="en-US"/>
-        </w:rPr>
-        <w:t>Directions (e.g., 180°, 0°, 270°) assist automated drawing generation. Validation does not require direction checking.</w:t>
-      </w:r>
-    </w:p>
-    <w:p>
-      <w:pPr>
         <w:keepNext/>
       </w:pPr>
       <w:r>
         <w:rPr>
           <w:noProof/>
         </w:rPr>
-        <w:lastRenderedPageBreak/>
         <w:drawing>
-          <wp:inline distT="0" distB="0" distL="0" distR="0" wp14:anchorId="7069A8C1" wp14:editId="207BE27C">
-            <wp:extent cx="2858770" cy="2858770"/>
-            <wp:effectExtent l="0" t="0" r="0" b="0"/>
+          <wp:inline distT="0" distB="0" distL="0" distR="0" wp14:anchorId="7069A8C1" wp14:editId="3EEAB242">
+            <wp:extent cx="1520456" cy="1520456"/>
+            <wp:effectExtent l="0" t="0" r="3810" b="3810"/>
             <wp:docPr id="2108526305" name="Picture 2" descr="Rotating elements in Processing - Creative Coding - Tutorial"/>
             <wp:cNvGraphicFramePr>
               <a:graphicFrameLocks xmlns:a="http://schemas.openxmlformats.org/drawingml/2006/main" noChangeAspect="1"/>
@@ -5789,7 +3249,7 @@
                     </pic:cNvPicPr>
                   </pic:nvPicPr>
                   <pic:blipFill>
-                    <a:blip r:embed="rId15">
+                    <a:blip r:embed="rId17">
                       <a:extLst>
                         <a:ext uri="{28A0092B-C50C-407E-A947-70E740481C1C}">
                           <a14:useLocalDpi xmlns:a14="http://schemas.microsoft.com/office/drawing/2010/main" val="0"/>
@@ -5804,7 +3264,7 @@
                   <pic:spPr bwMode="auto">
                     <a:xfrm>
                       <a:off x="0" y="0"/>
-                      <a:ext cx="2858770" cy="2858770"/>
+                      <a:ext cx="1528017" cy="1528017"/>
                     </a:xfrm>
                     <a:prstGeom prst="rect">
                       <a:avLst/>
@@ -5849,9 +3309,6 @@
         <w:t>1</w:t>
       </w:r>
       <w:r>
-        <w:rPr>
-          <w:noProof/>
-        </w:rPr>
         <w:fldChar w:fldCharType="end"/>
       </w:r>
       <w:r>
@@ -5860,577 +3317,100 @@
     </w:p>
     <w:p>
       <w:pPr>
-        <w:numPr>
-          <w:ilvl w:val="0"/>
-          <w:numId w:val="19"/>
-        </w:numPr>
-        <w:rPr>
-          <w:b/>
-          <w:bCs/>
-          <w:lang w:val="en-US"/>
-        </w:rPr>
-      </w:pPr>
-      <w:r>
-        <w:rPr>
-          <w:b/>
-          <w:bCs/>
-          <w:lang w:val="en-US"/>
-        </w:rPr>
-        <w:t>7. Label Template Requirements</w:t>
-      </w:r>
+        <w:pStyle w:val="Heading3"/>
+      </w:pPr>
+      <w:bookmarkStart w:id="36" w:name="_Toc216884565"/>
+      <w:bookmarkStart w:id="37" w:name="_Ref96344346"/>
+      <w:bookmarkEnd w:id="0"/>
+      <w:bookmarkEnd w:id="1"/>
+      <w:r>
+        <w:t>Label Attribute Definitions</w:t>
+      </w:r>
+      <w:bookmarkEnd w:id="36"/>
     </w:p>
     <w:p>
       <w:pPr>
         <w:rPr>
-          <w:lang w:val="en-US"/>
-        </w:rPr>
-      </w:pPr>
-      <w:r>
-        <w:rPr>
-          <w:lang w:val="en-US"/>
-        </w:rPr>
-        <w:t xml:space="preserve">A symbol variant may define one or more </w:t>
-      </w:r>
-      <w:proofErr w:type="spellStart"/>
-      <w:r>
-        <w:rPr>
-          <w:lang w:val="en-US"/>
-        </w:rPr>
-        <w:t>LabelTemplates</w:t>
-      </w:r>
-      <w:proofErr w:type="spellEnd"/>
-      <w:r>
-        <w:rPr>
-          <w:lang w:val="en-US"/>
-        </w:rPr>
-        <w:t xml:space="preserve"> describing:</w:t>
-      </w:r>
-      <w:r>
-        <w:rPr>
-          <w:lang w:val="en-US"/>
-        </w:rPr>
-        <w:br/>
+          <w:lang w:eastAsia="en-GB"/>
+        </w:rPr>
+      </w:pPr>
+      <w:r>
+        <w:rPr>
+          <w:lang w:eastAsia="en-GB"/>
+        </w:rPr>
+        <w:t xml:space="preserve">Label attributes are mapped </w:t>
+      </w:r>
+      <w:r>
+        <w:rPr>
+          <w:lang w:eastAsia="en-GB"/>
+        </w:rPr>
+        <w:t>towards class attribute references such that any label that is or can be referenced by a DEXPI class element must only contain attributes known to that class element.</w:t>
       </w:r>
     </w:p>
     <w:p>
       <w:pPr>
         <w:rPr>
-          <w:lang w:val="en-US"/>
-        </w:rPr>
-      </w:pPr>
-      <w:r>
-        <w:rPr>
-          <w:lang w:val="en-US"/>
-        </w:rPr>
-        <w:t>Alignment (Top, Bottom, Center, etc.)</w:t>
-      </w:r>
+          <w:lang w:eastAsia="en-GB"/>
+        </w:rPr>
+      </w:pPr>
+      <w:r>
+        <w:rPr>
+          <w:lang w:eastAsia="en-GB"/>
+        </w:rPr>
+        <w:t>DEXPI attributes are defined with an RDL reference.</w:t>
+      </w:r>
+      <w:bookmarkEnd w:id="37"/>
     </w:p>
     <w:p>
       <w:pPr>
-        <w:rPr>
-          <w:lang w:val="en-US"/>
-        </w:rPr>
-      </w:pPr>
-      <w:r>
-        <w:rPr>
-          <w:lang w:val="en-US"/>
-        </w:rPr>
-        <w:t>Font and Size</w:t>
-      </w:r>
+        <w:pStyle w:val="Heading3"/>
+      </w:pPr>
+      <w:bookmarkStart w:id="38" w:name="_Toc216884566"/>
+      <w:r>
+        <w:t>Symbol Variants</w:t>
+      </w:r>
+      <w:bookmarkEnd w:id="38"/>
     </w:p>
     <w:p>
       <w:pPr>
         <w:rPr>
-          <w:lang w:val="en-US"/>
-        </w:rPr>
-      </w:pPr>
-      <w:r>
-        <w:rPr>
-          <w:lang w:val="en-US"/>
-        </w:rPr>
-        <w:t>Color</w:t>
+          <w:lang w:eastAsia="en-GB"/>
+        </w:rPr>
+      </w:pPr>
+      <w:r>
+        <w:rPr>
+          <w:lang w:eastAsia="en-GB"/>
+        </w:rPr>
+        <w:t>Support of ‘intelligent’ symbols is built into the DISC DEXPI profile through the use of symbol variants and associated Condition requirements. Variant 0 is defined as the default variant where no information is given regarding the variant condition of the symbol.</w:t>
       </w:r>
     </w:p>
     <w:p>
       <w:pPr>
         <w:rPr>
-          <w:lang w:val="en-US"/>
-        </w:rPr>
-      </w:pPr>
-      <w:r>
-        <w:rPr>
-          <w:lang w:val="en-US"/>
-        </w:rPr>
-        <w:t>Label Position (X,Y) relative to origo</w:t>
+          <w:lang w:eastAsia="en-GB"/>
+        </w:rPr>
+      </w:pPr>
+      <w:r>
+        <w:rPr>
+          <w:lang w:eastAsia="en-GB"/>
+        </w:rPr>
+        <w:t>Each set of conditions is given in a fixed list of values for the class type associated with the symbol.</w:t>
       </w:r>
     </w:p>
     <w:p>
       <w:pPr>
-        <w:rPr>
-          <w:lang w:val="en-US"/>
-        </w:rPr>
-      </w:pPr>
-      <w:r>
-        <w:rPr>
-          <w:lang w:val="en-US"/>
-        </w:rPr>
-        <w:t>Rotation (usually 0° unless explicitly rotated)</w:t>
-      </w:r>
-    </w:p>
-    <w:p>
-      <w:pPr>
-        <w:rPr>
-          <w:lang w:val="en-US"/>
-        </w:rPr>
-      </w:pPr>
-      <w:r>
-        <w:rPr>
-          <w:lang w:val="en-US"/>
-        </w:rPr>
-        <w:t>Text containing attribute placeholders (e.g., &lt;</w:t>
-      </w:r>
-      <w:proofErr w:type="spellStart"/>
-      <w:r>
-        <w:rPr>
-          <w:lang w:val="en-US"/>
-        </w:rPr>
-        <w:t>ObjectDisplayName</w:t>
-      </w:r>
-      <w:proofErr w:type="spellEnd"/>
-      <w:r>
-        <w:rPr>
-          <w:lang w:val="en-US"/>
-        </w:rPr>
-        <w:t>&gt;, &lt;</w:t>
-      </w:r>
-      <w:proofErr w:type="spellStart"/>
-      <w:r>
-        <w:rPr>
-          <w:lang w:val="en-US"/>
-        </w:rPr>
-        <w:t>NominalDiameter</w:t>
-      </w:r>
-      <w:proofErr w:type="spellEnd"/>
-      <w:r>
-        <w:rPr>
-          <w:lang w:val="en-US"/>
-        </w:rPr>
-        <w:t>&gt;)</w:t>
-      </w:r>
-    </w:p>
-    <w:p>
-      <w:pPr>
-        <w:numPr>
-          <w:ilvl w:val="0"/>
-          <w:numId w:val="19"/>
-        </w:numPr>
-        <w:rPr>
-          <w:b/>
-          <w:bCs/>
-          <w:lang w:val="en-US"/>
-        </w:rPr>
-      </w:pPr>
-      <w:r>
-        <w:rPr>
-          <w:b/>
-          <w:bCs/>
-          <w:lang w:val="en-US"/>
-        </w:rPr>
-        <w:t>7.1 Validation Requirements</w:t>
-      </w:r>
-    </w:p>
-    <w:p>
-      <w:pPr>
-        <w:rPr>
-          <w:lang w:val="en-US"/>
-        </w:rPr>
-      </w:pPr>
-      <w:r>
-        <w:rPr>
-          <w:lang w:val="en-US"/>
-        </w:rPr>
-        <w:lastRenderedPageBreak/>
-        <w:t>For each label:</w:t>
-      </w:r>
-      <w:r>
-        <w:rPr>
-          <w:lang w:val="en-US"/>
-        </w:rPr>
-        <w:br/>
-        <w:t>1. Placement: The label must appear near the expected coordinates.</w:t>
-      </w:r>
-      <w:r>
-        <w:rPr>
-          <w:lang w:val="en-US"/>
-        </w:rPr>
-        <w:br/>
-        <w:t>2. Attributes: All attribute placeholders must correspond to attributes available on the associated DEXPI class element.</w:t>
-      </w:r>
-      <w:r>
-        <w:rPr>
-          <w:lang w:val="en-US"/>
-        </w:rPr>
-        <w:br/>
-        <w:t xml:space="preserve">3. Formatting: Ordering and grouping of attributes must follow the </w:t>
-      </w:r>
-      <w:proofErr w:type="spellStart"/>
-      <w:r>
-        <w:rPr>
-          <w:lang w:val="en-US"/>
-        </w:rPr>
-        <w:t>LabelTemplate</w:t>
-      </w:r>
-      <w:proofErr w:type="spellEnd"/>
-      <w:r>
-        <w:rPr>
-          <w:lang w:val="en-US"/>
-        </w:rPr>
-        <w:t xml:space="preserve"> specification.</w:t>
-      </w:r>
-      <w:r>
-        <w:rPr>
-          <w:lang w:val="en-US"/>
-        </w:rPr>
-        <w:br/>
-      </w:r>
-      <w:r>
-        <w:rPr>
-          <w:lang w:val="en-US"/>
-        </w:rPr>
-        <w:br/>
-        <w:t>Label content may be empty if the corresponding attribute is empty in the DEXPI file.</w:t>
-      </w:r>
-    </w:p>
-    <w:p>
-      <w:pPr>
-        <w:numPr>
-          <w:ilvl w:val="0"/>
-          <w:numId w:val="19"/>
-        </w:numPr>
-        <w:rPr>
-          <w:b/>
-          <w:bCs/>
-          <w:lang w:val="en-US"/>
-        </w:rPr>
-      </w:pPr>
-      <w:r>
-        <w:rPr>
-          <w:b/>
-          <w:bCs/>
-          <w:lang w:val="en-US"/>
-        </w:rPr>
-        <w:t>8. Rotation and Mirroring Requirements</w:t>
-      </w:r>
-    </w:p>
-    <w:p>
-      <w:pPr>
-        <w:rPr>
-          <w:lang w:val="en-US"/>
-        </w:rPr>
-      </w:pPr>
-      <w:r>
-        <w:rPr>
-          <w:lang w:val="en-US"/>
-        </w:rPr>
-        <w:t xml:space="preserve">Symbols specify </w:t>
-      </w:r>
-      <w:proofErr w:type="spellStart"/>
-      <w:r>
-        <w:rPr>
-          <w:lang w:val="en-US"/>
-        </w:rPr>
-        <w:t>RotationAllowed</w:t>
-      </w:r>
-      <w:proofErr w:type="spellEnd"/>
-      <w:r>
-        <w:rPr>
-          <w:lang w:val="en-US"/>
-        </w:rPr>
-        <w:t xml:space="preserve"> (0 = allowed, 1 = not allowed) and </w:t>
-      </w:r>
-      <w:proofErr w:type="spellStart"/>
-      <w:r>
-        <w:rPr>
-          <w:lang w:val="en-US"/>
-        </w:rPr>
-        <w:t>MirroringAllowed</w:t>
-      </w:r>
-      <w:proofErr w:type="spellEnd"/>
-      <w:r>
-        <w:rPr>
-          <w:lang w:val="en-US"/>
-        </w:rPr>
-        <w:t xml:space="preserve"> (0 = allowed, 1 = not allowed). Validation checks that a symbol instance is not rotated if rotation is prohibited and not mirrored if mirroring is prohibited. If the drawing uses a rotation or mirror that contradicts the allowed values, this produces a geometry violation.</w:t>
-      </w:r>
-    </w:p>
-    <w:p>
-      <w:pPr>
-        <w:numPr>
-          <w:ilvl w:val="0"/>
-          <w:numId w:val="19"/>
-        </w:numPr>
-        <w:rPr>
-          <w:b/>
-          <w:bCs/>
-          <w:lang w:val="en-US"/>
-        </w:rPr>
-      </w:pPr>
-      <w:r>
-        <w:rPr>
-          <w:b/>
-          <w:bCs/>
-          <w:lang w:val="en-US"/>
-        </w:rPr>
-        <w:t>9. Mapping Symbol to Class Element(s)</w:t>
-      </w:r>
-    </w:p>
-    <w:p>
-      <w:pPr>
-        <w:rPr>
-          <w:lang w:val="en-US"/>
-        </w:rPr>
-      </w:pPr>
-      <w:r>
-        <w:rPr>
-          <w:lang w:val="en-US"/>
-        </w:rPr>
-        <w:t xml:space="preserve">Each symbol must be mapped to one or more DEXPI classes via the </w:t>
-      </w:r>
-      <w:proofErr w:type="spellStart"/>
-      <w:r>
-        <w:rPr>
-          <w:lang w:val="en-US"/>
-        </w:rPr>
-        <w:t>MetaData</w:t>
-      </w:r>
-      <w:proofErr w:type="spellEnd"/>
-      <w:r>
-        <w:rPr>
-          <w:lang w:val="en-US"/>
-        </w:rPr>
-        <w:t>/usage property, for example:</w:t>
-      </w:r>
-      <w:r>
-        <w:rPr>
-          <w:lang w:val="en-US"/>
-        </w:rPr>
-        <w:br/>
-      </w:r>
-      <w:proofErr w:type="spellStart"/>
-      <w:r>
-        <w:rPr>
-          <w:lang w:val="en-US"/>
-        </w:rPr>
-        <w:t>DiscProfile.InformationModel.ThreeWayValve</w:t>
-      </w:r>
-      <w:proofErr w:type="spellEnd"/>
-      <w:r>
-        <w:rPr>
-          <w:lang w:val="en-US"/>
-        </w:rPr>
-        <w:br/>
-      </w:r>
-      <w:r>
-        <w:rPr>
-          <w:lang w:val="en-US"/>
-        </w:rPr>
-        <w:br/>
-        <w:t>Validation rules:</w:t>
-      </w:r>
-      <w:r>
-        <w:rPr>
-          <w:lang w:val="en-US"/>
-        </w:rPr>
-        <w:br/>
-        <w:t>1. The symbol instance must reference a DEXPI element whose class is compatible with the declared usage.</w:t>
-      </w:r>
-      <w:r>
-        <w:rPr>
-          <w:lang w:val="en-US"/>
-        </w:rPr>
-        <w:br/>
-        <w:t>2. If a symbol supports multiple classes, the variant selection logic must remain valid across all supported classes.</w:t>
-      </w:r>
-      <w:r>
-        <w:rPr>
-          <w:lang w:val="en-US"/>
-        </w:rPr>
-        <w:br/>
-        <w:t>3. Attribute/value pairs used in variant conditions must belong to the referenced class.</w:t>
-      </w:r>
-    </w:p>
-    <w:p>
-      <w:pPr>
-        <w:numPr>
-          <w:ilvl w:val="0"/>
-          <w:numId w:val="19"/>
-        </w:numPr>
-        <w:rPr>
-          <w:b/>
-          <w:bCs/>
-          <w:lang w:val="en-US"/>
-        </w:rPr>
-      </w:pPr>
-      <w:r>
-        <w:rPr>
-          <w:b/>
-          <w:bCs/>
-          <w:lang w:val="en-US"/>
-        </w:rPr>
-        <w:t>10. Summary of Validation Checks</w:t>
-      </w:r>
-    </w:p>
-    <w:p>
-      <w:pPr>
-        <w:rPr>
-          <w:lang w:val="en-US"/>
-        </w:rPr>
-      </w:pPr>
-      <w:r>
-        <w:rPr>
-          <w:lang w:val="en-US"/>
-        </w:rPr>
-        <w:t>The validator shall confirm all of the following:</w:t>
-      </w:r>
-    </w:p>
-    <w:p>
-      <w:pPr>
-        <w:rPr>
-          <w:lang w:val="en-US"/>
-        </w:rPr>
-      </w:pPr>
-      <w:r>
-        <w:rPr>
-          <w:lang w:val="en-US"/>
-        </w:rPr>
-        <w:t>Symbol identity: symbol name and class usage match the profile definition.</w:t>
-      </w:r>
-    </w:p>
-    <w:p>
-      <w:pPr>
-        <w:rPr>
-          <w:lang w:val="en-US"/>
-        </w:rPr>
-      </w:pPr>
-      <w:r>
-        <w:rPr>
-          <w:lang w:val="en-US"/>
-        </w:rPr>
-        <w:t>Geometry: variant exists, selected variant matches attribute logic, primitives match, no illegal rotation/mirroring.</w:t>
-      </w:r>
-    </w:p>
-    <w:p>
-      <w:pPr>
-        <w:rPr>
-          <w:lang w:val="en-US"/>
-        </w:rPr>
-      </w:pPr>
-      <w:r>
-        <w:rPr>
-          <w:lang w:val="en-US"/>
-        </w:rPr>
-        <w:t xml:space="preserve">Node connections: each connection aligns to a </w:t>
-      </w:r>
-      <w:proofErr w:type="spellStart"/>
-      <w:r>
-        <w:rPr>
-          <w:lang w:val="en-US"/>
-        </w:rPr>
-        <w:t>NodePosition</w:t>
-      </w:r>
-      <w:proofErr w:type="spellEnd"/>
-      <w:r>
-        <w:rPr>
-          <w:lang w:val="en-US"/>
-        </w:rPr>
-        <w:t>, types match, and Min/</w:t>
-      </w:r>
-      <w:proofErr w:type="spellStart"/>
-      <w:r>
-        <w:rPr>
-          <w:lang w:val="en-US"/>
-        </w:rPr>
-        <w:t>MaxCount</w:t>
-      </w:r>
-      <w:proofErr w:type="spellEnd"/>
-      <w:r>
-        <w:rPr>
-          <w:lang w:val="en-US"/>
-        </w:rPr>
-        <w:t xml:space="preserve"> is respected.</w:t>
-      </w:r>
-    </w:p>
-    <w:p>
-      <w:pPr>
-        <w:rPr>
-          <w:lang w:val="en-US"/>
-        </w:rPr>
-      </w:pPr>
-      <w:r>
-        <w:rPr>
-          <w:lang w:val="en-US"/>
-        </w:rPr>
-        <w:t>Labels: label placement, attribute placeholders, and text expansion are correct.</w:t>
-      </w:r>
-    </w:p>
-    <w:p>
-      <w:pPr>
-        <w:rPr>
-          <w:lang w:val="en-US"/>
-        </w:rPr>
-      </w:pPr>
-      <w:r>
-        <w:rPr>
-          <w:lang w:val="en-US"/>
-        </w:rPr>
-        <w:t>Variant condition: DEXPI attributes match Condition rules or base variant applies.</w:t>
-      </w:r>
-    </w:p>
-    <w:p>
-      <w:pPr>
-        <w:numPr>
-          <w:ilvl w:val="0"/>
-          <w:numId w:val="19"/>
-        </w:numPr>
-        <w:rPr>
-          <w:b/>
-          <w:bCs/>
-          <w:lang w:val="en-US"/>
-        </w:rPr>
-      </w:pPr>
-      <w:r>
-        <w:rPr>
-          <w:b/>
-          <w:bCs/>
-          <w:lang w:val="en-US"/>
-        </w:rPr>
-        <w:t>11. Conclusion</w:t>
-      </w:r>
-    </w:p>
-    <w:p>
-      <w:r>
-        <w:rPr>
-          <w:lang w:val="en-US"/>
-        </w:rPr>
-        <w:lastRenderedPageBreak/>
-        <w:t>This requirements document establishes a complete verification framework for DISC DEXPI Profile Symbols. It ensures consistency between the P&amp;ID graphical representation, the selected symbol variant, the DEXPI class element data, the incoming and outgoing connections, and the label content and positioning. Following these requirements guarantees accurate, standard</w:t>
-      </w:r>
-    </w:p>
-    <w:bookmarkEnd w:id="0"/>
-    <w:bookmarkEnd w:id="1"/>
-    <w:p>
-      <w:pPr>
         <w:keepNext/>
       </w:pPr>
       <w:r>
         <w:rPr>
           <w:noProof/>
+          <w:lang w:eastAsia="en-GB"/>
         </w:rPr>
         <w:drawing>
-          <wp:inline distT="0" distB="0" distL="0" distR="0" wp14:anchorId="65B08A52" wp14:editId="1BFF7278">
-            <wp:extent cx="6533965" cy="4546749"/>
-            <wp:effectExtent l="0" t="0" r="635" b="6350"/>
-            <wp:docPr id="49" name="Picture 49" descr="Table&#10;&#10;Description automatically generated"/>
+          <wp:inline distT="0" distB="0" distL="0" distR="0" wp14:anchorId="209B3AF1" wp14:editId="5B60B8EE">
+            <wp:extent cx="1565480" cy="1424763"/>
+            <wp:effectExtent l="0" t="0" r="0" b="4445"/>
+            <wp:docPr id="1415132069" name="Picture 1" descr="A diagram of a triangle with a red circle&#10;&#10;AI-generated content may be incorrect."/>
             <wp:cNvGraphicFramePr>
               <a:graphicFrameLocks xmlns:a="http://schemas.openxmlformats.org/drawingml/2006/main" noChangeAspect="1"/>
             </wp:cNvGraphicFramePr>
@@ -6438,11 +3418,11 @@
               <a:graphicData uri="http://schemas.openxmlformats.org/drawingml/2006/picture">
                 <pic:pic xmlns:pic="http://schemas.openxmlformats.org/drawingml/2006/picture">
                   <pic:nvPicPr>
-                    <pic:cNvPr id="49" name="Picture 49" descr="Table&#10;&#10;Description automatically generated"/>
+                    <pic:cNvPr id="1415132069" name="Picture 1" descr="A diagram of a triangle with a red circle&#10;&#10;AI-generated content may be incorrect."/>
                     <pic:cNvPicPr/>
                   </pic:nvPicPr>
                   <pic:blipFill>
-                    <a:blip r:embed="rId16"/>
+                    <a:blip r:embed="rId18"/>
                     <a:stretch>
                       <a:fillRect/>
                     </a:stretch>
@@ -6450,7 +3430,7 @@
                   <pic:spPr>
                     <a:xfrm>
                       <a:off x="0" y="0"/>
-                      <a:ext cx="6552005" cy="4559303"/>
+                      <a:ext cx="1568786" cy="1427772"/>
                     </a:xfrm>
                     <a:prstGeom prst="rect">
                       <a:avLst/>
@@ -6466,6 +3446,9 @@
     <w:p>
       <w:pPr>
         <w:pStyle w:val="Caption"/>
+        <w:rPr>
+          <w:lang w:eastAsia="en-GB"/>
+        </w:rPr>
       </w:pPr>
       <w:r>
         <w:t xml:space="preserve">Figure </w:t>
@@ -6489,748 +3472,20 @@
         <w:fldChar w:fldCharType="end"/>
       </w:r>
       <w:r>
-        <w:t>: Symbol Rotation Attribute Example</w:t>
-      </w:r>
-    </w:p>
-    <w:p>
-      <w:pPr>
-        <w:spacing w:before="0"/>
-        <w:rPr>
-          <w:rFonts w:ascii="Arial Narrow" w:eastAsia="Arial Narrow" w:hAnsi="Arial Narrow" w:cs="Arial Narrow"/>
-          <w:sz w:val="16"/>
-          <w:szCs w:val="16"/>
-          <w:lang w:val="en-US" w:eastAsia="ja-JP"/>
-        </w:rPr>
-      </w:pPr>
-    </w:p>
-    <w:p>
-      <w:pPr>
-        <w:pStyle w:val="Heading1"/>
-      </w:pPr>
-      <w:bookmarkStart w:id="38" w:name="_Toc211258278"/>
-      <w:r>
-        <w:t>ANNEX E: Signal conveying Line Types</w:t>
-      </w:r>
-      <w:bookmarkEnd w:id="38"/>
-    </w:p>
-    <w:p>
-      <w:r>
-        <w:lastRenderedPageBreak/>
-        <w:t xml:space="preserve">Refer to </w:t>
-      </w:r>
-      <w:r>
-        <w:t>DISC</w:t>
-      </w:r>
-      <w:r>
-        <w:t xml:space="preserve"> DEXPI Symbol legend file Ref: </w:t>
-      </w:r>
-      <w:r>
-        <w:rPr>
-          <w:lang w:val="nb-NO"/>
-        </w:rPr>
-        <w:fldChar w:fldCharType="begin"/>
-      </w:r>
-      <w:r>
-        <w:instrText xml:space="preserve"> REF R7 \h </w:instrText>
-      </w:r>
-      <w:r>
-        <w:rPr>
-          <w:lang w:val="nb-NO"/>
-        </w:rPr>
-      </w:r>
-      <w:r>
-        <w:rPr>
-          <w:lang w:val="nb-NO"/>
-        </w:rPr>
-        <w:fldChar w:fldCharType="separate"/>
-      </w:r>
-      <w:r>
-        <w:rPr>
-          <w:b/>
-          <w:bCs/>
-        </w:rPr>
-        <w:t>Error! Reference source not found.</w:t>
-      </w:r>
-      <w:r>
-        <w:rPr>
-          <w:lang w:val="nb-NO"/>
-        </w:rPr>
-        <w:fldChar w:fldCharType="end"/>
-      </w:r>
-    </w:p>
-    <w:p>
-      <w:pPr>
-        <w:spacing w:before="0"/>
-      </w:pPr>
-      <w:r>
-        <w:br w:type="page"/>
-      </w:r>
-    </w:p>
-    <w:p>
-      <w:pPr>
-        <w:pStyle w:val="Heading1"/>
-      </w:pPr>
-      <w:bookmarkStart w:id="39" w:name="_Ref96344346"/>
-      <w:bookmarkStart w:id="40" w:name="_Toc211258279"/>
-      <w:r>
-        <w:lastRenderedPageBreak/>
-        <w:t>ANNEX F: Valve Label Details</w:t>
-      </w:r>
-      <w:bookmarkEnd w:id="39"/>
-      <w:bookmarkEnd w:id="40"/>
-      <w:r>
-        <w:t xml:space="preserve"> </w:t>
-      </w:r>
-    </w:p>
-    <w:p>
-      <w:pPr>
-        <w:spacing w:before="0"/>
-      </w:pPr>
-    </w:p>
-    <w:p>
-      <w:pPr>
-        <w:spacing w:before="0"/>
-      </w:pPr>
-      <w:r>
-        <w:t xml:space="preserve">The attributes available within valve labels </w:t>
-      </w:r>
-      <w:r>
-        <w:t xml:space="preserve">shall be </w:t>
-      </w:r>
-      <w:r>
-        <w:t>determined based on whether the valve symbol is used to show a manual valve or an on/off</w:t>
-      </w:r>
-      <w:r>
-        <w:t xml:space="preserve"> actuated</w:t>
-      </w:r>
-      <w:r>
-        <w:t xml:space="preserve"> </w:t>
-      </w:r>
-      <w:r>
-        <w:t>or</w:t>
-      </w:r>
-      <w:r>
-        <w:t xml:space="preserve"> </w:t>
-      </w:r>
-      <w:r>
-        <w:t>controlled valve</w:t>
-      </w:r>
-      <w:r>
-        <w:t>.</w:t>
-      </w:r>
-      <w:r>
-        <w:t xml:space="preserve"> Attribute details for the valve label is defined in </w:t>
-      </w:r>
-      <w:r>
-        <w:t>the symbol legend details</w:t>
-      </w:r>
-      <w:r>
-        <w:t xml:space="preserve"> (</w:t>
-      </w:r>
-      <w:r>
-        <w:rPr>
-          <w:szCs w:val="22"/>
-        </w:rPr>
-        <w:t xml:space="preserve">Ref: </w:t>
-      </w:r>
-      <w:r>
-        <w:rPr>
-          <w:szCs w:val="22"/>
-        </w:rPr>
-        <w:fldChar w:fldCharType="begin"/>
-      </w:r>
-      <w:r>
-        <w:rPr>
-          <w:szCs w:val="22"/>
-        </w:rPr>
-        <w:instrText xml:space="preserve"> REF R7 \h </w:instrText>
-      </w:r>
-      <w:r>
-        <w:rPr>
-          <w:szCs w:val="22"/>
-        </w:rPr>
-      </w:r>
-      <w:r>
-        <w:rPr>
-          <w:szCs w:val="22"/>
-        </w:rPr>
-        <w:fldChar w:fldCharType="separate"/>
-      </w:r>
-      <w:r>
-        <w:rPr>
-          <w:b/>
-          <w:bCs/>
-          <w:szCs w:val="22"/>
-        </w:rPr>
-        <w:t>Error! Reference source not found.</w:t>
-      </w:r>
-      <w:r>
-        <w:rPr>
-          <w:szCs w:val="22"/>
-        </w:rPr>
-        <w:fldChar w:fldCharType="end"/>
-      </w:r>
-      <w:r>
-        <w:rPr>
-          <w:szCs w:val="22"/>
-        </w:rPr>
-        <w:t>)</w:t>
-      </w:r>
-      <w:r>
-        <w:t xml:space="preserve"> using the attribute </w:t>
-      </w:r>
-      <w:r>
-        <w:t>format</w:t>
-      </w:r>
-      <w:r>
-        <w:t>s</w:t>
-      </w:r>
-      <w:r>
-        <w:t xml:space="preserve"> below.</w:t>
-      </w:r>
-    </w:p>
-    <w:p>
-      <w:pPr>
-        <w:spacing w:before="0"/>
-      </w:pPr>
-    </w:p>
-    <w:p>
-      <w:pPr>
-        <w:pStyle w:val="ListParagraph"/>
-        <w:numPr>
-          <w:ilvl w:val="0"/>
-          <w:numId w:val="29"/>
-        </w:numPr>
-        <w:spacing w:before="0"/>
-      </w:pPr>
-      <w:r>
-        <w:t xml:space="preserve">Manual Valves </w:t>
-      </w:r>
-    </w:p>
-    <w:p>
-      <w:pPr>
-        <w:spacing w:before="0"/>
-        <w:ind w:left="357" w:firstLine="357"/>
-      </w:pPr>
-      <w:r>
-        <w:t>A space character shall be used between the trim</w:t>
-      </w:r>
-      <w:r>
-        <w:t xml:space="preserve"> and</w:t>
-      </w:r>
-      <w:r>
-        <w:t xml:space="preserve"> lock</w:t>
-      </w:r>
-      <w:r>
-        <w:t xml:space="preserve"> mechanism</w:t>
-      </w:r>
-      <w:r>
-        <w:t xml:space="preserve"> attributes as shown.</w:t>
-      </w:r>
-    </w:p>
-    <w:p>
-      <w:pPr>
-        <w:spacing w:before="0"/>
-        <w:ind w:left="720"/>
-        <w:rPr>
-          <w:sz w:val="20"/>
-          <w:szCs w:val="18"/>
-        </w:rPr>
-      </w:pPr>
-      <w:r>
-        <w:rPr>
-          <w:b/>
-          <w:bCs/>
-          <w:szCs w:val="22"/>
-        </w:rPr>
-        <w:t>&lt;</w:t>
+        <w:t xml:space="preserve">: Variant 1 </w:t>
       </w:r>
       <w:proofErr w:type="spellStart"/>
       <w:r>
-        <w:rPr>
-          <w:b/>
-          <w:bCs/>
-          <w:szCs w:val="22"/>
-        </w:rPr>
-        <w:t>ObjectDisplayName</w:t>
+        <w:t>ValvePosition</w:t>
       </w:r>
       <w:proofErr w:type="spellEnd"/>
       <w:r>
-        <w:rPr>
-          <w:b/>
-          <w:bCs/>
-          <w:szCs w:val="22"/>
-        </w:rPr>
-        <w:t>&gt;</w:t>
-      </w:r>
-    </w:p>
-    <w:p>
-      <w:pPr>
-        <w:spacing w:before="0"/>
-        <w:ind w:left="720"/>
-        <w:rPr>
-          <w:sz w:val="20"/>
-          <w:szCs w:val="18"/>
-        </w:rPr>
-      </w:pPr>
-      <w:r>
-        <w:rPr>
-          <w:b/>
-          <w:bCs/>
-          <w:szCs w:val="22"/>
-        </w:rPr>
-        <w:t>&lt;</w:t>
-      </w:r>
-      <w:proofErr w:type="spellStart"/>
-      <w:r>
-        <w:rPr>
-          <w:b/>
-          <w:bCs/>
-          <w:szCs w:val="22"/>
-        </w:rPr>
-        <w:t>NominalDiameter</w:t>
-      </w:r>
-      <w:proofErr w:type="spellEnd"/>
-      <w:r>
-        <w:rPr>
-          <w:b/>
-          <w:bCs/>
-          <w:szCs w:val="22"/>
-        </w:rPr>
-        <w:t>&gt;&lt;VDS&gt;</w:t>
-      </w:r>
-    </w:p>
-    <w:p>
-      <w:pPr>
-        <w:spacing w:before="0"/>
-        <w:ind w:left="711"/>
-        <w:rPr>
-          <w:b/>
-          <w:bCs/>
-          <w:szCs w:val="22"/>
-        </w:rPr>
-      </w:pPr>
-      <w:r>
-        <w:rPr>
-          <w:b/>
-          <w:bCs/>
-          <w:szCs w:val="22"/>
-        </w:rPr>
-        <w:t>&lt;</w:t>
-      </w:r>
-      <w:proofErr w:type="spellStart"/>
-      <w:r>
-        <w:rPr>
-          <w:b/>
-          <w:bCs/>
-          <w:szCs w:val="22"/>
-        </w:rPr>
-        <w:t>TrimType</w:t>
-      </w:r>
-      <w:proofErr w:type="spellEnd"/>
-      <w:r>
-        <w:rPr>
-          <w:b/>
-          <w:bCs/>
-          <w:szCs w:val="22"/>
-        </w:rPr>
-        <w:t>&gt; &lt;</w:t>
-      </w:r>
-      <w:proofErr w:type="spellStart"/>
-      <w:r>
-        <w:rPr>
-          <w:b/>
-          <w:bCs/>
-          <w:szCs w:val="22"/>
-        </w:rPr>
-        <w:t>LockMechanism</w:t>
-      </w:r>
-      <w:proofErr w:type="spellEnd"/>
-      <w:r>
-        <w:rPr>
-          <w:b/>
-          <w:bCs/>
-          <w:szCs w:val="22"/>
-        </w:rPr>
-        <w:t xml:space="preserve">&gt; </w:t>
-      </w:r>
-    </w:p>
-    <w:p>
-      <w:pPr>
-        <w:spacing w:before="0"/>
-        <w:ind w:left="711"/>
-        <w:rPr>
-          <w:b/>
-          <w:bCs/>
-          <w:szCs w:val="22"/>
-        </w:rPr>
-      </w:pPr>
-    </w:p>
-    <w:p>
-      <w:pPr>
-        <w:pStyle w:val="ListParagraph"/>
-        <w:numPr>
-          <w:ilvl w:val="0"/>
-          <w:numId w:val="29"/>
-        </w:numPr>
-        <w:spacing w:before="0"/>
-      </w:pPr>
-      <w:r>
-        <w:t xml:space="preserve">On/Off </w:t>
-      </w:r>
-      <w:r>
-        <w:t xml:space="preserve">Actuated </w:t>
-      </w:r>
-      <w:r>
-        <w:t xml:space="preserve">or Controlled Valves </w:t>
-      </w:r>
-    </w:p>
-    <w:p>
-      <w:pPr>
-        <w:spacing w:before="0"/>
-        <w:ind w:left="357" w:firstLine="357"/>
-      </w:pPr>
-      <w:r>
-        <w:t>A space character shall be used between the trim</w:t>
-      </w:r>
-      <w:r>
-        <w:t xml:space="preserve"> and</w:t>
-      </w:r>
-      <w:r>
-        <w:t xml:space="preserve"> lock</w:t>
-      </w:r>
-      <w:r>
-        <w:t xml:space="preserve"> mechanism</w:t>
-      </w:r>
-      <w:r>
-        <w:t xml:space="preserve"> attributes as shown.</w:t>
-      </w:r>
-    </w:p>
-    <w:p>
-      <w:pPr>
-        <w:spacing w:before="0"/>
-        <w:ind w:left="720"/>
-        <w:rPr>
-          <w:sz w:val="20"/>
-          <w:szCs w:val="18"/>
-        </w:rPr>
-      </w:pPr>
-      <w:r>
-        <w:rPr>
-          <w:b/>
-          <w:bCs/>
-          <w:szCs w:val="22"/>
-        </w:rPr>
-        <w:t>&lt;</w:t>
-      </w:r>
-      <w:proofErr w:type="spellStart"/>
-      <w:r>
-        <w:rPr>
-          <w:b/>
-          <w:bCs/>
-          <w:szCs w:val="22"/>
-        </w:rPr>
-        <w:t>NominalDiameter</w:t>
-      </w:r>
-      <w:proofErr w:type="spellEnd"/>
-      <w:r>
-        <w:rPr>
-          <w:b/>
-          <w:bCs/>
-          <w:szCs w:val="22"/>
-        </w:rPr>
-        <w:t>&gt;&lt;VDS&gt;</w:t>
-      </w:r>
-    </w:p>
-    <w:p>
-      <w:pPr>
-        <w:spacing w:before="0"/>
-        <w:ind w:left="711"/>
-        <w:rPr>
-          <w:b/>
-          <w:bCs/>
-          <w:szCs w:val="22"/>
-        </w:rPr>
-      </w:pPr>
-      <w:r>
-        <w:rPr>
-          <w:b/>
-          <w:bCs/>
-          <w:szCs w:val="22"/>
-        </w:rPr>
-        <w:t>&lt;</w:t>
-      </w:r>
-      <w:proofErr w:type="spellStart"/>
-      <w:r>
-        <w:rPr>
-          <w:b/>
-          <w:bCs/>
-          <w:szCs w:val="22"/>
-        </w:rPr>
-        <w:t>TrimType</w:t>
-      </w:r>
-      <w:proofErr w:type="spellEnd"/>
-      <w:r>
-        <w:rPr>
-          <w:b/>
-          <w:bCs/>
-          <w:szCs w:val="22"/>
-        </w:rPr>
-        <w:t>&gt; &lt;</w:t>
-      </w:r>
-      <w:proofErr w:type="spellStart"/>
-      <w:r>
-        <w:rPr>
-          <w:b/>
-          <w:bCs/>
-          <w:szCs w:val="22"/>
-        </w:rPr>
-        <w:t>LockMechanism</w:t>
-      </w:r>
-      <w:proofErr w:type="spellEnd"/>
-      <w:r>
-        <w:rPr>
-          <w:b/>
-          <w:bCs/>
-          <w:szCs w:val="22"/>
-        </w:rPr>
-        <w:t xml:space="preserve">&gt; </w:t>
-      </w:r>
-    </w:p>
-    <w:p>
-      <w:r>
-        <w:t>Additional Notes:</w:t>
-      </w:r>
-    </w:p>
-    <w:p>
-      <w:pPr>
-        <w:pStyle w:val="ListParagraph"/>
-        <w:numPr>
-          <w:ilvl w:val="0"/>
-          <w:numId w:val="28"/>
-        </w:numPr>
-        <w:rPr>
-          <w:szCs w:val="22"/>
-        </w:rPr>
-      </w:pPr>
-      <w:r>
-        <w:rPr>
-          <w:szCs w:val="22"/>
-        </w:rPr>
-        <w:t xml:space="preserve">Valve Normal Position is no longer required to be shown in the label. Normal Position will be </w:t>
-      </w:r>
-      <w:r>
-        <w:rPr>
-          <w:szCs w:val="22"/>
-        </w:rPr>
-        <w:t xml:space="preserve">indicated by the symbol used e.g. black </w:t>
-      </w:r>
-      <w:r>
-        <w:rPr>
-          <w:szCs w:val="22"/>
-        </w:rPr>
-        <w:sym w:font="Wingdings" w:char="F0F3"/>
-      </w:r>
-      <w:r>
-        <w:rPr>
-          <w:szCs w:val="22"/>
-        </w:rPr>
-        <w:t xml:space="preserve"> closed , white </w:t>
-      </w:r>
-      <w:r>
-        <w:rPr>
-          <w:szCs w:val="22"/>
-        </w:rPr>
-        <w:sym w:font="Wingdings" w:char="F0F3"/>
-      </w:r>
-      <w:r>
-        <w:rPr>
-          <w:szCs w:val="22"/>
-        </w:rPr>
-        <w:t xml:space="preserve"> open</w:t>
-      </w:r>
-    </w:p>
-    <w:p>
-      <w:pPr>
-        <w:pStyle w:val="ListParagraph"/>
-        <w:numPr>
-          <w:ilvl w:val="0"/>
-          <w:numId w:val="28"/>
-        </w:numPr>
-        <w:rPr>
-          <w:szCs w:val="22"/>
-        </w:rPr>
-      </w:pPr>
-      <w:r>
-        <w:rPr>
-          <w:szCs w:val="22"/>
-        </w:rPr>
-        <w:t xml:space="preserve">Failure action is required to be shown </w:t>
-      </w:r>
-      <w:r>
-        <w:rPr>
-          <w:szCs w:val="22"/>
-        </w:rPr>
-        <w:t xml:space="preserve">in the label for the actuator if available Ref: </w:t>
-      </w:r>
-      <w:r>
-        <w:rPr>
-          <w:szCs w:val="22"/>
-        </w:rPr>
-        <w:fldChar w:fldCharType="begin"/>
-      </w:r>
-      <w:r>
-        <w:rPr>
-          <w:szCs w:val="22"/>
-        </w:rPr>
-        <w:instrText xml:space="preserve"> REF R7 \h </w:instrText>
-      </w:r>
-      <w:r>
-        <w:rPr>
-          <w:szCs w:val="22"/>
-        </w:rPr>
-      </w:r>
-      <w:r>
-        <w:rPr>
-          <w:szCs w:val="22"/>
-        </w:rPr>
-        <w:fldChar w:fldCharType="separate"/>
-      </w:r>
-      <w:r>
-        <w:rPr>
-          <w:b/>
-          <w:bCs/>
-          <w:szCs w:val="22"/>
-        </w:rPr>
-        <w:t>Error! Reference source not found.</w:t>
-      </w:r>
-      <w:r>
-        <w:rPr>
-          <w:szCs w:val="22"/>
-        </w:rPr>
-        <w:fldChar w:fldCharType="end"/>
-      </w:r>
-    </w:p>
-    <w:p>
-      <w:pPr>
-        <w:pStyle w:val="ListParagraph"/>
-        <w:numPr>
-          <w:ilvl w:val="0"/>
-          <w:numId w:val="28"/>
-        </w:numPr>
-        <w:rPr>
-          <w:szCs w:val="22"/>
-        </w:rPr>
-      </w:pPr>
-      <w:r>
-        <w:rPr>
-          <w:lang w:val="en-US"/>
-        </w:rPr>
-        <w:t>“</w:t>
-      </w:r>
-      <w:r>
-        <w:t>Barrier information is not required in the label as this will be shown as part of the graphic</w:t>
-      </w:r>
-      <w:r>
-        <w:rPr>
-          <w:lang w:val="en-US"/>
-        </w:rPr>
-        <w:t xml:space="preserve">” referring to DIB valves (examples below) and “Barrier information” the DP and SR notations. The following DIB valves will be added to the </w:t>
-      </w:r>
-      <w:r>
-        <w:rPr>
-          <w:lang w:val="en-US"/>
-        </w:rPr>
-        <w:t>DISC</w:t>
-      </w:r>
-      <w:r>
-        <w:rPr>
-          <w:lang w:val="en-US"/>
-        </w:rPr>
-        <w:t xml:space="preserve"> DEXPI symbol legend soon.</w:t>
-      </w:r>
-    </w:p>
-    <w:p>
-      <w:pPr>
-        <w:keepNext/>
-        <w:ind w:left="714"/>
-      </w:pPr>
-      <w:r>
-        <w:rPr>
-          <w:b/>
-          <w:bCs/>
-          <w:noProof/>
-        </w:rPr>
-        <w:drawing>
-          <wp:inline distT="0" distB="0" distL="0" distR="0" wp14:anchorId="77D04C8F" wp14:editId="10CB3DF7">
-            <wp:extent cx="2169994" cy="1656048"/>
-            <wp:effectExtent l="0" t="0" r="1905" b="1905"/>
-            <wp:docPr id="54" name="Picture 54" descr="Table&#10;&#10;Description automatically generated"/>
-            <wp:cNvGraphicFramePr>
-              <a:graphicFrameLocks xmlns:a="http://schemas.openxmlformats.org/drawingml/2006/main" noChangeAspect="1"/>
-            </wp:cNvGraphicFramePr>
-            <a:graphic xmlns:a="http://schemas.openxmlformats.org/drawingml/2006/main">
-              <a:graphicData uri="http://schemas.openxmlformats.org/drawingml/2006/picture">
-                <pic:pic xmlns:pic="http://schemas.openxmlformats.org/drawingml/2006/picture">
-                  <pic:nvPicPr>
-                    <pic:cNvPr id="54" name="Picture 54" descr="Table&#10;&#10;Description automatically generated"/>
-                    <pic:cNvPicPr/>
-                  </pic:nvPicPr>
-                  <pic:blipFill>
-                    <a:blip r:embed="rId17"/>
-                    <a:stretch>
-                      <a:fillRect/>
-                    </a:stretch>
-                  </pic:blipFill>
-                  <pic:spPr>
-                    <a:xfrm>
-                      <a:off x="0" y="0"/>
-                      <a:ext cx="2187323" cy="1669273"/>
-                    </a:xfrm>
-                    <a:prstGeom prst="rect">
-                      <a:avLst/>
-                    </a:prstGeom>
-                  </pic:spPr>
-                </pic:pic>
-              </a:graphicData>
-            </a:graphic>
-          </wp:inline>
-        </w:drawing>
-      </w:r>
-    </w:p>
-    <w:p>
-      <w:pPr>
-        <w:pStyle w:val="Caption"/>
-        <w:ind w:left="714"/>
-      </w:pPr>
-      <w:r>
-        <w:t xml:space="preserve">Figure </w:t>
-      </w:r>
-      <w:r>
-        <w:fldChar w:fldCharType="begin"/>
-      </w:r>
-      <w:r>
-        <w:instrText xml:space="preserve"> SEQ Figure \* ARABIC </w:instrText>
-      </w:r>
-      <w:r>
-        <w:fldChar w:fldCharType="separate"/>
-      </w:r>
-      <w:r>
-        <w:rPr>
-          <w:noProof/>
-        </w:rPr>
-        <w:t>3</w:t>
-      </w:r>
-      <w:r>
-        <w:fldChar w:fldCharType="end"/>
-      </w:r>
-      <w:r>
-        <w:t>: Valve Barrier variants</w:t>
+        <w:t xml:space="preserve"> = 'NC'</w:t>
       </w:r>
     </w:p>
     <w:sectPr>
-      <w:headerReference w:type="default" r:id="rId18"/>
-      <w:pgSz w:w="16839" w:h="11907" w:orient="landscape" w:code="9"/>
+      <w:headerReference w:type="default" r:id="rId19"/>
+      <w:pgSz w:w="11907" w:h="16839" w:code="9"/>
       <w:pgMar w:top="720" w:right="720" w:bottom="720" w:left="720" w:header="431" w:footer="794" w:gutter="0"/>
       <w:paperSrc w:first="15" w:other="15"/>
       <w:cols w:space="720"/>
@@ -9702,6 +5957,119 @@
     </w:lvl>
   </w:abstractNum>
   <w:abstractNum w:abstractNumId="19" w15:restartNumberingAfterBreak="0">
+    <w:nsid w:val="3EDE1DB6"/>
+    <w:multiLevelType w:val="hybridMultilevel"/>
+    <w:tmpl w:val="F0D4A206"/>
+    <w:lvl w:ilvl="0" w:tplc="08090001">
+      <w:start w:val="1"/>
+      <w:numFmt w:val="bullet"/>
+      <w:lvlText w:val=""/>
+      <w:lvlJc w:val="left"/>
+      <w:pPr>
+        <w:ind w:left="720" w:hanging="360"/>
+      </w:pPr>
+      <w:rPr>
+        <w:rFonts w:ascii="Symbol" w:hAnsi="Symbol" w:hint="default"/>
+      </w:rPr>
+    </w:lvl>
+    <w:lvl w:ilvl="1" w:tplc="08090003" w:tentative="1">
+      <w:start w:val="1"/>
+      <w:numFmt w:val="bullet"/>
+      <w:lvlText w:val="o"/>
+      <w:lvlJc w:val="left"/>
+      <w:pPr>
+        <w:ind w:left="1440" w:hanging="360"/>
+      </w:pPr>
+      <w:rPr>
+        <w:rFonts w:ascii="Courier New" w:hAnsi="Courier New" w:cs="Courier New" w:hint="default"/>
+      </w:rPr>
+    </w:lvl>
+    <w:lvl w:ilvl="2" w:tplc="08090005" w:tentative="1">
+      <w:start w:val="1"/>
+      <w:numFmt w:val="bullet"/>
+      <w:lvlText w:val=""/>
+      <w:lvlJc w:val="left"/>
+      <w:pPr>
+        <w:ind w:left="2160" w:hanging="360"/>
+      </w:pPr>
+      <w:rPr>
+        <w:rFonts w:ascii="Wingdings" w:hAnsi="Wingdings" w:hint="default"/>
+      </w:rPr>
+    </w:lvl>
+    <w:lvl w:ilvl="3" w:tplc="08090001" w:tentative="1">
+      <w:start w:val="1"/>
+      <w:numFmt w:val="bullet"/>
+      <w:lvlText w:val=""/>
+      <w:lvlJc w:val="left"/>
+      <w:pPr>
+        <w:ind w:left="2880" w:hanging="360"/>
+      </w:pPr>
+      <w:rPr>
+        <w:rFonts w:ascii="Symbol" w:hAnsi="Symbol" w:hint="default"/>
+      </w:rPr>
+    </w:lvl>
+    <w:lvl w:ilvl="4" w:tplc="08090003" w:tentative="1">
+      <w:start w:val="1"/>
+      <w:numFmt w:val="bullet"/>
+      <w:lvlText w:val="o"/>
+      <w:lvlJc w:val="left"/>
+      <w:pPr>
+        <w:ind w:left="3600" w:hanging="360"/>
+      </w:pPr>
+      <w:rPr>
+        <w:rFonts w:ascii="Courier New" w:hAnsi="Courier New" w:cs="Courier New" w:hint="default"/>
+      </w:rPr>
+    </w:lvl>
+    <w:lvl w:ilvl="5" w:tplc="08090005" w:tentative="1">
+      <w:start w:val="1"/>
+      <w:numFmt w:val="bullet"/>
+      <w:lvlText w:val=""/>
+      <w:lvlJc w:val="left"/>
+      <w:pPr>
+        <w:ind w:left="4320" w:hanging="360"/>
+      </w:pPr>
+      <w:rPr>
+        <w:rFonts w:ascii="Wingdings" w:hAnsi="Wingdings" w:hint="default"/>
+      </w:rPr>
+    </w:lvl>
+    <w:lvl w:ilvl="6" w:tplc="08090001" w:tentative="1">
+      <w:start w:val="1"/>
+      <w:numFmt w:val="bullet"/>
+      <w:lvlText w:val=""/>
+      <w:lvlJc w:val="left"/>
+      <w:pPr>
+        <w:ind w:left="5040" w:hanging="360"/>
+      </w:pPr>
+      <w:rPr>
+        <w:rFonts w:ascii="Symbol" w:hAnsi="Symbol" w:hint="default"/>
+      </w:rPr>
+    </w:lvl>
+    <w:lvl w:ilvl="7" w:tplc="08090003" w:tentative="1">
+      <w:start w:val="1"/>
+      <w:numFmt w:val="bullet"/>
+      <w:lvlText w:val="o"/>
+      <w:lvlJc w:val="left"/>
+      <w:pPr>
+        <w:ind w:left="5760" w:hanging="360"/>
+      </w:pPr>
+      <w:rPr>
+        <w:rFonts w:ascii="Courier New" w:hAnsi="Courier New" w:cs="Courier New" w:hint="default"/>
+      </w:rPr>
+    </w:lvl>
+    <w:lvl w:ilvl="8" w:tplc="08090005" w:tentative="1">
+      <w:start w:val="1"/>
+      <w:numFmt w:val="bullet"/>
+      <w:lvlText w:val=""/>
+      <w:lvlJc w:val="left"/>
+      <w:pPr>
+        <w:ind w:left="6480" w:hanging="360"/>
+      </w:pPr>
+      <w:rPr>
+        <w:rFonts w:ascii="Wingdings" w:hAnsi="Wingdings" w:hint="default"/>
+      </w:rPr>
+    </w:lvl>
+  </w:abstractNum>
+  <w:abstractNum w:abstractNumId="20" w15:restartNumberingAfterBreak="0">
     <w:nsid w:val="3F7355DF"/>
     <w:multiLevelType w:val="hybridMultilevel"/>
     <w:tmpl w:val="4734F988"/>
@@ -9814,7 +6182,7 @@
       </w:rPr>
     </w:lvl>
   </w:abstractNum>
-  <w:abstractNum w:abstractNumId="20" w15:restartNumberingAfterBreak="0">
+  <w:abstractNum w:abstractNumId="21" w15:restartNumberingAfterBreak="0">
     <w:nsid w:val="40BF2139"/>
     <w:multiLevelType w:val="hybridMultilevel"/>
     <w:tmpl w:val="6054CE6A"/>
@@ -9903,7 +6271,7 @@
       </w:pPr>
     </w:lvl>
   </w:abstractNum>
-  <w:abstractNum w:abstractNumId="21" w15:restartNumberingAfterBreak="0">
+  <w:abstractNum w:abstractNumId="22" w15:restartNumberingAfterBreak="0">
     <w:nsid w:val="42422B5C"/>
     <w:multiLevelType w:val="multilevel"/>
     <w:tmpl w:val="BBCE5268"/>
@@ -10062,7 +6430,7 @@
       </w:rPr>
     </w:lvl>
   </w:abstractNum>
-  <w:abstractNum w:abstractNumId="22" w15:restartNumberingAfterBreak="0">
+  <w:abstractNum w:abstractNumId="23" w15:restartNumberingAfterBreak="0">
     <w:nsid w:val="48095527"/>
     <w:multiLevelType w:val="multilevel"/>
     <w:tmpl w:val="4C1E9172"/>
@@ -10209,7 +6577,7 @@
       </w:rPr>
     </w:lvl>
   </w:abstractNum>
-  <w:abstractNum w:abstractNumId="23" w15:restartNumberingAfterBreak="0">
+  <w:abstractNum w:abstractNumId="24" w15:restartNumberingAfterBreak="0">
     <w:nsid w:val="4A770185"/>
     <w:multiLevelType w:val="hybridMultilevel"/>
     <w:tmpl w:val="F49A44B4"/>
@@ -10295,7 +6663,7 @@
       </w:pPr>
     </w:lvl>
   </w:abstractNum>
-  <w:abstractNum w:abstractNumId="24" w15:restartNumberingAfterBreak="0">
+  <w:abstractNum w:abstractNumId="25" w15:restartNumberingAfterBreak="0">
     <w:nsid w:val="4A8A4787"/>
     <w:multiLevelType w:val="hybridMultilevel"/>
     <w:tmpl w:val="78000DCC"/>
@@ -10408,7 +6776,7 @@
       </w:rPr>
     </w:lvl>
   </w:abstractNum>
-  <w:abstractNum w:abstractNumId="25" w15:restartNumberingAfterBreak="0">
+  <w:abstractNum w:abstractNumId="26" w15:restartNumberingAfterBreak="0">
     <w:nsid w:val="57B74FC1"/>
     <w:multiLevelType w:val="hybridMultilevel"/>
     <w:tmpl w:val="06CAB288"/>
@@ -10500,7 +6868,7 @@
       </w:pPr>
     </w:lvl>
   </w:abstractNum>
-  <w:abstractNum w:abstractNumId="26" w15:restartNumberingAfterBreak="0">
+  <w:abstractNum w:abstractNumId="27" w15:restartNumberingAfterBreak="0">
     <w:nsid w:val="58D938D3"/>
     <w:multiLevelType w:val="hybridMultilevel"/>
     <w:tmpl w:val="6BFAE50C"/>
@@ -10613,7 +6981,7 @@
       </w:rPr>
     </w:lvl>
   </w:abstractNum>
-  <w:abstractNum w:abstractNumId="27" w15:restartNumberingAfterBreak="0">
+  <w:abstractNum w:abstractNumId="28" w15:restartNumberingAfterBreak="0">
     <w:nsid w:val="5D2E6DE1"/>
     <w:multiLevelType w:val="hybridMultilevel"/>
     <w:tmpl w:val="55F06D3E"/>
@@ -10726,7 +7094,7 @@
       </w:rPr>
     </w:lvl>
   </w:abstractNum>
-  <w:abstractNum w:abstractNumId="28" w15:restartNumberingAfterBreak="0">
+  <w:abstractNum w:abstractNumId="29" w15:restartNumberingAfterBreak="0">
     <w:nsid w:val="5F5A559C"/>
     <w:multiLevelType w:val="hybridMultilevel"/>
     <w:tmpl w:val="F970F330"/>
@@ -10839,7 +7207,7 @@
       </w:rPr>
     </w:lvl>
   </w:abstractNum>
-  <w:abstractNum w:abstractNumId="29" w15:restartNumberingAfterBreak="0">
+  <w:abstractNum w:abstractNumId="30" w15:restartNumberingAfterBreak="0">
     <w:nsid w:val="661B755C"/>
     <w:multiLevelType w:val="hybridMultilevel"/>
     <w:tmpl w:val="173E1612"/>
@@ -10952,7 +7320,7 @@
       </w:rPr>
     </w:lvl>
   </w:abstractNum>
-  <w:abstractNum w:abstractNumId="30" w15:restartNumberingAfterBreak="0">
+  <w:abstractNum w:abstractNumId="31" w15:restartNumberingAfterBreak="0">
     <w:nsid w:val="69F53201"/>
     <w:multiLevelType w:val="multilevel"/>
     <w:tmpl w:val="8F647CC0"/>
@@ -11099,7 +7467,7 @@
       </w:rPr>
     </w:lvl>
   </w:abstractNum>
-  <w:abstractNum w:abstractNumId="31" w15:restartNumberingAfterBreak="0">
+  <w:abstractNum w:abstractNumId="32" w15:restartNumberingAfterBreak="0">
     <w:nsid w:val="6DB22422"/>
     <w:multiLevelType w:val="multilevel"/>
     <w:tmpl w:val="0C09001D"/>
@@ -11231,7 +7599,7 @@
       </w:pPr>
     </w:lvl>
   </w:abstractNum>
-  <w:abstractNum w:abstractNumId="32" w15:restartNumberingAfterBreak="0">
+  <w:abstractNum w:abstractNumId="33" w15:restartNumberingAfterBreak="0">
     <w:nsid w:val="70BE0560"/>
     <w:multiLevelType w:val="hybridMultilevel"/>
     <w:tmpl w:val="A7ACF86C"/>
@@ -11344,7 +7712,7 @@
       </w:rPr>
     </w:lvl>
   </w:abstractNum>
-  <w:abstractNum w:abstractNumId="33" w15:restartNumberingAfterBreak="0">
+  <w:abstractNum w:abstractNumId="34" w15:restartNumberingAfterBreak="0">
     <w:nsid w:val="7153457E"/>
     <w:multiLevelType w:val="hybridMultilevel"/>
     <w:tmpl w:val="4A0C0196"/>
@@ -11457,7 +7825,7 @@
       </w:rPr>
     </w:lvl>
   </w:abstractNum>
-  <w:abstractNum w:abstractNumId="34" w15:restartNumberingAfterBreak="0">
+  <w:abstractNum w:abstractNumId="35" w15:restartNumberingAfterBreak="0">
     <w:nsid w:val="75E05BAA"/>
     <w:multiLevelType w:val="multilevel"/>
     <w:tmpl w:val="AD9498A8"/>
@@ -11570,7 +7938,7 @@
       </w:rPr>
     </w:lvl>
   </w:abstractNum>
-  <w:abstractNum w:abstractNumId="35" w15:restartNumberingAfterBreak="0">
+  <w:abstractNum w:abstractNumId="36" w15:restartNumberingAfterBreak="0">
     <w:nsid w:val="7C6B5D90"/>
     <w:multiLevelType w:val="hybridMultilevel"/>
     <w:tmpl w:val="50BC993C"/>
@@ -11682,7 +8050,7 @@
       </w:rPr>
     </w:lvl>
   </w:abstractNum>
-  <w:abstractNum w:abstractNumId="36" w15:restartNumberingAfterBreak="0">
+  <w:abstractNum w:abstractNumId="37" w15:restartNumberingAfterBreak="0">
     <w:nsid w:val="7C75645F"/>
     <w:multiLevelType w:val="hybridMultilevel"/>
     <w:tmpl w:val="AD229094"/>
@@ -11799,7 +8167,7 @@
     <w:abstractNumId w:val="17"/>
   </w:num>
   <w:num w:numId="2" w16cid:durableId="1162695404">
-    <w:abstractNumId w:val="34"/>
+    <w:abstractNumId w:val="35"/>
   </w:num>
   <w:num w:numId="3" w16cid:durableId="1637640356">
     <w:abstractNumId w:val="13"/>
@@ -11808,16 +8176,16 @@
     <w:abstractNumId w:val="3"/>
   </w:num>
   <w:num w:numId="5" w16cid:durableId="1919753013">
+    <w:abstractNumId w:val="23"/>
+  </w:num>
+  <w:num w:numId="6" w16cid:durableId="1022515482">
+    <w:abstractNumId w:val="32"/>
+  </w:num>
+  <w:num w:numId="7" w16cid:durableId="1340544095">
     <w:abstractNumId w:val="22"/>
   </w:num>
-  <w:num w:numId="6" w16cid:durableId="1022515482">
+  <w:num w:numId="8" w16cid:durableId="1501627342">
     <w:abstractNumId w:val="31"/>
-  </w:num>
-  <w:num w:numId="7" w16cid:durableId="1340544095">
-    <w:abstractNumId w:val="21"/>
-  </w:num>
-  <w:num w:numId="8" w16cid:durableId="1501627342">
-    <w:abstractNumId w:val="30"/>
   </w:num>
   <w:num w:numId="9" w16cid:durableId="151458852">
     <w:abstractNumId w:val="0"/>
@@ -11826,10 +8194,10 @@
     <w:abstractNumId w:val="14"/>
   </w:num>
   <w:num w:numId="11" w16cid:durableId="1115754945">
-    <w:abstractNumId w:val="32"/>
+    <w:abstractNumId w:val="33"/>
   </w:num>
   <w:num w:numId="12" w16cid:durableId="1389181514">
-    <w:abstractNumId w:val="23"/>
+    <w:abstractNumId w:val="24"/>
   </w:num>
   <w:num w:numId="13" w16cid:durableId="468135661">
     <w:abstractNumId w:val="16"/>
@@ -11838,7 +8206,7 @@
     <w:abstractNumId w:val="11"/>
   </w:num>
   <w:num w:numId="15" w16cid:durableId="412824316">
-    <w:abstractNumId w:val="35"/>
+    <w:abstractNumId w:val="36"/>
   </w:num>
   <w:num w:numId="16" w16cid:durableId="1879931873">
     <w:abstractNumId w:val="18"/>
@@ -11985,22 +8353,22 @@
     <w:abstractNumId w:val="4"/>
   </w:num>
   <w:num w:numId="21" w16cid:durableId="1738822121">
-    <w:abstractNumId w:val="24"/>
+    <w:abstractNumId w:val="25"/>
   </w:num>
   <w:num w:numId="22" w16cid:durableId="1854294243">
-    <w:abstractNumId w:val="33"/>
+    <w:abstractNumId w:val="34"/>
   </w:num>
   <w:num w:numId="23" w16cid:durableId="2108190927">
     <w:abstractNumId w:val="6"/>
   </w:num>
   <w:num w:numId="24" w16cid:durableId="741678429">
-    <w:abstractNumId w:val="36"/>
+    <w:abstractNumId w:val="37"/>
   </w:num>
   <w:num w:numId="25" w16cid:durableId="1901742257">
-    <w:abstractNumId w:val="27"/>
+    <w:abstractNumId w:val="28"/>
   </w:num>
   <w:num w:numId="26" w16cid:durableId="1760834814">
-    <w:abstractNumId w:val="19"/>
+    <w:abstractNumId w:val="20"/>
   </w:num>
   <w:num w:numId="27" w16cid:durableId="534661621">
     <w:abstractNumId w:val="9"/>
@@ -12009,19 +8377,19 @@
     <w:abstractNumId w:val="15"/>
   </w:num>
   <w:num w:numId="29" w16cid:durableId="863712828">
+    <w:abstractNumId w:val="30"/>
+  </w:num>
+  <w:num w:numId="30" w16cid:durableId="1071318128">
     <w:abstractNumId w:val="29"/>
   </w:num>
-  <w:num w:numId="30" w16cid:durableId="1071318128">
-    <w:abstractNumId w:val="28"/>
-  </w:num>
   <w:num w:numId="31" w16cid:durableId="574509166">
-    <w:abstractNumId w:val="26"/>
+    <w:abstractNumId w:val="27"/>
   </w:num>
   <w:num w:numId="32" w16cid:durableId="1628704608">
     <w:abstractNumId w:val="10"/>
   </w:num>
   <w:num w:numId="33" w16cid:durableId="1453130155">
-    <w:abstractNumId w:val="20"/>
+    <w:abstractNumId w:val="21"/>
   </w:num>
   <w:num w:numId="34" w16cid:durableId="1133525849">
     <w:abstractNumId w:val="8"/>
@@ -12030,10 +8398,13 @@
     <w:abstractNumId w:val="5"/>
   </w:num>
   <w:num w:numId="36" w16cid:durableId="1829400856">
-    <w:abstractNumId w:val="25"/>
+    <w:abstractNumId w:val="26"/>
   </w:num>
   <w:num w:numId="37" w16cid:durableId="1237059367">
     <w:abstractNumId w:val="1"/>
+  </w:num>
+  <w:num w:numId="38" w16cid:durableId="1990594111">
+    <w:abstractNumId w:val="19"/>
   </w:num>
   <w:numIdMacAtCleanup w:val="30"/>
 </w:numbering>
@@ -12664,6 +9035,7 @@
   <w:style w:type="character" w:default="1" w:styleId="DefaultParagraphFont">
     <w:name w:val="Default Paragraph Font"/>
     <w:uiPriority w:val="1"/>
+    <w:semiHidden/>
     <w:unhideWhenUsed/>
   </w:style>
   <w:style w:type="table" w:default="1" w:styleId="TableNormal">
